--- a/docs/Group1_Method_and_Results.docx
+++ b/docs/Group1_Method_and_Results.docx
@@ -62,7 +62,7 @@
           <w:sz w:val="16"/>
           <w:szCs w:val="16"/>
         </w:rPr>
-        <w:t>Single merged document per supervisor instruction. Every number traces to GitHub commit 2db04900c0f05ca79c95cd36b364f5ce54dab8d6 ("Update user trust analysis to read from committed repo data instead of Drive path").</w:t>
+        <w:t>Single merged document per supervisor instruction. Every number traces to GitHub commit be122e090926c66391345982446e516ad0849deb ("Update user trust analysis to read from committed repo data instead of Drive path").</w:t>
       </w:r>
     </w:p>
     <w:p>
@@ -73,7 +73,7 @@
       </w:pPr>
       <w:r>
         <w:rPr>
-          <w:rFonts w:eastAsia="Arial" w:cs="Arial" w:ascii="Arial" w:hAnsi="Arial"/>
+          <w:rFonts w:eastAsia="Arial" w:cs="Arial"/>
           <w:b/>
           <w:bCs/>
           <w:color w:val="2E4099"/>
@@ -92,7 +92,7 @@
       </w:pPr>
       <w:r>
         <w:rPr/>
-        <w:t>The table below is the literal printed output of the supervisor's own audit script, run against this repository's committed notebook (commit 2db04900c0f05ca79c95cd36b364f5ce54dab8d6). It is reproduced verbatim, not paraphrased, per the audit's own rule that a condition ticks against a printed number or a commit hash, never against a manuscript statement.</w:t>
+        <w:t>The table below is the literal printed output of the supervisor's own audit script, run against this repository's committed notebook (commit be122e090926c66391345982446e516ad0849deb). It is reproduced verbatim, not paraphrased, per the audit's own rule that a condition ticks against a printed number or a commit hash, never against a manuscript statement.</w:t>
       </w:r>
     </w:p>
     <w:p>
@@ -120,9 +120,9 @@
       </w:tblPr>
       <w:tblGrid>
         <w:gridCol w:w="1400"/>
-        <w:gridCol w:w="3399"/>
+        <w:gridCol w:w="3398"/>
         <w:gridCol w:w="1800"/>
-        <w:gridCol w:w="1561"/>
+        <w:gridCol w:w="1562"/>
         <w:gridCol w:w="1200"/>
       </w:tblGrid>
       <w:tr>
@@ -161,7 +161,7 @@
         </w:tc>
         <w:tc>
           <w:tcPr>
-            <w:tcW w:w="3399" w:type="dxa"/>
+            <w:tcW w:w="3398" w:type="dxa"/>
             <w:tcBorders>
               <w:top w:val="single" w:sz="2" w:space="0" w:color="2E4099"/>
               <w:start w:val="single" w:sz="2" w:space="0" w:color="2E4099"/>
@@ -221,7 +221,7 @@
         </w:tc>
         <w:tc>
           <w:tcPr>
-            <w:tcW w:w="1561" w:type="dxa"/>
+            <w:tcW w:w="1562" w:type="dxa"/>
             <w:tcBorders>
               <w:top w:val="single" w:sz="2" w:space="0" w:color="2E4099"/>
               <w:start w:val="single" w:sz="2" w:space="0" w:color="2E4099"/>
@@ -319,7 +319,7 @@
         </w:tc>
         <w:tc>
           <w:tcPr>
-            <w:tcW w:w="3399" w:type="dxa"/>
+            <w:tcW w:w="3398" w:type="dxa"/>
             <w:tcBorders>
               <w:top w:val="single" w:sz="2" w:space="0" w:color="CCCCCC"/>
               <w:start w:val="single" w:sz="2" w:space="0" w:color="CCCCCC"/>
@@ -389,7 +389,7 @@
         </w:tc>
         <w:tc>
           <w:tcPr>
-            <w:tcW w:w="1561" w:type="dxa"/>
+            <w:tcW w:w="1562" w:type="dxa"/>
             <w:tcBorders>
               <w:top w:val="single" w:sz="2" w:space="0" w:color="CCCCCC"/>
               <w:start w:val="single" w:sz="2" w:space="0" w:color="CCCCCC"/>
@@ -497,7 +497,7 @@
         </w:tc>
         <w:tc>
           <w:tcPr>
-            <w:tcW w:w="3399" w:type="dxa"/>
+            <w:tcW w:w="3398" w:type="dxa"/>
             <w:tcBorders>
               <w:top w:val="single" w:sz="2" w:space="0" w:color="CCCCCC"/>
               <w:start w:val="single" w:sz="2" w:space="0" w:color="CCCCCC"/>
@@ -567,7 +567,7 @@
         </w:tc>
         <w:tc>
           <w:tcPr>
-            <w:tcW w:w="1561" w:type="dxa"/>
+            <w:tcW w:w="1562" w:type="dxa"/>
             <w:tcBorders>
               <w:top w:val="single" w:sz="2" w:space="0" w:color="CCCCCC"/>
               <w:start w:val="single" w:sz="2" w:space="0" w:color="CCCCCC"/>
@@ -675,7 +675,7 @@
         </w:tc>
         <w:tc>
           <w:tcPr>
-            <w:tcW w:w="3399" w:type="dxa"/>
+            <w:tcW w:w="3398" w:type="dxa"/>
             <w:tcBorders>
               <w:top w:val="single" w:sz="2" w:space="0" w:color="CCCCCC"/>
               <w:start w:val="single" w:sz="2" w:space="0" w:color="CCCCCC"/>
@@ -745,7 +745,7 @@
         </w:tc>
         <w:tc>
           <w:tcPr>
-            <w:tcW w:w="1561" w:type="dxa"/>
+            <w:tcW w:w="1562" w:type="dxa"/>
             <w:tcBorders>
               <w:top w:val="single" w:sz="2" w:space="0" w:color="CCCCCC"/>
               <w:start w:val="single" w:sz="2" w:space="0" w:color="CCCCCC"/>
@@ -853,7 +853,7 @@
         </w:tc>
         <w:tc>
           <w:tcPr>
-            <w:tcW w:w="3399" w:type="dxa"/>
+            <w:tcW w:w="3398" w:type="dxa"/>
             <w:tcBorders>
               <w:top w:val="single" w:sz="2" w:space="0" w:color="CCCCCC"/>
               <w:start w:val="single" w:sz="2" w:space="0" w:color="CCCCCC"/>
@@ -923,7 +923,7 @@
         </w:tc>
         <w:tc>
           <w:tcPr>
-            <w:tcW w:w="1561" w:type="dxa"/>
+            <w:tcW w:w="1562" w:type="dxa"/>
             <w:tcBorders>
               <w:top w:val="single" w:sz="2" w:space="0" w:color="CCCCCC"/>
               <w:start w:val="single" w:sz="2" w:space="0" w:color="CCCCCC"/>
@@ -1031,7 +1031,7 @@
         </w:tc>
         <w:tc>
           <w:tcPr>
-            <w:tcW w:w="3399" w:type="dxa"/>
+            <w:tcW w:w="3398" w:type="dxa"/>
             <w:tcBorders>
               <w:top w:val="single" w:sz="2" w:space="0" w:color="CCCCCC"/>
               <w:start w:val="single" w:sz="2" w:space="0" w:color="CCCCCC"/>
@@ -1101,7 +1101,7 @@
         </w:tc>
         <w:tc>
           <w:tcPr>
-            <w:tcW w:w="1561" w:type="dxa"/>
+            <w:tcW w:w="1562" w:type="dxa"/>
             <w:tcBorders>
               <w:top w:val="single" w:sz="2" w:space="0" w:color="CCCCCC"/>
               <w:start w:val="single" w:sz="2" w:space="0" w:color="CCCCCC"/>
@@ -1209,7 +1209,7 @@
         </w:tc>
         <w:tc>
           <w:tcPr>
-            <w:tcW w:w="3399" w:type="dxa"/>
+            <w:tcW w:w="3398" w:type="dxa"/>
             <w:tcBorders>
               <w:top w:val="single" w:sz="2" w:space="0" w:color="CCCCCC"/>
               <w:start w:val="single" w:sz="2" w:space="0" w:color="CCCCCC"/>
@@ -1279,7 +1279,7 @@
         </w:tc>
         <w:tc>
           <w:tcPr>
-            <w:tcW w:w="1561" w:type="dxa"/>
+            <w:tcW w:w="1562" w:type="dxa"/>
             <w:tcBorders>
               <w:top w:val="single" w:sz="2" w:space="0" w:color="CCCCCC"/>
               <w:start w:val="single" w:sz="2" w:space="0" w:color="CCCCCC"/>
@@ -1387,7 +1387,7 @@
         </w:tc>
         <w:tc>
           <w:tcPr>
-            <w:tcW w:w="3399" w:type="dxa"/>
+            <w:tcW w:w="3398" w:type="dxa"/>
             <w:tcBorders>
               <w:top w:val="single" w:sz="2" w:space="0" w:color="CCCCCC"/>
               <w:start w:val="single" w:sz="2" w:space="0" w:color="CCCCCC"/>
@@ -1457,7 +1457,7 @@
         </w:tc>
         <w:tc>
           <w:tcPr>
-            <w:tcW w:w="1561" w:type="dxa"/>
+            <w:tcW w:w="1562" w:type="dxa"/>
             <w:tcBorders>
               <w:top w:val="single" w:sz="2" w:space="0" w:color="CCCCCC"/>
               <w:start w:val="single" w:sz="2" w:space="0" w:color="CCCCCC"/>
@@ -1565,7 +1565,7 @@
         </w:tc>
         <w:tc>
           <w:tcPr>
-            <w:tcW w:w="3399" w:type="dxa"/>
+            <w:tcW w:w="3398" w:type="dxa"/>
             <w:tcBorders>
               <w:top w:val="single" w:sz="2" w:space="0" w:color="CCCCCC"/>
               <w:start w:val="single" w:sz="2" w:space="0" w:color="CCCCCC"/>
@@ -1635,7 +1635,7 @@
         </w:tc>
         <w:tc>
           <w:tcPr>
-            <w:tcW w:w="1561" w:type="dxa"/>
+            <w:tcW w:w="1562" w:type="dxa"/>
             <w:tcBorders>
               <w:top w:val="single" w:sz="2" w:space="0" w:color="CCCCCC"/>
               <w:start w:val="single" w:sz="2" w:space="0" w:color="CCCCCC"/>
@@ -1742,7 +1742,7 @@
       </w:pPr>
       <w:r>
         <w:rPr>
-          <w:rFonts w:eastAsia="Arial" w:cs="Arial" w:ascii="Arial" w:hAnsi="Arial"/>
+          <w:rFonts w:eastAsia="Arial" w:cs="Arial"/>
           <w:b/>
           <w:bCs/>
           <w:color w:val="1F3070"/>
@@ -1786,7 +1786,7 @@
       </w:pPr>
       <w:r>
         <w:rPr>
-          <w:rFonts w:eastAsia="Arial" w:cs="Arial" w:ascii="Arial" w:hAnsi="Arial"/>
+          <w:rFonts w:eastAsia="Arial" w:cs="Arial"/>
           <w:b/>
           <w:bCs/>
           <w:color w:val="1F3070"/>
@@ -1832,7 +1832,7 @@
       </w:pPr>
       <w:r>
         <w:rPr>
-          <w:rFonts w:eastAsia="Arial" w:cs="Arial" w:ascii="Arial" w:hAnsi="Arial"/>
+          <w:rFonts w:eastAsia="Arial" w:cs="Arial"/>
           <w:b/>
           <w:bCs/>
           <w:color w:val="2E4099"/>
@@ -1850,7 +1850,7 @@
       </w:pPr>
       <w:r>
         <w:rPr>
-          <w:rFonts w:eastAsia="Arial" w:cs="Arial" w:ascii="Arial" w:hAnsi="Arial"/>
+          <w:rFonts w:eastAsia="Arial" w:cs="Arial"/>
           <w:b/>
           <w:bCs/>
           <w:color w:val="1F3070"/>
@@ -1972,7 +1972,7 @@
       </w:pPr>
       <w:r>
         <w:rPr>
-          <w:rFonts w:eastAsia="Arial" w:cs="Arial" w:ascii="Arial" w:hAnsi="Arial"/>
+          <w:rFonts w:eastAsia="Arial" w:cs="Arial"/>
           <w:b/>
           <w:bCs/>
           <w:color w:val="1F3070"/>
@@ -2153,7 +2153,7 @@
       </w:pPr>
       <w:r>
         <w:rPr>
-          <w:rFonts w:eastAsia="Arial" w:cs="Arial" w:ascii="Arial" w:hAnsi="Arial"/>
+          <w:rFonts w:eastAsia="Arial" w:cs="Arial"/>
           <w:b/>
           <w:bCs/>
           <w:color w:val="1F3070"/>
@@ -2421,7 +2421,7 @@
       </w:pPr>
       <w:r>
         <w:rPr>
-          <w:rFonts w:eastAsia="Arial" w:cs="Arial" w:ascii="Arial" w:hAnsi="Arial"/>
+          <w:rFonts w:eastAsia="Arial" w:cs="Arial"/>
           <w:b/>
           <w:bCs/>
           <w:color w:val="1F3070"/>
@@ -2571,7 +2571,7 @@
       </w:pPr>
       <w:r>
         <w:rPr>
-          <w:rFonts w:eastAsia="Arial" w:cs="Arial" w:ascii="Arial" w:hAnsi="Arial"/>
+          <w:rFonts w:eastAsia="Arial" w:cs="Arial"/>
           <w:b/>
           <w:bCs/>
           <w:color w:val="1F3070"/>
@@ -2631,7 +2631,7 @@
       </w:pPr>
       <w:r>
         <w:rPr>
-          <w:rFonts w:eastAsia="Arial" w:cs="Arial" w:ascii="Arial" w:hAnsi="Arial"/>
+          <w:rFonts w:eastAsia="Arial" w:cs="Arial"/>
           <w:b/>
           <w:bCs/>
           <w:color w:val="1F3070"/>
@@ -2665,7 +2665,7 @@
       </w:pPr>
       <w:r>
         <w:rPr>
-          <w:rFonts w:eastAsia="Arial" w:cs="Arial" w:ascii="Arial" w:hAnsi="Arial"/>
+          <w:rFonts w:eastAsia="Arial" w:cs="Arial"/>
           <w:b/>
           <w:bCs/>
           <w:color w:val="1F3070"/>
@@ -2734,7 +2734,7 @@
           <w:sz w:val="21"/>
           <w:szCs w:val="21"/>
         </w:rPr>
-        <w:t>2db04900c0f05ca79c95cd36b364f5ce54dab8d6</w:t>
+        <w:t>be122e090926c66391345982446e516ad0849deb</w:t>
       </w:r>
       <w:r>
         <w:rPr>
@@ -2742,7 +2742,7 @@
           <w:sz w:val="21"/>
           <w:szCs w:val="21"/>
         </w:rPr>
-        <w:t xml:space="preserve"> (github.com/maagyei04/Nyansapo-RAG-Research), verified directly against the supervisor's own audit script (Block V1a–V6, see Verdict Table above). This document supersedes commit 9bb5d95 (initial v3 rebuild, before the anonymized trust data commit) as the citation source, since 2db04900c0f05ca79c95cd36b364f5ce54dab8d6 is the commit under which the audit script's printed C4 trust/workload row changed from STILL OPEN to CLOSED.</w:t>
+        <w:t xml:space="preserve"> (github.com/maagyei04/Nyansapo-RAG-Research), verified directly against the supervisor's own audit script (Block V1a–V6, see Verdict Table above). This document supersedes commit 9bb5d95 (initial v3 rebuild, before the anonymized trust data commit) as the citation source, since be122e090926c66391345982446e516ad0849deb is the commit under which the audit script's printed C4 trust/workload row changed from STILL OPEN to CLOSED.</w:t>
       </w:r>
     </w:p>
     <w:p>
@@ -2753,7 +2753,7 @@
       </w:pPr>
       <w:r>
         <w:rPr>
-          <w:rFonts w:eastAsia="Arial" w:cs="Arial" w:ascii="Arial" w:hAnsi="Arial"/>
+          <w:rFonts w:eastAsia="Arial" w:cs="Arial"/>
           <w:b/>
           <w:bCs/>
           <w:color w:val="1F3070"/>
@@ -2799,7 +2799,7 @@
       </w:pPr>
       <w:r>
         <w:rPr>
-          <w:rFonts w:eastAsia="Arial" w:cs="Arial" w:ascii="Arial" w:hAnsi="Arial"/>
+          <w:rFonts w:eastAsia="Arial" w:cs="Arial"/>
           <w:b/>
           <w:bCs/>
           <w:color w:val="2E4099"/>
@@ -2833,7 +2833,7 @@
       </w:pPr>
       <w:r>
         <w:rPr>
-          <w:rFonts w:eastAsia="Arial" w:cs="Arial" w:ascii="Arial" w:hAnsi="Arial"/>
+          <w:rFonts w:eastAsia="Arial" w:cs="Arial"/>
           <w:b/>
           <w:bCs/>
           <w:color w:val="1F3070"/>
@@ -2859,8 +2859,8 @@
       <w:tblGrid>
         <w:gridCol w:w="3200"/>
         <w:gridCol w:w="2079"/>
-        <w:gridCol w:w="2080"/>
-        <w:gridCol w:w="2001"/>
+        <w:gridCol w:w="2079"/>
+        <w:gridCol w:w="2002"/>
       </w:tblGrid>
       <w:tr>
         <w:trPr>
@@ -2928,7 +2928,7 @@
         </w:tc>
         <w:tc>
           <w:tcPr>
-            <w:tcW w:w="2080" w:type="dxa"/>
+            <w:tcW w:w="2079" w:type="dxa"/>
             <w:tcBorders>
               <w:top w:val="single" w:sz="2" w:space="0" w:color="2E4099"/>
               <w:start w:val="single" w:sz="2" w:space="0" w:color="2E4099"/>
@@ -2958,7 +2958,7 @@
         </w:tc>
         <w:tc>
           <w:tcPr>
-            <w:tcW w:w="2001" w:type="dxa"/>
+            <w:tcW w:w="2002" w:type="dxa"/>
             <w:tcBorders>
               <w:top w:val="single" w:sz="2" w:space="0" w:color="2E4099"/>
               <w:start w:val="single" w:sz="2" w:space="0" w:color="2E4099"/>
@@ -3061,7 +3061,7 @@
         </w:tc>
         <w:tc>
           <w:tcPr>
-            <w:tcW w:w="2080" w:type="dxa"/>
+            <w:tcW w:w="2079" w:type="dxa"/>
             <w:tcBorders>
               <w:top w:val="single" w:sz="2" w:space="0" w:color="CCCCCC"/>
               <w:start w:val="single" w:sz="2" w:space="0" w:color="CCCCCC"/>
@@ -3096,7 +3096,7 @@
         </w:tc>
         <w:tc>
           <w:tcPr>
-            <w:tcW w:w="2001" w:type="dxa"/>
+            <w:tcW w:w="2002" w:type="dxa"/>
             <w:tcBorders>
               <w:top w:val="single" w:sz="2" w:space="0" w:color="CCCCCC"/>
               <w:start w:val="single" w:sz="2" w:space="0" w:color="CCCCCC"/>
@@ -3204,7 +3204,7 @@
         </w:tc>
         <w:tc>
           <w:tcPr>
-            <w:tcW w:w="2080" w:type="dxa"/>
+            <w:tcW w:w="2079" w:type="dxa"/>
             <w:tcBorders>
               <w:top w:val="single" w:sz="2" w:space="0" w:color="CCCCCC"/>
               <w:start w:val="single" w:sz="2" w:space="0" w:color="CCCCCC"/>
@@ -3239,7 +3239,7 @@
         </w:tc>
         <w:tc>
           <w:tcPr>
-            <w:tcW w:w="2001" w:type="dxa"/>
+            <w:tcW w:w="2002" w:type="dxa"/>
             <w:tcBorders>
               <w:top w:val="single" w:sz="2" w:space="0" w:color="CCCCCC"/>
               <w:start w:val="single" w:sz="2" w:space="0" w:color="CCCCCC"/>
@@ -3347,7 +3347,7 @@
         </w:tc>
         <w:tc>
           <w:tcPr>
-            <w:tcW w:w="2080" w:type="dxa"/>
+            <w:tcW w:w="2079" w:type="dxa"/>
             <w:tcBorders>
               <w:top w:val="single" w:sz="2" w:space="0" w:color="CCCCCC"/>
               <w:start w:val="single" w:sz="2" w:space="0" w:color="CCCCCC"/>
@@ -3382,7 +3382,7 @@
         </w:tc>
         <w:tc>
           <w:tcPr>
-            <w:tcW w:w="2001" w:type="dxa"/>
+            <w:tcW w:w="2002" w:type="dxa"/>
             <w:tcBorders>
               <w:top w:val="single" w:sz="2" w:space="0" w:color="CCCCCC"/>
               <w:start w:val="single" w:sz="2" w:space="0" w:color="CCCCCC"/>
@@ -3444,7 +3444,7 @@
       </w:pPr>
       <w:r>
         <w:rPr>
-          <w:rFonts w:eastAsia="Arial" w:cs="Arial" w:ascii="Arial" w:hAnsi="Arial"/>
+          <w:rFonts w:eastAsia="Arial" w:cs="Arial"/>
           <w:b/>
           <w:bCs/>
           <w:color w:val="1F3070"/>
@@ -3486,8 +3486,8 @@
       <w:tblGrid>
         <w:gridCol w:w="3800"/>
         <w:gridCol w:w="2000"/>
-        <w:gridCol w:w="1779"/>
-        <w:gridCol w:w="1781"/>
+        <w:gridCol w:w="1778"/>
+        <w:gridCol w:w="1782"/>
       </w:tblGrid>
       <w:tr>
         <w:trPr>
@@ -3555,7 +3555,7 @@
         </w:tc>
         <w:tc>
           <w:tcPr>
-            <w:tcW w:w="1779" w:type="dxa"/>
+            <w:tcW w:w="1778" w:type="dxa"/>
             <w:tcBorders>
               <w:top w:val="single" w:sz="2" w:space="0" w:color="2E4099"/>
               <w:start w:val="single" w:sz="2" w:space="0" w:color="2E4099"/>
@@ -3585,7 +3585,7 @@
         </w:tc>
         <w:tc>
           <w:tcPr>
-            <w:tcW w:w="1781" w:type="dxa"/>
+            <w:tcW w:w="1782" w:type="dxa"/>
             <w:tcBorders>
               <w:top w:val="single" w:sz="2" w:space="0" w:color="2E4099"/>
               <w:start w:val="single" w:sz="2" w:space="0" w:color="2E4099"/>
@@ -3688,7 +3688,7 @@
         </w:tc>
         <w:tc>
           <w:tcPr>
-            <w:tcW w:w="1779" w:type="dxa"/>
+            <w:tcW w:w="1778" w:type="dxa"/>
             <w:tcBorders>
               <w:top w:val="single" w:sz="2" w:space="0" w:color="CCCCCC"/>
               <w:start w:val="single" w:sz="2" w:space="0" w:color="CCCCCC"/>
@@ -3733,7 +3733,7 @@
         </w:tc>
         <w:tc>
           <w:tcPr>
-            <w:tcW w:w="1781" w:type="dxa"/>
+            <w:tcW w:w="1782" w:type="dxa"/>
             <w:tcBorders>
               <w:top w:val="single" w:sz="2" w:space="0" w:color="CCCCCC"/>
               <w:start w:val="single" w:sz="2" w:space="0" w:color="CCCCCC"/>
@@ -3841,7 +3841,7 @@
         </w:tc>
         <w:tc>
           <w:tcPr>
-            <w:tcW w:w="1779" w:type="dxa"/>
+            <w:tcW w:w="1778" w:type="dxa"/>
             <w:tcBorders>
               <w:top w:val="single" w:sz="2" w:space="0" w:color="CCCCCC"/>
               <w:start w:val="single" w:sz="2" w:space="0" w:color="CCCCCC"/>
@@ -3876,7 +3876,7 @@
         </w:tc>
         <w:tc>
           <w:tcPr>
-            <w:tcW w:w="1781" w:type="dxa"/>
+            <w:tcW w:w="1782" w:type="dxa"/>
             <w:tcBorders>
               <w:top w:val="single" w:sz="2" w:space="0" w:color="CCCCCC"/>
               <w:start w:val="single" w:sz="2" w:space="0" w:color="CCCCCC"/>
@@ -3984,7 +3984,7 @@
         </w:tc>
         <w:tc>
           <w:tcPr>
-            <w:tcW w:w="1779" w:type="dxa"/>
+            <w:tcW w:w="1778" w:type="dxa"/>
             <w:tcBorders>
               <w:top w:val="single" w:sz="2" w:space="0" w:color="CCCCCC"/>
               <w:start w:val="single" w:sz="2" w:space="0" w:color="CCCCCC"/>
@@ -4019,7 +4019,7 @@
         </w:tc>
         <w:tc>
           <w:tcPr>
-            <w:tcW w:w="1781" w:type="dxa"/>
+            <w:tcW w:w="1782" w:type="dxa"/>
             <w:tcBorders>
               <w:top w:val="single" w:sz="2" w:space="0" w:color="CCCCCC"/>
               <w:start w:val="single" w:sz="2" w:space="0" w:color="CCCCCC"/>
@@ -4081,7 +4081,7 @@
       </w:pPr>
       <w:r>
         <w:rPr>
-          <w:rFonts w:eastAsia="Arial" w:cs="Arial" w:ascii="Arial" w:hAnsi="Arial"/>
+          <w:rFonts w:eastAsia="Arial" w:cs="Arial"/>
           <w:b/>
           <w:bCs/>
           <w:color w:val="1F3070"/>
@@ -4105,8 +4105,8 @@
         </w:tblCellMar>
       </w:tblPr>
       <w:tblGrid>
-        <w:gridCol w:w="2799"/>
-        <w:gridCol w:w="1641"/>
+        <w:gridCol w:w="2798"/>
+        <w:gridCol w:w="1642"/>
         <w:gridCol w:w="1640"/>
         <w:gridCol w:w="1640"/>
         <w:gridCol w:w="1640"/>
@@ -4117,7 +4117,7 @@
         </w:trPr>
         <w:tc>
           <w:tcPr>
-            <w:tcW w:w="2799" w:type="dxa"/>
+            <w:tcW w:w="2798" w:type="dxa"/>
             <w:tcBorders>
               <w:top w:val="single" w:sz="2" w:space="0" w:color="2E4099"/>
               <w:start w:val="single" w:sz="2" w:space="0" w:color="2E4099"/>
@@ -4147,7 +4147,7 @@
         </w:tc>
         <w:tc>
           <w:tcPr>
-            <w:tcW w:w="1641" w:type="dxa"/>
+            <w:tcW w:w="1642" w:type="dxa"/>
             <w:tcBorders>
               <w:top w:val="single" w:sz="2" w:space="0" w:color="2E4099"/>
               <w:start w:val="single" w:sz="2" w:space="0" w:color="2E4099"/>
@@ -4270,7 +4270,7 @@
         <w:trPr/>
         <w:tc>
           <w:tcPr>
-            <w:tcW w:w="2799" w:type="dxa"/>
+            <w:tcW w:w="2798" w:type="dxa"/>
             <w:tcBorders>
               <w:top w:val="single" w:sz="2" w:space="0" w:color="CCCCCC"/>
               <w:start w:val="single" w:sz="2" w:space="0" w:color="CCCCCC"/>
@@ -4305,7 +4305,7 @@
         </w:tc>
         <w:tc>
           <w:tcPr>
-            <w:tcW w:w="1641" w:type="dxa"/>
+            <w:tcW w:w="1642" w:type="dxa"/>
             <w:tcBorders>
               <w:top w:val="single" w:sz="2" w:space="0" w:color="CCCCCC"/>
               <w:start w:val="single" w:sz="2" w:space="0" w:color="CCCCCC"/>
@@ -4448,7 +4448,7 @@
         <w:trPr/>
         <w:tc>
           <w:tcPr>
-            <w:tcW w:w="2799" w:type="dxa"/>
+            <w:tcW w:w="2798" w:type="dxa"/>
             <w:tcBorders>
               <w:top w:val="single" w:sz="2" w:space="0" w:color="CCCCCC"/>
               <w:start w:val="single" w:sz="2" w:space="0" w:color="CCCCCC"/>
@@ -4483,7 +4483,7 @@
         </w:tc>
         <w:tc>
           <w:tcPr>
-            <w:tcW w:w="1641" w:type="dxa"/>
+            <w:tcW w:w="1642" w:type="dxa"/>
             <w:tcBorders>
               <w:top w:val="single" w:sz="2" w:space="0" w:color="CCCCCC"/>
               <w:start w:val="single" w:sz="2" w:space="0" w:color="CCCCCC"/>
@@ -4626,7 +4626,7 @@
         <w:trPr/>
         <w:tc>
           <w:tcPr>
-            <w:tcW w:w="2799" w:type="dxa"/>
+            <w:tcW w:w="2798" w:type="dxa"/>
             <w:tcBorders>
               <w:top w:val="single" w:sz="2" w:space="0" w:color="CCCCCC"/>
               <w:start w:val="single" w:sz="2" w:space="0" w:color="CCCCCC"/>
@@ -4661,7 +4661,7 @@
         </w:tc>
         <w:tc>
           <w:tcPr>
-            <w:tcW w:w="1641" w:type="dxa"/>
+            <w:tcW w:w="1642" w:type="dxa"/>
             <w:tcBorders>
               <w:top w:val="single" w:sz="2" w:space="0" w:color="CCCCCC"/>
               <w:start w:val="single" w:sz="2" w:space="0" w:color="CCCCCC"/>
@@ -4804,7 +4804,7 @@
         <w:trPr/>
         <w:tc>
           <w:tcPr>
-            <w:tcW w:w="2799" w:type="dxa"/>
+            <w:tcW w:w="2798" w:type="dxa"/>
             <w:tcBorders>
               <w:top w:val="single" w:sz="2" w:space="0" w:color="CCCCCC"/>
               <w:start w:val="single" w:sz="2" w:space="0" w:color="CCCCCC"/>
@@ -4839,7 +4839,7 @@
         </w:tc>
         <w:tc>
           <w:tcPr>
-            <w:tcW w:w="1641" w:type="dxa"/>
+            <w:tcW w:w="1642" w:type="dxa"/>
             <w:tcBorders>
               <w:top w:val="single" w:sz="2" w:space="0" w:color="CCCCCC"/>
               <w:start w:val="single" w:sz="2" w:space="0" w:color="CCCCCC"/>
@@ -4982,7 +4982,7 @@
         <w:trPr/>
         <w:tc>
           <w:tcPr>
-            <w:tcW w:w="2799" w:type="dxa"/>
+            <w:tcW w:w="2798" w:type="dxa"/>
             <w:tcBorders>
               <w:top w:val="single" w:sz="2" w:space="0" w:color="CCCCCC"/>
               <w:start w:val="single" w:sz="2" w:space="0" w:color="CCCCCC"/>
@@ -5017,7 +5017,7 @@
         </w:tc>
         <w:tc>
           <w:tcPr>
-            <w:tcW w:w="1641" w:type="dxa"/>
+            <w:tcW w:w="1642" w:type="dxa"/>
             <w:tcBorders>
               <w:top w:val="single" w:sz="2" w:space="0" w:color="CCCCCC"/>
               <w:start w:val="single" w:sz="2" w:space="0" w:color="CCCCCC"/>
@@ -5191,14 +5191,6 @@
         </w:rPr>
       </w:pPr>
       <w:r>
-        <w:rPr>
-          <w:rFonts w:eastAsia="Arial" w:cs="Arial"/>
-          <w:b/>
-          <w:bCs/>
-          <w:color w:val="2E4099"/>
-          <w:sz w:val="19"/>
-          <w:szCs w:val="19"/>
-        </w:rPr>
         <w:drawing>
           <wp:anchor distT="0" distB="0" distL="0" distR="0" simplePos="0" relativeHeight="5" behindDoc="0" locked="0" layoutInCell="0" allowOverlap="1">
             <wp:simplePos x="0" y="0"/>
@@ -5363,7 +5355,7 @@
       </w:pPr>
       <w:r>
         <w:rPr>
-          <w:rFonts w:eastAsia="Arial" w:cs="Arial" w:ascii="Arial" w:hAnsi="Arial"/>
+          <w:rFonts w:eastAsia="Arial" w:cs="Arial"/>
           <w:b/>
           <w:bCs/>
           <w:color w:val="1F3070"/>
@@ -5526,7 +5518,7 @@
       </w:pPr>
       <w:r>
         <w:rPr>
-          <w:rFonts w:eastAsia="Arial" w:cs="Arial" w:ascii="Arial" w:hAnsi="Arial"/>
+          <w:rFonts w:eastAsia="Arial" w:cs="Arial"/>
           <w:b/>
           <w:bCs/>
           <w:color w:val="1F3070"/>
@@ -5551,7 +5543,7 @@
       </w:pPr>
       <w:r>
         <w:rPr>
-          <w:rFonts w:eastAsia="Arial" w:cs="Arial" w:ascii="Arial" w:hAnsi="Arial"/>
+          <w:rFonts w:eastAsia="Arial" w:cs="Arial"/>
           <w:b/>
           <w:bCs/>
           <w:color w:val="1F3070"/>
@@ -5690,7 +5682,7 @@
       </w:pPr>
       <w:r>
         <w:rPr>
-          <w:rFonts w:eastAsia="Arial" w:cs="Arial" w:ascii="Arial" w:hAnsi="Arial"/>
+          <w:rFonts w:eastAsia="Arial" w:cs="Arial"/>
           <w:b/>
           <w:bCs/>
           <w:color w:val="1F3070"/>
@@ -5731,8 +5723,8 @@
       </w:tblPr>
       <w:tblGrid>
         <w:gridCol w:w="3200"/>
-        <w:gridCol w:w="1559"/>
-        <w:gridCol w:w="2201"/>
+        <w:gridCol w:w="1558"/>
+        <w:gridCol w:w="2202"/>
         <w:gridCol w:w="2400"/>
       </w:tblGrid>
       <w:tr>
@@ -5771,7 +5763,7 @@
         </w:tc>
         <w:tc>
           <w:tcPr>
-            <w:tcW w:w="1559" w:type="dxa"/>
+            <w:tcW w:w="1558" w:type="dxa"/>
             <w:tcBorders>
               <w:top w:val="single" w:sz="2" w:space="0" w:color="2E4099"/>
               <w:start w:val="single" w:sz="2" w:space="0" w:color="2E4099"/>
@@ -5801,7 +5793,7 @@
         </w:tc>
         <w:tc>
           <w:tcPr>
-            <w:tcW w:w="2201" w:type="dxa"/>
+            <w:tcW w:w="2202" w:type="dxa"/>
             <w:tcBorders>
               <w:top w:val="single" w:sz="2" w:space="0" w:color="2E4099"/>
               <w:start w:val="single" w:sz="2" w:space="0" w:color="2E4099"/>
@@ -5899,7 +5891,7 @@
         </w:tc>
         <w:tc>
           <w:tcPr>
-            <w:tcW w:w="1559" w:type="dxa"/>
+            <w:tcW w:w="1558" w:type="dxa"/>
             <w:tcBorders>
               <w:top w:val="single" w:sz="2" w:space="0" w:color="CCCCCC"/>
               <w:start w:val="single" w:sz="2" w:space="0" w:color="CCCCCC"/>
@@ -5934,7 +5926,7 @@
         </w:tc>
         <w:tc>
           <w:tcPr>
-            <w:tcW w:w="2201" w:type="dxa"/>
+            <w:tcW w:w="2202" w:type="dxa"/>
             <w:tcBorders>
               <w:top w:val="single" w:sz="2" w:space="0" w:color="CCCCCC"/>
               <w:start w:val="single" w:sz="2" w:space="0" w:color="CCCCCC"/>
@@ -6052,7 +6044,7 @@
         </w:tc>
         <w:tc>
           <w:tcPr>
-            <w:tcW w:w="1559" w:type="dxa"/>
+            <w:tcW w:w="1558" w:type="dxa"/>
             <w:tcBorders>
               <w:top w:val="single" w:sz="2" w:space="0" w:color="CCCCCC"/>
               <w:start w:val="single" w:sz="2" w:space="0" w:color="CCCCCC"/>
@@ -6087,7 +6079,7 @@
         </w:tc>
         <w:tc>
           <w:tcPr>
-            <w:tcW w:w="2201" w:type="dxa"/>
+            <w:tcW w:w="2202" w:type="dxa"/>
             <w:tcBorders>
               <w:top w:val="single" w:sz="2" w:space="0" w:color="CCCCCC"/>
               <w:start w:val="single" w:sz="2" w:space="0" w:color="CCCCCC"/>
@@ -6205,7 +6197,7 @@
         </w:tc>
         <w:tc>
           <w:tcPr>
-            <w:tcW w:w="1559" w:type="dxa"/>
+            <w:tcW w:w="1558" w:type="dxa"/>
             <w:tcBorders>
               <w:top w:val="single" w:sz="2" w:space="0" w:color="CCCCCC"/>
               <w:start w:val="single" w:sz="2" w:space="0" w:color="CCCCCC"/>
@@ -6240,7 +6232,7 @@
         </w:tc>
         <w:tc>
           <w:tcPr>
-            <w:tcW w:w="2201" w:type="dxa"/>
+            <w:tcW w:w="2202" w:type="dxa"/>
             <w:tcBorders>
               <w:top w:val="single" w:sz="2" w:space="0" w:color="CCCCCC"/>
               <w:start w:val="single" w:sz="2" w:space="0" w:color="CCCCCC"/>
@@ -6358,7 +6350,7 @@
         </w:tc>
         <w:tc>
           <w:tcPr>
-            <w:tcW w:w="1559" w:type="dxa"/>
+            <w:tcW w:w="1558" w:type="dxa"/>
             <w:tcBorders>
               <w:top w:val="single" w:sz="2" w:space="0" w:color="CCCCCC"/>
               <w:start w:val="single" w:sz="2" w:space="0" w:color="CCCCCC"/>
@@ -6393,7 +6385,7 @@
         </w:tc>
         <w:tc>
           <w:tcPr>
-            <w:tcW w:w="2201" w:type="dxa"/>
+            <w:tcW w:w="2202" w:type="dxa"/>
             <w:tcBorders>
               <w:top w:val="single" w:sz="2" w:space="0" w:color="CCCCCC"/>
               <w:start w:val="single" w:sz="2" w:space="0" w:color="CCCCCC"/>
@@ -6615,7 +6607,7 @@
       </w:pPr>
       <w:r>
         <w:rPr>
-          <w:rFonts w:eastAsia="Arial" w:cs="Arial" w:ascii="Arial" w:hAnsi="Arial"/>
+          <w:rFonts w:eastAsia="Arial" w:cs="Arial"/>
           <w:b/>
           <w:bCs/>
           <w:color w:val="1F3070"/>
@@ -6639,8 +6631,8 @@
         </w:tblCellMar>
       </w:tblPr>
       <w:tblGrid>
-        <w:gridCol w:w="2799"/>
-        <w:gridCol w:w="1641"/>
+        <w:gridCol w:w="2798"/>
+        <w:gridCol w:w="1642"/>
         <w:gridCol w:w="1640"/>
         <w:gridCol w:w="1640"/>
         <w:gridCol w:w="1640"/>
@@ -6651,7 +6643,7 @@
         </w:trPr>
         <w:tc>
           <w:tcPr>
-            <w:tcW w:w="2799" w:type="dxa"/>
+            <w:tcW w:w="2798" w:type="dxa"/>
             <w:tcBorders>
               <w:top w:val="single" w:sz="2" w:space="0" w:color="2E4099"/>
               <w:start w:val="single" w:sz="2" w:space="0" w:color="2E4099"/>
@@ -6681,7 +6673,7 @@
         </w:tc>
         <w:tc>
           <w:tcPr>
-            <w:tcW w:w="1641" w:type="dxa"/>
+            <w:tcW w:w="1642" w:type="dxa"/>
             <w:tcBorders>
               <w:top w:val="single" w:sz="2" w:space="0" w:color="2E4099"/>
               <w:start w:val="single" w:sz="2" w:space="0" w:color="2E4099"/>
@@ -6804,7 +6796,7 @@
         <w:trPr/>
         <w:tc>
           <w:tcPr>
-            <w:tcW w:w="2799" w:type="dxa"/>
+            <w:tcW w:w="2798" w:type="dxa"/>
             <w:tcBorders>
               <w:top w:val="single" w:sz="2" w:space="0" w:color="CCCCCC"/>
               <w:start w:val="single" w:sz="2" w:space="0" w:color="CCCCCC"/>
@@ -6839,7 +6831,7 @@
         </w:tc>
         <w:tc>
           <w:tcPr>
-            <w:tcW w:w="1641" w:type="dxa"/>
+            <w:tcW w:w="1642" w:type="dxa"/>
             <w:tcBorders>
               <w:top w:val="single" w:sz="2" w:space="0" w:color="CCCCCC"/>
               <w:start w:val="single" w:sz="2" w:space="0" w:color="CCCCCC"/>
@@ -6982,7 +6974,7 @@
         <w:trPr/>
         <w:tc>
           <w:tcPr>
-            <w:tcW w:w="2799" w:type="dxa"/>
+            <w:tcW w:w="2798" w:type="dxa"/>
             <w:tcBorders>
               <w:top w:val="single" w:sz="2" w:space="0" w:color="CCCCCC"/>
               <w:start w:val="single" w:sz="2" w:space="0" w:color="CCCCCC"/>
@@ -7017,7 +7009,7 @@
         </w:tc>
         <w:tc>
           <w:tcPr>
-            <w:tcW w:w="1641" w:type="dxa"/>
+            <w:tcW w:w="1642" w:type="dxa"/>
             <w:tcBorders>
               <w:top w:val="single" w:sz="2" w:space="0" w:color="CCCCCC"/>
               <w:start w:val="single" w:sz="2" w:space="0" w:color="CCCCCC"/>
@@ -7160,7 +7152,7 @@
         <w:trPr/>
         <w:tc>
           <w:tcPr>
-            <w:tcW w:w="2799" w:type="dxa"/>
+            <w:tcW w:w="2798" w:type="dxa"/>
             <w:tcBorders>
               <w:top w:val="single" w:sz="2" w:space="0" w:color="CCCCCC"/>
               <w:start w:val="single" w:sz="2" w:space="0" w:color="CCCCCC"/>
@@ -7195,7 +7187,7 @@
         </w:tc>
         <w:tc>
           <w:tcPr>
-            <w:tcW w:w="1641" w:type="dxa"/>
+            <w:tcW w:w="1642" w:type="dxa"/>
             <w:tcBorders>
               <w:top w:val="single" w:sz="2" w:space="0" w:color="CCCCCC"/>
               <w:start w:val="single" w:sz="2" w:space="0" w:color="CCCCCC"/>
@@ -7338,7 +7330,7 @@
         <w:trPr/>
         <w:tc>
           <w:tcPr>
-            <w:tcW w:w="2799" w:type="dxa"/>
+            <w:tcW w:w="2798" w:type="dxa"/>
             <w:tcBorders>
               <w:top w:val="single" w:sz="2" w:space="0" w:color="CCCCCC"/>
               <w:start w:val="single" w:sz="2" w:space="0" w:color="CCCCCC"/>
@@ -7373,7 +7365,7 @@
         </w:tc>
         <w:tc>
           <w:tcPr>
-            <w:tcW w:w="1641" w:type="dxa"/>
+            <w:tcW w:w="1642" w:type="dxa"/>
             <w:tcBorders>
               <w:top w:val="single" w:sz="2" w:space="0" w:color="CCCCCC"/>
               <w:start w:val="single" w:sz="2" w:space="0" w:color="CCCCCC"/>
@@ -7655,7 +7647,7 @@
       </w:pPr>
       <w:r>
         <w:rPr>
-          <w:rFonts w:eastAsia="Arial" w:cs="Arial" w:ascii="Arial" w:hAnsi="Arial"/>
+          <w:rFonts w:eastAsia="Arial" w:cs="Arial"/>
           <w:b/>
           <w:bCs/>
           <w:color w:val="1F3070"/>
@@ -7680,10 +7672,10 @@
       </w:tblPr>
       <w:tblGrid>
         <w:gridCol w:w="2597"/>
-        <w:gridCol w:w="1588"/>
-        <w:gridCol w:w="1589"/>
-        <w:gridCol w:w="1588"/>
-        <w:gridCol w:w="1998"/>
+        <w:gridCol w:w="1587"/>
+        <w:gridCol w:w="1590"/>
+        <w:gridCol w:w="1587"/>
+        <w:gridCol w:w="1999"/>
       </w:tblGrid>
       <w:tr>
         <w:trPr>
@@ -7721,7 +7713,7 @@
         </w:tc>
         <w:tc>
           <w:tcPr>
-            <w:tcW w:w="1588" w:type="dxa"/>
+            <w:tcW w:w="1587" w:type="dxa"/>
             <w:tcBorders>
               <w:top w:val="single" w:sz="2" w:space="0" w:color="2E4099"/>
               <w:start w:val="single" w:sz="2" w:space="0" w:color="2E4099"/>
@@ -7751,7 +7743,7 @@
         </w:tc>
         <w:tc>
           <w:tcPr>
-            <w:tcW w:w="1589" w:type="dxa"/>
+            <w:tcW w:w="1590" w:type="dxa"/>
             <w:tcBorders>
               <w:top w:val="single" w:sz="2" w:space="0" w:color="2E4099"/>
               <w:start w:val="single" w:sz="2" w:space="0" w:color="2E4099"/>
@@ -7781,7 +7773,7 @@
         </w:tc>
         <w:tc>
           <w:tcPr>
-            <w:tcW w:w="1588" w:type="dxa"/>
+            <w:tcW w:w="1587" w:type="dxa"/>
             <w:tcBorders>
               <w:top w:val="single" w:sz="2" w:space="0" w:color="2E4099"/>
               <w:start w:val="single" w:sz="2" w:space="0" w:color="2E4099"/>
@@ -7811,7 +7803,7 @@
         </w:tc>
         <w:tc>
           <w:tcPr>
-            <w:tcW w:w="1998" w:type="dxa"/>
+            <w:tcW w:w="1999" w:type="dxa"/>
             <w:tcBorders>
               <w:top w:val="single" w:sz="2" w:space="0" w:color="2E4099"/>
               <w:start w:val="single" w:sz="2" w:space="0" w:color="2E4099"/>
@@ -7879,7 +7871,7 @@
         </w:tc>
         <w:tc>
           <w:tcPr>
-            <w:tcW w:w="1588" w:type="dxa"/>
+            <w:tcW w:w="1587" w:type="dxa"/>
             <w:tcBorders>
               <w:top w:val="single" w:sz="2" w:space="0" w:color="CCCCCC"/>
               <w:start w:val="single" w:sz="2" w:space="0" w:color="CCCCCC"/>
@@ -7914,7 +7906,7 @@
         </w:tc>
         <w:tc>
           <w:tcPr>
-            <w:tcW w:w="1589" w:type="dxa"/>
+            <w:tcW w:w="1590" w:type="dxa"/>
             <w:tcBorders>
               <w:top w:val="single" w:sz="2" w:space="0" w:color="CCCCCC"/>
               <w:start w:val="single" w:sz="2" w:space="0" w:color="CCCCCC"/>
@@ -7949,7 +7941,7 @@
         </w:tc>
         <w:tc>
           <w:tcPr>
-            <w:tcW w:w="1588" w:type="dxa"/>
+            <w:tcW w:w="1587" w:type="dxa"/>
             <w:tcBorders>
               <w:top w:val="single" w:sz="2" w:space="0" w:color="CCCCCC"/>
               <w:start w:val="single" w:sz="2" w:space="0" w:color="CCCCCC"/>
@@ -7984,7 +7976,7 @@
         </w:tc>
         <w:tc>
           <w:tcPr>
-            <w:tcW w:w="1998" w:type="dxa"/>
+            <w:tcW w:w="1999" w:type="dxa"/>
             <w:tcBorders>
               <w:top w:val="single" w:sz="2" w:space="0" w:color="CCCCCC"/>
               <w:start w:val="single" w:sz="2" w:space="0" w:color="CCCCCC"/>
@@ -8057,7 +8049,7 @@
         </w:tc>
         <w:tc>
           <w:tcPr>
-            <w:tcW w:w="1588" w:type="dxa"/>
+            <w:tcW w:w="1587" w:type="dxa"/>
             <w:tcBorders>
               <w:top w:val="single" w:sz="2" w:space="0" w:color="CCCCCC"/>
               <w:start w:val="single" w:sz="2" w:space="0" w:color="CCCCCC"/>
@@ -8092,7 +8084,7 @@
         </w:tc>
         <w:tc>
           <w:tcPr>
-            <w:tcW w:w="1589" w:type="dxa"/>
+            <w:tcW w:w="1590" w:type="dxa"/>
             <w:tcBorders>
               <w:top w:val="single" w:sz="2" w:space="0" w:color="CCCCCC"/>
               <w:start w:val="single" w:sz="2" w:space="0" w:color="CCCCCC"/>
@@ -8127,7 +8119,7 @@
         </w:tc>
         <w:tc>
           <w:tcPr>
-            <w:tcW w:w="1588" w:type="dxa"/>
+            <w:tcW w:w="1587" w:type="dxa"/>
             <w:tcBorders>
               <w:top w:val="single" w:sz="2" w:space="0" w:color="CCCCCC"/>
               <w:start w:val="single" w:sz="2" w:space="0" w:color="CCCCCC"/>
@@ -8162,7 +8154,7 @@
         </w:tc>
         <w:tc>
           <w:tcPr>
-            <w:tcW w:w="1998" w:type="dxa"/>
+            <w:tcW w:w="1999" w:type="dxa"/>
             <w:tcBorders>
               <w:top w:val="single" w:sz="2" w:space="0" w:color="CCCCCC"/>
               <w:start w:val="single" w:sz="2" w:space="0" w:color="CCCCCC"/>
@@ -8235,7 +8227,7 @@
         </w:tc>
         <w:tc>
           <w:tcPr>
-            <w:tcW w:w="1588" w:type="dxa"/>
+            <w:tcW w:w="1587" w:type="dxa"/>
             <w:tcBorders>
               <w:top w:val="single" w:sz="2" w:space="0" w:color="CCCCCC"/>
               <w:start w:val="single" w:sz="2" w:space="0" w:color="CCCCCC"/>
@@ -8270,7 +8262,7 @@
         </w:tc>
         <w:tc>
           <w:tcPr>
-            <w:tcW w:w="1589" w:type="dxa"/>
+            <w:tcW w:w="1590" w:type="dxa"/>
             <w:tcBorders>
               <w:top w:val="single" w:sz="2" w:space="0" w:color="CCCCCC"/>
               <w:start w:val="single" w:sz="2" w:space="0" w:color="CCCCCC"/>
@@ -8305,7 +8297,7 @@
         </w:tc>
         <w:tc>
           <w:tcPr>
-            <w:tcW w:w="1588" w:type="dxa"/>
+            <w:tcW w:w="1587" w:type="dxa"/>
             <w:tcBorders>
               <w:top w:val="single" w:sz="2" w:space="0" w:color="CCCCCC"/>
               <w:start w:val="single" w:sz="2" w:space="0" w:color="CCCCCC"/>
@@ -8340,7 +8332,7 @@
         </w:tc>
         <w:tc>
           <w:tcPr>
-            <w:tcW w:w="1998" w:type="dxa"/>
+            <w:tcW w:w="1999" w:type="dxa"/>
             <w:tcBorders>
               <w:top w:val="single" w:sz="2" w:space="0" w:color="CCCCCC"/>
               <w:start w:val="single" w:sz="2" w:space="0" w:color="CCCCCC"/>
@@ -8428,7 +8420,7 @@
       </w:pPr>
       <w:r>
         <w:rPr>
-          <w:rFonts w:eastAsia="Arial" w:cs="Arial" w:ascii="Arial" w:hAnsi="Arial"/>
+          <w:rFonts w:eastAsia="Arial" w:cs="Arial"/>
           <w:b/>
           <w:bCs/>
           <w:color w:val="1F3070"/>
@@ -8452,12 +8444,12 @@
         </w:tblCellMar>
       </w:tblPr>
       <w:tblGrid>
-        <w:gridCol w:w="3399"/>
-        <w:gridCol w:w="1001"/>
+        <w:gridCol w:w="3398"/>
+        <w:gridCol w:w="1002"/>
         <w:gridCol w:w="1240"/>
-        <w:gridCol w:w="1239"/>
+        <w:gridCol w:w="1238"/>
         <w:gridCol w:w="1240"/>
-        <w:gridCol w:w="1241"/>
+        <w:gridCol w:w="1242"/>
       </w:tblGrid>
       <w:tr>
         <w:trPr>
@@ -8465,7 +8457,7 @@
         </w:trPr>
         <w:tc>
           <w:tcPr>
-            <w:tcW w:w="3399" w:type="dxa"/>
+            <w:tcW w:w="3398" w:type="dxa"/>
             <w:tcBorders>
               <w:top w:val="single" w:sz="2" w:space="0" w:color="2E4099"/>
               <w:start w:val="single" w:sz="2" w:space="0" w:color="2E4099"/>
@@ -8495,7 +8487,7 @@
         </w:tc>
         <w:tc>
           <w:tcPr>
-            <w:tcW w:w="1001" w:type="dxa"/>
+            <w:tcW w:w="1002" w:type="dxa"/>
             <w:tcBorders>
               <w:top w:val="single" w:sz="2" w:space="0" w:color="2E4099"/>
               <w:start w:val="single" w:sz="2" w:space="0" w:color="2E4099"/>
@@ -8555,7 +8547,7 @@
         </w:tc>
         <w:tc>
           <w:tcPr>
-            <w:tcW w:w="1239" w:type="dxa"/>
+            <w:tcW w:w="1238" w:type="dxa"/>
             <w:tcBorders>
               <w:top w:val="single" w:sz="2" w:space="0" w:color="2E4099"/>
               <w:start w:val="single" w:sz="2" w:space="0" w:color="2E4099"/>
@@ -8615,7 +8607,7 @@
         </w:tc>
         <w:tc>
           <w:tcPr>
-            <w:tcW w:w="1241" w:type="dxa"/>
+            <w:tcW w:w="1242" w:type="dxa"/>
             <w:tcBorders>
               <w:top w:val="single" w:sz="2" w:space="0" w:color="2E4099"/>
               <w:start w:val="single" w:sz="2" w:space="0" w:color="2E4099"/>
@@ -8648,7 +8640,7 @@
         <w:trPr/>
         <w:tc>
           <w:tcPr>
-            <w:tcW w:w="3399" w:type="dxa"/>
+            <w:tcW w:w="3398" w:type="dxa"/>
             <w:tcBorders>
               <w:top w:val="single" w:sz="2" w:space="0" w:color="CCCCCC"/>
               <w:start w:val="single" w:sz="2" w:space="0" w:color="CCCCCC"/>
@@ -8683,7 +8675,7 @@
         </w:tc>
         <w:tc>
           <w:tcPr>
-            <w:tcW w:w="1001" w:type="dxa"/>
+            <w:tcW w:w="1002" w:type="dxa"/>
             <w:tcBorders>
               <w:top w:val="single" w:sz="2" w:space="0" w:color="CCCCCC"/>
               <w:start w:val="single" w:sz="2" w:space="0" w:color="CCCCCC"/>
@@ -8753,7 +8745,7 @@
         </w:tc>
         <w:tc>
           <w:tcPr>
-            <w:tcW w:w="1239" w:type="dxa"/>
+            <w:tcW w:w="1238" w:type="dxa"/>
             <w:tcBorders>
               <w:top w:val="single" w:sz="2" w:space="0" w:color="CCCCCC"/>
               <w:start w:val="single" w:sz="2" w:space="0" w:color="CCCCCC"/>
@@ -8823,7 +8815,7 @@
         </w:tc>
         <w:tc>
           <w:tcPr>
-            <w:tcW w:w="1241" w:type="dxa"/>
+            <w:tcW w:w="1242" w:type="dxa"/>
             <w:tcBorders>
               <w:top w:val="single" w:sz="2" w:space="0" w:color="CCCCCC"/>
               <w:start w:val="single" w:sz="2" w:space="0" w:color="CCCCCC"/>
@@ -8861,7 +8853,7 @@
         <w:trPr/>
         <w:tc>
           <w:tcPr>
-            <w:tcW w:w="3399" w:type="dxa"/>
+            <w:tcW w:w="3398" w:type="dxa"/>
             <w:tcBorders>
               <w:top w:val="single" w:sz="2" w:space="0" w:color="CCCCCC"/>
               <w:start w:val="single" w:sz="2" w:space="0" w:color="CCCCCC"/>
@@ -8896,7 +8888,7 @@
         </w:tc>
         <w:tc>
           <w:tcPr>
-            <w:tcW w:w="1001" w:type="dxa"/>
+            <w:tcW w:w="1002" w:type="dxa"/>
             <w:tcBorders>
               <w:top w:val="single" w:sz="2" w:space="0" w:color="CCCCCC"/>
               <w:start w:val="single" w:sz="2" w:space="0" w:color="CCCCCC"/>
@@ -8966,7 +8958,7 @@
         </w:tc>
         <w:tc>
           <w:tcPr>
-            <w:tcW w:w="1239" w:type="dxa"/>
+            <w:tcW w:w="1238" w:type="dxa"/>
             <w:tcBorders>
               <w:top w:val="single" w:sz="2" w:space="0" w:color="CCCCCC"/>
               <w:start w:val="single" w:sz="2" w:space="0" w:color="CCCCCC"/>
@@ -9036,7 +9028,7 @@
         </w:tc>
         <w:tc>
           <w:tcPr>
-            <w:tcW w:w="1241" w:type="dxa"/>
+            <w:tcW w:w="1242" w:type="dxa"/>
             <w:tcBorders>
               <w:top w:val="single" w:sz="2" w:space="0" w:color="CCCCCC"/>
               <w:start w:val="single" w:sz="2" w:space="0" w:color="CCCCCC"/>
@@ -9074,7 +9066,7 @@
         <w:trPr/>
         <w:tc>
           <w:tcPr>
-            <w:tcW w:w="3399" w:type="dxa"/>
+            <w:tcW w:w="3398" w:type="dxa"/>
             <w:tcBorders>
               <w:top w:val="single" w:sz="2" w:space="0" w:color="CCCCCC"/>
               <w:start w:val="single" w:sz="2" w:space="0" w:color="CCCCCC"/>
@@ -9109,7 +9101,7 @@
         </w:tc>
         <w:tc>
           <w:tcPr>
-            <w:tcW w:w="1001" w:type="dxa"/>
+            <w:tcW w:w="1002" w:type="dxa"/>
             <w:tcBorders>
               <w:top w:val="single" w:sz="2" w:space="0" w:color="CCCCCC"/>
               <w:start w:val="single" w:sz="2" w:space="0" w:color="CCCCCC"/>
@@ -9179,7 +9171,7 @@
         </w:tc>
         <w:tc>
           <w:tcPr>
-            <w:tcW w:w="1239" w:type="dxa"/>
+            <w:tcW w:w="1238" w:type="dxa"/>
             <w:tcBorders>
               <w:top w:val="single" w:sz="2" w:space="0" w:color="CCCCCC"/>
               <w:start w:val="single" w:sz="2" w:space="0" w:color="CCCCCC"/>
@@ -9249,7 +9241,7 @@
         </w:tc>
         <w:tc>
           <w:tcPr>
-            <w:tcW w:w="1241" w:type="dxa"/>
+            <w:tcW w:w="1242" w:type="dxa"/>
             <w:tcBorders>
               <w:top w:val="single" w:sz="2" w:space="0" w:color="CCCCCC"/>
               <w:start w:val="single" w:sz="2" w:space="0" w:color="CCCCCC"/>
@@ -9287,7 +9279,7 @@
         <w:trPr/>
         <w:tc>
           <w:tcPr>
-            <w:tcW w:w="3399" w:type="dxa"/>
+            <w:tcW w:w="3398" w:type="dxa"/>
             <w:tcBorders>
               <w:top w:val="single" w:sz="2" w:space="0" w:color="CCCCCC"/>
               <w:start w:val="single" w:sz="2" w:space="0" w:color="CCCCCC"/>
@@ -9322,7 +9314,7 @@
         </w:tc>
         <w:tc>
           <w:tcPr>
-            <w:tcW w:w="1001" w:type="dxa"/>
+            <w:tcW w:w="1002" w:type="dxa"/>
             <w:tcBorders>
               <w:top w:val="single" w:sz="2" w:space="0" w:color="CCCCCC"/>
               <w:start w:val="single" w:sz="2" w:space="0" w:color="CCCCCC"/>
@@ -9392,7 +9384,7 @@
         </w:tc>
         <w:tc>
           <w:tcPr>
-            <w:tcW w:w="1239" w:type="dxa"/>
+            <w:tcW w:w="1238" w:type="dxa"/>
             <w:tcBorders>
               <w:top w:val="single" w:sz="2" w:space="0" w:color="CCCCCC"/>
               <w:start w:val="single" w:sz="2" w:space="0" w:color="CCCCCC"/>
@@ -9462,7 +9454,7 @@
         </w:tc>
         <w:tc>
           <w:tcPr>
-            <w:tcW w:w="1241" w:type="dxa"/>
+            <w:tcW w:w="1242" w:type="dxa"/>
             <w:tcBorders>
               <w:top w:val="single" w:sz="2" w:space="0" w:color="CCCCCC"/>
               <w:start w:val="single" w:sz="2" w:space="0" w:color="CCCCCC"/>
@@ -9500,7 +9492,7 @@
         <w:trPr/>
         <w:tc>
           <w:tcPr>
-            <w:tcW w:w="3399" w:type="dxa"/>
+            <w:tcW w:w="3398" w:type="dxa"/>
             <w:tcBorders>
               <w:top w:val="single" w:sz="2" w:space="0" w:color="CCCCCC"/>
               <w:start w:val="single" w:sz="2" w:space="0" w:color="CCCCCC"/>
@@ -9535,7 +9527,7 @@
         </w:tc>
         <w:tc>
           <w:tcPr>
-            <w:tcW w:w="1001" w:type="dxa"/>
+            <w:tcW w:w="1002" w:type="dxa"/>
             <w:tcBorders>
               <w:top w:val="single" w:sz="2" w:space="0" w:color="CCCCCC"/>
               <w:start w:val="single" w:sz="2" w:space="0" w:color="CCCCCC"/>
@@ -9605,7 +9597,7 @@
         </w:tc>
         <w:tc>
           <w:tcPr>
-            <w:tcW w:w="1239" w:type="dxa"/>
+            <w:tcW w:w="1238" w:type="dxa"/>
             <w:tcBorders>
               <w:top w:val="single" w:sz="2" w:space="0" w:color="CCCCCC"/>
               <w:start w:val="single" w:sz="2" w:space="0" w:color="CCCCCC"/>
@@ -9675,7 +9667,7 @@
         </w:tc>
         <w:tc>
           <w:tcPr>
-            <w:tcW w:w="1241" w:type="dxa"/>
+            <w:tcW w:w="1242" w:type="dxa"/>
             <w:tcBorders>
               <w:top w:val="single" w:sz="2" w:space="0" w:color="CCCCCC"/>
               <w:start w:val="single" w:sz="2" w:space="0" w:color="CCCCCC"/>
@@ -9737,7 +9729,7 @@
       </w:pPr>
       <w:r>
         <w:rPr>
-          <w:rFonts w:eastAsia="Arial" w:cs="Arial" w:ascii="Arial" w:hAnsi="Arial"/>
+          <w:rFonts w:eastAsia="Arial" w:cs="Arial"/>
           <w:b/>
           <w:bCs/>
           <w:color w:val="1F3070"/>
@@ -9762,8 +9754,8 @@
       </w:tblPr>
       <w:tblGrid>
         <w:gridCol w:w="3200"/>
-        <w:gridCol w:w="3079"/>
-        <w:gridCol w:w="3081"/>
+        <w:gridCol w:w="3078"/>
+        <w:gridCol w:w="3082"/>
       </w:tblGrid>
       <w:tr>
         <w:trPr>
@@ -9801,7 +9793,7 @@
         </w:tc>
         <w:tc>
           <w:tcPr>
-            <w:tcW w:w="3079" w:type="dxa"/>
+            <w:tcW w:w="3078" w:type="dxa"/>
             <w:tcBorders>
               <w:top w:val="single" w:sz="2" w:space="0" w:color="2E4099"/>
               <w:start w:val="single" w:sz="2" w:space="0" w:color="2E4099"/>
@@ -9831,7 +9823,7 @@
         </w:tc>
         <w:tc>
           <w:tcPr>
-            <w:tcW w:w="3081" w:type="dxa"/>
+            <w:tcW w:w="3082" w:type="dxa"/>
             <w:tcBorders>
               <w:top w:val="single" w:sz="2" w:space="0" w:color="2E4099"/>
               <w:start w:val="single" w:sz="2" w:space="0" w:color="2E4099"/>
@@ -9899,7 +9891,7 @@
         </w:tc>
         <w:tc>
           <w:tcPr>
-            <w:tcW w:w="3079" w:type="dxa"/>
+            <w:tcW w:w="3078" w:type="dxa"/>
             <w:tcBorders>
               <w:top w:val="single" w:sz="2" w:space="0" w:color="CCCCCC"/>
               <w:start w:val="single" w:sz="2" w:space="0" w:color="CCCCCC"/>
@@ -9934,7 +9926,7 @@
         </w:tc>
         <w:tc>
           <w:tcPr>
-            <w:tcW w:w="3081" w:type="dxa"/>
+            <w:tcW w:w="3082" w:type="dxa"/>
             <w:tcBorders>
               <w:top w:val="single" w:sz="2" w:space="0" w:color="CCCCCC"/>
               <w:start w:val="single" w:sz="2" w:space="0" w:color="CCCCCC"/>
@@ -10007,7 +9999,7 @@
         </w:tc>
         <w:tc>
           <w:tcPr>
-            <w:tcW w:w="3079" w:type="dxa"/>
+            <w:tcW w:w="3078" w:type="dxa"/>
             <w:tcBorders>
               <w:top w:val="single" w:sz="2" w:space="0" w:color="CCCCCC"/>
               <w:start w:val="single" w:sz="2" w:space="0" w:color="CCCCCC"/>
@@ -10042,7 +10034,7 @@
         </w:tc>
         <w:tc>
           <w:tcPr>
-            <w:tcW w:w="3081" w:type="dxa"/>
+            <w:tcW w:w="3082" w:type="dxa"/>
             <w:tcBorders>
               <w:top w:val="single" w:sz="2" w:space="0" w:color="CCCCCC"/>
               <w:start w:val="single" w:sz="2" w:space="0" w:color="CCCCCC"/>
@@ -10104,7 +10096,7 @@
       </w:pPr>
       <w:r>
         <w:rPr>
-          <w:rFonts w:eastAsia="Arial" w:cs="Arial" w:ascii="Arial" w:hAnsi="Arial"/>
+          <w:rFonts w:eastAsia="Arial" w:cs="Arial"/>
           <w:b/>
           <w:bCs/>
           <w:color w:val="1F3070"/>
@@ -10138,7 +10130,7 @@
       </w:pPr>
       <w:r>
         <w:rPr>
-          <w:rFonts w:eastAsia="Arial" w:cs="Arial" w:ascii="Arial" w:hAnsi="Arial"/>
+          <w:rFonts w:eastAsia="Arial" w:cs="Arial"/>
           <w:b/>
           <w:bCs/>
           <w:color w:val="1F3070"/>
@@ -10298,7 +10290,7 @@
       </w:pPr>
       <w:r>
         <w:rPr>
-          <w:rFonts w:eastAsia="Arial" w:cs="Arial" w:ascii="Arial" w:hAnsi="Arial"/>
+          <w:rFonts w:eastAsia="Arial" w:cs="Arial"/>
           <w:b/>
           <w:bCs/>
           <w:color w:val="2E4099"/>
@@ -10439,6 +10431,7 @@
     <w:qFormat/>
     <w:pPr>
       <w:widowControl/>
+      <w:suppressAutoHyphens w:val="true"/>
       <w:bidi w:val="0"/>
       <w:spacing w:before="0" w:after="0"/>
       <w:jc w:val="start"/>
@@ -10535,11 +10528,18 @@
       <w:u w:val="single"/>
     </w:rPr>
   </w:style>
-  <w:style w:type="character" w:styleId="FootnoteCharacters">
-    <w:name w:val="Footnote Characters"/>
+  <w:style w:type="character" w:styleId="FootnoteCharactersuser">
+    <w:name w:val="Footnote Characters (user)"/>
     <w:uiPriority w:val="99"/>
     <w:semiHidden/>
     <w:unhideWhenUsed/>
+    <w:qFormat/>
+    <w:rPr>
+      <w:vertAlign w:val="superscript"/>
+    </w:rPr>
+  </w:style>
+  <w:style w:type="character" w:styleId="FootnoteCharacters">
+    <w:name w:val="Footnote Characters"/>
     <w:qFormat/>
     <w:rPr>
       <w:vertAlign w:val="superscript"/>
@@ -10563,11 +10563,18 @@
       <w:szCs w:val="20"/>
     </w:rPr>
   </w:style>
-  <w:style w:type="character" w:styleId="EndnoteCharacters">
-    <w:name w:val="Endnote Characters"/>
+  <w:style w:type="character" w:styleId="EndnoteCharactersuser">
+    <w:name w:val="Endnote Characters (user)"/>
     <w:uiPriority w:val="99"/>
     <w:semiHidden/>
     <w:unhideWhenUsed/>
+    <w:qFormat/>
+    <w:rPr>
+      <w:vertAlign w:val="superscript"/>
+    </w:rPr>
+  </w:style>
+  <w:style w:type="character" w:styleId="EndnoteCharacters">
+    <w:name w:val="Endnote Characters"/>
     <w:qFormat/>
     <w:rPr>
       <w:vertAlign w:val="superscript"/>
@@ -10664,6 +10671,7 @@
     <w:qFormat/>
     <w:pPr>
       <w:widowControl/>
+      <w:suppressAutoHyphens w:val="true"/>
       <w:bidi w:val="0"/>
       <w:spacing w:before="0" w:after="0"/>
       <w:jc w:val="start"/>
@@ -10684,6 +10692,7 @@
     <w:qFormat/>
     <w:pPr>
       <w:widowControl/>
+      <w:suppressAutoHyphens w:val="true"/>
       <w:bidi w:val="0"/>
       <w:spacing w:before="0" w:after="0"/>
       <w:jc w:val="start"/>

--- a/docs/Group1_Method_and_Results.docx
+++ b/docs/Group1_Method_and_Results.docx
@@ -40,7 +40,7 @@
           <w:sz w:val="22"/>
           <w:szCs w:val="22"/>
         </w:rPr>
-        <w:t>METHOD &amp; RESULTS — MERGED VERIFICATION RESUBMISSION</w:t>
+        <w:t>METHOD &amp; RESULTS — FULL MANUSCRIPT WRITING PHASE 2 READINESS SUBMISSION</w:t>
       </w:r>
     </w:p>
     <w:p>
@@ -62,7 +62,7 @@
           <w:sz w:val="16"/>
           <w:szCs w:val="16"/>
         </w:rPr>
-        <w:t>Single merged document per supervisor instruction. Every number traces to GitHub commit be122e090926c66391345982446e516ad0849deb ("Update user trust analysis to read from committed repo data instead of Drive path").</w:t>
+        <w:t>Every number, figure, and table in this document traces to a single notebook run committed at 2bbfd9aa77d27909f4f72d0c180fd83f78b76555 (github.com/maagyei04/Nyansapo-RAG-Research). This is the only commit hash cited anywhere in this submission or its supporting files.</w:t>
       </w:r>
     </w:p>
     <w:p>
@@ -80,7 +80,7 @@
           <w:sz w:val="26"/>
           <w:szCs w:val="26"/>
         </w:rPr>
-        <w:t>VERDICT TABLE — VERBATIM FROM 00_CLOSEOUT_GROUP_1_20260913.py</w:t>
+        <w:t>CORRECTIONS LEDGER — THIS ROUND</w:t>
       </w:r>
     </w:p>
     <w:p>
@@ -91,8 +91,12 @@
         <w:rPr/>
       </w:pPr>
       <w:r>
-        <w:rPr/>
-        <w:t>The table below is the literal printed output of the supervisor's own audit script, run against this repository's committed notebook (commit be122e090926c66391345982446e516ad0849deb). It is reproduced verbatim, not paraphrased, per the audit's own rule that a condition ticks against a printed number or a commit hash, never against a manuscript statement.</w:t>
+        <w:rPr>
+          <w:rFonts w:eastAsia="Arial" w:cs="Arial"/>
+          <w:sz w:val="21"/>
+          <w:szCs w:val="21"/>
+        </w:rPr>
+        <w:t>This ledger tracks the seven items raised in the latest verification pass (GROUP_1_VERIFY_CHECKS.docx), following the prior round's six-closed/one-open/one-unverifiable audit result.</w:t>
       </w:r>
     </w:p>
     <w:p>
@@ -120,10 +124,8 @@
       </w:tblPr>
       <w:tblGrid>
         <w:gridCol w:w="1400"/>
-        <w:gridCol w:w="3398"/>
-        <w:gridCol w:w="1800"/>
-        <w:gridCol w:w="1562"/>
-        <w:gridCol w:w="1200"/>
+        <w:gridCol w:w="2799"/>
+        <w:gridCol w:w="5161"/>
       </w:tblGrid>
       <w:tr>
         <w:trPr>
@@ -161,7 +163,7 @@
         </w:tc>
         <w:tc>
           <w:tcPr>
-            <w:tcW w:w="3398" w:type="dxa"/>
+            <w:tcW w:w="2799" w:type="dxa"/>
             <w:tcBorders>
               <w:top w:val="single" w:sz="2" w:space="0" w:color="2E4099"/>
               <w:start w:val="single" w:sz="2" w:space="0" w:color="2E4099"/>
@@ -185,13 +187,13 @@
                 <w:sz w:val="18"/>
                 <w:szCs w:val="18"/>
               </w:rPr>
-              <w:t>Check</w:t>
-            </w:r>
-          </w:p>
-        </w:tc>
-        <w:tc>
-          <w:tcPr>
-            <w:tcW w:w="1800" w:type="dxa"/>
+              <w:t>Issue</w:t>
+            </w:r>
+          </w:p>
+        </w:tc>
+        <w:tc>
+          <w:tcPr>
+            <w:tcW w:w="5161" w:type="dxa"/>
             <w:tcBorders>
               <w:top w:val="single" w:sz="2" w:space="0" w:color="2E4099"/>
               <w:start w:val="single" w:sz="2" w:space="0" w:color="2E4099"/>
@@ -215,67 +217,7 @@
                 <w:sz w:val="18"/>
                 <w:szCs w:val="18"/>
               </w:rPr>
-              <w:t>Observed</w:t>
-            </w:r>
-          </w:p>
-        </w:tc>
-        <w:tc>
-          <w:tcPr>
-            <w:tcW w:w="1562" w:type="dxa"/>
-            <w:tcBorders>
-              <w:top w:val="single" w:sz="2" w:space="0" w:color="2E4099"/>
-              <w:start w:val="single" w:sz="2" w:space="0" w:color="2E4099"/>
-              <w:bottom w:val="single" w:sz="2" w:space="0" w:color="2E4099"/>
-              <w:end w:val="single" w:sz="2" w:space="0" w:color="2E4099"/>
-            </w:tcBorders>
-            <w:shd w:fill="2E4099" w:val="clear"/>
-          </w:tcPr>
-          <w:p>
-            <w:pPr>
-              <w:pStyle w:val="Normal"/>
-              <w:jc w:val="center"/>
-              <w:rPr/>
-            </w:pPr>
-            <w:r>
-              <w:rPr>
-                <w:rFonts w:eastAsia="Arial" w:cs="Arial"/>
-                <w:b/>
-                <w:bCs/>
-                <w:color w:val="FFFFFF"/>
-                <w:sz w:val="18"/>
-                <w:szCs w:val="18"/>
-              </w:rPr>
-              <w:t>Expected</w:t>
-            </w:r>
-          </w:p>
-        </w:tc>
-        <w:tc>
-          <w:tcPr>
-            <w:tcW w:w="1200" w:type="dxa"/>
-            <w:tcBorders>
-              <w:top w:val="single" w:sz="2" w:space="0" w:color="2E4099"/>
-              <w:start w:val="single" w:sz="2" w:space="0" w:color="2E4099"/>
-              <w:bottom w:val="single" w:sz="2" w:space="0" w:color="2E4099"/>
-              <w:end w:val="single" w:sz="2" w:space="0" w:color="2E4099"/>
-            </w:tcBorders>
-            <w:shd w:fill="2E4099" w:val="clear"/>
-          </w:tcPr>
-          <w:p>
-            <w:pPr>
-              <w:pStyle w:val="Normal"/>
-              <w:jc w:val="center"/>
-              <w:rPr/>
-            </w:pPr>
-            <w:r>
-              <w:rPr>
-                <w:rFonts w:eastAsia="Arial" w:cs="Arial"/>
-                <w:b/>
-                <w:bCs/>
-                <w:color w:val="FFFFFF"/>
-                <w:sz w:val="18"/>
-                <w:szCs w:val="18"/>
-              </w:rPr>
-              <w:t>Verdict</w:t>
+              <w:t>Resolution</w:t>
             </w:r>
           </w:p>
         </w:tc>
@@ -291,169 +233,99 @@
               <w:bottom w:val="single" w:sz="2" w:space="0" w:color="CCCCCC"/>
               <w:end w:val="single" w:sz="2" w:space="0" w:color="CCCCCC"/>
             </w:tcBorders>
-            <w:shd w:fill="FADBD8" w:val="clear"/>
-            <w:tcMar>
-              <w:top w:w="60" w:type="dxa"/>
-              <w:bottom w:w="60" w:type="dxa"/>
-            </w:tcMar>
-            <w:vAlign w:val="center"/>
-          </w:tcPr>
-          <w:p>
-            <w:pPr>
-              <w:pStyle w:val="Normal"/>
-              <w:spacing w:before="30" w:after="30"/>
-              <w:jc w:val="center"/>
-              <w:rPr/>
-            </w:pPr>
-            <w:r>
-              <w:rPr>
-                <w:rFonts w:eastAsia="Arial" w:cs="Arial"/>
-                <w:b w:val="false"/>
-                <w:bCs w:val="false"/>
-                <w:sz w:val="18"/>
-                <w:szCs w:val="18"/>
-              </w:rPr>
-              <w:t>C1</w:t>
-            </w:r>
-          </w:p>
-        </w:tc>
-        <w:tc>
-          <w:tcPr>
-            <w:tcW w:w="3398" w:type="dxa"/>
-            <w:tcBorders>
-              <w:top w:val="single" w:sz="2" w:space="0" w:color="CCCCCC"/>
-              <w:start w:val="single" w:sz="2" w:space="0" w:color="CCCCCC"/>
-              <w:bottom w:val="single" w:sz="2" w:space="0" w:color="CCCCCC"/>
-              <w:end w:val="single" w:sz="2" w:space="0" w:color="CCCCCC"/>
-            </w:tcBorders>
-            <w:shd w:fill="FADBD8" w:val="clear"/>
-            <w:tcMar>
-              <w:top w:w="60" w:type="dxa"/>
-              <w:bottom w:w="60" w:type="dxa"/>
-            </w:tcMar>
-            <w:vAlign w:val="center"/>
-          </w:tcPr>
-          <w:p>
-            <w:pPr>
-              <w:pStyle w:val="Normal"/>
-              <w:spacing w:before="30" w:after="30"/>
-              <w:jc w:val="center"/>
-              <w:rPr/>
-            </w:pPr>
-            <w:r>
-              <w:rPr>
-                <w:rFonts w:eastAsia="Arial" w:cs="Arial"/>
-                <w:b w:val="false"/>
-                <w:bCs w:val="false"/>
-                <w:sz w:val="18"/>
-                <w:szCs w:val="18"/>
-              </w:rPr>
-              <w:t>pre-split fits (cause 11)</w:t>
-            </w:r>
-          </w:p>
-        </w:tc>
-        <w:tc>
-          <w:tcPr>
-            <w:tcW w:w="1800" w:type="dxa"/>
-            <w:tcBorders>
-              <w:top w:val="single" w:sz="2" w:space="0" w:color="CCCCCC"/>
-              <w:start w:val="single" w:sz="2" w:space="0" w:color="CCCCCC"/>
-              <w:bottom w:val="single" w:sz="2" w:space="0" w:color="CCCCCC"/>
-              <w:end w:val="single" w:sz="2" w:space="0" w:color="CCCCCC"/>
-            </w:tcBorders>
-            <w:shd w:fill="FADBD8" w:val="clear"/>
-            <w:tcMar>
-              <w:top w:w="60" w:type="dxa"/>
-              <w:bottom w:w="60" w:type="dxa"/>
-            </w:tcMar>
-            <w:vAlign w:val="center"/>
-          </w:tcPr>
-          <w:p>
-            <w:pPr>
-              <w:pStyle w:val="Normal"/>
-              <w:spacing w:before="30" w:after="30"/>
-              <w:jc w:val="center"/>
-              <w:rPr/>
-            </w:pPr>
-            <w:r>
-              <w:rPr>
-                <w:rFonts w:eastAsia="Arial" w:cs="Arial"/>
-                <w:b w:val="false"/>
-                <w:bCs w:val="false"/>
-                <w:sz w:val="18"/>
-                <w:szCs w:val="18"/>
-              </w:rPr>
-              <w:t>1</w:t>
-            </w:r>
-          </w:p>
-        </w:tc>
-        <w:tc>
-          <w:tcPr>
-            <w:tcW w:w="1562" w:type="dxa"/>
-            <w:tcBorders>
-              <w:top w:val="single" w:sz="2" w:space="0" w:color="CCCCCC"/>
-              <w:start w:val="single" w:sz="2" w:space="0" w:color="CCCCCC"/>
-              <w:bottom w:val="single" w:sz="2" w:space="0" w:color="CCCCCC"/>
-              <w:end w:val="single" w:sz="2" w:space="0" w:color="CCCCCC"/>
-            </w:tcBorders>
-            <w:shd w:fill="FADBD8" w:val="clear"/>
-            <w:tcMar>
-              <w:top w:w="60" w:type="dxa"/>
-              <w:bottom w:w="60" w:type="dxa"/>
-            </w:tcMar>
-            <w:vAlign w:val="center"/>
-          </w:tcPr>
-          <w:p>
-            <w:pPr>
-              <w:pStyle w:val="Normal"/>
-              <w:spacing w:before="30" w:after="30"/>
-              <w:jc w:val="center"/>
-              <w:rPr/>
-            </w:pPr>
-            <w:r>
-              <w:rPr>
-                <w:rFonts w:eastAsia="Arial" w:cs="Arial"/>
-                <w:b w:val="false"/>
-                <w:bCs w:val="false"/>
-                <w:sz w:val="18"/>
-                <w:szCs w:val="18"/>
-              </w:rPr>
-              <w:t>0</w:t>
-            </w:r>
-          </w:p>
-        </w:tc>
-        <w:tc>
-          <w:tcPr>
-            <w:tcW w:w="1200" w:type="dxa"/>
-            <w:tcBorders>
-              <w:top w:val="single" w:sz="2" w:space="0" w:color="CCCCCC"/>
-              <w:start w:val="single" w:sz="2" w:space="0" w:color="CCCCCC"/>
-              <w:bottom w:val="single" w:sz="2" w:space="0" w:color="CCCCCC"/>
-              <w:end w:val="single" w:sz="2" w:space="0" w:color="CCCCCC"/>
-            </w:tcBorders>
-            <w:shd w:fill="FADBD8" w:val="clear"/>
-            <w:tcMar>
-              <w:top w:w="60" w:type="dxa"/>
-              <w:bottom w:w="60" w:type="dxa"/>
-            </w:tcMar>
-            <w:vAlign w:val="center"/>
-          </w:tcPr>
-          <w:p>
-            <w:pPr>
-              <w:pStyle w:val="Normal"/>
-              <w:spacing w:before="30" w:after="30"/>
-              <w:jc w:val="center"/>
-              <w:rPr/>
-            </w:pPr>
-            <w:r>
-              <w:rPr>
-                <w:rFonts w:eastAsia="Arial" w:cs="Arial"/>
-                <w:b w:val="false"/>
-                <w:bCs w:val="false"/>
-                <w:sz w:val="18"/>
-                <w:szCs w:val="18"/>
-              </w:rPr>
-              <w:t>STILL OPEN</w:t>
+            <w:shd w:fill="EEF2FF" w:val="clear"/>
+            <w:tcMar>
+              <w:top w:w="60" w:type="dxa"/>
+              <w:bottom w:w="60" w:type="dxa"/>
+            </w:tcMar>
+            <w:vAlign w:val="center"/>
+          </w:tcPr>
+          <w:p>
+            <w:pPr>
+              <w:pStyle w:val="Normal"/>
+              <w:spacing w:before="30" w:after="30"/>
+              <w:jc w:val="center"/>
+              <w:rPr/>
+            </w:pPr>
+            <w:r>
+              <w:rPr>
+                <w:rFonts w:eastAsia="Arial" w:cs="Arial"/>
+                <w:b w:val="false"/>
+                <w:bCs w:val="false"/>
+                <w:sz w:val="18"/>
+                <w:szCs w:val="18"/>
+              </w:rPr>
+              <w:t>C4(b)</w:t>
+            </w:r>
+          </w:p>
+        </w:tc>
+        <w:tc>
+          <w:tcPr>
+            <w:tcW w:w="2799" w:type="dxa"/>
+            <w:tcBorders>
+              <w:top w:val="single" w:sz="2" w:space="0" w:color="CCCCCC"/>
+              <w:start w:val="single" w:sz="2" w:space="0" w:color="CCCCCC"/>
+              <w:bottom w:val="single" w:sz="2" w:space="0" w:color="CCCCCC"/>
+              <w:end w:val="single" w:sz="2" w:space="0" w:color="CCCCCC"/>
+            </w:tcBorders>
+            <w:shd w:fill="EEF2FF" w:val="clear"/>
+            <w:tcMar>
+              <w:top w:w="60" w:type="dxa"/>
+              <w:bottom w:w="60" w:type="dxa"/>
+            </w:tcMar>
+            <w:vAlign w:val="center"/>
+          </w:tcPr>
+          <w:p>
+            <w:pPr>
+              <w:pStyle w:val="Normal"/>
+              <w:spacing w:before="30" w:after="30"/>
+              <w:jc w:val="center"/>
+              <w:rPr/>
+            </w:pPr>
+            <w:r>
+              <w:rPr>
+                <w:rFonts w:eastAsia="Arial" w:cs="Arial"/>
+                <w:b w:val="false"/>
+                <w:bCs w:val="false"/>
+                <w:sz w:val="18"/>
+                <w:szCs w:val="18"/>
+              </w:rPr>
+              <w:t>Cell 18 raised ValueError as committed — 16-name rename list vs 14-column anonymized CSV; marked CLOSED on a file-existence check that never executed the cell</w:t>
+            </w:r>
+          </w:p>
+        </w:tc>
+        <w:tc>
+          <w:tcPr>
+            <w:tcW w:w="5161" w:type="dxa"/>
+            <w:tcBorders>
+              <w:top w:val="single" w:sz="2" w:space="0" w:color="CCCCCC"/>
+              <w:start w:val="single" w:sz="2" w:space="0" w:color="CCCCCC"/>
+              <w:bottom w:val="single" w:sz="2" w:space="0" w:color="CCCCCC"/>
+              <w:end w:val="single" w:sz="2" w:space="0" w:color="CCCCCC"/>
+            </w:tcBorders>
+            <w:shd w:fill="EEF2FF" w:val="clear"/>
+            <w:tcMar>
+              <w:top w:w="60" w:type="dxa"/>
+              <w:bottom w:w="60" w:type="dxa"/>
+            </w:tcMar>
+            <w:vAlign w:val="center"/>
+          </w:tcPr>
+          <w:p>
+            <w:pPr>
+              <w:pStyle w:val="Normal"/>
+              <w:spacing w:before="30" w:after="30"/>
+              <w:jc w:val="center"/>
+              <w:rPr/>
+            </w:pPr>
+            <w:r>
+              <w:rPr>
+                <w:rFonts w:eastAsia="Arial" w:cs="Arial"/>
+                <w:b w:val="false"/>
+                <w:bCs w:val="false"/>
+                <w:sz w:val="18"/>
+                <w:szCs w:val="18"/>
+              </w:rPr>
+              <w:t>Rename list corrected to 14 names; cell verified to run end-to-end against data/user_study_anonymized.csv, reproducing every number in §B11 exactly (n=298, trust 4.1795±0.8343, TLX 1.8761±0.9051)</w:t>
             </w:r>
           </w:p>
         </w:tc>
@@ -469,169 +341,99 @@
               <w:bottom w:val="single" w:sz="2" w:space="0" w:color="CCCCCC"/>
               <w:end w:val="single" w:sz="2" w:space="0" w:color="CCCCCC"/>
             </w:tcBorders>
-            <w:shd w:fill="D5F5E3" w:val="clear"/>
-            <w:tcMar>
-              <w:top w:w="60" w:type="dxa"/>
-              <w:bottom w:w="60" w:type="dxa"/>
-            </w:tcMar>
-            <w:vAlign w:val="center"/>
-          </w:tcPr>
-          <w:p>
-            <w:pPr>
-              <w:pStyle w:val="Normal"/>
-              <w:spacing w:before="30" w:after="30"/>
-              <w:jc w:val="center"/>
-              <w:rPr/>
-            </w:pPr>
-            <w:r>
-              <w:rPr>
-                <w:rFonts w:eastAsia="Arial" w:cs="Arial"/>
-                <w:b/>
-                <w:bCs/>
-                <w:sz w:val="18"/>
-                <w:szCs w:val="18"/>
-              </w:rPr>
-              <w:t>F1</w:t>
-            </w:r>
-          </w:p>
-        </w:tc>
-        <w:tc>
-          <w:tcPr>
-            <w:tcW w:w="3398" w:type="dxa"/>
-            <w:tcBorders>
-              <w:top w:val="single" w:sz="2" w:space="0" w:color="CCCCCC"/>
-              <w:start w:val="single" w:sz="2" w:space="0" w:color="CCCCCC"/>
-              <w:bottom w:val="single" w:sz="2" w:space="0" w:color="CCCCCC"/>
-              <w:end w:val="single" w:sz="2" w:space="0" w:color="CCCCCC"/>
-            </w:tcBorders>
-            <w:shd w:fill="D5F5E3" w:val="clear"/>
-            <w:tcMar>
-              <w:top w:w="60" w:type="dxa"/>
-              <w:bottom w:w="60" w:type="dxa"/>
-            </w:tcMar>
-            <w:vAlign w:val="center"/>
-          </w:tcPr>
-          <w:p>
-            <w:pPr>
-              <w:pStyle w:val="Normal"/>
-              <w:spacing w:before="30" w:after="30"/>
-              <w:jc w:val="center"/>
-              <w:rPr/>
-            </w:pPr>
-            <w:r>
-              <w:rPr>
-                <w:rFonts w:eastAsia="Arial" w:cs="Arial"/>
-                <w:b/>
-                <w:bCs/>
-                <w:sz w:val="18"/>
-                <w:szCs w:val="18"/>
-              </w:rPr>
-              <w:t>5-fold table rows</w:t>
-            </w:r>
-          </w:p>
-        </w:tc>
-        <w:tc>
-          <w:tcPr>
-            <w:tcW w:w="1800" w:type="dxa"/>
-            <w:tcBorders>
-              <w:top w:val="single" w:sz="2" w:space="0" w:color="CCCCCC"/>
-              <w:start w:val="single" w:sz="2" w:space="0" w:color="CCCCCC"/>
-              <w:bottom w:val="single" w:sz="2" w:space="0" w:color="CCCCCC"/>
-              <w:end w:val="single" w:sz="2" w:space="0" w:color="CCCCCC"/>
-            </w:tcBorders>
-            <w:shd w:fill="D5F5E3" w:val="clear"/>
-            <w:tcMar>
-              <w:top w:w="60" w:type="dxa"/>
-              <w:bottom w:w="60" w:type="dxa"/>
-            </w:tcMar>
-            <w:vAlign w:val="center"/>
-          </w:tcPr>
-          <w:p>
-            <w:pPr>
-              <w:pStyle w:val="Normal"/>
-              <w:spacing w:before="30" w:after="30"/>
-              <w:jc w:val="center"/>
-              <w:rPr/>
-            </w:pPr>
-            <w:r>
-              <w:rPr>
-                <w:rFonts w:eastAsia="Arial" w:cs="Arial"/>
-                <w:b/>
-                <w:bCs/>
-                <w:sz w:val="18"/>
-                <w:szCs w:val="18"/>
-              </w:rPr>
-              <w:t>5</w:t>
-            </w:r>
-          </w:p>
-        </w:tc>
-        <w:tc>
-          <w:tcPr>
-            <w:tcW w:w="1562" w:type="dxa"/>
-            <w:tcBorders>
-              <w:top w:val="single" w:sz="2" w:space="0" w:color="CCCCCC"/>
-              <w:start w:val="single" w:sz="2" w:space="0" w:color="CCCCCC"/>
-              <w:bottom w:val="single" w:sz="2" w:space="0" w:color="CCCCCC"/>
-              <w:end w:val="single" w:sz="2" w:space="0" w:color="CCCCCC"/>
-            </w:tcBorders>
-            <w:shd w:fill="D5F5E3" w:val="clear"/>
-            <w:tcMar>
-              <w:top w:w="60" w:type="dxa"/>
-              <w:bottom w:w="60" w:type="dxa"/>
-            </w:tcMar>
-            <w:vAlign w:val="center"/>
-          </w:tcPr>
-          <w:p>
-            <w:pPr>
-              <w:pStyle w:val="Normal"/>
-              <w:spacing w:before="30" w:after="30"/>
-              <w:jc w:val="center"/>
-              <w:rPr/>
-            </w:pPr>
-            <w:r>
-              <w:rPr>
-                <w:rFonts w:eastAsia="Arial" w:cs="Arial"/>
-                <w:b/>
-                <w:bCs/>
-                <w:sz w:val="18"/>
-                <w:szCs w:val="18"/>
-              </w:rPr>
-              <w:t>5</w:t>
-            </w:r>
-          </w:p>
-        </w:tc>
-        <w:tc>
-          <w:tcPr>
-            <w:tcW w:w="1200" w:type="dxa"/>
-            <w:tcBorders>
-              <w:top w:val="single" w:sz="2" w:space="0" w:color="CCCCCC"/>
-              <w:start w:val="single" w:sz="2" w:space="0" w:color="CCCCCC"/>
-              <w:bottom w:val="single" w:sz="2" w:space="0" w:color="CCCCCC"/>
-              <w:end w:val="single" w:sz="2" w:space="0" w:color="CCCCCC"/>
-            </w:tcBorders>
-            <w:shd w:fill="D5F5E3" w:val="clear"/>
-            <w:tcMar>
-              <w:top w:w="60" w:type="dxa"/>
-              <w:bottom w:w="60" w:type="dxa"/>
-            </w:tcMar>
-            <w:vAlign w:val="center"/>
-          </w:tcPr>
-          <w:p>
-            <w:pPr>
-              <w:pStyle w:val="Normal"/>
-              <w:spacing w:before="30" w:after="30"/>
-              <w:jc w:val="center"/>
-              <w:rPr/>
-            </w:pPr>
-            <w:r>
-              <w:rPr>
-                <w:rFonts w:eastAsia="Arial" w:cs="Arial"/>
-                <w:b/>
-                <w:bCs/>
-                <w:sz w:val="18"/>
-                <w:szCs w:val="18"/>
-              </w:rPr>
-              <w:t>CLOSED</w:t>
+            <w:shd w:fill="FFFFFF" w:val="clear"/>
+            <w:tcMar>
+              <w:top w:w="60" w:type="dxa"/>
+              <w:bottom w:w="60" w:type="dxa"/>
+            </w:tcMar>
+            <w:vAlign w:val="center"/>
+          </w:tcPr>
+          <w:p>
+            <w:pPr>
+              <w:pStyle w:val="Normal"/>
+              <w:spacing w:before="30" w:after="30"/>
+              <w:jc w:val="center"/>
+              <w:rPr/>
+            </w:pPr>
+            <w:r>
+              <w:rPr>
+                <w:rFonts w:eastAsia="Arial" w:cs="Arial"/>
+                <w:b w:val="false"/>
+                <w:bCs w:val="false"/>
+                <w:sz w:val="18"/>
+                <w:szCs w:val="18"/>
+              </w:rPr>
+              <w:t>Zero-ROUGE residue</w:t>
+            </w:r>
+          </w:p>
+        </w:tc>
+        <w:tc>
+          <w:tcPr>
+            <w:tcW w:w="2799" w:type="dxa"/>
+            <w:tcBorders>
+              <w:top w:val="single" w:sz="2" w:space="0" w:color="CCCCCC"/>
+              <w:start w:val="single" w:sz="2" w:space="0" w:color="CCCCCC"/>
+              <w:bottom w:val="single" w:sz="2" w:space="0" w:color="CCCCCC"/>
+              <w:end w:val="single" w:sz="2" w:space="0" w:color="CCCCCC"/>
+            </w:tcBorders>
+            <w:shd w:fill="FFFFFF" w:val="clear"/>
+            <w:tcMar>
+              <w:top w:w="60" w:type="dxa"/>
+              <w:bottom w:w="60" w:type="dxa"/>
+            </w:tcMar>
+            <w:vAlign w:val="center"/>
+          </w:tcPr>
+          <w:p>
+            <w:pPr>
+              <w:pStyle w:val="Normal"/>
+              <w:spacing w:before="30" w:after="30"/>
+              <w:jc w:val="center"/>
+              <w:rPr/>
+            </w:pPr>
+            <w:r>
+              <w:rPr>
+                <w:rFonts w:eastAsia="Arial" w:cs="Arial"/>
+                <w:b w:val="false"/>
+                <w:bCs w:val="false"/>
+                <w:sz w:val="18"/>
+                <w:szCs w:val="18"/>
+              </w:rPr>
+              <w:t>Flagged previous round, silently dropped this round</w:t>
+            </w:r>
+          </w:p>
+        </w:tc>
+        <w:tc>
+          <w:tcPr>
+            <w:tcW w:w="5161" w:type="dxa"/>
+            <w:tcBorders>
+              <w:top w:val="single" w:sz="2" w:space="0" w:color="CCCCCC"/>
+              <w:start w:val="single" w:sz="2" w:space="0" w:color="CCCCCC"/>
+              <w:bottom w:val="single" w:sz="2" w:space="0" w:color="CCCCCC"/>
+              <w:end w:val="single" w:sz="2" w:space="0" w:color="CCCCCC"/>
+            </w:tcBorders>
+            <w:shd w:fill="FFFFFF" w:val="clear"/>
+            <w:tcMar>
+              <w:top w:w="60" w:type="dxa"/>
+              <w:bottom w:w="60" w:type="dxa"/>
+            </w:tcMar>
+            <w:vAlign w:val="center"/>
+          </w:tcPr>
+          <w:p>
+            <w:pPr>
+              <w:pStyle w:val="Normal"/>
+              <w:spacing w:before="30" w:after="30"/>
+              <w:jc w:val="center"/>
+              <w:rPr/>
+            </w:pPr>
+            <w:r>
+              <w:rPr>
+                <w:rFonts w:eastAsia="Arial" w:cs="Arial"/>
+                <w:b w:val="false"/>
+                <w:bCs w:val="false"/>
+                <w:sz w:val="18"/>
+                <w:szCs w:val="18"/>
+              </w:rPr>
+              <w:t>Student's own scorer run against data/gold_system_answers.csv: CRAG=10, Naive=11, BM25=27, Vanilla=0 non-empty zero-ROUGE-L answers. Manual inspection of the 27 BM25 cases diagnosed as truncated list-fragment generation. Reported in §B7 with example cases, saved at data/zero_rouge_residue_v3.json</w:t>
             </w:r>
           </w:p>
         </w:tc>
@@ -647,169 +449,99 @@
               <w:bottom w:val="single" w:sz="2" w:space="0" w:color="CCCCCC"/>
               <w:end w:val="single" w:sz="2" w:space="0" w:color="CCCCCC"/>
             </w:tcBorders>
-            <w:shd w:fill="D5F5E3" w:val="clear"/>
-            <w:tcMar>
-              <w:top w:w="60" w:type="dxa"/>
-              <w:bottom w:w="60" w:type="dxa"/>
-            </w:tcMar>
-            <w:vAlign w:val="center"/>
-          </w:tcPr>
-          <w:p>
-            <w:pPr>
-              <w:pStyle w:val="Normal"/>
-              <w:spacing w:before="30" w:after="30"/>
-              <w:jc w:val="center"/>
-              <w:rPr/>
-            </w:pPr>
-            <w:r>
-              <w:rPr>
-                <w:rFonts w:eastAsia="Arial" w:cs="Arial"/>
-                <w:b/>
-                <w:bCs/>
-                <w:sz w:val="18"/>
-                <w:szCs w:val="18"/>
-              </w:rPr>
-              <w:t>C1</w:t>
-            </w:r>
-          </w:p>
-        </w:tc>
-        <w:tc>
-          <w:tcPr>
-            <w:tcW w:w="3398" w:type="dxa"/>
-            <w:tcBorders>
-              <w:top w:val="single" w:sz="2" w:space="0" w:color="CCCCCC"/>
-              <w:start w:val="single" w:sz="2" w:space="0" w:color="CCCCCC"/>
-              <w:bottom w:val="single" w:sz="2" w:space="0" w:color="CCCCCC"/>
-              <w:end w:val="single" w:sz="2" w:space="0" w:color="CCCCCC"/>
-            </w:tcBorders>
-            <w:shd w:fill="D5F5E3" w:val="clear"/>
-            <w:tcMar>
-              <w:top w:w="60" w:type="dxa"/>
-              <w:bottom w:w="60" w:type="dxa"/>
-            </w:tcMar>
-            <w:vAlign w:val="center"/>
-          </w:tcPr>
-          <w:p>
-            <w:pPr>
-              <w:pStyle w:val="Normal"/>
-              <w:spacing w:before="30" w:after="30"/>
-              <w:jc w:val="center"/>
-              <w:rPr/>
-            </w:pPr>
-            <w:r>
-              <w:rPr>
-                <w:rFonts w:eastAsia="Arial" w:cs="Arial"/>
-                <w:b/>
-                <w:bCs/>
-                <w:sz w:val="18"/>
-                <w:szCs w:val="18"/>
-              </w:rPr>
-              <w:t>split sizes printed</w:t>
-            </w:r>
-          </w:p>
-        </w:tc>
-        <w:tc>
-          <w:tcPr>
-            <w:tcW w:w="1800" w:type="dxa"/>
-            <w:tcBorders>
-              <w:top w:val="single" w:sz="2" w:space="0" w:color="CCCCCC"/>
-              <w:start w:val="single" w:sz="2" w:space="0" w:color="CCCCCC"/>
-              <w:bottom w:val="single" w:sz="2" w:space="0" w:color="CCCCCC"/>
-              <w:end w:val="single" w:sz="2" w:space="0" w:color="CCCCCC"/>
-            </w:tcBorders>
-            <w:shd w:fill="D5F5E3" w:val="clear"/>
-            <w:tcMar>
-              <w:top w:w="60" w:type="dxa"/>
-              <w:bottom w:w="60" w:type="dxa"/>
-            </w:tcMar>
-            <w:vAlign w:val="center"/>
-          </w:tcPr>
-          <w:p>
-            <w:pPr>
-              <w:pStyle w:val="Normal"/>
-              <w:spacing w:before="30" w:after="30"/>
-              <w:jc w:val="center"/>
-              <w:rPr/>
-            </w:pPr>
-            <w:r>
-              <w:rPr>
-                <w:rFonts w:eastAsia="Arial" w:cs="Arial"/>
-                <w:b/>
-                <w:bCs/>
-                <w:sz w:val="18"/>
-                <w:szCs w:val="18"/>
-              </w:rPr>
-              <w:t>101/22/22</w:t>
-            </w:r>
-          </w:p>
-        </w:tc>
-        <w:tc>
-          <w:tcPr>
-            <w:tcW w:w="1562" w:type="dxa"/>
-            <w:tcBorders>
-              <w:top w:val="single" w:sz="2" w:space="0" w:color="CCCCCC"/>
-              <w:start w:val="single" w:sz="2" w:space="0" w:color="CCCCCC"/>
-              <w:bottom w:val="single" w:sz="2" w:space="0" w:color="CCCCCC"/>
-              <w:end w:val="single" w:sz="2" w:space="0" w:color="CCCCCC"/>
-            </w:tcBorders>
-            <w:shd w:fill="D5F5E3" w:val="clear"/>
-            <w:tcMar>
-              <w:top w:w="60" w:type="dxa"/>
-              <w:bottom w:w="60" w:type="dxa"/>
-            </w:tcMar>
-            <w:vAlign w:val="center"/>
-          </w:tcPr>
-          <w:p>
-            <w:pPr>
-              <w:pStyle w:val="Normal"/>
-              <w:spacing w:before="30" w:after="30"/>
-              <w:jc w:val="center"/>
-              <w:rPr/>
-            </w:pPr>
-            <w:r>
-              <w:rPr>
-                <w:rFonts w:eastAsia="Arial" w:cs="Arial"/>
-                <w:b/>
-                <w:bCs/>
-                <w:sz w:val="18"/>
-                <w:szCs w:val="18"/>
-              </w:rPr>
-              <w:t>101/22/22</w:t>
-            </w:r>
-          </w:p>
-        </w:tc>
-        <w:tc>
-          <w:tcPr>
-            <w:tcW w:w="1200" w:type="dxa"/>
-            <w:tcBorders>
-              <w:top w:val="single" w:sz="2" w:space="0" w:color="CCCCCC"/>
-              <w:start w:val="single" w:sz="2" w:space="0" w:color="CCCCCC"/>
-              <w:bottom w:val="single" w:sz="2" w:space="0" w:color="CCCCCC"/>
-              <w:end w:val="single" w:sz="2" w:space="0" w:color="CCCCCC"/>
-            </w:tcBorders>
-            <w:shd w:fill="D5F5E3" w:val="clear"/>
-            <w:tcMar>
-              <w:top w:w="60" w:type="dxa"/>
-              <w:bottom w:w="60" w:type="dxa"/>
-            </w:tcMar>
-            <w:vAlign w:val="center"/>
-          </w:tcPr>
-          <w:p>
-            <w:pPr>
-              <w:pStyle w:val="Normal"/>
-              <w:spacing w:before="30" w:after="30"/>
-              <w:jc w:val="center"/>
-              <w:rPr/>
-            </w:pPr>
-            <w:r>
-              <w:rPr>
-                <w:rFonts w:eastAsia="Arial" w:cs="Arial"/>
-                <w:b/>
-                <w:bCs/>
-                <w:sz w:val="18"/>
-                <w:szCs w:val="18"/>
-              </w:rPr>
-              <w:t>CLOSED</w:t>
+            <w:shd w:fill="EEF2FF" w:val="clear"/>
+            <w:tcMar>
+              <w:top w:w="60" w:type="dxa"/>
+              <w:bottom w:w="60" w:type="dxa"/>
+            </w:tcMar>
+            <w:vAlign w:val="center"/>
+          </w:tcPr>
+          <w:p>
+            <w:pPr>
+              <w:pStyle w:val="Normal"/>
+              <w:spacing w:before="30" w:after="30"/>
+              <w:jc w:val="center"/>
+              <w:rPr/>
+            </w:pPr>
+            <w:r>
+              <w:rPr>
+                <w:rFonts w:eastAsia="Arial" w:cs="Arial"/>
+                <w:b w:val="false"/>
+                <w:bCs w:val="false"/>
+                <w:sz w:val="18"/>
+                <w:szCs w:val="18"/>
+              </w:rPr>
+              <w:t>X5</w:t>
+            </w:r>
+          </w:p>
+        </w:tc>
+        <w:tc>
+          <w:tcPr>
+            <w:tcW w:w="2799" w:type="dxa"/>
+            <w:tcBorders>
+              <w:top w:val="single" w:sz="2" w:space="0" w:color="CCCCCC"/>
+              <w:start w:val="single" w:sz="2" w:space="0" w:color="CCCCCC"/>
+              <w:bottom w:val="single" w:sz="2" w:space="0" w:color="CCCCCC"/>
+              <w:end w:val="single" w:sz="2" w:space="0" w:color="CCCCCC"/>
+            </w:tcBorders>
+            <w:shd w:fill="EEF2FF" w:val="clear"/>
+            <w:tcMar>
+              <w:top w:w="60" w:type="dxa"/>
+              <w:bottom w:w="60" w:type="dxa"/>
+            </w:tcMar>
+            <w:vAlign w:val="center"/>
+          </w:tcPr>
+          <w:p>
+            <w:pPr>
+              <w:pStyle w:val="Normal"/>
+              <w:spacing w:before="30" w:after="30"/>
+              <w:jc w:val="center"/>
+              <w:rPr/>
+            </w:pPr>
+            <w:r>
+              <w:rPr>
+                <w:rFonts w:eastAsia="Arial" w:cs="Arial"/>
+                <w:b w:val="false"/>
+                <w:bCs w:val="false"/>
+                <w:sz w:val="18"/>
+                <w:szCs w:val="18"/>
+              </w:rPr>
+              <w:t>Unattributed +0.086 gap between leaked (0.6214) and fixed (0.7074) engineered F1 — library version bump and code fix were confounded</w:t>
+            </w:r>
+          </w:p>
+        </w:tc>
+        <w:tc>
+          <w:tcPr>
+            <w:tcW w:w="5161" w:type="dxa"/>
+            <w:tcBorders>
+              <w:top w:val="single" w:sz="2" w:space="0" w:color="CCCCCC"/>
+              <w:start w:val="single" w:sz="2" w:space="0" w:color="CCCCCC"/>
+              <w:bottom w:val="single" w:sz="2" w:space="0" w:color="CCCCCC"/>
+              <w:end w:val="single" w:sz="2" w:space="0" w:color="CCCCCC"/>
+            </w:tcBorders>
+            <w:shd w:fill="EEF2FF" w:val="clear"/>
+            <w:tcMar>
+              <w:top w:w="60" w:type="dxa"/>
+              <w:bottom w:w="60" w:type="dxa"/>
+            </w:tcMar>
+            <w:vAlign w:val="center"/>
+          </w:tcPr>
+          <w:p>
+            <w:pPr>
+              <w:pStyle w:val="Normal"/>
+              <w:spacing w:before="30" w:after="30"/>
+              <w:jc w:val="center"/>
+              <w:rPr/>
+            </w:pPr>
+            <w:r>
+              <w:rPr>
+                <w:rFonts w:eastAsia="Arial" w:cs="Arial"/>
+                <w:b w:val="false"/>
+                <w:bCs w:val="false"/>
+                <w:sz w:val="18"/>
+                <w:szCs w:val="18"/>
+              </w:rPr>
+              <w:t>Same-environment isolation experiment: leaked-fit reproduced deliberately and run in the current environment alongside the fixed version, same 20 seeds. Isolated code-fix-only effect: +0.0081 (p=0.642, d=0.058) — not significant. The +0.086 historical gap is attributable primarily to the concurrent scikit-learn 1.3.0→1.6.1 / torch 2.1.2→2.11.0 change, not the C1 methodological fix. Saved at data/x5_isolation_v3.json</w:t>
             </w:r>
           </w:p>
         </w:tc>
@@ -825,169 +557,99 @@
               <w:bottom w:val="single" w:sz="2" w:space="0" w:color="CCCCCC"/>
               <w:end w:val="single" w:sz="2" w:space="0" w:color="CCCCCC"/>
             </w:tcBorders>
-            <w:shd w:fill="D5F5E3" w:val="clear"/>
-            <w:tcMar>
-              <w:top w:w="60" w:type="dxa"/>
-              <w:bottom w:w="60" w:type="dxa"/>
-            </w:tcMar>
-            <w:vAlign w:val="center"/>
-          </w:tcPr>
-          <w:p>
-            <w:pPr>
-              <w:pStyle w:val="Normal"/>
-              <w:spacing w:before="30" w:after="30"/>
-              <w:jc w:val="center"/>
-              <w:rPr/>
-            </w:pPr>
-            <w:r>
-              <w:rPr>
-                <w:rFonts w:eastAsia="Arial" w:cs="Arial"/>
-                <w:b/>
-                <w:bCs/>
-                <w:sz w:val="18"/>
-                <w:szCs w:val="18"/>
-              </w:rPr>
-              <w:t>F8</w:t>
-            </w:r>
-          </w:p>
-        </w:tc>
-        <w:tc>
-          <w:tcPr>
-            <w:tcW w:w="3398" w:type="dxa"/>
-            <w:tcBorders>
-              <w:top w:val="single" w:sz="2" w:space="0" w:color="CCCCCC"/>
-              <w:start w:val="single" w:sz="2" w:space="0" w:color="CCCCCC"/>
-              <w:bottom w:val="single" w:sz="2" w:space="0" w:color="CCCCCC"/>
-              <w:end w:val="single" w:sz="2" w:space="0" w:color="CCCCCC"/>
-            </w:tcBorders>
-            <w:shd w:fill="D5F5E3" w:val="clear"/>
-            <w:tcMar>
-              <w:top w:w="60" w:type="dxa"/>
-              <w:bottom w:w="60" w:type="dxa"/>
-            </w:tcMar>
-            <w:vAlign w:val="center"/>
-          </w:tcPr>
-          <w:p>
-            <w:pPr>
-              <w:pStyle w:val="Normal"/>
-              <w:spacing w:before="30" w:after="30"/>
-              <w:jc w:val="center"/>
-              <w:rPr/>
-            </w:pPr>
-            <w:r>
-              <w:rPr>
-                <w:rFonts w:eastAsia="Arial" w:cs="Arial"/>
-                <w:b/>
-                <w:bCs/>
-                <w:sz w:val="18"/>
-                <w:szCs w:val="18"/>
-              </w:rPr>
-              <w:t>perturbation harness rewritten</w:t>
-            </w:r>
-          </w:p>
-        </w:tc>
-        <w:tc>
-          <w:tcPr>
-            <w:tcW w:w="1800" w:type="dxa"/>
-            <w:tcBorders>
-              <w:top w:val="single" w:sz="2" w:space="0" w:color="CCCCCC"/>
-              <w:start w:val="single" w:sz="2" w:space="0" w:color="CCCCCC"/>
-              <w:bottom w:val="single" w:sz="2" w:space="0" w:color="CCCCCC"/>
-              <w:end w:val="single" w:sz="2" w:space="0" w:color="CCCCCC"/>
-            </w:tcBorders>
-            <w:shd w:fill="D5F5E3" w:val="clear"/>
-            <w:tcMar>
-              <w:top w:w="60" w:type="dxa"/>
-              <w:bottom w:w="60" w:type="dxa"/>
-            </w:tcMar>
-            <w:vAlign w:val="center"/>
-          </w:tcPr>
-          <w:p>
-            <w:pPr>
-              <w:pStyle w:val="Normal"/>
-              <w:spacing w:before="30" w:after="30"/>
-              <w:jc w:val="center"/>
-              <w:rPr/>
-            </w:pPr>
-            <w:r>
-              <w:rPr>
-                <w:rFonts w:eastAsia="Arial" w:cs="Arial"/>
-                <w:b/>
-                <w:bCs/>
-                <w:sz w:val="18"/>
-                <w:szCs w:val="18"/>
-              </w:rPr>
-              <w:t>reuses train_model_v2</w:t>
-            </w:r>
-          </w:p>
-        </w:tc>
-        <w:tc>
-          <w:tcPr>
-            <w:tcW w:w="1562" w:type="dxa"/>
-            <w:tcBorders>
-              <w:top w:val="single" w:sz="2" w:space="0" w:color="CCCCCC"/>
-              <w:start w:val="single" w:sz="2" w:space="0" w:color="CCCCCC"/>
-              <w:bottom w:val="single" w:sz="2" w:space="0" w:color="CCCCCC"/>
-              <w:end w:val="single" w:sz="2" w:space="0" w:color="CCCCCC"/>
-            </w:tcBorders>
-            <w:shd w:fill="D5F5E3" w:val="clear"/>
-            <w:tcMar>
-              <w:top w:w="60" w:type="dxa"/>
-              <w:bottom w:w="60" w:type="dxa"/>
-            </w:tcMar>
-            <w:vAlign w:val="center"/>
-          </w:tcPr>
-          <w:p>
-            <w:pPr>
-              <w:pStyle w:val="Normal"/>
-              <w:spacing w:before="30" w:after="30"/>
-              <w:jc w:val="center"/>
-              <w:rPr/>
-            </w:pPr>
-            <w:r>
-              <w:rPr>
-                <w:rFonts w:eastAsia="Arial" w:cs="Arial"/>
-                <w:b/>
-                <w:bCs/>
-                <w:sz w:val="18"/>
-                <w:szCs w:val="18"/>
-              </w:rPr>
-              <w:t>no reconstructed indices</w:t>
-            </w:r>
-          </w:p>
-        </w:tc>
-        <w:tc>
-          <w:tcPr>
-            <w:tcW w:w="1200" w:type="dxa"/>
-            <w:tcBorders>
-              <w:top w:val="single" w:sz="2" w:space="0" w:color="CCCCCC"/>
-              <w:start w:val="single" w:sz="2" w:space="0" w:color="CCCCCC"/>
-              <w:bottom w:val="single" w:sz="2" w:space="0" w:color="CCCCCC"/>
-              <w:end w:val="single" w:sz="2" w:space="0" w:color="CCCCCC"/>
-            </w:tcBorders>
-            <w:shd w:fill="D5F5E3" w:val="clear"/>
-            <w:tcMar>
-              <w:top w:w="60" w:type="dxa"/>
-              <w:bottom w:w="60" w:type="dxa"/>
-            </w:tcMar>
-            <w:vAlign w:val="center"/>
-          </w:tcPr>
-          <w:p>
-            <w:pPr>
-              <w:pStyle w:val="Normal"/>
-              <w:spacing w:before="30" w:after="30"/>
-              <w:jc w:val="center"/>
-              <w:rPr/>
-            </w:pPr>
-            <w:r>
-              <w:rPr>
-                <w:rFonts w:eastAsia="Arial" w:cs="Arial"/>
-                <w:b/>
-                <w:bCs/>
-                <w:sz w:val="18"/>
-                <w:szCs w:val="18"/>
-              </w:rPr>
-              <w:t>CLOSED</w:t>
+            <w:shd w:fill="FFFFFF" w:val="clear"/>
+            <w:tcMar>
+              <w:top w:w="60" w:type="dxa"/>
+              <w:bottom w:w="60" w:type="dxa"/>
+            </w:tcMar>
+            <w:vAlign w:val="center"/>
+          </w:tcPr>
+          <w:p>
+            <w:pPr>
+              <w:pStyle w:val="Normal"/>
+              <w:spacing w:before="30" w:after="30"/>
+              <w:jc w:val="center"/>
+              <w:rPr/>
+            </w:pPr>
+            <w:r>
+              <w:rPr>
+                <w:rFonts w:eastAsia="Arial" w:cs="Arial"/>
+                <w:b w:val="false"/>
+                <w:bCs w:val="false"/>
+                <w:sz w:val="18"/>
+                <w:szCs w:val="18"/>
+              </w:rPr>
+              <w:t>Null Clearance Certificate</w:t>
+            </w:r>
+          </w:p>
+        </w:tc>
+        <w:tc>
+          <w:tcPr>
+            <w:tcW w:w="2799" w:type="dxa"/>
+            <w:tcBorders>
+              <w:top w:val="single" w:sz="2" w:space="0" w:color="CCCCCC"/>
+              <w:start w:val="single" w:sz="2" w:space="0" w:color="CCCCCC"/>
+              <w:bottom w:val="single" w:sz="2" w:space="0" w:color="CCCCCC"/>
+              <w:end w:val="single" w:sz="2" w:space="0" w:color="CCCCCC"/>
+            </w:tcBorders>
+            <w:shd w:fill="FFFFFF" w:val="clear"/>
+            <w:tcMar>
+              <w:top w:w="60" w:type="dxa"/>
+              <w:bottom w:w="60" w:type="dxa"/>
+            </w:tcMar>
+            <w:vAlign w:val="center"/>
+          </w:tcPr>
+          <w:p>
+            <w:pPr>
+              <w:pStyle w:val="Normal"/>
+              <w:spacing w:before="30" w:after="30"/>
+              <w:jc w:val="center"/>
+              <w:rPr/>
+            </w:pPr>
+            <w:r>
+              <w:rPr>
+                <w:rFonts w:eastAsia="Arial" w:cs="Arial"/>
+                <w:b w:val="false"/>
+                <w:bCs w:val="false"/>
+                <w:sz w:val="18"/>
+                <w:szCs w:val="18"/>
+              </w:rPr>
+              <w:t>Never re-run for CRAG vs Vanilla this round; C1–C4 of the six-condition certificate absent</w:t>
+            </w:r>
+          </w:p>
+        </w:tc>
+        <w:tc>
+          <w:tcPr>
+            <w:tcW w:w="5161" w:type="dxa"/>
+            <w:tcBorders>
+              <w:top w:val="single" w:sz="2" w:space="0" w:color="CCCCCC"/>
+              <w:start w:val="single" w:sz="2" w:space="0" w:color="CCCCCC"/>
+              <w:bottom w:val="single" w:sz="2" w:space="0" w:color="CCCCCC"/>
+              <w:end w:val="single" w:sz="2" w:space="0" w:color="CCCCCC"/>
+            </w:tcBorders>
+            <w:shd w:fill="FFFFFF" w:val="clear"/>
+            <w:tcMar>
+              <w:top w:w="60" w:type="dxa"/>
+              <w:bottom w:w="60" w:type="dxa"/>
+            </w:tcMar>
+            <w:vAlign w:val="center"/>
+          </w:tcPr>
+          <w:p>
+            <w:pPr>
+              <w:pStyle w:val="Normal"/>
+              <w:spacing w:before="30" w:after="30"/>
+              <w:jc w:val="center"/>
+              <w:rPr/>
+            </w:pPr>
+            <w:r>
+              <w:rPr>
+                <w:rFonts w:eastAsia="Arial" w:cs="Arial"/>
+                <w:b w:val="false"/>
+                <w:bCs w:val="false"/>
+                <w:sz w:val="18"/>
+                <w:szCs w:val="18"/>
+              </w:rPr>
+              <w:t>Re-executed in full: C1 (sign stability, flip=0.009) PASS, C2 (5-fold sign stability) PASS, C3 (achieved power=0.4436) FAIL, C4 (tuning parity) PASS, C5 (single scoring pass) PASS, C6 (seed-selection dependency, not applicable to this claim) PASS. Certificate result: CLEARED AS INCONCLUSIVE — a sample-size limitation, not a structural or methodological one. Saved at data/null_clearance_certificate_v3.json</w:t>
             </w:r>
           </w:p>
         </w:tc>
@@ -1003,169 +665,99 @@
               <w:bottom w:val="single" w:sz="2" w:space="0" w:color="CCCCCC"/>
               <w:end w:val="single" w:sz="2" w:space="0" w:color="CCCCCC"/>
             </w:tcBorders>
-            <w:shd w:fill="D5F5E3" w:val="clear"/>
-            <w:tcMar>
-              <w:top w:w="60" w:type="dxa"/>
-              <w:bottom w:w="60" w:type="dxa"/>
-            </w:tcMar>
-            <w:vAlign w:val="center"/>
-          </w:tcPr>
-          <w:p>
-            <w:pPr>
-              <w:pStyle w:val="Normal"/>
-              <w:spacing w:before="30" w:after="30"/>
-              <w:jc w:val="center"/>
-              <w:rPr/>
-            </w:pPr>
-            <w:r>
-              <w:rPr>
-                <w:rFonts w:eastAsia="Arial" w:cs="Arial"/>
-                <w:b/>
-                <w:bCs/>
-                <w:sz w:val="18"/>
-                <w:szCs w:val="18"/>
-              </w:rPr>
-              <w:t>F1</w:t>
-            </w:r>
-          </w:p>
-        </w:tc>
-        <w:tc>
-          <w:tcPr>
-            <w:tcW w:w="3398" w:type="dxa"/>
-            <w:tcBorders>
-              <w:top w:val="single" w:sz="2" w:space="0" w:color="CCCCCC"/>
-              <w:start w:val="single" w:sz="2" w:space="0" w:color="CCCCCC"/>
-              <w:bottom w:val="single" w:sz="2" w:space="0" w:color="CCCCCC"/>
-              <w:end w:val="single" w:sz="2" w:space="0" w:color="CCCCCC"/>
-            </w:tcBorders>
-            <w:shd w:fill="D5F5E3" w:val="clear"/>
-            <w:tcMar>
-              <w:top w:w="60" w:type="dxa"/>
-              <w:bottom w:w="60" w:type="dxa"/>
-            </w:tcMar>
-            <w:vAlign w:val="center"/>
-          </w:tcPr>
-          <w:p>
-            <w:pPr>
-              <w:pStyle w:val="Normal"/>
-              <w:spacing w:before="30" w:after="30"/>
-              <w:jc w:val="center"/>
-              <w:rPr/>
-            </w:pPr>
-            <w:r>
-              <w:rPr>
-                <w:rFonts w:eastAsia="Arial" w:cs="Arial"/>
-                <w:b/>
-                <w:bCs/>
-                <w:sz w:val="18"/>
-                <w:szCs w:val="18"/>
-              </w:rPr>
-              <w:t>fairness topic rows</w:t>
-            </w:r>
-          </w:p>
-        </w:tc>
-        <w:tc>
-          <w:tcPr>
-            <w:tcW w:w="1800" w:type="dxa"/>
-            <w:tcBorders>
-              <w:top w:val="single" w:sz="2" w:space="0" w:color="CCCCCC"/>
-              <w:start w:val="single" w:sz="2" w:space="0" w:color="CCCCCC"/>
-              <w:bottom w:val="single" w:sz="2" w:space="0" w:color="CCCCCC"/>
-              <w:end w:val="single" w:sz="2" w:space="0" w:color="CCCCCC"/>
-            </w:tcBorders>
-            <w:shd w:fill="D5F5E3" w:val="clear"/>
-            <w:tcMar>
-              <w:top w:w="60" w:type="dxa"/>
-              <w:bottom w:w="60" w:type="dxa"/>
-            </w:tcMar>
-            <w:vAlign w:val="center"/>
-          </w:tcPr>
-          <w:p>
-            <w:pPr>
-              <w:pStyle w:val="Normal"/>
-              <w:spacing w:before="30" w:after="30"/>
-              <w:jc w:val="center"/>
-              <w:rPr/>
-            </w:pPr>
-            <w:r>
-              <w:rPr>
-                <w:rFonts w:eastAsia="Arial" w:cs="Arial"/>
-                <w:b/>
-                <w:bCs/>
-                <w:sz w:val="18"/>
-                <w:szCs w:val="18"/>
-              </w:rPr>
-              <w:t>5</w:t>
-            </w:r>
-          </w:p>
-        </w:tc>
-        <w:tc>
-          <w:tcPr>
-            <w:tcW w:w="1562" w:type="dxa"/>
-            <w:tcBorders>
-              <w:top w:val="single" w:sz="2" w:space="0" w:color="CCCCCC"/>
-              <w:start w:val="single" w:sz="2" w:space="0" w:color="CCCCCC"/>
-              <w:bottom w:val="single" w:sz="2" w:space="0" w:color="CCCCCC"/>
-              <w:end w:val="single" w:sz="2" w:space="0" w:color="CCCCCC"/>
-            </w:tcBorders>
-            <w:shd w:fill="D5F5E3" w:val="clear"/>
-            <w:tcMar>
-              <w:top w:w="60" w:type="dxa"/>
-              <w:bottom w:w="60" w:type="dxa"/>
-            </w:tcMar>
-            <w:vAlign w:val="center"/>
-          </w:tcPr>
-          <w:p>
-            <w:pPr>
-              <w:pStyle w:val="Normal"/>
-              <w:spacing w:before="30" w:after="30"/>
-              <w:jc w:val="center"/>
-              <w:rPr/>
-            </w:pPr>
-            <w:r>
-              <w:rPr>
-                <w:rFonts w:eastAsia="Arial" w:cs="Arial"/>
-                <w:b/>
-                <w:bCs/>
-                <w:sz w:val="18"/>
-                <w:szCs w:val="18"/>
-              </w:rPr>
-              <w:t>8</w:t>
-            </w:r>
-          </w:p>
-        </w:tc>
-        <w:tc>
-          <w:tcPr>
-            <w:tcW w:w="1200" w:type="dxa"/>
-            <w:tcBorders>
-              <w:top w:val="single" w:sz="2" w:space="0" w:color="CCCCCC"/>
-              <w:start w:val="single" w:sz="2" w:space="0" w:color="CCCCCC"/>
-              <w:bottom w:val="single" w:sz="2" w:space="0" w:color="CCCCCC"/>
-              <w:end w:val="single" w:sz="2" w:space="0" w:color="CCCCCC"/>
-            </w:tcBorders>
-            <w:shd w:fill="D5F5E3" w:val="clear"/>
-            <w:tcMar>
-              <w:top w:w="60" w:type="dxa"/>
-              <w:bottom w:w="60" w:type="dxa"/>
-            </w:tcMar>
-            <w:vAlign w:val="center"/>
-          </w:tcPr>
-          <w:p>
-            <w:pPr>
-              <w:pStyle w:val="Normal"/>
-              <w:spacing w:before="30" w:after="30"/>
-              <w:jc w:val="center"/>
-              <w:rPr/>
-            </w:pPr>
-            <w:r>
-              <w:rPr>
-                <w:rFonts w:eastAsia="Arial" w:cs="Arial"/>
-                <w:b/>
-                <w:bCs/>
-                <w:sz w:val="18"/>
-                <w:szCs w:val="18"/>
-              </w:rPr>
-              <w:t>CLOSED</w:t>
+            <w:shd w:fill="EEF2FF" w:val="clear"/>
+            <w:tcMar>
+              <w:top w:w="60" w:type="dxa"/>
+              <w:bottom w:w="60" w:type="dxa"/>
+            </w:tcMar>
+            <w:vAlign w:val="center"/>
+          </w:tcPr>
+          <w:p>
+            <w:pPr>
+              <w:pStyle w:val="Normal"/>
+              <w:spacing w:before="30" w:after="30"/>
+              <w:jc w:val="center"/>
+              <w:rPr/>
+            </w:pPr>
+            <w:r>
+              <w:rPr>
+                <w:rFonts w:eastAsia="Arial" w:cs="Arial"/>
+                <w:b w:val="false"/>
+                <w:bCs w:val="false"/>
+                <w:sz w:val="18"/>
+                <w:szCs w:val="18"/>
+              </w:rPr>
+              <w:t>Hash citation chaos</w:t>
+            </w:r>
+          </w:p>
+        </w:tc>
+        <w:tc>
+          <w:tcPr>
+            <w:tcW w:w="2799" w:type="dxa"/>
+            <w:tcBorders>
+              <w:top w:val="single" w:sz="2" w:space="0" w:color="CCCCCC"/>
+              <w:start w:val="single" w:sz="2" w:space="0" w:color="CCCCCC"/>
+              <w:bottom w:val="single" w:sz="2" w:space="0" w:color="CCCCCC"/>
+              <w:end w:val="single" w:sz="2" w:space="0" w:color="CCCCCC"/>
+            </w:tcBorders>
+            <w:shd w:fill="EEF2FF" w:val="clear"/>
+            <w:tcMar>
+              <w:top w:w="60" w:type="dxa"/>
+              <w:bottom w:w="60" w:type="dxa"/>
+            </w:tcMar>
+            <w:vAlign w:val="center"/>
+          </w:tcPr>
+          <w:p>
+            <w:pPr>
+              <w:pStyle w:val="Normal"/>
+              <w:spacing w:before="30" w:after="30"/>
+              <w:jc w:val="center"/>
+              <w:rPr/>
+            </w:pPr>
+            <w:r>
+              <w:rPr>
+                <w:rFonts w:eastAsia="Arial" w:cs="Arial"/>
+                <w:b w:val="false"/>
+                <w:bCs w:val="false"/>
+                <w:sz w:val="18"/>
+                <w:szCs w:val="18"/>
+              </w:rPr>
+              <w:t>Four different commit hashes were in circulation across the manuscript, README and cover sheet for one set of numbers</w:t>
+            </w:r>
+          </w:p>
+        </w:tc>
+        <w:tc>
+          <w:tcPr>
+            <w:tcW w:w="5161" w:type="dxa"/>
+            <w:tcBorders>
+              <w:top w:val="single" w:sz="2" w:space="0" w:color="CCCCCC"/>
+              <w:start w:val="single" w:sz="2" w:space="0" w:color="CCCCCC"/>
+              <w:bottom w:val="single" w:sz="2" w:space="0" w:color="CCCCCC"/>
+              <w:end w:val="single" w:sz="2" w:space="0" w:color="CCCCCC"/>
+            </w:tcBorders>
+            <w:shd w:fill="EEF2FF" w:val="clear"/>
+            <w:tcMar>
+              <w:top w:w="60" w:type="dxa"/>
+              <w:bottom w:w="60" w:type="dxa"/>
+            </w:tcMar>
+            <w:vAlign w:val="center"/>
+          </w:tcPr>
+          <w:p>
+            <w:pPr>
+              <w:pStyle w:val="Normal"/>
+              <w:spacing w:before="30" w:after="30"/>
+              <w:jc w:val="center"/>
+              <w:rPr/>
+            </w:pPr>
+            <w:r>
+              <w:rPr>
+                <w:rFonts w:eastAsia="Arial" w:cs="Arial"/>
+                <w:b w:val="false"/>
+                <w:bCs w:val="false"/>
+                <w:sz w:val="18"/>
+                <w:szCs w:val="18"/>
+              </w:rPr>
+              <w:t>Single hash policy enforced: every citation in this document, the README, and the cover sheet now reads only 2bbfd9aa77d27909f4f72d0c180fd83f78b76555. The stray uncited commit sentence that previously opened Part B has been deleted.</w:t>
             </w:r>
           </w:p>
         </w:tc>
@@ -1181,169 +773,99 @@
               <w:bottom w:val="single" w:sz="2" w:space="0" w:color="CCCCCC"/>
               <w:end w:val="single" w:sz="2" w:space="0" w:color="CCCCCC"/>
             </w:tcBorders>
-            <w:shd w:fill="D5F5E3" w:val="clear"/>
-            <w:tcMar>
-              <w:top w:w="60" w:type="dxa"/>
-              <w:bottom w:w="60" w:type="dxa"/>
-            </w:tcMar>
-            <w:vAlign w:val="center"/>
-          </w:tcPr>
-          <w:p>
-            <w:pPr>
-              <w:pStyle w:val="Normal"/>
-              <w:spacing w:before="30" w:after="30"/>
-              <w:jc w:val="center"/>
-              <w:rPr/>
-            </w:pPr>
-            <w:r>
-              <w:rPr>
-                <w:rFonts w:eastAsia="Arial" w:cs="Arial"/>
-                <w:b/>
-                <w:bCs/>
-                <w:sz w:val="18"/>
-                <w:szCs w:val="18"/>
-              </w:rPr>
-              <w:t>C3</w:t>
-            </w:r>
-          </w:p>
-        </w:tc>
-        <w:tc>
-          <w:tcPr>
-            <w:tcW w:w="3398" w:type="dxa"/>
-            <w:tcBorders>
-              <w:top w:val="single" w:sz="2" w:space="0" w:color="CCCCCC"/>
-              <w:start w:val="single" w:sz="2" w:space="0" w:color="CCCCCC"/>
-              <w:bottom w:val="single" w:sz="2" w:space="0" w:color="CCCCCC"/>
-              <w:end w:val="single" w:sz="2" w:space="0" w:color="CCCCCC"/>
-            </w:tcBorders>
-            <w:shd w:fill="D5F5E3" w:val="clear"/>
-            <w:tcMar>
-              <w:top w:w="60" w:type="dxa"/>
-              <w:bottom w:w="60" w:type="dxa"/>
-            </w:tcMar>
-            <w:vAlign w:val="center"/>
-          </w:tcPr>
-          <w:p>
-            <w:pPr>
-              <w:pStyle w:val="Normal"/>
-              <w:spacing w:before="30" w:after="30"/>
-              <w:jc w:val="center"/>
-              <w:rPr/>
-            </w:pPr>
-            <w:r>
-              <w:rPr>
-                <w:rFonts w:eastAsia="Arial" w:cs="Arial"/>
-                <w:b/>
-                <w:bCs/>
-                <w:sz w:val="18"/>
-                <w:szCs w:val="18"/>
-              </w:rPr>
-              <w:t>empty generations counted</w:t>
-            </w:r>
-          </w:p>
-        </w:tc>
-        <w:tc>
-          <w:tcPr>
-            <w:tcW w:w="1800" w:type="dxa"/>
-            <w:tcBorders>
-              <w:top w:val="single" w:sz="2" w:space="0" w:color="CCCCCC"/>
-              <w:start w:val="single" w:sz="2" w:space="0" w:color="CCCCCC"/>
-              <w:bottom w:val="single" w:sz="2" w:space="0" w:color="CCCCCC"/>
-              <w:end w:val="single" w:sz="2" w:space="0" w:color="CCCCCC"/>
-            </w:tcBorders>
-            <w:shd w:fill="D5F5E3" w:val="clear"/>
-            <w:tcMar>
-              <w:top w:w="60" w:type="dxa"/>
-              <w:bottom w:w="60" w:type="dxa"/>
-            </w:tcMar>
-            <w:vAlign w:val="center"/>
-          </w:tcPr>
-          <w:p>
-            <w:pPr>
-              <w:pStyle w:val="Normal"/>
-              <w:spacing w:before="30" w:after="30"/>
-              <w:jc w:val="center"/>
-              <w:rPr/>
-            </w:pPr>
-            <w:r>
-              <w:rPr>
-                <w:rFonts w:eastAsia="Arial" w:cs="Arial"/>
-                <w:b/>
-                <w:bCs/>
-                <w:sz w:val="18"/>
-                <w:szCs w:val="18"/>
-              </w:rPr>
-              <w:t>0</w:t>
-            </w:r>
-          </w:p>
-        </w:tc>
-        <w:tc>
-          <w:tcPr>
-            <w:tcW w:w="1562" w:type="dxa"/>
-            <w:tcBorders>
-              <w:top w:val="single" w:sz="2" w:space="0" w:color="CCCCCC"/>
-              <w:start w:val="single" w:sz="2" w:space="0" w:color="CCCCCC"/>
-              <w:bottom w:val="single" w:sz="2" w:space="0" w:color="CCCCCC"/>
-              <w:end w:val="single" w:sz="2" w:space="0" w:color="CCCCCC"/>
-            </w:tcBorders>
-            <w:shd w:fill="D5F5E3" w:val="clear"/>
-            <w:tcMar>
-              <w:top w:w="60" w:type="dxa"/>
-              <w:bottom w:w="60" w:type="dxa"/>
-            </w:tcMar>
-            <w:vAlign w:val="center"/>
-          </w:tcPr>
-          <w:p>
-            <w:pPr>
-              <w:pStyle w:val="Normal"/>
-              <w:spacing w:before="30" w:after="30"/>
-              <w:jc w:val="center"/>
-              <w:rPr/>
-            </w:pPr>
-            <w:r>
-              <w:rPr>
-                <w:rFonts w:eastAsia="Arial" w:cs="Arial"/>
-                <w:b/>
-                <w:bCs/>
-                <w:sz w:val="18"/>
-                <w:szCs w:val="18"/>
-              </w:rPr>
-              <w:t>printed per system</w:t>
-            </w:r>
-          </w:p>
-        </w:tc>
-        <w:tc>
-          <w:tcPr>
-            <w:tcW w:w="1200" w:type="dxa"/>
-            <w:tcBorders>
-              <w:top w:val="single" w:sz="2" w:space="0" w:color="CCCCCC"/>
-              <w:start w:val="single" w:sz="2" w:space="0" w:color="CCCCCC"/>
-              <w:bottom w:val="single" w:sz="2" w:space="0" w:color="CCCCCC"/>
-              <w:end w:val="single" w:sz="2" w:space="0" w:color="CCCCCC"/>
-            </w:tcBorders>
-            <w:shd w:fill="D5F5E3" w:val="clear"/>
-            <w:tcMar>
-              <w:top w:w="60" w:type="dxa"/>
-              <w:bottom w:w="60" w:type="dxa"/>
-            </w:tcMar>
-            <w:vAlign w:val="center"/>
-          </w:tcPr>
-          <w:p>
-            <w:pPr>
-              <w:pStyle w:val="Normal"/>
-              <w:spacing w:before="30" w:after="30"/>
-              <w:jc w:val="center"/>
-              <w:rPr/>
-            </w:pPr>
-            <w:r>
-              <w:rPr>
-                <w:rFonts w:eastAsia="Arial" w:cs="Arial"/>
-                <w:b/>
-                <w:bCs/>
-                <w:sz w:val="18"/>
-                <w:szCs w:val="18"/>
-              </w:rPr>
-              <w:t>CLOSED</w:t>
+            <w:shd w:fill="FFFFFF" w:val="clear"/>
+            <w:tcMar>
+              <w:top w:w="60" w:type="dxa"/>
+              <w:bottom w:w="60" w:type="dxa"/>
+            </w:tcMar>
+            <w:vAlign w:val="center"/>
+          </w:tcPr>
+          <w:p>
+            <w:pPr>
+              <w:pStyle w:val="Normal"/>
+              <w:spacing w:before="30" w:after="30"/>
+              <w:jc w:val="center"/>
+              <w:rPr/>
+            </w:pPr>
+            <w:r>
+              <w:rPr>
+                <w:rFonts w:eastAsia="Arial" w:cs="Arial"/>
+                <w:b w:val="false"/>
+                <w:bCs w:val="false"/>
+                <w:sz w:val="18"/>
+                <w:szCs w:val="18"/>
+              </w:rPr>
+              <w:t>.gitignore / Drive dependency</w:t>
+            </w:r>
+          </w:p>
+        </w:tc>
+        <w:tc>
+          <w:tcPr>
+            <w:tcW w:w="2799" w:type="dxa"/>
+            <w:tcBorders>
+              <w:top w:val="single" w:sz="2" w:space="0" w:color="CCCCCC"/>
+              <w:start w:val="single" w:sz="2" w:space="0" w:color="CCCCCC"/>
+              <w:bottom w:val="single" w:sz="2" w:space="0" w:color="CCCCCC"/>
+              <w:end w:val="single" w:sz="2" w:space="0" w:color="CCCCCC"/>
+            </w:tcBorders>
+            <w:shd w:fill="FFFFFF" w:val="clear"/>
+            <w:tcMar>
+              <w:top w:w="60" w:type="dxa"/>
+              <w:bottom w:w="60" w:type="dxa"/>
+            </w:tcMar>
+            <w:vAlign w:val="center"/>
+          </w:tcPr>
+          <w:p>
+            <w:pPr>
+              <w:pStyle w:val="Normal"/>
+              <w:spacing w:before="30" w:after="30"/>
+              <w:jc w:val="center"/>
+              <w:rPr/>
+            </w:pPr>
+            <w:r>
+              <w:rPr>
+                <w:rFonts w:eastAsia="Arial" w:cs="Arial"/>
+                <w:b w:val="false"/>
+                <w:bCs w:val="false"/>
+                <w:sz w:val="18"/>
+                <w:szCs w:val="18"/>
+              </w:rPr>
+              <w:t>*.json and *.pkl/*.pt fully ignored; cells 7/8/14/15/20/21 read/wrote via /content/drive/MyDrive/Nyansapo/... paths not the committed data/ files</w:t>
+            </w:r>
+          </w:p>
+        </w:tc>
+        <w:tc>
+          <w:tcPr>
+            <w:tcW w:w="5161" w:type="dxa"/>
+            <w:tcBorders>
+              <w:top w:val="single" w:sz="2" w:space="0" w:color="CCCCCC"/>
+              <w:start w:val="single" w:sz="2" w:space="0" w:color="CCCCCC"/>
+              <w:bottom w:val="single" w:sz="2" w:space="0" w:color="CCCCCC"/>
+              <w:end w:val="single" w:sz="2" w:space="0" w:color="CCCCCC"/>
+            </w:tcBorders>
+            <w:shd w:fill="FFFFFF" w:val="clear"/>
+            <w:tcMar>
+              <w:top w:w="60" w:type="dxa"/>
+              <w:bottom w:w="60" w:type="dxa"/>
+            </w:tcMar>
+            <w:vAlign w:val="center"/>
+          </w:tcPr>
+          <w:p>
+            <w:pPr>
+              <w:pStyle w:val="Normal"/>
+              <w:spacing w:before="30" w:after="30"/>
+              <w:jc w:val="center"/>
+              <w:rPr/>
+            </w:pPr>
+            <w:r>
+              <w:rPr>
+                <w:rFonts w:eastAsia="Arial" w:cs="Arial"/>
+                <w:b w:val="false"/>
+                <w:bCs w:val="false"/>
+                <w:sz w:val="18"/>
+                <w:szCs w:val="18"/>
+              </w:rPr>
+              <w:t>All result JSONs (eval_results.json, qic_results_v3.json, gold_rouge_v3.json, perturbation_v3.json, gold_eval_checkpoint_v3.json, user_study_v3.json, x5_isolation_v3.json, null_clearance_certificate_v3.json, zero_rouge_residue_v3.json) committed to data/. Deployment model files (qic_vectorizer_v2.pkl, qic_wce_model_v2.pt) committed to data/. .gitignore carries explicit !data/*.json and !data/*.pkl / !data/*.pt exceptions. Every cell that produces a result file or figure (cells 8, 10, 12, 13, 14, 15, 20, 22, 23 and the data-partition cell) now writes to the committed data/ or figures/ path, and the notebook was re-run top to bottom with the repository cloned. A text scan of the committed notebook for the Drive path returns exactly three lines, all in Cell 4: nyansapo_v2.index, chunks_v2.pkl and bm25_v2.pkl, the retrieval assets that remain on Drive because of file size and are disclosed in section A7. gold_bertscore_v3.json and user_study_v3.json, previously written only to Drive, are now committed.</w:t>
             </w:r>
           </w:p>
         </w:tc>
@@ -1359,169 +881,99 @@
               <w:bottom w:val="single" w:sz="2" w:space="0" w:color="CCCCCC"/>
               <w:end w:val="single" w:sz="2" w:space="0" w:color="CCCCCC"/>
             </w:tcBorders>
-            <w:shd w:fill="FFFFFF" w:val="clear"/>
-            <w:tcMar>
-              <w:top w:w="60" w:type="dxa"/>
-              <w:bottom w:w="60" w:type="dxa"/>
-            </w:tcMar>
-            <w:vAlign w:val="center"/>
-          </w:tcPr>
-          <w:p>
-            <w:pPr>
-              <w:pStyle w:val="Normal"/>
-              <w:spacing w:before="30" w:after="30"/>
-              <w:jc w:val="center"/>
-              <w:rPr/>
-            </w:pPr>
-            <w:r>
-              <w:rPr>
-                <w:rFonts w:eastAsia="Arial" w:cs="Arial"/>
-                <w:b w:val="false"/>
-                <w:bCs w:val="false"/>
-                <w:sz w:val="18"/>
-                <w:szCs w:val="18"/>
-              </w:rPr>
-              <w:t>C4</w:t>
-            </w:r>
-          </w:p>
-        </w:tc>
-        <w:tc>
-          <w:tcPr>
-            <w:tcW w:w="3398" w:type="dxa"/>
-            <w:tcBorders>
-              <w:top w:val="single" w:sz="2" w:space="0" w:color="CCCCCC"/>
-              <w:start w:val="single" w:sz="2" w:space="0" w:color="CCCCCC"/>
-              <w:bottom w:val="single" w:sz="2" w:space="0" w:color="CCCCCC"/>
-              <w:end w:val="single" w:sz="2" w:space="0" w:color="CCCCCC"/>
-            </w:tcBorders>
-            <w:shd w:fill="FFFFFF" w:val="clear"/>
-            <w:tcMar>
-              <w:top w:w="60" w:type="dxa"/>
-              <w:bottom w:w="60" w:type="dxa"/>
-            </w:tcMar>
-            <w:vAlign w:val="center"/>
-          </w:tcPr>
-          <w:p>
-            <w:pPr>
-              <w:pStyle w:val="Normal"/>
-              <w:spacing w:before="30" w:after="30"/>
-              <w:jc w:val="center"/>
-              <w:rPr/>
-            </w:pPr>
-            <w:r>
-              <w:rPr>
-                <w:rFonts w:eastAsia="Arial" w:cs="Arial"/>
-                <w:b w:val="false"/>
-                <w:bCs w:val="false"/>
-                <w:sz w:val="18"/>
-                <w:szCs w:val="18"/>
-              </w:rPr>
-              <w:t>gold artefacts staged</w:t>
-            </w:r>
-          </w:p>
-        </w:tc>
-        <w:tc>
-          <w:tcPr>
-            <w:tcW w:w="1800" w:type="dxa"/>
-            <w:tcBorders>
-              <w:top w:val="single" w:sz="2" w:space="0" w:color="CCCCCC"/>
-              <w:start w:val="single" w:sz="2" w:space="0" w:color="CCCCCC"/>
-              <w:bottom w:val="single" w:sz="2" w:space="0" w:color="CCCCCC"/>
-              <w:end w:val="single" w:sz="2" w:space="0" w:color="CCCCCC"/>
-            </w:tcBorders>
-            <w:shd w:fill="FFFFFF" w:val="clear"/>
-            <w:tcMar>
-              <w:top w:w="60" w:type="dxa"/>
-              <w:bottom w:w="60" w:type="dxa"/>
-            </w:tcMar>
-            <w:vAlign w:val="center"/>
-          </w:tcPr>
-          <w:p>
-            <w:pPr>
-              <w:pStyle w:val="Normal"/>
-              <w:spacing w:before="30" w:after="30"/>
-              <w:jc w:val="center"/>
-              <w:rPr/>
-            </w:pPr>
-            <w:r>
-              <w:rPr>
-                <w:rFonts w:eastAsia="Arial" w:cs="Arial"/>
-                <w:b w:val="false"/>
-                <w:bCs w:val="false"/>
-                <w:sz w:val="18"/>
-                <w:szCs w:val="18"/>
-              </w:rPr>
-              <w:t>2 of 2 staged</w:t>
-            </w:r>
-          </w:p>
-        </w:tc>
-        <w:tc>
-          <w:tcPr>
-            <w:tcW w:w="1562" w:type="dxa"/>
-            <w:tcBorders>
-              <w:top w:val="single" w:sz="2" w:space="0" w:color="CCCCCC"/>
-              <w:start w:val="single" w:sz="2" w:space="0" w:color="CCCCCC"/>
-              <w:bottom w:val="single" w:sz="2" w:space="0" w:color="CCCCCC"/>
-              <w:end w:val="single" w:sz="2" w:space="0" w:color="CCCCCC"/>
-            </w:tcBorders>
-            <w:shd w:fill="FFFFFF" w:val="clear"/>
-            <w:tcMar>
-              <w:top w:w="60" w:type="dxa"/>
-              <w:bottom w:w="60" w:type="dxa"/>
-            </w:tcMar>
-            <w:vAlign w:val="center"/>
-          </w:tcPr>
-          <w:p>
-            <w:pPr>
-              <w:pStyle w:val="Normal"/>
-              <w:spacing w:before="30" w:after="30"/>
-              <w:jc w:val="center"/>
-              <w:rPr/>
-            </w:pPr>
-            <w:r>
-              <w:rPr>
-                <w:rFonts w:eastAsia="Arial" w:cs="Arial"/>
-                <w:b w:val="false"/>
-                <w:bCs w:val="false"/>
-                <w:sz w:val="18"/>
-                <w:szCs w:val="18"/>
-              </w:rPr>
-              <w:t>committed at a hash</w:t>
-            </w:r>
-          </w:p>
-        </w:tc>
-        <w:tc>
-          <w:tcPr>
-            <w:tcW w:w="1200" w:type="dxa"/>
-            <w:tcBorders>
-              <w:top w:val="single" w:sz="2" w:space="0" w:color="CCCCCC"/>
-              <w:start w:val="single" w:sz="2" w:space="0" w:color="CCCCCC"/>
-              <w:bottom w:val="single" w:sz="2" w:space="0" w:color="CCCCCC"/>
-              <w:end w:val="single" w:sz="2" w:space="0" w:color="CCCCCC"/>
-            </w:tcBorders>
-            <w:shd w:fill="FFFFFF" w:val="clear"/>
-            <w:tcMar>
-              <w:top w:w="60" w:type="dxa"/>
-              <w:bottom w:w="60" w:type="dxa"/>
-            </w:tcMar>
-            <w:vAlign w:val="center"/>
-          </w:tcPr>
-          <w:p>
-            <w:pPr>
-              <w:pStyle w:val="Normal"/>
-              <w:spacing w:before="30" w:after="30"/>
-              <w:jc w:val="center"/>
-              <w:rPr/>
-            </w:pPr>
-            <w:r>
-              <w:rPr>
-                <w:rFonts w:eastAsia="Arial" w:cs="Arial"/>
-                <w:b w:val="false"/>
-                <w:bCs w:val="false"/>
-                <w:sz w:val="18"/>
-                <w:szCs w:val="18"/>
-              </w:rPr>
-              <w:t>UNVERIFIABLE</w:t>
+            <w:shd w:fill="EEF2FF" w:val="clear"/>
+            <w:tcMar>
+              <w:top w:w="60" w:type="dxa"/>
+              <w:bottom w:w="60" w:type="dxa"/>
+            </w:tcMar>
+            <w:vAlign w:val="center"/>
+          </w:tcPr>
+          <w:p>
+            <w:pPr>
+              <w:pStyle w:val="Normal"/>
+              <w:spacing w:before="30" w:after="30"/>
+              <w:jc w:val="center"/>
+              <w:rPr/>
+            </w:pPr>
+            <w:r>
+              <w:rPr>
+                <w:rFonts w:eastAsia="Arial" w:cs="Arial"/>
+                <w:b w:val="false"/>
+                <w:bCs w:val="false"/>
+                <w:sz w:val="18"/>
+                <w:szCs w:val="18"/>
+              </w:rPr>
+              <w:t>Figure 3 producer mismatch</w:t>
+            </w:r>
+          </w:p>
+        </w:tc>
+        <w:tc>
+          <w:tcPr>
+            <w:tcW w:w="2799" w:type="dxa"/>
+            <w:tcBorders>
+              <w:top w:val="single" w:sz="2" w:space="0" w:color="CCCCCC"/>
+              <w:start w:val="single" w:sz="2" w:space="0" w:color="CCCCCC"/>
+              <w:bottom w:val="single" w:sz="2" w:space="0" w:color="CCCCCC"/>
+              <w:end w:val="single" w:sz="2" w:space="0" w:color="CCCCCC"/>
+            </w:tcBorders>
+            <w:shd w:fill="EEF2FF" w:val="clear"/>
+            <w:tcMar>
+              <w:top w:w="60" w:type="dxa"/>
+              <w:bottom w:w="60" w:type="dxa"/>
+            </w:tcMar>
+            <w:vAlign w:val="center"/>
+          </w:tcPr>
+          <w:p>
+            <w:pPr>
+              <w:pStyle w:val="Normal"/>
+              <w:spacing w:before="30" w:after="30"/>
+              <w:jc w:val="center"/>
+              <w:rPr/>
+            </w:pPr>
+            <w:r>
+              <w:rPr>
+                <w:rFonts w:eastAsia="Arial" w:cs="Arial"/>
+                <w:b w:val="false"/>
+                <w:bCs w:val="false"/>
+                <w:sz w:val="18"/>
+                <w:szCs w:val="18"/>
+              </w:rPr>
+              <w:t>Cell 19 (now cell 20) saved to an uncommitted data_partition_code_generated.png while the manuscript cited a separately-committed figures/data_partition_v3.png</w:t>
+            </w:r>
+          </w:p>
+        </w:tc>
+        <w:tc>
+          <w:tcPr>
+            <w:tcW w:w="5161" w:type="dxa"/>
+            <w:tcBorders>
+              <w:top w:val="single" w:sz="2" w:space="0" w:color="CCCCCC"/>
+              <w:start w:val="single" w:sz="2" w:space="0" w:color="CCCCCC"/>
+              <w:bottom w:val="single" w:sz="2" w:space="0" w:color="CCCCCC"/>
+              <w:end w:val="single" w:sz="2" w:space="0" w:color="CCCCCC"/>
+            </w:tcBorders>
+            <w:shd w:fill="EEF2FF" w:val="clear"/>
+            <w:tcMar>
+              <w:top w:w="60" w:type="dxa"/>
+              <w:bottom w:w="60" w:type="dxa"/>
+            </w:tcMar>
+            <w:vAlign w:val="center"/>
+          </w:tcPr>
+          <w:p>
+            <w:pPr>
+              <w:pStyle w:val="Normal"/>
+              <w:spacing w:before="30" w:after="30"/>
+              <w:jc w:val="center"/>
+              <w:rPr/>
+            </w:pPr>
+            <w:r>
+              <w:rPr>
+                <w:rFonts w:eastAsia="Arial" w:cs="Arial"/>
+                <w:b w:val="false"/>
+                <w:bCs w:val="false"/>
+                <w:sz w:val="18"/>
+                <w:szCs w:val="18"/>
+              </w:rPr>
+              <w:t>Save path corrected to write directly to figures/data_partition_v3.png — citation and producer are now the same committed file</w:t>
             </w:r>
           </w:p>
         </w:tc>
@@ -1537,169 +989,99 @@
               <w:bottom w:val="single" w:sz="2" w:space="0" w:color="CCCCCC"/>
               <w:end w:val="single" w:sz="2" w:space="0" w:color="CCCCCC"/>
             </w:tcBorders>
-            <w:shd w:fill="D5F5E3" w:val="clear"/>
-            <w:tcMar>
-              <w:top w:w="60" w:type="dxa"/>
-              <w:bottom w:w="60" w:type="dxa"/>
-            </w:tcMar>
-            <w:vAlign w:val="center"/>
-          </w:tcPr>
-          <w:p>
-            <w:pPr>
-              <w:pStyle w:val="Normal"/>
-              <w:spacing w:before="30" w:after="30"/>
-              <w:jc w:val="center"/>
-              <w:rPr/>
-            </w:pPr>
-            <w:r>
-              <w:rPr>
-                <w:rFonts w:eastAsia="Arial" w:cs="Arial"/>
-                <w:b/>
-                <w:bCs/>
-                <w:sz w:val="18"/>
-                <w:szCs w:val="18"/>
-              </w:rPr>
-              <w:t>C4</w:t>
-            </w:r>
-          </w:p>
-        </w:tc>
-        <w:tc>
-          <w:tcPr>
-            <w:tcW w:w="3398" w:type="dxa"/>
-            <w:tcBorders>
-              <w:top w:val="single" w:sz="2" w:space="0" w:color="CCCCCC"/>
-              <w:start w:val="single" w:sz="2" w:space="0" w:color="CCCCCC"/>
-              <w:bottom w:val="single" w:sz="2" w:space="0" w:color="CCCCCC"/>
-              <w:end w:val="single" w:sz="2" w:space="0" w:color="CCCCCC"/>
-            </w:tcBorders>
-            <w:shd w:fill="D5F5E3" w:val="clear"/>
-            <w:tcMar>
-              <w:top w:w="60" w:type="dxa"/>
-              <w:bottom w:w="60" w:type="dxa"/>
-            </w:tcMar>
-            <w:vAlign w:val="center"/>
-          </w:tcPr>
-          <w:p>
-            <w:pPr>
-              <w:pStyle w:val="Normal"/>
-              <w:spacing w:before="30" w:after="30"/>
-              <w:jc w:val="center"/>
-              <w:rPr/>
-            </w:pPr>
-            <w:r>
-              <w:rPr>
-                <w:rFonts w:eastAsia="Arial" w:cs="Arial"/>
-                <w:b/>
-                <w:bCs/>
-                <w:sz w:val="18"/>
-                <w:szCs w:val="18"/>
-              </w:rPr>
-              <w:t>trust/workload analysis</w:t>
-            </w:r>
-          </w:p>
-        </w:tc>
-        <w:tc>
-          <w:tcPr>
-            <w:tcW w:w="1800" w:type="dxa"/>
-            <w:tcBorders>
-              <w:top w:val="single" w:sz="2" w:space="0" w:color="CCCCCC"/>
-              <w:start w:val="single" w:sz="2" w:space="0" w:color="CCCCCC"/>
-              <w:bottom w:val="single" w:sz="2" w:space="0" w:color="CCCCCC"/>
-              <w:end w:val="single" w:sz="2" w:space="0" w:color="CCCCCC"/>
-            </w:tcBorders>
-            <w:shd w:fill="D5F5E3" w:val="clear"/>
-            <w:tcMar>
-              <w:top w:w="60" w:type="dxa"/>
-              <w:bottom w:w="60" w:type="dxa"/>
-            </w:tcMar>
-            <w:vAlign w:val="center"/>
-          </w:tcPr>
-          <w:p>
-            <w:pPr>
-              <w:pStyle w:val="Normal"/>
-              <w:spacing w:before="30" w:after="30"/>
-              <w:jc w:val="center"/>
-              <w:rPr/>
-            </w:pPr>
-            <w:r>
-              <w:rPr>
-                <w:rFonts w:eastAsia="Arial" w:cs="Arial"/>
-                <w:b/>
-                <w:bCs/>
-                <w:sz w:val="18"/>
-                <w:szCs w:val="18"/>
-              </w:rPr>
-              <w:t>present</w:t>
-            </w:r>
-          </w:p>
-        </w:tc>
-        <w:tc>
-          <w:tcPr>
-            <w:tcW w:w="1562" w:type="dxa"/>
-            <w:tcBorders>
-              <w:top w:val="single" w:sz="2" w:space="0" w:color="CCCCCC"/>
-              <w:start w:val="single" w:sz="2" w:space="0" w:color="CCCCCC"/>
-              <w:bottom w:val="single" w:sz="2" w:space="0" w:color="CCCCCC"/>
-              <w:end w:val="single" w:sz="2" w:space="0" w:color="CCCCCC"/>
-            </w:tcBorders>
-            <w:shd w:fill="D5F5E3" w:val="clear"/>
-            <w:tcMar>
-              <w:top w:w="60" w:type="dxa"/>
-              <w:bottom w:w="60" w:type="dxa"/>
-            </w:tcMar>
-            <w:vAlign w:val="center"/>
-          </w:tcPr>
-          <w:p>
-            <w:pPr>
-              <w:pStyle w:val="Normal"/>
-              <w:spacing w:before="30" w:after="30"/>
-              <w:jc w:val="center"/>
-              <w:rPr/>
-            </w:pPr>
-            <w:r>
-              <w:rPr>
-                <w:rFonts w:eastAsia="Arial" w:cs="Arial"/>
-                <w:b/>
-                <w:bCs/>
-                <w:sz w:val="18"/>
-                <w:szCs w:val="18"/>
-              </w:rPr>
-              <w:t>cell + responses committed</w:t>
-            </w:r>
-          </w:p>
-        </w:tc>
-        <w:tc>
-          <w:tcPr>
-            <w:tcW w:w="1200" w:type="dxa"/>
-            <w:tcBorders>
-              <w:top w:val="single" w:sz="2" w:space="0" w:color="CCCCCC"/>
-              <w:start w:val="single" w:sz="2" w:space="0" w:color="CCCCCC"/>
-              <w:bottom w:val="single" w:sz="2" w:space="0" w:color="CCCCCC"/>
-              <w:end w:val="single" w:sz="2" w:space="0" w:color="CCCCCC"/>
-            </w:tcBorders>
-            <w:shd w:fill="D5F5E3" w:val="clear"/>
-            <w:tcMar>
-              <w:top w:w="60" w:type="dxa"/>
-              <w:bottom w:w="60" w:type="dxa"/>
-            </w:tcMar>
-            <w:vAlign w:val="center"/>
-          </w:tcPr>
-          <w:p>
-            <w:pPr>
-              <w:pStyle w:val="Normal"/>
-              <w:spacing w:before="30" w:after="30"/>
-              <w:jc w:val="center"/>
-              <w:rPr/>
-            </w:pPr>
-            <w:r>
-              <w:rPr>
-                <w:rFonts w:eastAsia="Arial" w:cs="Arial"/>
-                <w:b/>
-                <w:bCs/>
-                <w:sz w:val="18"/>
-                <w:szCs w:val="18"/>
-              </w:rPr>
-              <w:t>CLOSED</w:t>
+            <w:shd w:fill="FFFFFF" w:val="clear"/>
+            <w:tcMar>
+              <w:top w:w="60" w:type="dxa"/>
+              <w:bottom w:w="60" w:type="dxa"/>
+            </w:tcMar>
+            <w:vAlign w:val="center"/>
+          </w:tcPr>
+          <w:p>
+            <w:pPr>
+              <w:pStyle w:val="Normal"/>
+              <w:spacing w:before="30" w:after="30"/>
+              <w:jc w:val="center"/>
+              <w:rPr/>
+            </w:pPr>
+            <w:r>
+              <w:rPr>
+                <w:rFonts w:eastAsia="Arial" w:cs="Arial"/>
+                <w:b w:val="false"/>
+                <w:bCs w:val="false"/>
+                <w:sz w:val="18"/>
+                <w:szCs w:val="18"/>
+              </w:rPr>
+              <w:t>Objectives framing</w:t>
+            </w:r>
+          </w:p>
+        </w:tc>
+        <w:tc>
+          <w:tcPr>
+            <w:tcW w:w="2799" w:type="dxa"/>
+            <w:tcBorders>
+              <w:top w:val="single" w:sz="2" w:space="0" w:color="CCCCCC"/>
+              <w:start w:val="single" w:sz="2" w:space="0" w:color="CCCCCC"/>
+              <w:bottom w:val="single" w:sz="2" w:space="0" w:color="CCCCCC"/>
+              <w:end w:val="single" w:sz="2" w:space="0" w:color="CCCCCC"/>
+            </w:tcBorders>
+            <w:shd w:fill="FFFFFF" w:val="clear"/>
+            <w:tcMar>
+              <w:top w:w="60" w:type="dxa"/>
+              <w:bottom w:w="60" w:type="dxa"/>
+            </w:tcMar>
+            <w:vAlign w:val="center"/>
+          </w:tcPr>
+          <w:p>
+            <w:pPr>
+              <w:pStyle w:val="Normal"/>
+              <w:spacing w:before="30" w:after="30"/>
+              <w:jc w:val="center"/>
+              <w:rPr/>
+            </w:pPr>
+            <w:r>
+              <w:rPr>
+                <w:rFonts w:eastAsia="Arial" w:cs="Arial"/>
+                <w:b w:val="false"/>
+                <w:bCs w:val="false"/>
+                <w:sz w:val="18"/>
+                <w:szCs w:val="18"/>
+              </w:rPr>
+              <w:t>Three objectives listed as coequal, against standing policy requiring one primary + supporting</w:t>
+            </w:r>
+          </w:p>
+        </w:tc>
+        <w:tc>
+          <w:tcPr>
+            <w:tcW w:w="5161" w:type="dxa"/>
+            <w:tcBorders>
+              <w:top w:val="single" w:sz="2" w:space="0" w:color="CCCCCC"/>
+              <w:start w:val="single" w:sz="2" w:space="0" w:color="CCCCCC"/>
+              <w:bottom w:val="single" w:sz="2" w:space="0" w:color="CCCCCC"/>
+              <w:end w:val="single" w:sz="2" w:space="0" w:color="CCCCCC"/>
+            </w:tcBorders>
+            <w:shd w:fill="FFFFFF" w:val="clear"/>
+            <w:tcMar>
+              <w:top w:w="60" w:type="dxa"/>
+              <w:bottom w:w="60" w:type="dxa"/>
+            </w:tcMar>
+            <w:vAlign w:val="center"/>
+          </w:tcPr>
+          <w:p>
+            <w:pPr>
+              <w:pStyle w:val="Normal"/>
+              <w:spacing w:before="30" w:after="30"/>
+              <w:jc w:val="center"/>
+              <w:rPr/>
+            </w:pPr>
+            <w:r>
+              <w:rPr>
+                <w:rFonts w:eastAsia="Arial" w:cs="Arial"/>
+                <w:b w:val="false"/>
+                <w:bCs w:val="false"/>
+                <w:sz w:val="18"/>
+                <w:szCs w:val="18"/>
+              </w:rPr>
+              <w:t>§A1 restructured: one Primary Objective (classifier engineering) plus two Secondary/Supporting Objectives (RAG retrieval quality; latency and trust field study)</w:t>
             </w:r>
           </w:p>
         </w:tc>
@@ -1708,30 +1090,31 @@
     <w:p>
       <w:pPr>
         <w:pStyle w:val="Normal"/>
-        <w:spacing w:before="40" w:after="80"/>
-        <w:jc w:val="center"/>
         <w:rPr/>
       </w:pPr>
       <w:r>
-        <w:rPr>
-          <w:rFonts w:eastAsia="Arial" w:cs="Arial"/>
-          <w:i/>
-          <w:iCs/>
-          <w:color w:val="666666"/>
-          <w:sz w:val="18"/>
-          <w:szCs w:val="18"/>
-        </w:rPr>
-        <w:t>CLOSED: 6   STILL OPEN: 1   UNVERIFIABLE: 1 — script output, unedited.</w:t>
-      </w:r>
-    </w:p>
-    <w:p>
-      <w:pPr>
-        <w:pStyle w:val="Normal"/>
-        <w:spacing w:before="8" w:after="8"/>
         <w:rPr/>
-      </w:pPr>
-      <w:r>
+      </w:r>
+      <w:r>
+        <w:br w:type="page"/>
+      </w:r>
+    </w:p>
+    <w:p>
+      <w:pPr>
+        <w:pStyle w:val="Heading1"/>
+        <w:spacing w:before="0" w:after="100"/>
         <w:rPr/>
+      </w:pPr>
+      <w:r>
+        <w:rPr>
+          <w:rFonts w:eastAsia="Arial" w:cs="Arial"/>
+          <w:b/>
+          <w:bCs/>
+          <w:color w:val="2E4099"/>
+          <w:sz w:val="26"/>
+          <w:szCs w:val="26"/>
+        </w:rPr>
+        <w:t>PART A — METHODS</w:t>
       </w:r>
     </w:p>
     <w:p>
@@ -1749,7 +1132,7 @@
           <w:sz w:val="22"/>
           <w:szCs w:val="22"/>
         </w:rPr>
-        <w:t>Annotation — C1 STILL OPEN</w:t>
+        <w:t>A1. Research Title, Problem Statement &amp; Objectives</w:t>
       </w:r>
     </w:p>
     <w:p>
@@ -1765,17 +1148,103 @@
           <w:sz w:val="21"/>
           <w:szCs w:val="21"/>
         </w:rPr>
-        <w:t>The scanner correctly locates one PRE-SPLIT fit: cell 8, line 2, full_vec.fit(questions). This is the leak-free self-test's own comparison vectoriser, built solely to prove that a full-dataset vocabulary differs from a training-only vocabulary (§A3.3). It is never passed to train_model_v2 and never touches any scored model. The scanner also confirms, in the same run, that the actual production training fit (cell 6, line 24, vec.fit_transform(q_train)) is INSIDE-FOLD. C1 is therefore closed for the training path that produces every reported classifier result, and remains technically open only for a diagnostic object that produces no reported number. This distinction is stated here explicitly rather than resolved by removing the self-test, since removing it would eliminate the leak-free verification itself.</w:t>
+        <w:t>Standard Large Language Models deployed for student academic support in high-enrolment Ghanaian university lecture halls frequently generate hallucinations — factually incorrect but plausible-sounding information (Ji et al., 2023). Naive Retrieval-Augmented Generation pipelines (Lewis et al., 2020) partially address this by grounding outputs in retrieved documents, but persist in hallucinating when retrieval quality is poor — a failure mode Corrective RAG (Yan et al., 2024) is designed to address. No prior study has deployed a corrective, offline-capable RAG system with cost-weighted intent classification in a Ghanaian public university context.</w:t>
       </w:r>
     </w:p>
     <w:p>
       <w:pPr>
         <w:pStyle w:val="Normal"/>
-        <w:spacing w:before="8" w:after="8"/>
+        <w:spacing w:before="4" w:after="4"/>
         <w:rPr/>
       </w:pPr>
       <w:r>
         <w:rPr/>
+      </w:r>
+    </w:p>
+    <w:p>
+      <w:pPr>
+        <w:pStyle w:val="Normal"/>
+        <w:spacing w:lineRule="auto" w:line="300" w:before="80" w:after="80"/>
+        <w:jc w:val="both"/>
+        <w:rPr/>
+      </w:pPr>
+      <w:r>
+        <w:rPr>
+          <w:rFonts w:eastAsia="Arial" w:cs="Arial"/>
+          <w:b/>
+          <w:bCs/>
+          <w:sz w:val="21"/>
+          <w:szCs w:val="21"/>
+        </w:rPr>
+        <w:t xml:space="preserve">Primary Objective: </w:t>
+      </w:r>
+      <w:r>
+        <w:rPr>
+          <w:rFonts w:eastAsia="Arial" w:cs="Arial"/>
+          <w:sz w:val="21"/>
+          <w:szCs w:val="21"/>
+        </w:rPr>
+        <w:t>To engineer Nyansapo-QIC-WCE — replacing standard cross-entropy with weighted cross-entropy in the intent classifier — and evaluate its effect on Macro F1 across 20 seeded runs, benchmarked against Naive RAG, BM25-only, and Vanilla LLM baselines on 200 human-annotated gold QA pairs.</w:t>
+      </w:r>
+    </w:p>
+    <w:p>
+      <w:pPr>
+        <w:pStyle w:val="Normal"/>
+        <w:spacing w:before="4" w:after="4"/>
+        <w:rPr/>
+      </w:pPr>
+      <w:r>
+        <w:rPr/>
+      </w:r>
+    </w:p>
+    <w:p>
+      <w:pPr>
+        <w:pStyle w:val="Normal"/>
+        <w:spacing w:lineRule="auto" w:line="300" w:before="80" w:after="80"/>
+        <w:jc w:val="both"/>
+        <w:rPr/>
+      </w:pPr>
+      <w:r>
+        <w:rPr>
+          <w:rFonts w:eastAsia="Arial" w:cs="Arial"/>
+          <w:b/>
+          <w:bCs/>
+          <w:sz w:val="21"/>
+          <w:szCs w:val="21"/>
+        </w:rPr>
+        <w:t xml:space="preserve">Secondary/Supporting Objectives: </w:t>
+      </w:r>
+    </w:p>
+    <w:p>
+      <w:pPr>
+        <w:pStyle w:val="Normal"/>
+        <w:spacing w:lineRule="auto" w:line="300" w:before="80" w:after="80"/>
+        <w:jc w:val="both"/>
+        <w:rPr/>
+      </w:pPr>
+      <w:r>
+        <w:rPr>
+          <w:rFonts w:eastAsia="Arial" w:cs="Arial"/>
+          <w:sz w:val="21"/>
+          <w:szCs w:val="21"/>
+        </w:rPr>
+        <w:t>(i) Evaluate the Nyansapo CRAG system's retrieval quality relative to the baseline RAG configurations described above.</w:t>
+      </w:r>
+    </w:p>
+    <w:p>
+      <w:pPr>
+        <w:pStyle w:val="Normal"/>
+        <w:spacing w:lineRule="auto" w:line="300" w:before="80" w:after="80"/>
+        <w:jc w:val="both"/>
+        <w:rPr/>
+      </w:pPr>
+      <w:r>
+        <w:rPr>
+          <w:rFonts w:eastAsia="Arial" w:cs="Arial"/>
+          <w:sz w:val="21"/>
+          <w:szCs w:val="21"/>
+        </w:rPr>
+        <w:t>(ii) Measure online/offline latency and validate student trust and cognitive load via a field study of n=298 KNUST students.</w:t>
       </w:r>
     </w:p>
     <w:p>
@@ -1793,7 +1262,7 @@
           <w:sz w:val="22"/>
           <w:szCs w:val="22"/>
         </w:rPr>
-        <w:t>Annotation — C4 gold artefacts UNVERIFIABLE</w:t>
+        <w:t>A2. System Architecture</w:t>
       </w:r>
     </w:p>
     <w:p>
@@ -1809,218 +1278,7 @@
           <w:sz w:val="21"/>
           <w:szCs w:val="21"/>
         </w:rPr>
-        <w:t>gold_qa_pairs.csv and gold_system_answers.csv are committed and staged as confirmed above. They were committed at parent commit 710f75765fb482f370a7bb6b359438d7b3e7c6a3, prior to the C1/F8 code fixes. This is cited here directly since the audit script itself has no mechanism to check git history — only local file presence — and therefore correctly reports this row as UNVERIFIABLE from its own vantage point.</w:t>
-      </w:r>
-    </w:p>
-    <w:p>
-      <w:pPr>
-        <w:pStyle w:val="Normal"/>
-        <w:rPr/>
-      </w:pPr>
-      <w:r>
-        <w:rPr/>
-      </w:r>
-      <w:r>
-        <w:br w:type="page"/>
-      </w:r>
-    </w:p>
-    <w:p>
-      <w:pPr>
-        <w:pStyle w:val="Heading1"/>
-        <w:spacing w:before="0" w:after="100"/>
-        <w:rPr/>
-      </w:pPr>
-      <w:r>
-        <w:rPr>
-          <w:rFonts w:eastAsia="Arial" w:cs="Arial"/>
-          <w:b/>
-          <w:bCs/>
-          <w:color w:val="2E4099"/>
-          <w:sz w:val="26"/>
-          <w:szCs w:val="26"/>
-        </w:rPr>
-        <w:t>PART A — METHODS</w:t>
-      </w:r>
-    </w:p>
-    <w:p>
-      <w:pPr>
-        <w:pStyle w:val="Heading2"/>
-        <w:spacing w:before="200" w:after="80"/>
-        <w:rPr/>
-      </w:pPr>
-      <w:r>
-        <w:rPr>
-          <w:rFonts w:eastAsia="Arial" w:cs="Arial"/>
-          <w:b/>
-          <w:bCs/>
-          <w:color w:val="1F3070"/>
-          <w:sz w:val="22"/>
-          <w:szCs w:val="22"/>
-        </w:rPr>
-        <w:t>A1. Research Title, Problem Statement &amp; Objectives</w:t>
-      </w:r>
-    </w:p>
-    <w:p>
-      <w:pPr>
-        <w:pStyle w:val="Normal"/>
-        <w:spacing w:lineRule="auto" w:line="300" w:before="80" w:after="80"/>
-        <w:jc w:val="both"/>
-        <w:rPr/>
-      </w:pPr>
-      <w:r>
-        <w:rPr>
-          <w:rFonts w:eastAsia="Arial" w:cs="Arial"/>
-          <w:sz w:val="21"/>
-          <w:szCs w:val="21"/>
-        </w:rPr>
-        <w:t>Standard Large Language Models deployed for student academic support in high-enrolment Ghanaian university lecture halls frequently generate hallucinations — factually incorrect but plausible-sounding information (Ji et al., 2023). Naive Retrieval-Augmented Generation pipelines (Lewis et al., 2020) partially address this by grounding outputs in retrieved documents, but persist in hallucinating when retrieval quality is poor — a failure mode Corrective RAG (Yan et al., 2024) is designed to address. No prior study has deployed a corrective, offline-capable RAG system with cost-weighted intent classification in a Ghanaian public university context.</w:t>
-      </w:r>
-    </w:p>
-    <w:p>
-      <w:pPr>
-        <w:pStyle w:val="Normal"/>
-        <w:spacing w:before="4" w:after="4"/>
-        <w:rPr/>
-      </w:pPr>
-      <w:r>
-        <w:rPr/>
-      </w:r>
-    </w:p>
-    <w:p>
-      <w:pPr>
-        <w:pStyle w:val="Normal"/>
-        <w:spacing w:lineRule="auto" w:line="300" w:before="80" w:after="80"/>
-        <w:jc w:val="both"/>
-        <w:rPr/>
-      </w:pPr>
-      <w:r>
-        <w:rPr>
-          <w:rFonts w:eastAsia="Arial" w:cs="Arial"/>
-          <w:b/>
-          <w:bCs/>
-          <w:sz w:val="21"/>
-          <w:szCs w:val="21"/>
-        </w:rPr>
-        <w:t xml:space="preserve">Objective 1: </w:t>
-      </w:r>
-      <w:r>
-        <w:rPr>
-          <w:rFonts w:eastAsia="Arial" w:cs="Arial"/>
-          <w:sz w:val="21"/>
-          <w:szCs w:val="21"/>
-        </w:rPr>
-        <w:t>Engineer Nyansapo-QIC-WCE, replacing standard cross-entropy with weighted cross-entropy in the intent classifier, evaluated via Macro F1 across 20 seeded runs.</w:t>
-      </w:r>
-    </w:p>
-    <w:p>
-      <w:pPr>
-        <w:pStyle w:val="Normal"/>
-        <w:spacing w:lineRule="auto" w:line="300" w:before="80" w:after="80"/>
-        <w:jc w:val="both"/>
-        <w:rPr/>
-      </w:pPr>
-      <w:r>
-        <w:rPr>
-          <w:rFonts w:eastAsia="Arial" w:cs="Arial"/>
-          <w:b/>
-          <w:bCs/>
-          <w:sz w:val="21"/>
-          <w:szCs w:val="21"/>
-        </w:rPr>
-        <w:t xml:space="preserve">Objective 2: </w:t>
-      </w:r>
-      <w:r>
-        <w:rPr>
-          <w:rFonts w:eastAsia="Arial" w:cs="Arial"/>
-          <w:sz w:val="21"/>
-          <w:szCs w:val="21"/>
-        </w:rPr>
-        <w:t>Evaluate the Nyansapo CRAG system against Naive RAG, BM25-only, and Vanilla LLM baselines on 200 human-annotated gold QA pairs.</w:t>
-      </w:r>
-    </w:p>
-    <w:p>
-      <w:pPr>
-        <w:pStyle w:val="Normal"/>
-        <w:spacing w:lineRule="auto" w:line="300" w:before="80" w:after="80"/>
-        <w:jc w:val="both"/>
-        <w:rPr/>
-      </w:pPr>
-      <w:r>
-        <w:rPr>
-          <w:rFonts w:eastAsia="Arial" w:cs="Arial"/>
-          <w:b/>
-          <w:bCs/>
-          <w:sz w:val="21"/>
-          <w:szCs w:val="21"/>
-        </w:rPr>
-        <w:t xml:space="preserve">Objective 3: </w:t>
-      </w:r>
-      <w:r>
-        <w:rPr>
-          <w:rFonts w:eastAsia="Arial" w:cs="Arial"/>
-          <w:sz w:val="21"/>
-          <w:szCs w:val="21"/>
-        </w:rPr>
-        <w:t>Measure online/offline latency and validate student trust and cognitive load via a field study of n=298 KNUST students.</w:t>
-      </w:r>
-    </w:p>
-    <w:p>
-      <w:pPr>
-        <w:pStyle w:val="Heading2"/>
-        <w:spacing w:before="200" w:after="80"/>
-        <w:rPr/>
-      </w:pPr>
-      <w:r>
-        <w:rPr>
-          <w:rFonts w:eastAsia="Arial" w:cs="Arial"/>
-          <w:b/>
-          <w:bCs/>
-          <w:color w:val="1F3070"/>
-          <w:sz w:val="22"/>
-          <w:szCs w:val="22"/>
-        </w:rPr>
-        <w:t>A2. System Architecture</w:t>
-      </w:r>
-    </w:p>
-    <w:p>
-      <w:pPr>
-        <w:pStyle w:val="Normal"/>
-        <w:spacing w:lineRule="auto" w:line="300" w:before="80" w:after="80"/>
-        <w:jc w:val="both"/>
-        <w:rPr/>
-      </w:pPr>
-      <w:r>
-        <w:rPr>
-          <w:rFonts w:eastAsia="Arial" w:cs="Arial"/>
-          <w:sz w:val="21"/>
-          <w:szCs w:val="21"/>
-        </w:rPr>
         <w:t>A five-stage pipeline: (1) intent classification via Nyansapo-QIC-WCE, blocking out-of-scope queries before retrieval; (2) hybrid BM25+BGE-M3 dense retrieval with Reciprocal Rank Fusion (Cormack et al., 2009), k=5, over a 12,311-chunk FAISS-indexed knowledge base; (3) CRAG quality evaluation with query-rewrite triggering below threshold θ=0.45 (Yan et al., 2024); (4) generation via Phi-2 (online) or Phi-4-mini (offline, Ollama); (5) answer return with source attribution.</w:t>
-      </w:r>
-    </w:p>
-    <w:p>
-      <w:pPr>
-        <w:pStyle w:val="Normal"/>
-        <w:spacing w:before="100" w:after="60"/>
-        <w:jc w:val="center"/>
-        <w:rPr>
-          <w:rFonts w:ascii="Arial" w:hAnsi="Arial" w:eastAsia="Arial" w:cs="Arial"/>
-          <w:b/>
-          <w:bCs/>
-          <w:color w:val="2E4099"/>
-          <w:sz w:val="19"/>
-          <w:szCs w:val="19"/>
-        </w:rPr>
-      </w:pPr>
-      <w:r>
-        <w:rPr>
-          <w:rFonts w:eastAsia="Arial" w:cs="Arial"/>
-          <w:b/>
-          <w:bCs/>
-          <w:color w:val="2E4099"/>
-          <w:sz w:val="19"/>
-          <w:szCs w:val="19"/>
-        </w:rPr>
       </w:r>
     </w:p>
     <w:p>
@@ -2055,7 +1313,7 @@
             <wp:positionV relativeFrom="paragraph">
               <wp:posOffset>635</wp:posOffset>
             </wp:positionV>
-            <wp:extent cx="6400800" cy="4932045"/>
+            <wp:extent cx="5998210" cy="4621530"/>
             <wp:effectExtent l="0" t="0" r="0" b="0"/>
             <wp:wrapSquare wrapText="largest"/>
             <wp:docPr id="1" name="Image1"/>
@@ -2080,7 +1338,7 @@
                   <pic:spPr bwMode="auto">
                     <a:xfrm>
                       <a:off x="0" y="0"/>
-                      <a:ext cx="6400800" cy="4932045"/>
+                      <a:ext cx="5998210" cy="4621530"/>
                     </a:xfrm>
                     <a:prstGeom prst="rect">
                       <a:avLst/>
@@ -2117,7 +1375,6 @@
           <w:sz w:val="18"/>
           <w:szCs w:val="18"/>
         </w:rPr>
-        <w:t>system_architecture.png — full pipeline flow from query to grounded answer.</w:t>
       </w:r>
     </w:p>
     <w:p>
@@ -2147,6 +1404,57 @@
     </w:p>
     <w:p>
       <w:pPr>
+        <w:pStyle w:val="Normal"/>
+        <w:spacing w:before="40" w:after="80"/>
+        <w:jc w:val="center"/>
+        <w:rPr>
+          <w:rFonts w:ascii="Arial" w:hAnsi="Arial" w:eastAsia="Arial" w:cs="Arial"/>
+          <w:i/>
+          <w:iCs/>
+          <w:color w:val="666666"/>
+          <w:sz w:val="18"/>
+          <w:szCs w:val="18"/>
+        </w:rPr>
+      </w:pPr>
+      <w:r>
+        <w:rPr>
+          <w:rFonts w:eastAsia="Arial" w:cs="Arial"/>
+          <w:i/>
+          <w:iCs/>
+          <w:color w:val="666666"/>
+          <w:sz w:val="18"/>
+          <w:szCs w:val="18"/>
+        </w:rPr>
+        <w:t>system_architecture.png — full pipeline flow from query to grounded answer.</w:t>
+      </w:r>
+    </w:p>
+    <w:p>
+      <w:pPr>
+        <w:pStyle w:val="Normal"/>
+        <w:spacing w:before="40" w:after="80"/>
+        <w:jc w:val="center"/>
+        <w:rPr>
+          <w:rFonts w:ascii="Arial" w:hAnsi="Arial" w:eastAsia="Arial" w:cs="Arial"/>
+          <w:i/>
+          <w:iCs/>
+          <w:color w:val="666666"/>
+          <w:sz w:val="18"/>
+          <w:szCs w:val="18"/>
+        </w:rPr>
+      </w:pPr>
+      <w:r>
+        <w:rPr>
+          <w:rFonts w:eastAsia="Arial" w:cs="Arial"/>
+          <w:i/>
+          <w:iCs/>
+          <w:color w:val="666666"/>
+          <w:sz w:val="18"/>
+          <w:szCs w:val="18"/>
+        </w:rPr>
+      </w:r>
+    </w:p>
+    <w:p>
+      <w:pPr>
         <w:pStyle w:val="Heading2"/>
         <w:spacing w:before="200" w:after="80"/>
         <w:rPr/>
@@ -2171,7 +1479,7 @@
       </w:pPr>
       <w:r>
         <w:rPr>
-          <w:rFonts w:eastAsia="Arial" w:cs="Arial" w:ascii="Arial" w:hAnsi="Arial"/>
+          <w:rFonts w:eastAsia="Arial" w:cs="Arial"/>
           <w:b/>
           <w:bCs/>
           <w:color w:val="1F3070"/>
@@ -2273,14 +1581,504 @@
         <w:pStyle w:val="Normal"/>
         <w:spacing w:before="40" w:after="80"/>
         <w:jc w:val="center"/>
-        <w:rPr>
-          <w:rFonts w:ascii="Arial" w:hAnsi="Arial" w:eastAsia="Arial" w:cs="Arial"/>
+        <w:rPr/>
+      </w:pPr>
+      <w:r>
+        <w:rPr>
+          <w:rFonts w:eastAsia="Arial" w:cs="Arial"/>
           <w:i/>
           <w:iCs/>
           <w:color w:val="666666"/>
           <w:sz w:val="18"/>
           <w:szCs w:val="18"/>
         </w:rPr>
+        <w:t>classifier_architecture.png — TF-IDF input, two-layer feedforward network, five-class softmax output.</w:t>
+      </w:r>
+    </w:p>
+    <w:p>
+      <w:pPr>
+        <w:pStyle w:val="Heading3"/>
+        <w:spacing w:before="160" w:after="60"/>
+        <w:rPr/>
+      </w:pPr>
+      <w:r>
+        <w:rPr>
+          <w:rFonts w:eastAsia="Arial" w:cs="Arial"/>
+          <w:b/>
+          <w:bCs/>
+          <w:color w:val="1F3070"/>
+          <w:sz w:val="21"/>
+          <w:szCs w:val="21"/>
+        </w:rPr>
+        <w:t>A3.2 Engineering Operation: REPLACE</w:t>
+      </w:r>
+    </w:p>
+    <w:p>
+      <w:pPr>
+        <w:pStyle w:val="Normal"/>
+        <w:spacing w:lineRule="auto" w:line="300" w:before="80" w:after="80"/>
+        <w:jc w:val="both"/>
+        <w:rPr/>
+      </w:pPr>
+      <w:r>
+        <w:rPr>
+          <w:rFonts w:eastAsia="Arial" w:cs="Arial"/>
+          <w:sz w:val="21"/>
+          <w:szCs w:val="21"/>
+        </w:rPr>
+        <w:t>Standard cross-entropy L_CE = −Σ yᵢ · log(pᵢ) is replaced with weighted cross-entropy L_WCE = −Σ wᵢ · yᵢ · log(pᵢ), where wᵢ = N_train / (C × Nᵢ). N_train, C=5, and Nᵢ are all computed from the training partition of each seeded split — never from the full dataset or from validation/test partitions. This is implemented as a single canonical function (train_model_v2) accepting a weight_mode parameter ('none' | 'computed' | 'uniform'), used identically for the baseline, engineered, and ablation conditions.</w:t>
+      </w:r>
+    </w:p>
+    <w:p>
+      <w:pPr>
+        <w:pStyle w:val="Normal"/>
+        <w:spacing w:before="4" w:after="4"/>
+        <w:rPr/>
+      </w:pPr>
+      <w:r>
+        <w:rPr/>
+      </w:r>
+    </w:p>
+    <w:p>
+      <w:pPr>
+        <w:pStyle w:val="Normal"/>
+        <w:spacing w:lineRule="auto" w:line="300" w:before="80" w:after="80"/>
+        <w:jc w:val="both"/>
+        <w:rPr/>
+      </w:pPr>
+      <w:r>
+        <w:rPr>
+          <w:rFonts w:eastAsia="Arial" w:cs="Arial"/>
+          <w:sz w:val="21"/>
+          <w:szCs w:val="21"/>
+        </w:rPr>
+        <w:t>Architecture: Input(500 TF-IDF features) → Linear(256) → ReLU → Dropout(0.3) → Linear(128) → ReLU → Dropout(0.3) → Linear(5) → Softmax. TF-IDF vectorisation (max_features=500, ngram_range=(1,2)) is fitted on the training partition only, per seeded run.</w:t>
+      </w:r>
+    </w:p>
+    <w:p>
+      <w:pPr>
+        <w:pStyle w:val="Heading3"/>
+        <w:spacing w:before="160" w:after="60"/>
+        <w:rPr/>
+      </w:pPr>
+      <w:r>
+        <w:rPr>
+          <w:rFonts w:eastAsia="Arial" w:cs="Arial"/>
+          <w:b/>
+          <w:bCs/>
+          <w:color w:val="1F3070"/>
+          <w:sz w:val="21"/>
+          <w:szCs w:val="21"/>
+        </w:rPr>
+        <w:t>A3.3 Leak-Free Verification (Self-Test)</w:t>
+      </w:r>
+    </w:p>
+    <w:p>
+      <w:pPr>
+        <w:pStyle w:val="Normal"/>
+        <w:spacing w:lineRule="auto" w:line="300" w:before="80" w:after="80"/>
+        <w:jc w:val="both"/>
+        <w:rPr/>
+      </w:pPr>
+      <w:r>
+        <w:rPr>
+          <w:rFonts w:eastAsia="Arial" w:cs="Arial"/>
+          <w:sz w:val="21"/>
+          <w:szCs w:val="21"/>
+        </w:rPr>
+        <w:t>A vocabulary-SET comparison (not a size comparison, which is insufficient when both fits hit the same max_features cap) confirms the fix: a full-dataset TF-IDF fit and a seed-42 training-only fit both produce 500-token vocabularies, but only 351 tokens are shared between them. 149 tokens exist exclusively in the full-dataset vocabulary and are confirmed absent from the training-only fit.</w:t>
+      </w:r>
+    </w:p>
+    <w:p>
+      <w:pPr>
+        <w:pStyle w:val="Heading3"/>
+        <w:spacing w:before="160" w:after="60"/>
+        <w:rPr/>
+      </w:pPr>
+      <w:r>
+        <w:rPr>
+          <w:rFonts w:eastAsia="Arial" w:cs="Arial"/>
+          <w:b/>
+          <w:bCs/>
+          <w:color w:val="1F3070"/>
+          <w:sz w:val="21"/>
+          <w:szCs w:val="21"/>
+        </w:rPr>
+        <w:t>A3.4 Confound Isolation: Separating the Code Fix from the Runtime Version Change</w:t>
+      </w:r>
+    </w:p>
+    <w:p>
+      <w:pPr>
+        <w:pStyle w:val="Normal"/>
+        <w:spacing w:lineRule="auto" w:line="300" w:before="80" w:after="80"/>
+        <w:jc w:val="both"/>
+        <w:rPr/>
+      </w:pPr>
+      <w:r>
+        <w:rPr>
+          <w:rFonts w:eastAsia="Arial" w:cs="Arial"/>
+          <w:sz w:val="21"/>
+          <w:szCs w:val="21"/>
+        </w:rPr>
+        <w:t>An earlier submission reported an engineered Macro F1 of 0.6214 (pre-fix, leaked vectoriser) rising to 0.7074 (post-fix, train-only vectoriser) — a +0.086 shift computed across two commits in which the scikit-learn/PyTorch runtime also changed (scikit-learn 1.3.0→1.6.1, torch 2.1.2→2.11.0). To isolate which factor drove the shift, the pre-split leaked behaviour was deliberately reproduced in the current environment and run directly alongside the fixed implementation, same 20 seeds, same session, same library versions (scikit-learn 1.6.1, torch 2.11.0) for both conditions.</w:t>
+      </w:r>
+    </w:p>
+    <w:p>
+      <w:pPr>
+        <w:pStyle w:val="Normal"/>
+        <w:spacing w:before="4" w:after="4"/>
+        <w:rPr/>
+      </w:pPr>
+      <w:r>
+        <w:rPr/>
+      </w:r>
+    </w:p>
+    <w:tbl>
+      <w:tblPr>
+        <w:tblW w:w="9360" w:type="dxa"/>
+        <w:jc w:val="start"/>
+        <w:tblInd w:w="0" w:type="dxa"/>
+        <w:tblLayout w:type="fixed"/>
+        <w:tblCellMar>
+          <w:top w:w="70" w:type="dxa"/>
+          <w:start w:w="100" w:type="dxa"/>
+          <w:bottom w:w="70" w:type="dxa"/>
+          <w:end w:w="100" w:type="dxa"/>
+        </w:tblCellMar>
+      </w:tblPr>
+      <w:tblGrid>
+        <w:gridCol w:w="3800"/>
+        <w:gridCol w:w="2780"/>
+        <w:gridCol w:w="2780"/>
+      </w:tblGrid>
+      <w:tr>
+        <w:trPr>
+          <w:tblHeader w:val="true"/>
+        </w:trPr>
+        <w:tc>
+          <w:tcPr>
+            <w:tcW w:w="3800" w:type="dxa"/>
+            <w:tcBorders>
+              <w:top w:val="single" w:sz="2" w:space="0" w:color="2E4099"/>
+              <w:start w:val="single" w:sz="2" w:space="0" w:color="2E4099"/>
+              <w:bottom w:val="single" w:sz="2" w:space="0" w:color="2E4099"/>
+              <w:end w:val="single" w:sz="2" w:space="0" w:color="2E4099"/>
+            </w:tcBorders>
+            <w:shd w:fill="2E4099" w:val="clear"/>
+          </w:tcPr>
+          <w:p>
+            <w:pPr>
+              <w:pStyle w:val="Normal"/>
+              <w:jc w:val="center"/>
+              <w:rPr/>
+            </w:pPr>
+            <w:r>
+              <w:rPr>
+                <w:rFonts w:eastAsia="Arial" w:cs="Arial"/>
+                <w:b/>
+                <w:bCs/>
+                <w:color w:val="FFFFFF"/>
+                <w:sz w:val="18"/>
+                <w:szCs w:val="18"/>
+              </w:rPr>
+              <w:t>Condition (same environment)</w:t>
+            </w:r>
+          </w:p>
+        </w:tc>
+        <w:tc>
+          <w:tcPr>
+            <w:tcW w:w="2780" w:type="dxa"/>
+            <w:tcBorders>
+              <w:top w:val="single" w:sz="2" w:space="0" w:color="2E4099"/>
+              <w:start w:val="single" w:sz="2" w:space="0" w:color="2E4099"/>
+              <w:bottom w:val="single" w:sz="2" w:space="0" w:color="2E4099"/>
+              <w:end w:val="single" w:sz="2" w:space="0" w:color="2E4099"/>
+            </w:tcBorders>
+            <w:shd w:fill="2E4099" w:val="clear"/>
+          </w:tcPr>
+          <w:p>
+            <w:pPr>
+              <w:pStyle w:val="Normal"/>
+              <w:jc w:val="center"/>
+              <w:rPr/>
+            </w:pPr>
+            <w:r>
+              <w:rPr>
+                <w:rFonts w:eastAsia="Arial" w:cs="Arial"/>
+                <w:b/>
+                <w:bCs/>
+                <w:color w:val="FFFFFF"/>
+                <w:sz w:val="18"/>
+                <w:szCs w:val="18"/>
+              </w:rPr>
+              <w:t>Macro F1 (mean ± SD)</w:t>
+            </w:r>
+          </w:p>
+        </w:tc>
+        <w:tc>
+          <w:tcPr>
+            <w:tcW w:w="2780" w:type="dxa"/>
+            <w:tcBorders>
+              <w:top w:val="single" w:sz="2" w:space="0" w:color="2E4099"/>
+              <w:start w:val="single" w:sz="2" w:space="0" w:color="2E4099"/>
+              <w:bottom w:val="single" w:sz="2" w:space="0" w:color="2E4099"/>
+              <w:end w:val="single" w:sz="2" w:space="0" w:color="2E4099"/>
+            </w:tcBorders>
+            <w:shd w:fill="2E4099" w:val="clear"/>
+          </w:tcPr>
+          <w:p>
+            <w:pPr>
+              <w:pStyle w:val="Normal"/>
+              <w:jc w:val="center"/>
+              <w:rPr/>
+            </w:pPr>
+            <w:r>
+              <w:rPr>
+                <w:rFonts w:eastAsia="Arial" w:cs="Arial"/>
+                <w:b/>
+                <w:bCs/>
+                <w:color w:val="FFFFFF"/>
+                <w:sz w:val="18"/>
+                <w:szCs w:val="18"/>
+              </w:rPr>
+              <w:t>vs each other</w:t>
+            </w:r>
+          </w:p>
+        </w:tc>
+      </w:tr>
+      <w:tr>
+        <w:trPr/>
+        <w:tc>
+          <w:tcPr>
+            <w:tcW w:w="3800" w:type="dxa"/>
+            <w:tcBorders>
+              <w:top w:val="single" w:sz="2" w:space="0" w:color="CCCCCC"/>
+              <w:start w:val="single" w:sz="2" w:space="0" w:color="CCCCCC"/>
+              <w:bottom w:val="single" w:sz="2" w:space="0" w:color="CCCCCC"/>
+              <w:end w:val="single" w:sz="2" w:space="0" w:color="CCCCCC"/>
+            </w:tcBorders>
+            <w:shd w:fill="FFFFFF" w:val="clear"/>
+            <w:tcMar>
+              <w:top w:w="60" w:type="dxa"/>
+              <w:bottom w:w="60" w:type="dxa"/>
+            </w:tcMar>
+            <w:vAlign w:val="center"/>
+          </w:tcPr>
+          <w:p>
+            <w:pPr>
+              <w:pStyle w:val="Normal"/>
+              <w:spacing w:before="30" w:after="30"/>
+              <w:jc w:val="center"/>
+              <w:rPr/>
+            </w:pPr>
+            <w:r>
+              <w:rPr>
+                <w:rFonts w:eastAsia="Arial" w:cs="Arial"/>
+                <w:b w:val="false"/>
+                <w:bCs w:val="false"/>
+                <w:sz w:val="18"/>
+                <w:szCs w:val="18"/>
+              </w:rPr>
+              <w:t>Leaked (pre-split fit, reproduced)</w:t>
+            </w:r>
+          </w:p>
+        </w:tc>
+        <w:tc>
+          <w:tcPr>
+            <w:tcW w:w="2780" w:type="dxa"/>
+            <w:tcBorders>
+              <w:top w:val="single" w:sz="2" w:space="0" w:color="CCCCCC"/>
+              <w:start w:val="single" w:sz="2" w:space="0" w:color="CCCCCC"/>
+              <w:bottom w:val="single" w:sz="2" w:space="0" w:color="CCCCCC"/>
+              <w:end w:val="single" w:sz="2" w:space="0" w:color="CCCCCC"/>
+            </w:tcBorders>
+            <w:shd w:fill="FFFFFF" w:val="clear"/>
+            <w:tcMar>
+              <w:top w:w="60" w:type="dxa"/>
+              <w:bottom w:w="60" w:type="dxa"/>
+            </w:tcMar>
+            <w:vAlign w:val="center"/>
+          </w:tcPr>
+          <w:p>
+            <w:pPr>
+              <w:pStyle w:val="Normal"/>
+              <w:spacing w:before="30" w:after="30"/>
+              <w:jc w:val="center"/>
+              <w:rPr/>
+            </w:pPr>
+            <w:r>
+              <w:rPr>
+                <w:rFonts w:eastAsia="Arial" w:cs="Arial"/>
+                <w:b w:val="false"/>
+                <w:bCs w:val="false"/>
+                <w:sz w:val="18"/>
+                <w:szCs w:val="18"/>
+              </w:rPr>
+              <w:t>0.6993 ± 0.1202</w:t>
+            </w:r>
+          </w:p>
+        </w:tc>
+        <w:tc>
+          <w:tcPr>
+            <w:tcW w:w="2780" w:type="dxa"/>
+            <w:tcBorders>
+              <w:top w:val="single" w:sz="2" w:space="0" w:color="CCCCCC"/>
+              <w:start w:val="single" w:sz="2" w:space="0" w:color="CCCCCC"/>
+              <w:bottom w:val="single" w:sz="2" w:space="0" w:color="CCCCCC"/>
+              <w:end w:val="single" w:sz="2" w:space="0" w:color="CCCCCC"/>
+            </w:tcBorders>
+            <w:shd w:fill="FFFFFF" w:val="clear"/>
+            <w:tcMar>
+              <w:top w:w="60" w:type="dxa"/>
+              <w:bottom w:w="60" w:type="dxa"/>
+            </w:tcMar>
+            <w:vAlign w:val="center"/>
+          </w:tcPr>
+          <w:p>
+            <w:pPr>
+              <w:pStyle w:val="Normal"/>
+              <w:spacing w:before="30" w:after="30"/>
+              <w:jc w:val="center"/>
+              <w:rPr/>
+            </w:pPr>
+            <w:r>
+              <w:rPr>
+                <w:rFonts w:eastAsia="Arial" w:cs="Arial"/>
+                <w:b w:val="false"/>
+                <w:bCs w:val="false"/>
+                <w:sz w:val="18"/>
+                <w:szCs w:val="18"/>
+              </w:rPr>
+              <w:t xml:space="preserve">— </w:t>
+            </w:r>
+            <w:r>
+              <w:rPr>
+                <w:rFonts w:eastAsia="Arial" w:cs="Arial"/>
+                <w:b w:val="false"/>
+                <w:bCs w:val="false"/>
+                <w:sz w:val="18"/>
+                <w:szCs w:val="18"/>
+              </w:rPr>
+              <w:t>(reference)</w:t>
+            </w:r>
+          </w:p>
+        </w:tc>
+      </w:tr>
+      <w:tr>
+        <w:trPr/>
+        <w:tc>
+          <w:tcPr>
+            <w:tcW w:w="3800" w:type="dxa"/>
+            <w:tcBorders>
+              <w:top w:val="single" w:sz="2" w:space="0" w:color="CCCCCC"/>
+              <w:start w:val="single" w:sz="2" w:space="0" w:color="CCCCCC"/>
+              <w:bottom w:val="single" w:sz="2" w:space="0" w:color="CCCCCC"/>
+              <w:end w:val="single" w:sz="2" w:space="0" w:color="CCCCCC"/>
+            </w:tcBorders>
+            <w:shd w:fill="EEF2FF" w:val="clear"/>
+            <w:tcMar>
+              <w:top w:w="60" w:type="dxa"/>
+              <w:bottom w:w="60" w:type="dxa"/>
+            </w:tcMar>
+            <w:vAlign w:val="center"/>
+          </w:tcPr>
+          <w:p>
+            <w:pPr>
+              <w:pStyle w:val="Normal"/>
+              <w:spacing w:before="30" w:after="30"/>
+              <w:jc w:val="center"/>
+              <w:rPr/>
+            </w:pPr>
+            <w:r>
+              <w:rPr>
+                <w:rFonts w:eastAsia="Arial" w:cs="Arial"/>
+                <w:b w:val="false"/>
+                <w:bCs w:val="false"/>
+                <w:sz w:val="18"/>
+                <w:szCs w:val="18"/>
+              </w:rPr>
+              <w:t>Fixed (train-only fit)</w:t>
+            </w:r>
+          </w:p>
+        </w:tc>
+        <w:tc>
+          <w:tcPr>
+            <w:tcW w:w="2780" w:type="dxa"/>
+            <w:tcBorders>
+              <w:top w:val="single" w:sz="2" w:space="0" w:color="CCCCCC"/>
+              <w:start w:val="single" w:sz="2" w:space="0" w:color="CCCCCC"/>
+              <w:bottom w:val="single" w:sz="2" w:space="0" w:color="CCCCCC"/>
+              <w:end w:val="single" w:sz="2" w:space="0" w:color="CCCCCC"/>
+            </w:tcBorders>
+            <w:shd w:fill="EEF2FF" w:val="clear"/>
+            <w:tcMar>
+              <w:top w:w="60" w:type="dxa"/>
+              <w:bottom w:w="60" w:type="dxa"/>
+            </w:tcMar>
+            <w:vAlign w:val="center"/>
+          </w:tcPr>
+          <w:p>
+            <w:pPr>
+              <w:pStyle w:val="Normal"/>
+              <w:spacing w:before="30" w:after="30"/>
+              <w:jc w:val="center"/>
+              <w:rPr/>
+            </w:pPr>
+            <w:r>
+              <w:rPr>
+                <w:rFonts w:eastAsia="Arial" w:cs="Arial"/>
+                <w:b w:val="false"/>
+                <w:bCs w:val="false"/>
+                <w:sz w:val="18"/>
+                <w:szCs w:val="18"/>
+              </w:rPr>
+              <w:t>0.7074 ± 0.1306</w:t>
+            </w:r>
+          </w:p>
+        </w:tc>
+        <w:tc>
+          <w:tcPr>
+            <w:tcW w:w="2780" w:type="dxa"/>
+            <w:tcBorders>
+              <w:top w:val="single" w:sz="2" w:space="0" w:color="CCCCCC"/>
+              <w:start w:val="single" w:sz="2" w:space="0" w:color="CCCCCC"/>
+              <w:bottom w:val="single" w:sz="2" w:space="0" w:color="CCCCCC"/>
+              <w:end w:val="single" w:sz="2" w:space="0" w:color="CCCCCC"/>
+            </w:tcBorders>
+            <w:shd w:fill="EEF2FF" w:val="clear"/>
+            <w:tcMar>
+              <w:top w:w="60" w:type="dxa"/>
+              <w:bottom w:w="60" w:type="dxa"/>
+            </w:tcMar>
+            <w:vAlign w:val="center"/>
+          </w:tcPr>
+          <w:p>
+            <w:pPr>
+              <w:pStyle w:val="Normal"/>
+              <w:spacing w:before="30" w:after="30"/>
+              <w:jc w:val="center"/>
+              <w:rPr/>
+            </w:pPr>
+            <w:r>
+              <w:rPr>
+                <w:rFonts w:eastAsia="Arial" w:cs="Arial"/>
+                <w:b w:val="false"/>
+                <w:bCs w:val="false"/>
+                <w:sz w:val="18"/>
+                <w:szCs w:val="18"/>
+              </w:rPr>
+              <w:t>+0.0081, p=0.6417, d=0.0576</w:t>
+            </w:r>
+          </w:p>
+        </w:tc>
+      </w:tr>
+    </w:tbl>
+    <w:p>
+      <w:pPr>
+        <w:pStyle w:val="Normal"/>
+        <w:spacing w:before="40" w:after="80"/>
+        <w:jc w:val="center"/>
+        <w:rPr/>
       </w:pPr>
       <w:r>
         <w:rPr>
@@ -2291,50 +2089,7 @@
           <w:sz w:val="18"/>
           <w:szCs w:val="18"/>
         </w:rPr>
-        <w:t>classifier_architecture.png — TF-IDF input, two-layer feedforward network, five-class softmax output.</w:t>
-      </w:r>
-    </w:p>
-    <w:p>
-      <w:pPr>
-        <w:pStyle w:val="Normal"/>
-        <w:spacing w:before="40" w:after="80"/>
-        <w:jc w:val="center"/>
-        <w:rPr>
-          <w:rFonts w:ascii="Arial" w:hAnsi="Arial" w:eastAsia="Arial" w:cs="Arial"/>
-          <w:i/>
-          <w:iCs/>
-          <w:color w:val="666666"/>
-          <w:sz w:val="18"/>
-          <w:szCs w:val="18"/>
-        </w:rPr>
-      </w:pPr>
-      <w:r>
-        <w:rPr>
-          <w:rFonts w:eastAsia="Arial" w:cs="Arial"/>
-          <w:i/>
-          <w:iCs/>
-          <w:color w:val="666666"/>
-          <w:sz w:val="18"/>
-          <w:szCs w:val="18"/>
-        </w:rPr>
-      </w:r>
-    </w:p>
-    <w:p>
-      <w:pPr>
-        <w:pStyle w:val="Heading3"/>
-        <w:spacing w:before="160" w:after="60"/>
-        <w:rPr/>
-      </w:pPr>
-      <w:r>
-        <w:rPr>
-          <w:rFonts w:eastAsia="Arial" w:cs="Arial" w:ascii="Arial" w:hAnsi="Arial"/>
-          <w:b/>
-          <w:bCs/>
-          <w:color w:val="1F3070"/>
-          <w:sz w:val="21"/>
-          <w:szCs w:val="21"/>
-        </w:rPr>
-        <w:t>A3.2 Engineering Operation: REPLACE</w:t>
+        <w:t>Table A1. Confound isolation — code fix effect, environment held constant.</w:t>
       </w:r>
     </w:p>
     <w:p>
@@ -2350,67 +2105,7 @@
           <w:sz w:val="21"/>
           <w:szCs w:val="21"/>
         </w:rPr>
-        <w:t>Standard cross-entropy L_CE = −Σ yᵢ · log(pᵢ) is replaced with weighted cross-entropy L_WCE = −Σ wᵢ · yᵢ · log(pᵢ), where wᵢ = N_train / (C × Nᵢ). N_train, C=5, and Nᵢ are all computed from the training partition of each seeded split — never from the full dataset or from validation/test partitions. This is implemented as a single canonical function (train_model_v2) accepting a weight_mode parameter ('none' | 'computed' | 'uniform'), used identically for the baseline, engineered, and ablation conditions — eliminating the code duplication and arity mismatches present in earlier drafts.</w:t>
-      </w:r>
-    </w:p>
-    <w:p>
-      <w:pPr>
-        <w:pStyle w:val="Normal"/>
-        <w:spacing w:before="4" w:after="4"/>
-        <w:rPr/>
-      </w:pPr>
-      <w:r>
-        <w:rPr/>
-      </w:r>
-    </w:p>
-    <w:p>
-      <w:pPr>
-        <w:pStyle w:val="Normal"/>
-        <w:spacing w:lineRule="auto" w:line="300" w:before="80" w:after="80"/>
-        <w:jc w:val="both"/>
-        <w:rPr/>
-      </w:pPr>
-      <w:r>
-        <w:rPr>
-          <w:rFonts w:eastAsia="Arial" w:cs="Arial"/>
-          <w:sz w:val="21"/>
-          <w:szCs w:val="21"/>
-        </w:rPr>
-        <w:t>Architecture: Input(500 TF-IDF features) → Linear(256) → ReLU → Dropout(0.3) → Linear(128) → ReLU → Dropout(0.3) → Linear(5) → Softmax. TF-IDF vectorisation (max_features=500, ngram_range=(1,2)) is fitted on the training partition only, per seeded run.</w:t>
-      </w:r>
-    </w:p>
-    <w:p>
-      <w:pPr>
-        <w:pStyle w:val="Heading3"/>
-        <w:spacing w:before="160" w:after="60"/>
-        <w:rPr/>
-      </w:pPr>
-      <w:r>
-        <w:rPr>
-          <w:rFonts w:eastAsia="Arial" w:cs="Arial" w:ascii="Arial" w:hAnsi="Arial"/>
-          <w:b/>
-          <w:bCs/>
-          <w:color w:val="1F3070"/>
-          <w:sz w:val="21"/>
-          <w:szCs w:val="21"/>
-        </w:rPr>
-        <w:t>A3.3 Leak-Free Verification (Self-Test)</w:t>
-      </w:r>
-    </w:p>
-    <w:p>
-      <w:pPr>
-        <w:pStyle w:val="Normal"/>
-        <w:spacing w:lineRule="auto" w:line="300" w:before="80" w:after="80"/>
-        <w:jc w:val="both"/>
-        <w:rPr/>
-      </w:pPr>
-      <w:r>
-        <w:rPr>
-          <w:rFonts w:eastAsia="Arial" w:cs="Arial"/>
-          <w:sz w:val="21"/>
-          <w:szCs w:val="21"/>
-        </w:rPr>
-        <w:t>A vocabulary-SET comparison (not a size comparison, which is insufficient when both fits hit the same max_features cap) confirms the fix: a full-dataset TF-IDF fit and a seed-42 training-only fit both produce 500-token vocabularies, but only 351 tokens are shared between them. 149 tokens exist exclusively in the full-dataset vocabulary and are confirmed absent from the training-only fit — direct evidence that no test/validation vocabulary leaked into training.</w:t>
+        <w:t>The isolated effect of the C1 code fix alone is +0.0081 Macro F1 (Wilcoxon p=0.642, Cohen's d=0.058) — not statistically significant. This confirms the previously reported +0.086 historical shift is attributable primarily to the concurrent library version change, not to the C1 methodological correction itself. The C1 fix remains methodologically necessary regardless of its numerical effect, since it closes a genuine test-set leak. The primary baseline-vs-engineered result reported in §B1 (0.1976 vs 0.7074, p=0.000088, d=3.0005) is unaffected by this finding, as both conditions were computed within the same fixed pipeline and the same environment.</w:t>
       </w:r>
     </w:p>
     <w:p>
@@ -2445,6 +2140,31 @@
           <w:szCs w:val="21"/>
         </w:rPr>
         <w:t>145 labelled student queries: 100 extracted from the Nyansapo evaluation log via lexical rule-based labelling, 45 manually constructed for class coverage (Identification n=5, Out-of-scope n=10). Stratified hold-out: 15% test (n=22), remaining 85% split 82.4%/17.6% into training/validation (n=101/22 at seed 42; exact counts vary marginally by seed due to stratified rounding).</w:t>
+      </w:r>
+    </w:p>
+    <w:p>
+      <w:pPr>
+        <w:pStyle w:val="Normal"/>
+        <w:spacing w:before="100" w:after="60"/>
+        <w:jc w:val="center"/>
+        <w:rPr>
+          <w:rFonts w:ascii="Arial" w:hAnsi="Arial" w:eastAsia="Arial" w:cs="Arial"/>
+          <w:b/>
+          <w:bCs/>
+          <w:color w:val="2E4099"/>
+          <w:sz w:val="19"/>
+          <w:szCs w:val="19"/>
+        </w:rPr>
+      </w:pPr>
+      <w:r>
+        <w:rPr>
+          <w:rFonts w:eastAsia="Arial" w:cs="Arial"/>
+          <w:b/>
+          <w:bCs/>
+          <w:color w:val="2E4099"/>
+          <w:sz w:val="19"/>
+          <w:szCs w:val="19"/>
+        </w:rPr>
       </w:r>
     </w:p>
     <w:p>
@@ -2479,7 +2199,7 @@
             <wp:positionV relativeFrom="paragraph">
               <wp:posOffset>635</wp:posOffset>
             </wp:positionV>
-            <wp:extent cx="6400800" cy="1511935"/>
+            <wp:extent cx="6400800" cy="1495425"/>
             <wp:effectExtent l="0" t="0" r="0" b="0"/>
             <wp:wrapSquare wrapText="largest"/>
             <wp:docPr id="3" name="Image3"/>
@@ -2504,7 +2224,7 @@
                   <pic:spPr bwMode="auto">
                     <a:xfrm>
                       <a:off x="0" y="0"/>
-                      <a:ext cx="6400800" cy="1511935"/>
+                      <a:ext cx="6400800" cy="1495425"/>
                     </a:xfrm>
                     <a:prstGeom prst="rect">
                       <a:avLst/>
@@ -2534,7 +2254,7 @@
           <w:sz w:val="18"/>
           <w:szCs w:val="18"/>
         </w:rPr>
-        <w:t>data_partition_v3.png — corrected split counts (101/22/22)</w:t>
+        <w:t>figures/data_partition_v3.png — generated directly by the committed notebook cell; citation and producer are the same file.</w:t>
       </w:r>
     </w:p>
     <w:p>
@@ -2594,7 +2314,7 @@
           <w:sz w:val="21"/>
           <w:szCs w:val="21"/>
         </w:rPr>
-        <w:t>Classifier: Macro F1 across 20 seeded runs (42, 123, 456, 789, 1024, 2, 7, 13, 17, 23, 31, 37, 41, 43, 47, 53, 59, 61, 67, 71). Wilcoxon signed-rank (paired, α=0.05). Three-condition ablation using the same canonical function: (A) weight_mode='none', (B) weight_mode='computed', (C) weight_mode='uniform' — condition (C) is mathematically identical to (A) since wᵢ=1 reduces the weighted formula exactly to the unweighted one.</w:t>
+        <w:t>Classifier: Macro F1 across 20 seeded runs (42, 123, 456, 789, 1024, 2, 7, 13, 17, 23, 31, 37, 41, 43, 47, 53, 59, 61, 67, 71). Wilcoxon signed-rank (paired, α=0.05). Three-condition ablation using the same canonical function: (A) weight_mode='none', (B) weight_mode='computed', (C) weight_mode='uniform'.</w:t>
       </w:r>
     </w:p>
     <w:p>
@@ -2620,7 +2340,7 @@
           <w:sz w:val="21"/>
           <w:szCs w:val="21"/>
         </w:rPr>
-        <w:t>RAG: BERTScore F1, ROUGE-L, keyword-overlap groundedness against 200 gold answers. Four systems: Nyansapo CRAG, Naive RAG, BM25-only, Vanilla LLM, all receiving identical data access and prompt templates. 5-fold cross-validation. Fairness assessed per-course. Wilcoxon signed-rank, Bonferroni-corrected α=0.0167 for three pairwise comparisons.</w:t>
+        <w:t>RAG: BERTScore F1, ROUGE-L, keyword-overlap groundedness against 200 gold answers. Four systems: Nyansapo CRAG, Naive RAG, BM25-only, Vanilla LLM, all receiving identical data access and prompt templates. 5-fold cross-validation. Fairness assessed per-course. Wilcoxon signed-rank, Bonferroni-corrected α=0.0167 for three pairwise comparisons. For the CRAG vs Vanilla LLM claim specifically, a six-condition Null Clearance Certificate (§B8) assesses sign stability, fold-level stability, statistical power, baseline tuning parity, single-pass scoring, and seed-selection dependency.</w:t>
       </w:r>
     </w:p>
     <w:p>
@@ -2654,7 +2374,7 @@
           <w:sz w:val="21"/>
           <w:szCs w:val="21"/>
         </w:rPr>
-        <w:t>The deployment model is selected post-hoc, after all 20 seeded runs complete, as the seed achieving the highest test Macro F1 (seed 789, F1=0.9526). This selection is computed programmatically via max() over the full result array — eliminating any risk of a manually-asserted, contradictory seed claim. However, the selection itself constitutes a limitation: because the test set was scored 20 times and the deployment model chosen based on that outcome, the test set is NOT a held-out, unbiased performance estimate for the specific deployed model. The perturbation analysis (§B6) inherits this limitation, as it evaluates the same outcome-selected seed. This is stated here as a permanent methodological constraint, not one resolved by further code changes.</w:t>
+        <w:t>The deployment model is selected post-hoc, after all 20 seeded runs complete, as the seed achieving the highest test Macro F1 (seed 789, F1=0.9526). This selection is computed programmatically via max() over the full result array. The selection itself constitutes a limitation: because the test set was scored 20 times and the deployment model chosen based on that outcome, the test set is NOT a held-out, unbiased performance estimate for the specific deployed model. This limitation is specific to the classifier arm; the RAG-arm CRAG vs Vanilla LLM claim (§B8) does not depend on classifier seed selection and is unaffected by it.</w:t>
       </w:r>
     </w:p>
     <w:p>
@@ -2688,7 +2408,7 @@
           <w:sz w:val="21"/>
           <w:szCs w:val="21"/>
         </w:rPr>
-        <w:t>Framework versions at the time of the reported run: Python 3.13, NumPy 2.1.3, pandas 2.2.3, SciPy 1.16.3, scikit-learn 1.6.1, PyTorch 2.11.0+cu128. The originally pinned scikit-learn 1.3.0 and torch 2.1.2 could not be reproduced on the current Colab runtime (no compatible pre-built wheel); this version drift is disclosed here as a finding rather than silently resolved, and requirements.txt has been corrected to state the true runtime versions.</w:t>
+        <w:t>Framework versions at the time of the reported run: Python 3.13, NumPy 2.1.3, pandas 2.2.3, SciPy 1.16.3, scikit-learn 1.6.1, PyTorch 2.11.0+cu130. The originally pinned scikit-learn 1.3.0 and torch 2.1.2 could not be reproduced on the current Colab runtime (no compatible pre-built wheel); this version drift is disclosed as a finding, and its effect on the headline classifier result is isolated and quantified in §A3.4 rather than left as an unattributed confound.</w:t>
       </w:r>
     </w:p>
     <w:p>
@@ -2711,6 +2431,32 @@
       <w:r>
         <w:rPr>
           <w:rFonts w:eastAsia="Arial" w:cs="Arial"/>
+          <w:sz w:val="21"/>
+          <w:szCs w:val="21"/>
+        </w:rPr>
+        <w:t>All code, the gold evaluation corpus, generated system answers, classifier deployment artefacts (vectoriser and model weights), and all result JSONs (including the confound isolation and Null Clearance Certificate files) are committed to the public repository. The FAISS retrieval index (12,311 chunks), chunk text, and BM25 index remain hosted on Google Drive due to file size, and are not independently regenerable from the repository alone; this is stated here explicitly rather than implied otherwise.</w:t>
+      </w:r>
+    </w:p>
+    <w:p>
+      <w:pPr>
+        <w:pStyle w:val="Normal"/>
+        <w:spacing w:before="4" w:after="4"/>
+        <w:rPr/>
+      </w:pPr>
+      <w:r>
+        <w:rPr/>
+      </w:r>
+    </w:p>
+    <w:p>
+      <w:pPr>
+        <w:pStyle w:val="Normal"/>
+        <w:spacing w:lineRule="auto" w:line="300" w:before="80" w:after="80"/>
+        <w:jc w:val="both"/>
+        <w:rPr/>
+      </w:pPr>
+      <w:r>
+        <w:rPr>
+          <w:rFonts w:eastAsia="Arial" w:cs="Arial"/>
           <w:b/>
           <w:bCs/>
           <w:sz w:val="21"/>
@@ -2734,7 +2480,7 @@
           <w:sz w:val="21"/>
           <w:szCs w:val="21"/>
         </w:rPr>
-        <w:t>be122e090926c66391345982446e516ad0849deb</w:t>
+        <w:t>2bbfd9aa77d27909f4f72d0c180fd83f78b76555</w:t>
       </w:r>
       <w:r>
         <w:rPr>
@@ -2742,7 +2488,7 @@
           <w:sz w:val="21"/>
           <w:szCs w:val="21"/>
         </w:rPr>
-        <w:t xml:space="preserve"> (github.com/maagyei04/Nyansapo-RAG-Research), verified directly against the supervisor's own audit script (Block V1a–V6, see Verdict Table above). This document supersedes commit 9bb5d95 (initial v3 rebuild, before the anonymized trust data commit) as the citation source, since be122e090926c66391345982446e516ad0849deb is the commit under which the audit script's printed C4 trust/workload row changed from STILL OPEN to CLOSED.</w:t>
+        <w:t xml:space="preserve"> (github.com/maagyei04/Nyansapo-RAG-Research). This is the only commit hash cited anywhere in this document. The manuscript, cover sheet and README were committed afterwards in a documentation-only commit, which by construction cannot cite its own hash; the cited commit is the one containing the notebook, data files, figures and model artefacts that produce every reported number.</w:t>
       </w:r>
     </w:p>
     <w:p>
@@ -2822,7 +2568,7 @@
           <w:sz w:val="21"/>
           <w:szCs w:val="21"/>
         </w:rPr>
-        <w:t>All results below are computed under the single canonical pipeline (commit 9bb5d95). No causal or interpretive language is used; the ablation table demonstrates the engineered component's contribution directly rather than through prose assertion.</w:t>
+        <w:t>All results below are computed under the single canonical pipeline. No causal or interpretive language is used; the ablation table demonstrates the engineered component's contribution directly rather than through prose assertion.</w:t>
       </w:r>
     </w:p>
     <w:p>
@@ -2859,8 +2605,8 @@
       <w:tblGrid>
         <w:gridCol w:w="3200"/>
         <w:gridCol w:w="2079"/>
-        <w:gridCol w:w="2079"/>
-        <w:gridCol w:w="2002"/>
+        <w:gridCol w:w="2080"/>
+        <w:gridCol w:w="2001"/>
       </w:tblGrid>
       <w:tr>
         <w:trPr>
@@ -2928,7 +2674,7 @@
         </w:tc>
         <w:tc>
           <w:tcPr>
-            <w:tcW w:w="2079" w:type="dxa"/>
+            <w:tcW w:w="2080" w:type="dxa"/>
             <w:tcBorders>
               <w:top w:val="single" w:sz="2" w:space="0" w:color="2E4099"/>
               <w:start w:val="single" w:sz="2" w:space="0" w:color="2E4099"/>
@@ -2958,7 +2704,7 @@
         </w:tc>
         <w:tc>
           <w:tcPr>
-            <w:tcW w:w="2002" w:type="dxa"/>
+            <w:tcW w:w="2001" w:type="dxa"/>
             <w:tcBorders>
               <w:top w:val="single" w:sz="2" w:space="0" w:color="2E4099"/>
               <w:start w:val="single" w:sz="2" w:space="0" w:color="2E4099"/>
@@ -3061,7 +2807,7 @@
         </w:tc>
         <w:tc>
           <w:tcPr>
-            <w:tcW w:w="2079" w:type="dxa"/>
+            <w:tcW w:w="2080" w:type="dxa"/>
             <w:tcBorders>
               <w:top w:val="single" w:sz="2" w:space="0" w:color="CCCCCC"/>
               <w:start w:val="single" w:sz="2" w:space="0" w:color="CCCCCC"/>
@@ -3096,7 +2842,7 @@
         </w:tc>
         <w:tc>
           <w:tcPr>
-            <w:tcW w:w="2002" w:type="dxa"/>
+            <w:tcW w:w="2001" w:type="dxa"/>
             <w:tcBorders>
               <w:top w:val="single" w:sz="2" w:space="0" w:color="CCCCCC"/>
               <w:start w:val="single" w:sz="2" w:space="0" w:color="CCCCCC"/>
@@ -3204,7 +2950,7 @@
         </w:tc>
         <w:tc>
           <w:tcPr>
-            <w:tcW w:w="2079" w:type="dxa"/>
+            <w:tcW w:w="2080" w:type="dxa"/>
             <w:tcBorders>
               <w:top w:val="single" w:sz="2" w:space="0" w:color="CCCCCC"/>
               <w:start w:val="single" w:sz="2" w:space="0" w:color="CCCCCC"/>
@@ -3239,7 +2985,7 @@
         </w:tc>
         <w:tc>
           <w:tcPr>
-            <w:tcW w:w="2002" w:type="dxa"/>
+            <w:tcW w:w="2001" w:type="dxa"/>
             <w:tcBorders>
               <w:top w:val="single" w:sz="2" w:space="0" w:color="CCCCCC"/>
               <w:start w:val="single" w:sz="2" w:space="0" w:color="CCCCCC"/>
@@ -3347,7 +3093,7 @@
         </w:tc>
         <w:tc>
           <w:tcPr>
-            <w:tcW w:w="2079" w:type="dxa"/>
+            <w:tcW w:w="2080" w:type="dxa"/>
             <w:tcBorders>
               <w:top w:val="single" w:sz="2" w:space="0" w:color="CCCCCC"/>
               <w:start w:val="single" w:sz="2" w:space="0" w:color="CCCCCC"/>
@@ -3382,7 +3128,7 @@
         </w:tc>
         <w:tc>
           <w:tcPr>
-            <w:tcW w:w="2002" w:type="dxa"/>
+            <w:tcW w:w="2001" w:type="dxa"/>
             <w:tcBorders>
               <w:top w:val="single" w:sz="2" w:space="0" w:color="CCCCCC"/>
               <w:start w:val="single" w:sz="2" w:space="0" w:color="CCCCCC"/>
@@ -3433,7 +3179,7 @@
           <w:sz w:val="18"/>
           <w:szCs w:val="18"/>
         </w:rPr>
-        <w:t>Table B1. Baseline vs engineered classifier, 20 seeded runs.</w:t>
+        <w:t>Table B1. Baseline vs engineered classifier, 20 seeded runs. See §A3.4 for the environment-controlled isolation of the code-fix-specific effect.</w:t>
       </w:r>
     </w:p>
     <w:p>
@@ -3486,8 +3232,8 @@
       <w:tblGrid>
         <w:gridCol w:w="3800"/>
         <w:gridCol w:w="2000"/>
-        <w:gridCol w:w="1778"/>
-        <w:gridCol w:w="1782"/>
+        <w:gridCol w:w="1779"/>
+        <w:gridCol w:w="1781"/>
       </w:tblGrid>
       <w:tr>
         <w:trPr>
@@ -3555,7 +3301,7 @@
         </w:tc>
         <w:tc>
           <w:tcPr>
-            <w:tcW w:w="1778" w:type="dxa"/>
+            <w:tcW w:w="1779" w:type="dxa"/>
             <w:tcBorders>
               <w:top w:val="single" w:sz="2" w:space="0" w:color="2E4099"/>
               <w:start w:val="single" w:sz="2" w:space="0" w:color="2E4099"/>
@@ -3585,7 +3331,7 @@
         </w:tc>
         <w:tc>
           <w:tcPr>
-            <w:tcW w:w="1782" w:type="dxa"/>
+            <w:tcW w:w="1781" w:type="dxa"/>
             <w:tcBorders>
               <w:top w:val="single" w:sz="2" w:space="0" w:color="2E4099"/>
               <w:start w:val="single" w:sz="2" w:space="0" w:color="2E4099"/>
@@ -3688,7 +3434,7 @@
         </w:tc>
         <w:tc>
           <w:tcPr>
-            <w:tcW w:w="1778" w:type="dxa"/>
+            <w:tcW w:w="1779" w:type="dxa"/>
             <w:tcBorders>
               <w:top w:val="single" w:sz="2" w:space="0" w:color="CCCCCC"/>
               <w:start w:val="single" w:sz="2" w:space="0" w:color="CCCCCC"/>
@@ -3733,7 +3479,7 @@
         </w:tc>
         <w:tc>
           <w:tcPr>
-            <w:tcW w:w="1782" w:type="dxa"/>
+            <w:tcW w:w="1781" w:type="dxa"/>
             <w:tcBorders>
               <w:top w:val="single" w:sz="2" w:space="0" w:color="CCCCCC"/>
               <w:start w:val="single" w:sz="2" w:space="0" w:color="CCCCCC"/>
@@ -3841,7 +3587,7 @@
         </w:tc>
         <w:tc>
           <w:tcPr>
-            <w:tcW w:w="1778" w:type="dxa"/>
+            <w:tcW w:w="1779" w:type="dxa"/>
             <w:tcBorders>
               <w:top w:val="single" w:sz="2" w:space="0" w:color="CCCCCC"/>
               <w:start w:val="single" w:sz="2" w:space="0" w:color="CCCCCC"/>
@@ -3876,7 +3622,7 @@
         </w:tc>
         <w:tc>
           <w:tcPr>
-            <w:tcW w:w="1782" w:type="dxa"/>
+            <w:tcW w:w="1781" w:type="dxa"/>
             <w:tcBorders>
               <w:top w:val="single" w:sz="2" w:space="0" w:color="CCCCCC"/>
               <w:start w:val="single" w:sz="2" w:space="0" w:color="CCCCCC"/>
@@ -3984,7 +3730,7 @@
         </w:tc>
         <w:tc>
           <w:tcPr>
-            <w:tcW w:w="1778" w:type="dxa"/>
+            <w:tcW w:w="1779" w:type="dxa"/>
             <w:tcBorders>
               <w:top w:val="single" w:sz="2" w:space="0" w:color="CCCCCC"/>
               <w:start w:val="single" w:sz="2" w:space="0" w:color="CCCCCC"/>
@@ -4019,7 +3765,7 @@
         </w:tc>
         <w:tc>
           <w:tcPr>
-            <w:tcW w:w="1782" w:type="dxa"/>
+            <w:tcW w:w="1781" w:type="dxa"/>
             <w:tcBorders>
               <w:top w:val="single" w:sz="2" w:space="0" w:color="CCCCCC"/>
               <w:start w:val="single" w:sz="2" w:space="0" w:color="CCCCCC"/>
@@ -4105,8 +3851,8 @@
         </w:tblCellMar>
       </w:tblPr>
       <w:tblGrid>
-        <w:gridCol w:w="2798"/>
-        <w:gridCol w:w="1642"/>
+        <w:gridCol w:w="2799"/>
+        <w:gridCol w:w="1641"/>
         <w:gridCol w:w="1640"/>
         <w:gridCol w:w="1640"/>
         <w:gridCol w:w="1640"/>
@@ -4117,7 +3863,7 @@
         </w:trPr>
         <w:tc>
           <w:tcPr>
-            <w:tcW w:w="2798" w:type="dxa"/>
+            <w:tcW w:w="2799" w:type="dxa"/>
             <w:tcBorders>
               <w:top w:val="single" w:sz="2" w:space="0" w:color="2E4099"/>
               <w:start w:val="single" w:sz="2" w:space="0" w:color="2E4099"/>
@@ -4147,7 +3893,7 @@
         </w:tc>
         <w:tc>
           <w:tcPr>
-            <w:tcW w:w="1642" w:type="dxa"/>
+            <w:tcW w:w="1641" w:type="dxa"/>
             <w:tcBorders>
               <w:top w:val="single" w:sz="2" w:space="0" w:color="2E4099"/>
               <w:start w:val="single" w:sz="2" w:space="0" w:color="2E4099"/>
@@ -4270,7 +4016,7 @@
         <w:trPr/>
         <w:tc>
           <w:tcPr>
-            <w:tcW w:w="2798" w:type="dxa"/>
+            <w:tcW w:w="2799" w:type="dxa"/>
             <w:tcBorders>
               <w:top w:val="single" w:sz="2" w:space="0" w:color="CCCCCC"/>
               <w:start w:val="single" w:sz="2" w:space="0" w:color="CCCCCC"/>
@@ -4305,7 +4051,7 @@
         </w:tc>
         <w:tc>
           <w:tcPr>
-            <w:tcW w:w="1642" w:type="dxa"/>
+            <w:tcW w:w="1641" w:type="dxa"/>
             <w:tcBorders>
               <w:top w:val="single" w:sz="2" w:space="0" w:color="CCCCCC"/>
               <w:start w:val="single" w:sz="2" w:space="0" w:color="CCCCCC"/>
@@ -4448,7 +4194,7 @@
         <w:trPr/>
         <w:tc>
           <w:tcPr>
-            <w:tcW w:w="2798" w:type="dxa"/>
+            <w:tcW w:w="2799" w:type="dxa"/>
             <w:tcBorders>
               <w:top w:val="single" w:sz="2" w:space="0" w:color="CCCCCC"/>
               <w:start w:val="single" w:sz="2" w:space="0" w:color="CCCCCC"/>
@@ -4483,7 +4229,7 @@
         </w:tc>
         <w:tc>
           <w:tcPr>
-            <w:tcW w:w="1642" w:type="dxa"/>
+            <w:tcW w:w="1641" w:type="dxa"/>
             <w:tcBorders>
               <w:top w:val="single" w:sz="2" w:space="0" w:color="CCCCCC"/>
               <w:start w:val="single" w:sz="2" w:space="0" w:color="CCCCCC"/>
@@ -4626,7 +4372,7 @@
         <w:trPr/>
         <w:tc>
           <w:tcPr>
-            <w:tcW w:w="2798" w:type="dxa"/>
+            <w:tcW w:w="2799" w:type="dxa"/>
             <w:tcBorders>
               <w:top w:val="single" w:sz="2" w:space="0" w:color="CCCCCC"/>
               <w:start w:val="single" w:sz="2" w:space="0" w:color="CCCCCC"/>
@@ -4661,7 +4407,7 @@
         </w:tc>
         <w:tc>
           <w:tcPr>
-            <w:tcW w:w="1642" w:type="dxa"/>
+            <w:tcW w:w="1641" w:type="dxa"/>
             <w:tcBorders>
               <w:top w:val="single" w:sz="2" w:space="0" w:color="CCCCCC"/>
               <w:start w:val="single" w:sz="2" w:space="0" w:color="CCCCCC"/>
@@ -4804,7 +4550,7 @@
         <w:trPr/>
         <w:tc>
           <w:tcPr>
-            <w:tcW w:w="2798" w:type="dxa"/>
+            <w:tcW w:w="2799" w:type="dxa"/>
             <w:tcBorders>
               <w:top w:val="single" w:sz="2" w:space="0" w:color="CCCCCC"/>
               <w:start w:val="single" w:sz="2" w:space="0" w:color="CCCCCC"/>
@@ -4839,7 +4585,7 @@
         </w:tc>
         <w:tc>
           <w:tcPr>
-            <w:tcW w:w="1642" w:type="dxa"/>
+            <w:tcW w:w="1641" w:type="dxa"/>
             <w:tcBorders>
               <w:top w:val="single" w:sz="2" w:space="0" w:color="CCCCCC"/>
               <w:start w:val="single" w:sz="2" w:space="0" w:color="CCCCCC"/>
@@ -4982,7 +4728,7 @@
         <w:trPr/>
         <w:tc>
           <w:tcPr>
-            <w:tcW w:w="2798" w:type="dxa"/>
+            <w:tcW w:w="2799" w:type="dxa"/>
             <w:tcBorders>
               <w:top w:val="single" w:sz="2" w:space="0" w:color="CCCCCC"/>
               <w:start w:val="single" w:sz="2" w:space="0" w:color="CCCCCC"/>
@@ -5017,7 +4763,7 @@
         </w:tc>
         <w:tc>
           <w:tcPr>
-            <w:tcW w:w="1642" w:type="dxa"/>
+            <w:tcW w:w="1641" w:type="dxa"/>
             <w:tcBorders>
               <w:top w:val="single" w:sz="2" w:space="0" w:color="CCCCCC"/>
               <w:start w:val="single" w:sz="2" w:space="0" w:color="CCCCCC"/>
@@ -5191,6 +4937,40 @@
         </w:rPr>
       </w:pPr>
       <w:r>
+        <w:rPr>
+          <w:rFonts w:eastAsia="Arial" w:cs="Arial"/>
+          <w:b/>
+          <w:bCs/>
+          <w:color w:val="2E4099"/>
+          <w:sz w:val="19"/>
+          <w:szCs w:val="19"/>
+        </w:rPr>
+        <w:t>[Figure — Confusion Matrices &amp; Convergence]</w:t>
+      </w:r>
+    </w:p>
+    <w:p>
+      <w:pPr>
+        <w:pStyle w:val="Normal"/>
+        <w:spacing w:before="100" w:after="60"/>
+        <w:jc w:val="center"/>
+        <w:rPr>
+          <w:rFonts w:ascii="Arial" w:hAnsi="Arial" w:eastAsia="Arial" w:cs="Arial"/>
+          <w:b/>
+          <w:bCs/>
+          <w:color w:val="2E4099"/>
+          <w:sz w:val="19"/>
+          <w:szCs w:val="19"/>
+        </w:rPr>
+      </w:pPr>
+      <w:r>
+        <w:rPr>
+          <w:rFonts w:eastAsia="Arial" w:cs="Arial"/>
+          <w:b/>
+          <w:bCs/>
+          <w:color w:val="2E4099"/>
+          <w:sz w:val="19"/>
+          <w:szCs w:val="19"/>
+        </w:rPr>
         <w:drawing>
           <wp:anchor distT="0" distB="0" distL="0" distR="0" simplePos="0" relativeHeight="5" behindDoc="0" locked="0" layoutInCell="0" allowOverlap="1">
             <wp:simplePos x="0" y="0"/>
@@ -5237,14 +5017,31 @@
             </a:graphic>
           </wp:anchor>
         </w:drawing>
+      </w:r>
+    </w:p>
+    <w:p>
+      <w:pPr>
+        <w:pStyle w:val="Normal"/>
+        <w:spacing w:before="40" w:after="80"/>
+        <w:jc w:val="center"/>
+        <w:rPr>
+          <w:rFonts w:ascii="Arial" w:hAnsi="Arial" w:eastAsia="Arial" w:cs="Arial"/>
+          <w:i/>
+          <w:iCs/>
+          <w:color w:val="666666"/>
+          <w:sz w:val="18"/>
+          <w:szCs w:val="18"/>
+        </w:rPr>
+      </w:pPr>
+      <w:r>
         <w:drawing>
           <wp:anchor distT="0" distB="0" distL="0" distR="0" simplePos="0" relativeHeight="6" behindDoc="0" locked="0" layoutInCell="0" allowOverlap="1">
             <wp:simplePos x="0" y="0"/>
             <wp:positionH relativeFrom="column">
-              <wp:posOffset>55245</wp:posOffset>
+              <wp:align>center</wp:align>
             </wp:positionH>
             <wp:positionV relativeFrom="paragraph">
-              <wp:posOffset>3091180</wp:posOffset>
+              <wp:posOffset>635</wp:posOffset>
             </wp:positionV>
             <wp:extent cx="6400800" cy="2274570"/>
             <wp:effectExtent l="0" t="0" r="0" b="0"/>
@@ -5287,38 +5084,13 @@
       <w:r>
         <w:rPr>
           <w:rFonts w:eastAsia="Arial" w:cs="Arial"/>
-          <w:b/>
-          <w:bCs/>
-          <w:color w:val="2E4099"/>
-          <w:sz w:val="19"/>
-          <w:szCs w:val="19"/>
-        </w:rPr>
-        <w:br/>
-      </w:r>
-    </w:p>
-    <w:p>
-      <w:pPr>
-        <w:pStyle w:val="Normal"/>
-        <w:spacing w:before="40" w:after="80"/>
-        <w:jc w:val="center"/>
-        <w:rPr>
-          <w:rFonts w:ascii="Arial" w:hAnsi="Arial" w:eastAsia="Arial" w:cs="Arial"/>
           <w:i/>
           <w:iCs/>
           <w:color w:val="666666"/>
           <w:sz w:val="18"/>
           <w:szCs w:val="18"/>
         </w:rPr>
-      </w:pPr>
-      <w:r>
-        <w:rPr>
-          <w:rFonts w:eastAsia="Arial" w:cs="Arial"/>
-          <w:i/>
-          <w:iCs/>
-          <w:color w:val="666666"/>
-          <w:sz w:val="18"/>
-          <w:szCs w:val="18"/>
-        </w:rPr>
+        <w:br/>
         <w:t>confusion_matrices_v3.png and convergence_v3.png — baseline vs engineered, seed 42.</w:t>
       </w:r>
     </w:p>
@@ -5475,7 +5247,7 @@
           <w:sz w:val="18"/>
           <w:szCs w:val="18"/>
         </w:rPr>
-        <w:t>feature_importance_v3.png — top discriminative TF-IDF features per intent class, deployment seed.</w:t>
+        <w:t>feature_importance_v3.png</w:t>
       </w:r>
     </w:p>
     <w:p>
@@ -5507,38 +5279,32 @@
       <w:pPr>
         <w:pStyle w:val="Heading2"/>
         <w:spacing w:before="200" w:after="80"/>
-        <w:rPr>
-          <w:rFonts w:ascii="Arial" w:hAnsi="Arial" w:eastAsia="Arial" w:cs="Arial"/>
+        <w:rPr/>
+      </w:pPr>
+      <w:r>
+        <w:rPr>
+          <w:rFonts w:eastAsia="Arial" w:cs="Arial"/>
           <w:b/>
           <w:bCs/>
           <w:color w:val="1F3070"/>
           <w:sz w:val="22"/>
           <w:szCs w:val="22"/>
         </w:rPr>
-      </w:pPr>
-      <w:r>
-        <w:rPr>
-          <w:rFonts w:eastAsia="Arial" w:cs="Arial"/>
-          <w:b/>
-          <w:bCs/>
-          <w:color w:val="1F3070"/>
-          <w:sz w:val="22"/>
-          <w:szCs w:val="22"/>
-        </w:rPr>
         <w:t>B5. Precision-Recall and ROC</w:t>
       </w:r>
     </w:p>
     <w:p>
       <w:pPr>
-        <w:pStyle w:val="Heading2"/>
-        <w:spacing w:before="200" w:after="80"/>
+        <w:pStyle w:val="Normal"/>
+        <w:spacing w:before="100" w:after="60"/>
+        <w:jc w:val="center"/>
         <w:rPr>
           <w:rFonts w:ascii="Arial" w:hAnsi="Arial" w:eastAsia="Arial" w:cs="Arial"/>
           <w:b/>
           <w:bCs/>
-          <w:color w:val="1F3070"/>
-          <w:sz w:val="22"/>
-          <w:szCs w:val="22"/>
+          <w:color w:val="2E4099"/>
+          <w:sz w:val="19"/>
+          <w:szCs w:val="19"/>
         </w:rPr>
       </w:pPr>
       <w:r>
@@ -5546,9 +5312,9 @@
           <w:rFonts w:eastAsia="Arial" w:cs="Arial"/>
           <w:b/>
           <w:bCs/>
-          <w:color w:val="1F3070"/>
-          <w:sz w:val="22"/>
-          <w:szCs w:val="22"/>
+          <w:color w:val="2E4099"/>
+          <w:sz w:val="19"/>
+          <w:szCs w:val="19"/>
         </w:rPr>
       </w:r>
     </w:p>
@@ -5723,8 +5489,8 @@
       </w:tblPr>
       <w:tblGrid>
         <w:gridCol w:w="3200"/>
-        <w:gridCol w:w="1558"/>
-        <w:gridCol w:w="2202"/>
+        <w:gridCol w:w="1559"/>
+        <w:gridCol w:w="2201"/>
         <w:gridCol w:w="2400"/>
       </w:tblGrid>
       <w:tr>
@@ -5763,7 +5529,7 @@
         </w:tc>
         <w:tc>
           <w:tcPr>
-            <w:tcW w:w="1558" w:type="dxa"/>
+            <w:tcW w:w="1559" w:type="dxa"/>
             <w:tcBorders>
               <w:top w:val="single" w:sz="2" w:space="0" w:color="2E4099"/>
               <w:start w:val="single" w:sz="2" w:space="0" w:color="2E4099"/>
@@ -5793,7 +5559,7 @@
         </w:tc>
         <w:tc>
           <w:tcPr>
-            <w:tcW w:w="2202" w:type="dxa"/>
+            <w:tcW w:w="2201" w:type="dxa"/>
             <w:tcBorders>
               <w:top w:val="single" w:sz="2" w:space="0" w:color="2E4099"/>
               <w:start w:val="single" w:sz="2" w:space="0" w:color="2E4099"/>
@@ -5891,7 +5657,7 @@
         </w:tc>
         <w:tc>
           <w:tcPr>
-            <w:tcW w:w="1558" w:type="dxa"/>
+            <w:tcW w:w="1559" w:type="dxa"/>
             <w:tcBorders>
               <w:top w:val="single" w:sz="2" w:space="0" w:color="CCCCCC"/>
               <w:start w:val="single" w:sz="2" w:space="0" w:color="CCCCCC"/>
@@ -5926,7 +5692,7 @@
         </w:tc>
         <w:tc>
           <w:tcPr>
-            <w:tcW w:w="2202" w:type="dxa"/>
+            <w:tcW w:w="2201" w:type="dxa"/>
             <w:tcBorders>
               <w:top w:val="single" w:sz="2" w:space="0" w:color="CCCCCC"/>
               <w:start w:val="single" w:sz="2" w:space="0" w:color="CCCCCC"/>
@@ -6000,7 +5766,7 @@
                 <w:sz w:val="18"/>
                 <w:szCs w:val="18"/>
               </w:rPr>
-              <w:t>(0.9526 match confirmed)</w:t>
+              <w:t>(match confirmed)</w:t>
             </w:r>
           </w:p>
         </w:tc>
@@ -6044,7 +5810,7 @@
         </w:tc>
         <w:tc>
           <w:tcPr>
-            <w:tcW w:w="1558" w:type="dxa"/>
+            <w:tcW w:w="1559" w:type="dxa"/>
             <w:tcBorders>
               <w:top w:val="single" w:sz="2" w:space="0" w:color="CCCCCC"/>
               <w:start w:val="single" w:sz="2" w:space="0" w:color="CCCCCC"/>
@@ -6079,7 +5845,7 @@
         </w:tc>
         <w:tc>
           <w:tcPr>
-            <w:tcW w:w="2202" w:type="dxa"/>
+            <w:tcW w:w="2201" w:type="dxa"/>
             <w:tcBorders>
               <w:top w:val="single" w:sz="2" w:space="0" w:color="CCCCCC"/>
               <w:start w:val="single" w:sz="2" w:space="0" w:color="CCCCCC"/>
@@ -6197,7 +5963,7 @@
         </w:tc>
         <w:tc>
           <w:tcPr>
-            <w:tcW w:w="1558" w:type="dxa"/>
+            <w:tcW w:w="1559" w:type="dxa"/>
             <w:tcBorders>
               <w:top w:val="single" w:sz="2" w:space="0" w:color="CCCCCC"/>
               <w:start w:val="single" w:sz="2" w:space="0" w:color="CCCCCC"/>
@@ -6232,7 +5998,7 @@
         </w:tc>
         <w:tc>
           <w:tcPr>
-            <w:tcW w:w="2202" w:type="dxa"/>
+            <w:tcW w:w="2201" w:type="dxa"/>
             <w:tcBorders>
               <w:top w:val="single" w:sz="2" w:space="0" w:color="CCCCCC"/>
               <w:start w:val="single" w:sz="2" w:space="0" w:color="CCCCCC"/>
@@ -6350,7 +6116,7 @@
         </w:tc>
         <w:tc>
           <w:tcPr>
-            <w:tcW w:w="1558" w:type="dxa"/>
+            <w:tcW w:w="1559" w:type="dxa"/>
             <w:tcBorders>
               <w:top w:val="single" w:sz="2" w:space="0" w:color="CCCCCC"/>
               <w:start w:val="single" w:sz="2" w:space="0" w:color="CCCCCC"/>
@@ -6385,7 +6151,7 @@
         </w:tc>
         <w:tc>
           <w:tcPr>
-            <w:tcW w:w="2202" w:type="dxa"/>
+            <w:tcW w:w="2201" w:type="dxa"/>
             <w:tcBorders>
               <w:top w:val="single" w:sz="2" w:space="0" w:color="CCCCCC"/>
               <w:start w:val="single" w:sz="2" w:space="0" w:color="CCCCCC"/>
@@ -6481,7 +6247,7 @@
           <w:sz w:val="18"/>
           <w:szCs w:val="18"/>
         </w:rPr>
-        <w:t>Table B4. Perturbation analysis on the deployment seed. All three perturbation types show measurable degradation.</w:t>
+        <w:t>Table B4. Perturbation analysis on the deployment seed.</w:t>
       </w:r>
     </w:p>
     <w:p>
@@ -6631,11 +6397,12 @@
         </w:tblCellMar>
       </w:tblPr>
       <w:tblGrid>
-        <w:gridCol w:w="2798"/>
-        <w:gridCol w:w="1642"/>
-        <w:gridCol w:w="1640"/>
-        <w:gridCol w:w="1640"/>
-        <w:gridCol w:w="1640"/>
+        <w:gridCol w:w="2559"/>
+        <w:gridCol w:w="1450"/>
+        <w:gridCol w:w="1450"/>
+        <w:gridCol w:w="1450"/>
+        <w:gridCol w:w="1451"/>
+        <w:gridCol w:w="1000"/>
       </w:tblGrid>
       <w:tr>
         <w:trPr>
@@ -6643,7 +6410,7 @@
         </w:trPr>
         <w:tc>
           <w:tcPr>
-            <w:tcW w:w="2798" w:type="dxa"/>
+            <w:tcW w:w="2559" w:type="dxa"/>
             <w:tcBorders>
               <w:top w:val="single" w:sz="2" w:space="0" w:color="2E4099"/>
               <w:start w:val="single" w:sz="2" w:space="0" w:color="2E4099"/>
@@ -6673,7 +6440,7 @@
         </w:tc>
         <w:tc>
           <w:tcPr>
-            <w:tcW w:w="1642" w:type="dxa"/>
+            <w:tcW w:w="1450" w:type="dxa"/>
             <w:tcBorders>
               <w:top w:val="single" w:sz="2" w:space="0" w:color="2E4099"/>
               <w:start w:val="single" w:sz="2" w:space="0" w:color="2E4099"/>
@@ -6703,7 +6470,7 @@
         </w:tc>
         <w:tc>
           <w:tcPr>
-            <w:tcW w:w="1640" w:type="dxa"/>
+            <w:tcW w:w="1450" w:type="dxa"/>
             <w:tcBorders>
               <w:top w:val="single" w:sz="2" w:space="0" w:color="2E4099"/>
               <w:start w:val="single" w:sz="2" w:space="0" w:color="2E4099"/>
@@ -6733,7 +6500,7 @@
         </w:tc>
         <w:tc>
           <w:tcPr>
-            <w:tcW w:w="1640" w:type="dxa"/>
+            <w:tcW w:w="1450" w:type="dxa"/>
             <w:tcBorders>
               <w:top w:val="single" w:sz="2" w:space="0" w:color="2E4099"/>
               <w:start w:val="single" w:sz="2" w:space="0" w:color="2E4099"/>
@@ -6757,13 +6524,13 @@
                 <w:sz w:val="18"/>
                 <w:szCs w:val="18"/>
               </w:rPr>
-              <w:t>Empty gens</w:t>
-            </w:r>
-          </w:p>
-        </w:tc>
-        <w:tc>
-          <w:tcPr>
-            <w:tcW w:w="1640" w:type="dxa"/>
+              <w:t>Empty</w:t>
+            </w:r>
+          </w:p>
+        </w:tc>
+        <w:tc>
+          <w:tcPr>
+            <w:tcW w:w="1451" w:type="dxa"/>
             <w:tcBorders>
               <w:top w:val="single" w:sz="2" w:space="0" w:color="2E4099"/>
               <w:start w:val="single" w:sz="2" w:space="0" w:color="2E4099"/>
@@ -6787,6 +6554,36 @@
                 <w:sz w:val="18"/>
                 <w:szCs w:val="18"/>
               </w:rPr>
+              <w:t>Zero-ROUGE (non-empty)</w:t>
+            </w:r>
+          </w:p>
+        </w:tc>
+        <w:tc>
+          <w:tcPr>
+            <w:tcW w:w="1000" w:type="dxa"/>
+            <w:tcBorders>
+              <w:top w:val="single" w:sz="2" w:space="0" w:color="2E4099"/>
+              <w:start w:val="single" w:sz="2" w:space="0" w:color="2E4099"/>
+              <w:bottom w:val="single" w:sz="2" w:space="0" w:color="2E4099"/>
+              <w:end w:val="single" w:sz="2" w:space="0" w:color="2E4099"/>
+            </w:tcBorders>
+            <w:shd w:fill="2E4099" w:val="clear"/>
+          </w:tcPr>
+          <w:p>
+            <w:pPr>
+              <w:pStyle w:val="Normal"/>
+              <w:jc w:val="center"/>
+              <w:rPr/>
+            </w:pPr>
+            <w:r>
+              <w:rPr>
+                <w:rFonts w:eastAsia="Arial" w:cs="Arial"/>
+                <w:b/>
+                <w:bCs/>
+                <w:color w:val="FFFFFF"/>
+                <w:sz w:val="18"/>
+                <w:szCs w:val="18"/>
+              </w:rPr>
               <w:t>—</w:t>
             </w:r>
           </w:p>
@@ -6796,7 +6593,7 @@
         <w:trPr/>
         <w:tc>
           <w:tcPr>
-            <w:tcW w:w="2798" w:type="dxa"/>
+            <w:tcW w:w="2559" w:type="dxa"/>
             <w:tcBorders>
               <w:top w:val="single" w:sz="2" w:space="0" w:color="CCCCCC"/>
               <w:start w:val="single" w:sz="2" w:space="0" w:color="CCCCCC"/>
@@ -6831,7 +6628,7 @@
         </w:tc>
         <w:tc>
           <w:tcPr>
-            <w:tcW w:w="1642" w:type="dxa"/>
+            <w:tcW w:w="1450" w:type="dxa"/>
             <w:tcBorders>
               <w:top w:val="single" w:sz="2" w:space="0" w:color="CCCCCC"/>
               <w:start w:val="single" w:sz="2" w:space="0" w:color="CCCCCC"/>
@@ -6866,7 +6663,7 @@
         </w:tc>
         <w:tc>
           <w:tcPr>
-            <w:tcW w:w="1640" w:type="dxa"/>
+            <w:tcW w:w="1450" w:type="dxa"/>
             <w:tcBorders>
               <w:top w:val="single" w:sz="2" w:space="0" w:color="CCCCCC"/>
               <w:start w:val="single" w:sz="2" w:space="0" w:color="CCCCCC"/>
@@ -6901,7 +6698,7 @@
         </w:tc>
         <w:tc>
           <w:tcPr>
-            <w:tcW w:w="1640" w:type="dxa"/>
+            <w:tcW w:w="1450" w:type="dxa"/>
             <w:tcBorders>
               <w:top w:val="single" w:sz="2" w:space="0" w:color="CCCCCC"/>
               <w:start w:val="single" w:sz="2" w:space="0" w:color="CCCCCC"/>
@@ -6936,7 +6733,42 @@
         </w:tc>
         <w:tc>
           <w:tcPr>
-            <w:tcW w:w="1640" w:type="dxa"/>
+            <w:tcW w:w="1451" w:type="dxa"/>
+            <w:tcBorders>
+              <w:top w:val="single" w:sz="2" w:space="0" w:color="CCCCCC"/>
+              <w:start w:val="single" w:sz="2" w:space="0" w:color="CCCCCC"/>
+              <w:bottom w:val="single" w:sz="2" w:space="0" w:color="CCCCCC"/>
+              <w:end w:val="single" w:sz="2" w:space="0" w:color="CCCCCC"/>
+            </w:tcBorders>
+            <w:shd w:fill="D5F5E3" w:val="clear"/>
+            <w:tcMar>
+              <w:top w:w="60" w:type="dxa"/>
+              <w:bottom w:w="60" w:type="dxa"/>
+            </w:tcMar>
+            <w:vAlign w:val="center"/>
+          </w:tcPr>
+          <w:p>
+            <w:pPr>
+              <w:pStyle w:val="Normal"/>
+              <w:spacing w:before="30" w:after="30"/>
+              <w:jc w:val="center"/>
+              <w:rPr/>
+            </w:pPr>
+            <w:r>
+              <w:rPr>
+                <w:rFonts w:eastAsia="Arial" w:cs="Arial"/>
+                <w:b/>
+                <w:bCs/>
+                <w:sz w:val="18"/>
+                <w:szCs w:val="18"/>
+              </w:rPr>
+              <w:t>10</w:t>
+            </w:r>
+          </w:p>
+        </w:tc>
+        <w:tc>
+          <w:tcPr>
+            <w:tcW w:w="1000" w:type="dxa"/>
             <w:tcBorders>
               <w:top w:val="single" w:sz="2" w:space="0" w:color="CCCCCC"/>
               <w:start w:val="single" w:sz="2" w:space="0" w:color="CCCCCC"/>
@@ -6974,7 +6806,7 @@
         <w:trPr/>
         <w:tc>
           <w:tcPr>
-            <w:tcW w:w="2798" w:type="dxa"/>
+            <w:tcW w:w="2559" w:type="dxa"/>
             <w:tcBorders>
               <w:top w:val="single" w:sz="2" w:space="0" w:color="CCCCCC"/>
               <w:start w:val="single" w:sz="2" w:space="0" w:color="CCCCCC"/>
@@ -7009,7 +6841,7 @@
         </w:tc>
         <w:tc>
           <w:tcPr>
-            <w:tcW w:w="1642" w:type="dxa"/>
+            <w:tcW w:w="1450" w:type="dxa"/>
             <w:tcBorders>
               <w:top w:val="single" w:sz="2" w:space="0" w:color="CCCCCC"/>
               <w:start w:val="single" w:sz="2" w:space="0" w:color="CCCCCC"/>
@@ -7044,7 +6876,7 @@
         </w:tc>
         <w:tc>
           <w:tcPr>
-            <w:tcW w:w="1640" w:type="dxa"/>
+            <w:tcW w:w="1450" w:type="dxa"/>
             <w:tcBorders>
               <w:top w:val="single" w:sz="2" w:space="0" w:color="CCCCCC"/>
               <w:start w:val="single" w:sz="2" w:space="0" w:color="CCCCCC"/>
@@ -7079,7 +6911,7 @@
         </w:tc>
         <w:tc>
           <w:tcPr>
-            <w:tcW w:w="1640" w:type="dxa"/>
+            <w:tcW w:w="1450" w:type="dxa"/>
             <w:tcBorders>
               <w:top w:val="single" w:sz="2" w:space="0" w:color="CCCCCC"/>
               <w:start w:val="single" w:sz="2" w:space="0" w:color="CCCCCC"/>
@@ -7114,7 +6946,42 @@
         </w:tc>
         <w:tc>
           <w:tcPr>
-            <w:tcW w:w="1640" w:type="dxa"/>
+            <w:tcW w:w="1451" w:type="dxa"/>
+            <w:tcBorders>
+              <w:top w:val="single" w:sz="2" w:space="0" w:color="CCCCCC"/>
+              <w:start w:val="single" w:sz="2" w:space="0" w:color="CCCCCC"/>
+              <w:bottom w:val="single" w:sz="2" w:space="0" w:color="CCCCCC"/>
+              <w:end w:val="single" w:sz="2" w:space="0" w:color="CCCCCC"/>
+            </w:tcBorders>
+            <w:shd w:fill="EEF2FF" w:val="clear"/>
+            <w:tcMar>
+              <w:top w:w="60" w:type="dxa"/>
+              <w:bottom w:w="60" w:type="dxa"/>
+            </w:tcMar>
+            <w:vAlign w:val="center"/>
+          </w:tcPr>
+          <w:p>
+            <w:pPr>
+              <w:pStyle w:val="Normal"/>
+              <w:spacing w:before="30" w:after="30"/>
+              <w:jc w:val="center"/>
+              <w:rPr/>
+            </w:pPr>
+            <w:r>
+              <w:rPr>
+                <w:rFonts w:eastAsia="Arial" w:cs="Arial"/>
+                <w:b w:val="false"/>
+                <w:bCs w:val="false"/>
+                <w:sz w:val="18"/>
+                <w:szCs w:val="18"/>
+              </w:rPr>
+              <w:t>11</w:t>
+            </w:r>
+          </w:p>
+        </w:tc>
+        <w:tc>
+          <w:tcPr>
+            <w:tcW w:w="1000" w:type="dxa"/>
             <w:tcBorders>
               <w:top w:val="single" w:sz="2" w:space="0" w:color="CCCCCC"/>
               <w:start w:val="single" w:sz="2" w:space="0" w:color="CCCCCC"/>
@@ -7152,14 +7019,14 @@
         <w:trPr/>
         <w:tc>
           <w:tcPr>
-            <w:tcW w:w="2798" w:type="dxa"/>
-            <w:tcBorders>
-              <w:top w:val="single" w:sz="2" w:space="0" w:color="CCCCCC"/>
-              <w:start w:val="single" w:sz="2" w:space="0" w:color="CCCCCC"/>
-              <w:bottom w:val="single" w:sz="2" w:space="0" w:color="CCCCCC"/>
-              <w:end w:val="single" w:sz="2" w:space="0" w:color="CCCCCC"/>
-            </w:tcBorders>
-            <w:shd w:fill="FFFFFF" w:val="clear"/>
+            <w:tcW w:w="2559" w:type="dxa"/>
+            <w:tcBorders>
+              <w:top w:val="single" w:sz="2" w:space="0" w:color="CCCCCC"/>
+              <w:start w:val="single" w:sz="2" w:space="0" w:color="CCCCCC"/>
+              <w:bottom w:val="single" w:sz="2" w:space="0" w:color="CCCCCC"/>
+              <w:end w:val="single" w:sz="2" w:space="0" w:color="CCCCCC"/>
+            </w:tcBorders>
+            <w:shd w:fill="FADBD8" w:val="clear"/>
             <w:tcMar>
               <w:top w:w="60" w:type="dxa"/>
               <w:bottom w:w="60" w:type="dxa"/>
@@ -7187,14 +7054,14 @@
         </w:tc>
         <w:tc>
           <w:tcPr>
-            <w:tcW w:w="1642" w:type="dxa"/>
-            <w:tcBorders>
-              <w:top w:val="single" w:sz="2" w:space="0" w:color="CCCCCC"/>
-              <w:start w:val="single" w:sz="2" w:space="0" w:color="CCCCCC"/>
-              <w:bottom w:val="single" w:sz="2" w:space="0" w:color="CCCCCC"/>
-              <w:end w:val="single" w:sz="2" w:space="0" w:color="CCCCCC"/>
-            </w:tcBorders>
-            <w:shd w:fill="FFFFFF" w:val="clear"/>
+            <w:tcW w:w="1450" w:type="dxa"/>
+            <w:tcBorders>
+              <w:top w:val="single" w:sz="2" w:space="0" w:color="CCCCCC"/>
+              <w:start w:val="single" w:sz="2" w:space="0" w:color="CCCCCC"/>
+              <w:bottom w:val="single" w:sz="2" w:space="0" w:color="CCCCCC"/>
+              <w:end w:val="single" w:sz="2" w:space="0" w:color="CCCCCC"/>
+            </w:tcBorders>
+            <w:shd w:fill="FADBD8" w:val="clear"/>
             <w:tcMar>
               <w:top w:w="60" w:type="dxa"/>
               <w:bottom w:w="60" w:type="dxa"/>
@@ -7222,14 +7089,14 @@
         </w:tc>
         <w:tc>
           <w:tcPr>
-            <w:tcW w:w="1640" w:type="dxa"/>
-            <w:tcBorders>
-              <w:top w:val="single" w:sz="2" w:space="0" w:color="CCCCCC"/>
-              <w:start w:val="single" w:sz="2" w:space="0" w:color="CCCCCC"/>
-              <w:bottom w:val="single" w:sz="2" w:space="0" w:color="CCCCCC"/>
-              <w:end w:val="single" w:sz="2" w:space="0" w:color="CCCCCC"/>
-            </w:tcBorders>
-            <w:shd w:fill="FFFFFF" w:val="clear"/>
+            <w:tcW w:w="1450" w:type="dxa"/>
+            <w:tcBorders>
+              <w:top w:val="single" w:sz="2" w:space="0" w:color="CCCCCC"/>
+              <w:start w:val="single" w:sz="2" w:space="0" w:color="CCCCCC"/>
+              <w:bottom w:val="single" w:sz="2" w:space="0" w:color="CCCCCC"/>
+              <w:end w:val="single" w:sz="2" w:space="0" w:color="CCCCCC"/>
+            </w:tcBorders>
+            <w:shd w:fill="FADBD8" w:val="clear"/>
             <w:tcMar>
               <w:top w:w="60" w:type="dxa"/>
               <w:bottom w:w="60" w:type="dxa"/>
@@ -7257,14 +7124,14 @@
         </w:tc>
         <w:tc>
           <w:tcPr>
-            <w:tcW w:w="1640" w:type="dxa"/>
-            <w:tcBorders>
-              <w:top w:val="single" w:sz="2" w:space="0" w:color="CCCCCC"/>
-              <w:start w:val="single" w:sz="2" w:space="0" w:color="CCCCCC"/>
-              <w:bottom w:val="single" w:sz="2" w:space="0" w:color="CCCCCC"/>
-              <w:end w:val="single" w:sz="2" w:space="0" w:color="CCCCCC"/>
-            </w:tcBorders>
-            <w:shd w:fill="FFFFFF" w:val="clear"/>
+            <w:tcW w:w="1450" w:type="dxa"/>
+            <w:tcBorders>
+              <w:top w:val="single" w:sz="2" w:space="0" w:color="CCCCCC"/>
+              <w:start w:val="single" w:sz="2" w:space="0" w:color="CCCCCC"/>
+              <w:bottom w:val="single" w:sz="2" w:space="0" w:color="CCCCCC"/>
+              <w:end w:val="single" w:sz="2" w:space="0" w:color="CCCCCC"/>
+            </w:tcBorders>
+            <w:shd w:fill="FADBD8" w:val="clear"/>
             <w:tcMar>
               <w:top w:w="60" w:type="dxa"/>
               <w:bottom w:w="60" w:type="dxa"/>
@@ -7292,14 +7159,49 @@
         </w:tc>
         <w:tc>
           <w:tcPr>
-            <w:tcW w:w="1640" w:type="dxa"/>
-            <w:tcBorders>
-              <w:top w:val="single" w:sz="2" w:space="0" w:color="CCCCCC"/>
-              <w:start w:val="single" w:sz="2" w:space="0" w:color="CCCCCC"/>
-              <w:bottom w:val="single" w:sz="2" w:space="0" w:color="CCCCCC"/>
-              <w:end w:val="single" w:sz="2" w:space="0" w:color="CCCCCC"/>
-            </w:tcBorders>
-            <w:shd w:fill="FFFFFF" w:val="clear"/>
+            <w:tcW w:w="1451" w:type="dxa"/>
+            <w:tcBorders>
+              <w:top w:val="single" w:sz="2" w:space="0" w:color="CCCCCC"/>
+              <w:start w:val="single" w:sz="2" w:space="0" w:color="CCCCCC"/>
+              <w:bottom w:val="single" w:sz="2" w:space="0" w:color="CCCCCC"/>
+              <w:end w:val="single" w:sz="2" w:space="0" w:color="CCCCCC"/>
+            </w:tcBorders>
+            <w:shd w:fill="FADBD8" w:val="clear"/>
+            <w:tcMar>
+              <w:top w:w="60" w:type="dxa"/>
+              <w:bottom w:w="60" w:type="dxa"/>
+            </w:tcMar>
+            <w:vAlign w:val="center"/>
+          </w:tcPr>
+          <w:p>
+            <w:pPr>
+              <w:pStyle w:val="Normal"/>
+              <w:spacing w:before="30" w:after="30"/>
+              <w:jc w:val="center"/>
+              <w:rPr/>
+            </w:pPr>
+            <w:r>
+              <w:rPr>
+                <w:rFonts w:eastAsia="Arial" w:cs="Arial"/>
+                <w:b w:val="false"/>
+                <w:bCs w:val="false"/>
+                <w:sz w:val="18"/>
+                <w:szCs w:val="18"/>
+              </w:rPr>
+              <w:t>27</w:t>
+            </w:r>
+          </w:p>
+        </w:tc>
+        <w:tc>
+          <w:tcPr>
+            <w:tcW w:w="1000" w:type="dxa"/>
+            <w:tcBorders>
+              <w:top w:val="single" w:sz="2" w:space="0" w:color="CCCCCC"/>
+              <w:start w:val="single" w:sz="2" w:space="0" w:color="CCCCCC"/>
+              <w:bottom w:val="single" w:sz="2" w:space="0" w:color="CCCCCC"/>
+              <w:end w:val="single" w:sz="2" w:space="0" w:color="CCCCCC"/>
+            </w:tcBorders>
+            <w:shd w:fill="FADBD8" w:val="clear"/>
             <w:tcMar>
               <w:top w:w="60" w:type="dxa"/>
               <w:bottom w:w="60" w:type="dxa"/>
@@ -7330,7 +7232,7 @@
         <w:trPr/>
         <w:tc>
           <w:tcPr>
-            <w:tcW w:w="2798" w:type="dxa"/>
+            <w:tcW w:w="2559" w:type="dxa"/>
             <w:tcBorders>
               <w:top w:val="single" w:sz="2" w:space="0" w:color="CCCCCC"/>
               <w:start w:val="single" w:sz="2" w:space="0" w:color="CCCCCC"/>
@@ -7365,7 +7267,7 @@
         </w:tc>
         <w:tc>
           <w:tcPr>
-            <w:tcW w:w="1642" w:type="dxa"/>
+            <w:tcW w:w="1450" w:type="dxa"/>
             <w:tcBorders>
               <w:top w:val="single" w:sz="2" w:space="0" w:color="CCCCCC"/>
               <w:start w:val="single" w:sz="2" w:space="0" w:color="CCCCCC"/>
@@ -7400,7 +7302,7 @@
         </w:tc>
         <w:tc>
           <w:tcPr>
-            <w:tcW w:w="1640" w:type="dxa"/>
+            <w:tcW w:w="1450" w:type="dxa"/>
             <w:tcBorders>
               <w:top w:val="single" w:sz="2" w:space="0" w:color="CCCCCC"/>
               <w:start w:val="single" w:sz="2" w:space="0" w:color="CCCCCC"/>
@@ -7435,7 +7337,7 @@
         </w:tc>
         <w:tc>
           <w:tcPr>
-            <w:tcW w:w="1640" w:type="dxa"/>
+            <w:tcW w:w="1450" w:type="dxa"/>
             <w:tcBorders>
               <w:top w:val="single" w:sz="2" w:space="0" w:color="CCCCCC"/>
               <w:start w:val="single" w:sz="2" w:space="0" w:color="CCCCCC"/>
@@ -7470,7 +7372,42 @@
         </w:tc>
         <w:tc>
           <w:tcPr>
-            <w:tcW w:w="1640" w:type="dxa"/>
+            <w:tcW w:w="1451" w:type="dxa"/>
+            <w:tcBorders>
+              <w:top w:val="single" w:sz="2" w:space="0" w:color="CCCCCC"/>
+              <w:start w:val="single" w:sz="2" w:space="0" w:color="CCCCCC"/>
+              <w:bottom w:val="single" w:sz="2" w:space="0" w:color="CCCCCC"/>
+              <w:end w:val="single" w:sz="2" w:space="0" w:color="CCCCCC"/>
+            </w:tcBorders>
+            <w:shd w:fill="EEF2FF" w:val="clear"/>
+            <w:tcMar>
+              <w:top w:w="60" w:type="dxa"/>
+              <w:bottom w:w="60" w:type="dxa"/>
+            </w:tcMar>
+            <w:vAlign w:val="center"/>
+          </w:tcPr>
+          <w:p>
+            <w:pPr>
+              <w:pStyle w:val="Normal"/>
+              <w:spacing w:before="30" w:after="30"/>
+              <w:jc w:val="center"/>
+              <w:rPr/>
+            </w:pPr>
+            <w:r>
+              <w:rPr>
+                <w:rFonts w:eastAsia="Arial" w:cs="Arial"/>
+                <w:b w:val="false"/>
+                <w:bCs w:val="false"/>
+                <w:sz w:val="18"/>
+                <w:szCs w:val="18"/>
+              </w:rPr>
+              <w:t>0</w:t>
+            </w:r>
+          </w:p>
+        </w:tc>
+        <w:tc>
+          <w:tcPr>
+            <w:tcW w:w="1000" w:type="dxa"/>
             <w:tcBorders>
               <w:top w:val="single" w:sz="2" w:space="0" w:color="CCCCCC"/>
               <w:start w:val="single" w:sz="2" w:space="0" w:color="CCCCCC"/>
@@ -7521,7 +7458,23 @@
           <w:sz w:val="18"/>
           <w:szCs w:val="18"/>
         </w:rPr>
-        <w:t>Table B5. Gold-standard evaluation, n=200. Zero empty generations across all four systems.</w:t>
+        <w:t>Table B5. Gold-standard evaluation, n=200.</w:t>
+      </w:r>
+    </w:p>
+    <w:p>
+      <w:pPr>
+        <w:pStyle w:val="Normal"/>
+        <w:spacing w:lineRule="auto" w:line="300" w:before="80" w:after="80"/>
+        <w:jc w:val="both"/>
+        <w:rPr/>
+      </w:pPr>
+      <w:r>
+        <w:rPr>
+          <w:rFonts w:eastAsia="Arial" w:cs="Arial"/>
+          <w:sz w:val="21"/>
+          <w:szCs w:val="21"/>
+        </w:rPr>
+        <w:t>Zero-ROUGE-L (non-empty) generations: CRAG = 10, Naive = 11, BM25 = 27, Vanilla = 0, out of 200. These are answers the systems produced but that share no scored overlap with the gold answer — a generation-quality failure distinct from an empty response. Manual inspection of the 27 BM25 cases shows the predominant failure mode is truncated list-fragment generation (e.g. '1.18', '1. TCP/IP', 'Solution 0:') — the generator appears to begin a numbered-list response, likely triggered by keyword-matched chunks containing list headers or slide numbering, and truncates almost immediately. This is consistent with BM25-only retrieval surfacing structurally list-like chunks (slide agendas, numbered headers) lacking substantive prose content — a failure mode the hybrid RRF retrieval in the proposed CRAG system does not fully eliminate (10/200) but substantially reduces relative to BM25-only (27/200).</w:t>
       </w:r>
     </w:p>
     <w:p>
@@ -7654,7 +7607,1089 @@
           <w:sz w:val="22"/>
           <w:szCs w:val="22"/>
         </w:rPr>
-        <w:t>B8. Statistical Comparison</w:t>
+        <w:t>B8. Null Clearance Certificate — CRAG vs Vanilla LLM</w:t>
+      </w:r>
+    </w:p>
+    <w:p>
+      <w:pPr>
+        <w:pStyle w:val="Normal"/>
+        <w:spacing w:lineRule="auto" w:line="300" w:before="80" w:after="80"/>
+        <w:jc w:val="both"/>
+        <w:rPr/>
+      </w:pPr>
+      <w:r>
+        <w:rPr>
+          <w:rFonts w:eastAsia="Arial" w:cs="Arial"/>
+          <w:sz w:val="21"/>
+          <w:szCs w:val="21"/>
+        </w:rPr>
+        <w:t>A six-condition certificate assesses whether the CRAG vs Vanilla LLM ROUGE-L comparison (§B9) rests on stable, well-powered, methodologically sound ground, independent of its descriptive statistics alone.</w:t>
+      </w:r>
+    </w:p>
+    <w:p>
+      <w:pPr>
+        <w:pStyle w:val="Normal"/>
+        <w:spacing w:before="4" w:after="4"/>
+        <w:rPr/>
+      </w:pPr>
+      <w:r>
+        <w:rPr/>
+      </w:r>
+    </w:p>
+    <w:tbl>
+      <w:tblPr>
+        <w:tblW w:w="9360" w:type="dxa"/>
+        <w:jc w:val="start"/>
+        <w:tblInd w:w="0" w:type="dxa"/>
+        <w:tblLayout w:type="fixed"/>
+        <w:tblCellMar>
+          <w:top w:w="70" w:type="dxa"/>
+          <w:start w:w="100" w:type="dxa"/>
+          <w:bottom w:w="70" w:type="dxa"/>
+          <w:end w:w="100" w:type="dxa"/>
+        </w:tblCellMar>
+      </w:tblPr>
+      <w:tblGrid>
+        <w:gridCol w:w="1199"/>
+        <w:gridCol w:w="2601"/>
+        <w:gridCol w:w="3360"/>
+        <w:gridCol w:w="2200"/>
+      </w:tblGrid>
+      <w:tr>
+        <w:trPr>
+          <w:tblHeader w:val="true"/>
+        </w:trPr>
+        <w:tc>
+          <w:tcPr>
+            <w:tcW w:w="1199" w:type="dxa"/>
+            <w:tcBorders>
+              <w:top w:val="single" w:sz="2" w:space="0" w:color="2E4099"/>
+              <w:start w:val="single" w:sz="2" w:space="0" w:color="2E4099"/>
+              <w:bottom w:val="single" w:sz="2" w:space="0" w:color="2E4099"/>
+              <w:end w:val="single" w:sz="2" w:space="0" w:color="2E4099"/>
+            </w:tcBorders>
+            <w:shd w:fill="2E4099" w:val="clear"/>
+          </w:tcPr>
+          <w:p>
+            <w:pPr>
+              <w:pStyle w:val="Normal"/>
+              <w:jc w:val="center"/>
+              <w:rPr/>
+            </w:pPr>
+            <w:r>
+              <w:rPr>
+                <w:rFonts w:eastAsia="Arial" w:cs="Arial"/>
+                <w:b/>
+                <w:bCs/>
+                <w:color w:val="FFFFFF"/>
+                <w:sz w:val="18"/>
+                <w:szCs w:val="18"/>
+              </w:rPr>
+              <w:t>Cond.</w:t>
+            </w:r>
+          </w:p>
+        </w:tc>
+        <w:tc>
+          <w:tcPr>
+            <w:tcW w:w="2601" w:type="dxa"/>
+            <w:tcBorders>
+              <w:top w:val="single" w:sz="2" w:space="0" w:color="2E4099"/>
+              <w:start w:val="single" w:sz="2" w:space="0" w:color="2E4099"/>
+              <w:bottom w:val="single" w:sz="2" w:space="0" w:color="2E4099"/>
+              <w:end w:val="single" w:sz="2" w:space="0" w:color="2E4099"/>
+            </w:tcBorders>
+            <w:shd w:fill="2E4099" w:val="clear"/>
+          </w:tcPr>
+          <w:p>
+            <w:pPr>
+              <w:pStyle w:val="Normal"/>
+              <w:jc w:val="center"/>
+              <w:rPr/>
+            </w:pPr>
+            <w:r>
+              <w:rPr>
+                <w:rFonts w:eastAsia="Arial" w:cs="Arial"/>
+                <w:b/>
+                <w:bCs/>
+                <w:color w:val="FFFFFF"/>
+                <w:sz w:val="18"/>
+                <w:szCs w:val="18"/>
+              </w:rPr>
+              <w:t>Check</w:t>
+            </w:r>
+          </w:p>
+        </w:tc>
+        <w:tc>
+          <w:tcPr>
+            <w:tcW w:w="3360" w:type="dxa"/>
+            <w:tcBorders>
+              <w:top w:val="single" w:sz="2" w:space="0" w:color="2E4099"/>
+              <w:start w:val="single" w:sz="2" w:space="0" w:color="2E4099"/>
+              <w:bottom w:val="single" w:sz="2" w:space="0" w:color="2E4099"/>
+              <w:end w:val="single" w:sz="2" w:space="0" w:color="2E4099"/>
+            </w:tcBorders>
+            <w:shd w:fill="2E4099" w:val="clear"/>
+          </w:tcPr>
+          <w:p>
+            <w:pPr>
+              <w:pStyle w:val="Normal"/>
+              <w:jc w:val="center"/>
+              <w:rPr/>
+            </w:pPr>
+            <w:r>
+              <w:rPr>
+                <w:rFonts w:eastAsia="Arial" w:cs="Arial"/>
+                <w:b/>
+                <w:bCs/>
+                <w:color w:val="FFFFFF"/>
+                <w:sz w:val="18"/>
+                <w:szCs w:val="18"/>
+              </w:rPr>
+              <w:t>Observed</w:t>
+            </w:r>
+          </w:p>
+        </w:tc>
+        <w:tc>
+          <w:tcPr>
+            <w:tcW w:w="2200" w:type="dxa"/>
+            <w:tcBorders>
+              <w:top w:val="single" w:sz="2" w:space="0" w:color="2E4099"/>
+              <w:start w:val="single" w:sz="2" w:space="0" w:color="2E4099"/>
+              <w:bottom w:val="single" w:sz="2" w:space="0" w:color="2E4099"/>
+              <w:end w:val="single" w:sz="2" w:space="0" w:color="2E4099"/>
+            </w:tcBorders>
+            <w:shd w:fill="2E4099" w:val="clear"/>
+          </w:tcPr>
+          <w:p>
+            <w:pPr>
+              <w:pStyle w:val="Normal"/>
+              <w:jc w:val="center"/>
+              <w:rPr/>
+            </w:pPr>
+            <w:r>
+              <w:rPr>
+                <w:rFonts w:eastAsia="Arial" w:cs="Arial"/>
+                <w:b/>
+                <w:bCs/>
+                <w:color w:val="FFFFFF"/>
+                <w:sz w:val="18"/>
+                <w:szCs w:val="18"/>
+              </w:rPr>
+              <w:t>Verdict</w:t>
+            </w:r>
+          </w:p>
+        </w:tc>
+      </w:tr>
+      <w:tr>
+        <w:trPr/>
+        <w:tc>
+          <w:tcPr>
+            <w:tcW w:w="1199" w:type="dxa"/>
+            <w:tcBorders>
+              <w:top w:val="single" w:sz="2" w:space="0" w:color="CCCCCC"/>
+              <w:start w:val="single" w:sz="2" w:space="0" w:color="CCCCCC"/>
+              <w:bottom w:val="single" w:sz="2" w:space="0" w:color="CCCCCC"/>
+              <w:end w:val="single" w:sz="2" w:space="0" w:color="CCCCCC"/>
+            </w:tcBorders>
+            <w:shd w:fill="D5F5E3" w:val="clear"/>
+            <w:tcMar>
+              <w:top w:w="60" w:type="dxa"/>
+              <w:bottom w:w="60" w:type="dxa"/>
+            </w:tcMar>
+            <w:vAlign w:val="center"/>
+          </w:tcPr>
+          <w:p>
+            <w:pPr>
+              <w:pStyle w:val="Normal"/>
+              <w:spacing w:before="30" w:after="30"/>
+              <w:jc w:val="center"/>
+              <w:rPr/>
+            </w:pPr>
+            <w:r>
+              <w:rPr>
+                <w:rFonts w:eastAsia="Arial" w:cs="Arial"/>
+                <w:b/>
+                <w:bCs/>
+                <w:sz w:val="18"/>
+                <w:szCs w:val="18"/>
+              </w:rPr>
+              <w:t>C1</w:t>
+            </w:r>
+          </w:p>
+        </w:tc>
+        <w:tc>
+          <w:tcPr>
+            <w:tcW w:w="2601" w:type="dxa"/>
+            <w:tcBorders>
+              <w:top w:val="single" w:sz="2" w:space="0" w:color="CCCCCC"/>
+              <w:start w:val="single" w:sz="2" w:space="0" w:color="CCCCCC"/>
+              <w:bottom w:val="single" w:sz="2" w:space="0" w:color="CCCCCC"/>
+              <w:end w:val="single" w:sz="2" w:space="0" w:color="CCCCCC"/>
+            </w:tcBorders>
+            <w:shd w:fill="D5F5E3" w:val="clear"/>
+            <w:tcMar>
+              <w:top w:w="60" w:type="dxa"/>
+              <w:bottom w:w="60" w:type="dxa"/>
+            </w:tcMar>
+            <w:vAlign w:val="center"/>
+          </w:tcPr>
+          <w:p>
+            <w:pPr>
+              <w:pStyle w:val="Normal"/>
+              <w:spacing w:before="30" w:after="30"/>
+              <w:jc w:val="center"/>
+              <w:rPr/>
+            </w:pPr>
+            <w:r>
+              <w:rPr>
+                <w:rFonts w:eastAsia="Arial" w:cs="Arial"/>
+                <w:b/>
+                <w:bCs/>
+                <w:sz w:val="18"/>
+                <w:szCs w:val="18"/>
+              </w:rPr>
+              <w:t>Sign stability (2000-resample bootstrap)</w:t>
+            </w:r>
+          </w:p>
+        </w:tc>
+        <w:tc>
+          <w:tcPr>
+            <w:tcW w:w="3360" w:type="dxa"/>
+            <w:tcBorders>
+              <w:top w:val="single" w:sz="2" w:space="0" w:color="CCCCCC"/>
+              <w:start w:val="single" w:sz="2" w:space="0" w:color="CCCCCC"/>
+              <w:bottom w:val="single" w:sz="2" w:space="0" w:color="CCCCCC"/>
+              <w:end w:val="single" w:sz="2" w:space="0" w:color="CCCCCC"/>
+            </w:tcBorders>
+            <w:shd w:fill="D5F5E3" w:val="clear"/>
+            <w:tcMar>
+              <w:top w:w="60" w:type="dxa"/>
+              <w:bottom w:w="60" w:type="dxa"/>
+            </w:tcMar>
+            <w:vAlign w:val="center"/>
+          </w:tcPr>
+          <w:p>
+            <w:pPr>
+              <w:pStyle w:val="Normal"/>
+              <w:spacing w:before="30" w:after="30"/>
+              <w:jc w:val="center"/>
+              <w:rPr/>
+            </w:pPr>
+            <w:r>
+              <w:rPr>
+                <w:rFonts w:eastAsia="Arial" w:cs="Arial"/>
+                <w:b/>
+                <w:bCs/>
+                <w:sz w:val="18"/>
+                <w:szCs w:val="18"/>
+              </w:rPr>
+              <w:t>flip fraction = 0.009</w:t>
+            </w:r>
+          </w:p>
+        </w:tc>
+        <w:tc>
+          <w:tcPr>
+            <w:tcW w:w="2200" w:type="dxa"/>
+            <w:tcBorders>
+              <w:top w:val="single" w:sz="2" w:space="0" w:color="CCCCCC"/>
+              <w:start w:val="single" w:sz="2" w:space="0" w:color="CCCCCC"/>
+              <w:bottom w:val="single" w:sz="2" w:space="0" w:color="CCCCCC"/>
+              <w:end w:val="single" w:sz="2" w:space="0" w:color="CCCCCC"/>
+            </w:tcBorders>
+            <w:shd w:fill="D5F5E3" w:val="clear"/>
+            <w:tcMar>
+              <w:top w:w="60" w:type="dxa"/>
+              <w:bottom w:w="60" w:type="dxa"/>
+            </w:tcMar>
+            <w:vAlign w:val="center"/>
+          </w:tcPr>
+          <w:p>
+            <w:pPr>
+              <w:pStyle w:val="Normal"/>
+              <w:spacing w:before="30" w:after="30"/>
+              <w:jc w:val="center"/>
+              <w:rPr/>
+            </w:pPr>
+            <w:r>
+              <w:rPr>
+                <w:rFonts w:eastAsia="Arial" w:cs="Arial"/>
+                <w:b/>
+                <w:bCs/>
+                <w:sz w:val="18"/>
+                <w:szCs w:val="18"/>
+              </w:rPr>
+              <w:t>PASS</w:t>
+            </w:r>
+          </w:p>
+        </w:tc>
+      </w:tr>
+      <w:tr>
+        <w:trPr/>
+        <w:tc>
+          <w:tcPr>
+            <w:tcW w:w="1199" w:type="dxa"/>
+            <w:tcBorders>
+              <w:top w:val="single" w:sz="2" w:space="0" w:color="CCCCCC"/>
+              <w:start w:val="single" w:sz="2" w:space="0" w:color="CCCCCC"/>
+              <w:bottom w:val="single" w:sz="2" w:space="0" w:color="CCCCCC"/>
+              <w:end w:val="single" w:sz="2" w:space="0" w:color="CCCCCC"/>
+            </w:tcBorders>
+            <w:shd w:fill="D5F5E3" w:val="clear"/>
+            <w:tcMar>
+              <w:top w:w="60" w:type="dxa"/>
+              <w:bottom w:w="60" w:type="dxa"/>
+            </w:tcMar>
+            <w:vAlign w:val="center"/>
+          </w:tcPr>
+          <w:p>
+            <w:pPr>
+              <w:pStyle w:val="Normal"/>
+              <w:spacing w:before="30" w:after="30"/>
+              <w:jc w:val="center"/>
+              <w:rPr/>
+            </w:pPr>
+            <w:r>
+              <w:rPr>
+                <w:rFonts w:eastAsia="Arial" w:cs="Arial"/>
+                <w:b/>
+                <w:bCs/>
+                <w:sz w:val="18"/>
+                <w:szCs w:val="18"/>
+              </w:rPr>
+              <w:t>C2</w:t>
+            </w:r>
+          </w:p>
+        </w:tc>
+        <w:tc>
+          <w:tcPr>
+            <w:tcW w:w="2601" w:type="dxa"/>
+            <w:tcBorders>
+              <w:top w:val="single" w:sz="2" w:space="0" w:color="CCCCCC"/>
+              <w:start w:val="single" w:sz="2" w:space="0" w:color="CCCCCC"/>
+              <w:bottom w:val="single" w:sz="2" w:space="0" w:color="CCCCCC"/>
+              <w:end w:val="single" w:sz="2" w:space="0" w:color="CCCCCC"/>
+            </w:tcBorders>
+            <w:shd w:fill="D5F5E3" w:val="clear"/>
+            <w:tcMar>
+              <w:top w:w="60" w:type="dxa"/>
+              <w:bottom w:w="60" w:type="dxa"/>
+            </w:tcMar>
+            <w:vAlign w:val="center"/>
+          </w:tcPr>
+          <w:p>
+            <w:pPr>
+              <w:pStyle w:val="Normal"/>
+              <w:spacing w:before="30" w:after="30"/>
+              <w:jc w:val="center"/>
+              <w:rPr/>
+            </w:pPr>
+            <w:r>
+              <w:rPr>
+                <w:rFonts w:eastAsia="Arial" w:cs="Arial"/>
+                <w:b/>
+                <w:bCs/>
+                <w:sz w:val="18"/>
+                <w:szCs w:val="18"/>
+              </w:rPr>
+              <w:t>Leave-one-fold-out stability (5-fold)</w:t>
+            </w:r>
+          </w:p>
+        </w:tc>
+        <w:tc>
+          <w:tcPr>
+            <w:tcW w:w="3360" w:type="dxa"/>
+            <w:tcBorders>
+              <w:top w:val="single" w:sz="2" w:space="0" w:color="CCCCCC"/>
+              <w:start w:val="single" w:sz="2" w:space="0" w:color="CCCCCC"/>
+              <w:bottom w:val="single" w:sz="2" w:space="0" w:color="CCCCCC"/>
+              <w:end w:val="single" w:sz="2" w:space="0" w:color="CCCCCC"/>
+            </w:tcBorders>
+            <w:shd w:fill="D5F5E3" w:val="clear"/>
+            <w:tcMar>
+              <w:top w:w="60" w:type="dxa"/>
+              <w:bottom w:w="60" w:type="dxa"/>
+            </w:tcMar>
+            <w:vAlign w:val="center"/>
+          </w:tcPr>
+          <w:p>
+            <w:pPr>
+              <w:pStyle w:val="Normal"/>
+              <w:spacing w:before="30" w:after="30"/>
+              <w:jc w:val="center"/>
+              <w:rPr/>
+            </w:pPr>
+            <w:r>
+              <w:rPr>
+                <w:rFonts w:eastAsia="Arial" w:cs="Arial"/>
+                <w:b/>
+                <w:bCs/>
+                <w:sz w:val="18"/>
+                <w:szCs w:val="18"/>
+              </w:rPr>
+              <w:t>same sign in 5/5 folds</w:t>
+            </w:r>
+          </w:p>
+        </w:tc>
+        <w:tc>
+          <w:tcPr>
+            <w:tcW w:w="2200" w:type="dxa"/>
+            <w:tcBorders>
+              <w:top w:val="single" w:sz="2" w:space="0" w:color="CCCCCC"/>
+              <w:start w:val="single" w:sz="2" w:space="0" w:color="CCCCCC"/>
+              <w:bottom w:val="single" w:sz="2" w:space="0" w:color="CCCCCC"/>
+              <w:end w:val="single" w:sz="2" w:space="0" w:color="CCCCCC"/>
+            </w:tcBorders>
+            <w:shd w:fill="D5F5E3" w:val="clear"/>
+            <w:tcMar>
+              <w:top w:w="60" w:type="dxa"/>
+              <w:bottom w:w="60" w:type="dxa"/>
+            </w:tcMar>
+            <w:vAlign w:val="center"/>
+          </w:tcPr>
+          <w:p>
+            <w:pPr>
+              <w:pStyle w:val="Normal"/>
+              <w:spacing w:before="30" w:after="30"/>
+              <w:jc w:val="center"/>
+              <w:rPr/>
+            </w:pPr>
+            <w:r>
+              <w:rPr>
+                <w:rFonts w:eastAsia="Arial" w:cs="Arial"/>
+                <w:b/>
+                <w:bCs/>
+                <w:sz w:val="18"/>
+                <w:szCs w:val="18"/>
+              </w:rPr>
+              <w:t>PASS</w:t>
+            </w:r>
+          </w:p>
+        </w:tc>
+      </w:tr>
+      <w:tr>
+        <w:trPr/>
+        <w:tc>
+          <w:tcPr>
+            <w:tcW w:w="1199" w:type="dxa"/>
+            <w:tcBorders>
+              <w:top w:val="single" w:sz="2" w:space="0" w:color="CCCCCC"/>
+              <w:start w:val="single" w:sz="2" w:space="0" w:color="CCCCCC"/>
+              <w:bottom w:val="single" w:sz="2" w:space="0" w:color="CCCCCC"/>
+              <w:end w:val="single" w:sz="2" w:space="0" w:color="CCCCCC"/>
+            </w:tcBorders>
+            <w:shd w:fill="FADBD8" w:val="clear"/>
+            <w:tcMar>
+              <w:top w:w="60" w:type="dxa"/>
+              <w:bottom w:w="60" w:type="dxa"/>
+            </w:tcMar>
+            <w:vAlign w:val="center"/>
+          </w:tcPr>
+          <w:p>
+            <w:pPr>
+              <w:pStyle w:val="Normal"/>
+              <w:spacing w:before="30" w:after="30"/>
+              <w:jc w:val="center"/>
+              <w:rPr/>
+            </w:pPr>
+            <w:r>
+              <w:rPr>
+                <w:rFonts w:eastAsia="Arial" w:cs="Arial"/>
+                <w:b w:val="false"/>
+                <w:bCs w:val="false"/>
+                <w:sz w:val="18"/>
+                <w:szCs w:val="18"/>
+              </w:rPr>
+              <w:t>C3</w:t>
+            </w:r>
+          </w:p>
+        </w:tc>
+        <w:tc>
+          <w:tcPr>
+            <w:tcW w:w="2601" w:type="dxa"/>
+            <w:tcBorders>
+              <w:top w:val="single" w:sz="2" w:space="0" w:color="CCCCCC"/>
+              <w:start w:val="single" w:sz="2" w:space="0" w:color="CCCCCC"/>
+              <w:bottom w:val="single" w:sz="2" w:space="0" w:color="CCCCCC"/>
+              <w:end w:val="single" w:sz="2" w:space="0" w:color="CCCCCC"/>
+            </w:tcBorders>
+            <w:shd w:fill="FADBD8" w:val="clear"/>
+            <w:tcMar>
+              <w:top w:w="60" w:type="dxa"/>
+              <w:bottom w:w="60" w:type="dxa"/>
+            </w:tcMar>
+            <w:vAlign w:val="center"/>
+          </w:tcPr>
+          <w:p>
+            <w:pPr>
+              <w:pStyle w:val="Normal"/>
+              <w:spacing w:before="30" w:after="30"/>
+              <w:jc w:val="center"/>
+              <w:rPr/>
+            </w:pPr>
+            <w:r>
+              <w:rPr>
+                <w:rFonts w:eastAsia="Arial" w:cs="Arial"/>
+                <w:b w:val="false"/>
+                <w:bCs w:val="false"/>
+                <w:sz w:val="18"/>
+                <w:szCs w:val="18"/>
+              </w:rPr>
+              <w:t>Minimum detectable effect / power</w:t>
+            </w:r>
+          </w:p>
+        </w:tc>
+        <w:tc>
+          <w:tcPr>
+            <w:tcW w:w="3360" w:type="dxa"/>
+            <w:tcBorders>
+              <w:top w:val="single" w:sz="2" w:space="0" w:color="CCCCCC"/>
+              <w:start w:val="single" w:sz="2" w:space="0" w:color="CCCCCC"/>
+              <w:bottom w:val="single" w:sz="2" w:space="0" w:color="CCCCCC"/>
+              <w:end w:val="single" w:sz="2" w:space="0" w:color="CCCCCC"/>
+            </w:tcBorders>
+            <w:shd w:fill="FADBD8" w:val="clear"/>
+            <w:tcMar>
+              <w:top w:w="60" w:type="dxa"/>
+              <w:bottom w:w="60" w:type="dxa"/>
+            </w:tcMar>
+            <w:vAlign w:val="center"/>
+          </w:tcPr>
+          <w:p>
+            <w:pPr>
+              <w:pStyle w:val="Normal"/>
+              <w:spacing w:before="30" w:after="30"/>
+              <w:jc w:val="center"/>
+              <w:rPr/>
+            </w:pPr>
+            <w:r>
+              <w:rPr>
+                <w:rFonts w:eastAsia="Arial" w:cs="Arial"/>
+                <w:b w:val="false"/>
+                <w:bCs w:val="false"/>
+                <w:sz w:val="18"/>
+                <w:szCs w:val="18"/>
+              </w:rPr>
+              <w:t>achieved power = 0.4436, n≥413 required</w:t>
+            </w:r>
+          </w:p>
+        </w:tc>
+        <w:tc>
+          <w:tcPr>
+            <w:tcW w:w="2200" w:type="dxa"/>
+            <w:tcBorders>
+              <w:top w:val="single" w:sz="2" w:space="0" w:color="CCCCCC"/>
+              <w:start w:val="single" w:sz="2" w:space="0" w:color="CCCCCC"/>
+              <w:bottom w:val="single" w:sz="2" w:space="0" w:color="CCCCCC"/>
+              <w:end w:val="single" w:sz="2" w:space="0" w:color="CCCCCC"/>
+            </w:tcBorders>
+            <w:shd w:fill="FADBD8" w:val="clear"/>
+            <w:tcMar>
+              <w:top w:w="60" w:type="dxa"/>
+              <w:bottom w:w="60" w:type="dxa"/>
+            </w:tcMar>
+            <w:vAlign w:val="center"/>
+          </w:tcPr>
+          <w:p>
+            <w:pPr>
+              <w:pStyle w:val="Normal"/>
+              <w:spacing w:before="30" w:after="30"/>
+              <w:jc w:val="center"/>
+              <w:rPr/>
+            </w:pPr>
+            <w:r>
+              <w:rPr>
+                <w:rFonts w:eastAsia="Arial" w:cs="Arial"/>
+                <w:b w:val="false"/>
+                <w:bCs w:val="false"/>
+                <w:sz w:val="18"/>
+                <w:szCs w:val="18"/>
+              </w:rPr>
+              <w:t>FAIL</w:t>
+            </w:r>
+          </w:p>
+        </w:tc>
+      </w:tr>
+      <w:tr>
+        <w:trPr/>
+        <w:tc>
+          <w:tcPr>
+            <w:tcW w:w="1199" w:type="dxa"/>
+            <w:tcBorders>
+              <w:top w:val="single" w:sz="2" w:space="0" w:color="CCCCCC"/>
+              <w:start w:val="single" w:sz="2" w:space="0" w:color="CCCCCC"/>
+              <w:bottom w:val="single" w:sz="2" w:space="0" w:color="CCCCCC"/>
+              <w:end w:val="single" w:sz="2" w:space="0" w:color="CCCCCC"/>
+            </w:tcBorders>
+            <w:shd w:fill="D5F5E3" w:val="clear"/>
+            <w:tcMar>
+              <w:top w:w="60" w:type="dxa"/>
+              <w:bottom w:w="60" w:type="dxa"/>
+            </w:tcMar>
+            <w:vAlign w:val="center"/>
+          </w:tcPr>
+          <w:p>
+            <w:pPr>
+              <w:pStyle w:val="Normal"/>
+              <w:spacing w:before="30" w:after="30"/>
+              <w:jc w:val="center"/>
+              <w:rPr/>
+            </w:pPr>
+            <w:r>
+              <w:rPr>
+                <w:rFonts w:eastAsia="Arial" w:cs="Arial"/>
+                <w:b/>
+                <w:bCs/>
+                <w:sz w:val="18"/>
+                <w:szCs w:val="18"/>
+              </w:rPr>
+              <w:t>C4</w:t>
+            </w:r>
+          </w:p>
+        </w:tc>
+        <w:tc>
+          <w:tcPr>
+            <w:tcW w:w="2601" w:type="dxa"/>
+            <w:tcBorders>
+              <w:top w:val="single" w:sz="2" w:space="0" w:color="CCCCCC"/>
+              <w:start w:val="single" w:sz="2" w:space="0" w:color="CCCCCC"/>
+              <w:bottom w:val="single" w:sz="2" w:space="0" w:color="CCCCCC"/>
+              <w:end w:val="single" w:sz="2" w:space="0" w:color="CCCCCC"/>
+            </w:tcBorders>
+            <w:shd w:fill="D5F5E3" w:val="clear"/>
+            <w:tcMar>
+              <w:top w:w="60" w:type="dxa"/>
+              <w:bottom w:w="60" w:type="dxa"/>
+            </w:tcMar>
+            <w:vAlign w:val="center"/>
+          </w:tcPr>
+          <w:p>
+            <w:pPr>
+              <w:pStyle w:val="Normal"/>
+              <w:spacing w:before="30" w:after="30"/>
+              <w:jc w:val="center"/>
+              <w:rPr/>
+            </w:pPr>
+            <w:r>
+              <w:rPr>
+                <w:rFonts w:eastAsia="Arial" w:cs="Arial"/>
+                <w:b/>
+                <w:bCs/>
+                <w:sz w:val="18"/>
+                <w:szCs w:val="18"/>
+              </w:rPr>
+              <w:t>Baseline tuning budget parity</w:t>
+            </w:r>
+          </w:p>
+        </w:tc>
+        <w:tc>
+          <w:tcPr>
+            <w:tcW w:w="3360" w:type="dxa"/>
+            <w:tcBorders>
+              <w:top w:val="single" w:sz="2" w:space="0" w:color="CCCCCC"/>
+              <w:start w:val="single" w:sz="2" w:space="0" w:color="CCCCCC"/>
+              <w:bottom w:val="single" w:sz="2" w:space="0" w:color="CCCCCC"/>
+              <w:end w:val="single" w:sz="2" w:space="0" w:color="CCCCCC"/>
+            </w:tcBorders>
+            <w:shd w:fill="D5F5E3" w:val="clear"/>
+            <w:tcMar>
+              <w:top w:w="60" w:type="dxa"/>
+              <w:bottom w:w="60" w:type="dxa"/>
+            </w:tcMar>
+            <w:vAlign w:val="center"/>
+          </w:tcPr>
+          <w:p>
+            <w:pPr>
+              <w:pStyle w:val="Normal"/>
+              <w:spacing w:before="30" w:after="30"/>
+              <w:jc w:val="center"/>
+              <w:rPr/>
+            </w:pPr>
+            <w:r>
+              <w:rPr>
+                <w:rFonts w:eastAsia="Arial" w:cs="Arial"/>
+                <w:b/>
+                <w:bCs/>
+                <w:sz w:val="18"/>
+                <w:szCs w:val="18"/>
+              </w:rPr>
+              <w:t>0 search constructs, either arm</w:t>
+            </w:r>
+          </w:p>
+        </w:tc>
+        <w:tc>
+          <w:tcPr>
+            <w:tcW w:w="2200" w:type="dxa"/>
+            <w:tcBorders>
+              <w:top w:val="single" w:sz="2" w:space="0" w:color="CCCCCC"/>
+              <w:start w:val="single" w:sz="2" w:space="0" w:color="CCCCCC"/>
+              <w:bottom w:val="single" w:sz="2" w:space="0" w:color="CCCCCC"/>
+              <w:end w:val="single" w:sz="2" w:space="0" w:color="CCCCCC"/>
+            </w:tcBorders>
+            <w:shd w:fill="D5F5E3" w:val="clear"/>
+            <w:tcMar>
+              <w:top w:w="60" w:type="dxa"/>
+              <w:bottom w:w="60" w:type="dxa"/>
+            </w:tcMar>
+            <w:vAlign w:val="center"/>
+          </w:tcPr>
+          <w:p>
+            <w:pPr>
+              <w:pStyle w:val="Normal"/>
+              <w:spacing w:before="30" w:after="30"/>
+              <w:jc w:val="center"/>
+              <w:rPr/>
+            </w:pPr>
+            <w:r>
+              <w:rPr>
+                <w:rFonts w:eastAsia="Arial" w:cs="Arial"/>
+                <w:b/>
+                <w:bCs/>
+                <w:sz w:val="18"/>
+                <w:szCs w:val="18"/>
+              </w:rPr>
+              <w:t>PASS</w:t>
+            </w:r>
+          </w:p>
+        </w:tc>
+      </w:tr>
+      <w:tr>
+        <w:trPr/>
+        <w:tc>
+          <w:tcPr>
+            <w:tcW w:w="1199" w:type="dxa"/>
+            <w:tcBorders>
+              <w:top w:val="single" w:sz="2" w:space="0" w:color="CCCCCC"/>
+              <w:start w:val="single" w:sz="2" w:space="0" w:color="CCCCCC"/>
+              <w:bottom w:val="single" w:sz="2" w:space="0" w:color="CCCCCC"/>
+              <w:end w:val="single" w:sz="2" w:space="0" w:color="CCCCCC"/>
+            </w:tcBorders>
+            <w:shd w:fill="D5F5E3" w:val="clear"/>
+            <w:tcMar>
+              <w:top w:w="60" w:type="dxa"/>
+              <w:bottom w:w="60" w:type="dxa"/>
+            </w:tcMar>
+            <w:vAlign w:val="center"/>
+          </w:tcPr>
+          <w:p>
+            <w:pPr>
+              <w:pStyle w:val="Normal"/>
+              <w:spacing w:before="30" w:after="30"/>
+              <w:jc w:val="center"/>
+              <w:rPr/>
+            </w:pPr>
+            <w:r>
+              <w:rPr>
+                <w:rFonts w:eastAsia="Arial" w:cs="Arial"/>
+                <w:b/>
+                <w:bCs/>
+                <w:sz w:val="18"/>
+                <w:szCs w:val="18"/>
+              </w:rPr>
+              <w:t>C5</w:t>
+            </w:r>
+          </w:p>
+        </w:tc>
+        <w:tc>
+          <w:tcPr>
+            <w:tcW w:w="2601" w:type="dxa"/>
+            <w:tcBorders>
+              <w:top w:val="single" w:sz="2" w:space="0" w:color="CCCCCC"/>
+              <w:start w:val="single" w:sz="2" w:space="0" w:color="CCCCCC"/>
+              <w:bottom w:val="single" w:sz="2" w:space="0" w:color="CCCCCC"/>
+              <w:end w:val="single" w:sz="2" w:space="0" w:color="CCCCCC"/>
+            </w:tcBorders>
+            <w:shd w:fill="D5F5E3" w:val="clear"/>
+            <w:tcMar>
+              <w:top w:w="60" w:type="dxa"/>
+              <w:bottom w:w="60" w:type="dxa"/>
+            </w:tcMar>
+            <w:vAlign w:val="center"/>
+          </w:tcPr>
+          <w:p>
+            <w:pPr>
+              <w:pStyle w:val="Normal"/>
+              <w:spacing w:before="30" w:after="30"/>
+              <w:jc w:val="center"/>
+              <w:rPr/>
+            </w:pPr>
+            <w:r>
+              <w:rPr>
+                <w:rFonts w:eastAsia="Arial" w:cs="Arial"/>
+                <w:b/>
+                <w:bCs/>
+                <w:sz w:val="18"/>
+                <w:szCs w:val="18"/>
+              </w:rPr>
+              <w:t>Test set scored once</w:t>
+            </w:r>
+          </w:p>
+        </w:tc>
+        <w:tc>
+          <w:tcPr>
+            <w:tcW w:w="3360" w:type="dxa"/>
+            <w:tcBorders>
+              <w:top w:val="single" w:sz="2" w:space="0" w:color="CCCCCC"/>
+              <w:start w:val="single" w:sz="2" w:space="0" w:color="CCCCCC"/>
+              <w:bottom w:val="single" w:sz="2" w:space="0" w:color="CCCCCC"/>
+              <w:end w:val="single" w:sz="2" w:space="0" w:color="CCCCCC"/>
+            </w:tcBorders>
+            <w:shd w:fill="D5F5E3" w:val="clear"/>
+            <w:tcMar>
+              <w:top w:w="60" w:type="dxa"/>
+              <w:bottom w:w="60" w:type="dxa"/>
+            </w:tcMar>
+            <w:vAlign w:val="center"/>
+          </w:tcPr>
+          <w:p>
+            <w:pPr>
+              <w:pStyle w:val="Normal"/>
+              <w:spacing w:before="30" w:after="30"/>
+              <w:jc w:val="center"/>
+              <w:rPr/>
+            </w:pPr>
+            <w:r>
+              <w:rPr>
+                <w:rFonts w:eastAsia="Arial" w:cs="Arial"/>
+                <w:b/>
+                <w:bCs/>
+                <w:sz w:val="18"/>
+                <w:szCs w:val="18"/>
+              </w:rPr>
+              <w:t>single evaluation pass, no re-scoring</w:t>
+            </w:r>
+          </w:p>
+        </w:tc>
+        <w:tc>
+          <w:tcPr>
+            <w:tcW w:w="2200" w:type="dxa"/>
+            <w:tcBorders>
+              <w:top w:val="single" w:sz="2" w:space="0" w:color="CCCCCC"/>
+              <w:start w:val="single" w:sz="2" w:space="0" w:color="CCCCCC"/>
+              <w:bottom w:val="single" w:sz="2" w:space="0" w:color="CCCCCC"/>
+              <w:end w:val="single" w:sz="2" w:space="0" w:color="CCCCCC"/>
+            </w:tcBorders>
+            <w:shd w:fill="D5F5E3" w:val="clear"/>
+            <w:tcMar>
+              <w:top w:w="60" w:type="dxa"/>
+              <w:bottom w:w="60" w:type="dxa"/>
+            </w:tcMar>
+            <w:vAlign w:val="center"/>
+          </w:tcPr>
+          <w:p>
+            <w:pPr>
+              <w:pStyle w:val="Normal"/>
+              <w:spacing w:before="30" w:after="30"/>
+              <w:jc w:val="center"/>
+              <w:rPr/>
+            </w:pPr>
+            <w:r>
+              <w:rPr>
+                <w:rFonts w:eastAsia="Arial" w:cs="Arial"/>
+                <w:b/>
+                <w:bCs/>
+                <w:sz w:val="18"/>
+                <w:szCs w:val="18"/>
+              </w:rPr>
+              <w:t>PASS</w:t>
+            </w:r>
+          </w:p>
+        </w:tc>
+      </w:tr>
+      <w:tr>
+        <w:trPr/>
+        <w:tc>
+          <w:tcPr>
+            <w:tcW w:w="1199" w:type="dxa"/>
+            <w:tcBorders>
+              <w:top w:val="single" w:sz="2" w:space="0" w:color="CCCCCC"/>
+              <w:start w:val="single" w:sz="2" w:space="0" w:color="CCCCCC"/>
+              <w:bottom w:val="single" w:sz="2" w:space="0" w:color="CCCCCC"/>
+              <w:end w:val="single" w:sz="2" w:space="0" w:color="CCCCCC"/>
+            </w:tcBorders>
+            <w:shd w:fill="D5F5E3" w:val="clear"/>
+            <w:tcMar>
+              <w:top w:w="60" w:type="dxa"/>
+              <w:bottom w:w="60" w:type="dxa"/>
+            </w:tcMar>
+            <w:vAlign w:val="center"/>
+          </w:tcPr>
+          <w:p>
+            <w:pPr>
+              <w:pStyle w:val="Normal"/>
+              <w:spacing w:before="30" w:after="30"/>
+              <w:jc w:val="center"/>
+              <w:rPr/>
+            </w:pPr>
+            <w:r>
+              <w:rPr>
+                <w:rFonts w:eastAsia="Arial" w:cs="Arial"/>
+                <w:b/>
+                <w:bCs/>
+                <w:sz w:val="18"/>
+                <w:szCs w:val="18"/>
+              </w:rPr>
+              <w:t>C6</w:t>
+            </w:r>
+          </w:p>
+        </w:tc>
+        <w:tc>
+          <w:tcPr>
+            <w:tcW w:w="2601" w:type="dxa"/>
+            <w:tcBorders>
+              <w:top w:val="single" w:sz="2" w:space="0" w:color="CCCCCC"/>
+              <w:start w:val="single" w:sz="2" w:space="0" w:color="CCCCCC"/>
+              <w:bottom w:val="single" w:sz="2" w:space="0" w:color="CCCCCC"/>
+              <w:end w:val="single" w:sz="2" w:space="0" w:color="CCCCCC"/>
+            </w:tcBorders>
+            <w:shd w:fill="D5F5E3" w:val="clear"/>
+            <w:tcMar>
+              <w:top w:w="60" w:type="dxa"/>
+              <w:bottom w:w="60" w:type="dxa"/>
+            </w:tcMar>
+            <w:vAlign w:val="center"/>
+          </w:tcPr>
+          <w:p>
+            <w:pPr>
+              <w:pStyle w:val="Normal"/>
+              <w:spacing w:before="30" w:after="30"/>
+              <w:jc w:val="center"/>
+              <w:rPr/>
+            </w:pPr>
+            <w:r>
+              <w:rPr>
+                <w:rFonts w:eastAsia="Arial" w:cs="Arial"/>
+                <w:b/>
+                <w:bCs/>
+                <w:sz w:val="18"/>
+                <w:szCs w:val="18"/>
+              </w:rPr>
+              <w:t>Seed-selection dependency</w:t>
+            </w:r>
+          </w:p>
+        </w:tc>
+        <w:tc>
+          <w:tcPr>
+            <w:tcW w:w="3360" w:type="dxa"/>
+            <w:tcBorders>
+              <w:top w:val="single" w:sz="2" w:space="0" w:color="CCCCCC"/>
+              <w:start w:val="single" w:sz="2" w:space="0" w:color="CCCCCC"/>
+              <w:bottom w:val="single" w:sz="2" w:space="0" w:color="CCCCCC"/>
+              <w:end w:val="single" w:sz="2" w:space="0" w:color="CCCCCC"/>
+            </w:tcBorders>
+            <w:shd w:fill="D5F5E3" w:val="clear"/>
+            <w:tcMar>
+              <w:top w:w="60" w:type="dxa"/>
+              <w:bottom w:w="60" w:type="dxa"/>
+            </w:tcMar>
+            <w:vAlign w:val="center"/>
+          </w:tcPr>
+          <w:p>
+            <w:pPr>
+              <w:pStyle w:val="Normal"/>
+              <w:spacing w:before="30" w:after="30"/>
+              <w:jc w:val="center"/>
+              <w:rPr/>
+            </w:pPr>
+            <w:r>
+              <w:rPr>
+                <w:rFonts w:eastAsia="Arial" w:cs="Arial"/>
+                <w:b/>
+                <w:bCs/>
+                <w:sz w:val="18"/>
+                <w:szCs w:val="18"/>
+              </w:rPr>
+              <w:t>not applicable — RAG arm independent of classifier seed</w:t>
+            </w:r>
+          </w:p>
+        </w:tc>
+        <w:tc>
+          <w:tcPr>
+            <w:tcW w:w="2200" w:type="dxa"/>
+            <w:tcBorders>
+              <w:top w:val="single" w:sz="2" w:space="0" w:color="CCCCCC"/>
+              <w:start w:val="single" w:sz="2" w:space="0" w:color="CCCCCC"/>
+              <w:bottom w:val="single" w:sz="2" w:space="0" w:color="CCCCCC"/>
+              <w:end w:val="single" w:sz="2" w:space="0" w:color="CCCCCC"/>
+            </w:tcBorders>
+            <w:shd w:fill="D5F5E3" w:val="clear"/>
+            <w:tcMar>
+              <w:top w:w="60" w:type="dxa"/>
+              <w:bottom w:w="60" w:type="dxa"/>
+            </w:tcMar>
+            <w:vAlign w:val="center"/>
+          </w:tcPr>
+          <w:p>
+            <w:pPr>
+              <w:pStyle w:val="Normal"/>
+              <w:spacing w:before="30" w:after="30"/>
+              <w:jc w:val="center"/>
+              <w:rPr/>
+            </w:pPr>
+            <w:r>
+              <w:rPr>
+                <w:rFonts w:eastAsia="Arial" w:cs="Arial"/>
+                <w:b/>
+                <w:bCs/>
+                <w:sz w:val="18"/>
+                <w:szCs w:val="18"/>
+              </w:rPr>
+              <w:t>PASS</w:t>
+            </w:r>
+          </w:p>
+        </w:tc>
+      </w:tr>
+    </w:tbl>
+    <w:p>
+      <w:pPr>
+        <w:pStyle w:val="Normal"/>
+        <w:spacing w:before="40" w:after="80"/>
+        <w:jc w:val="center"/>
+        <w:rPr/>
+      </w:pPr>
+      <w:r>
+        <w:rPr>
+          <w:rFonts w:eastAsia="Arial" w:cs="Arial"/>
+          <w:i/>
+          <w:iCs/>
+          <w:color w:val="666666"/>
+          <w:sz w:val="18"/>
+          <w:szCs w:val="18"/>
+        </w:rPr>
+        <w:t>Table B6. Null Clearance Certificate, CRAG vs Vanilla LLM ROUGE-L, n=200.</w:t>
+      </w:r>
+    </w:p>
+    <w:p>
+      <w:pPr>
+        <w:pStyle w:val="Normal"/>
+        <w:spacing w:lineRule="auto" w:line="300" w:before="80" w:after="80"/>
+        <w:jc w:val="both"/>
+        <w:rPr/>
+      </w:pPr>
+      <w:r>
+        <w:rPr>
+          <w:rFonts w:eastAsia="Arial" w:cs="Arial"/>
+          <w:sz w:val="21"/>
+          <w:szCs w:val="21"/>
+        </w:rPr>
+        <w:t>Certificate result: CLEARED AS INCONCLUSIVE. Five of six conditions pass cleanly — the sign of the CRAG advantage is stable under resampling (C1) and across every cross-validation fold (C2), both arms received identical tuning budgets (C4), the test set was scored in a single pass with no re-scoring or model reselection (C5), and the claim does not depend on classifier seed selection (C6). Only C3, statistical power, fails — a sample-size limitation (n=200, n≥413 required for 80% power), not a structural or methodological one. The CRAG vs Vanilla LLM comparison is therefore correctly labelled inconclusive due to insufficient sample size — neither a confirmed positive finding nor evidence of no effect.</w:t>
+      </w:r>
+    </w:p>
+    <w:p>
+      <w:pPr>
+        <w:pStyle w:val="Heading2"/>
+        <w:spacing w:before="200" w:after="80"/>
+        <w:rPr/>
+      </w:pPr>
+      <w:r>
+        <w:rPr>
+          <w:rFonts w:eastAsia="Arial" w:cs="Arial"/>
+          <w:b/>
+          <w:bCs/>
+          <w:color w:val="1F3070"/>
+          <w:sz w:val="22"/>
+          <w:szCs w:val="22"/>
+        </w:rPr>
+        <w:t>B9. Statistical Comparison</w:t>
       </w:r>
     </w:p>
     <w:tbl>
@@ -7672,10 +8707,10 @@
       </w:tblPr>
       <w:tblGrid>
         <w:gridCol w:w="2597"/>
-        <w:gridCol w:w="1587"/>
-        <w:gridCol w:w="1590"/>
-        <w:gridCol w:w="1587"/>
-        <w:gridCol w:w="1999"/>
+        <w:gridCol w:w="1588"/>
+        <w:gridCol w:w="1589"/>
+        <w:gridCol w:w="1588"/>
+        <w:gridCol w:w="1998"/>
       </w:tblGrid>
       <w:tr>
         <w:trPr>
@@ -7713,7 +8748,7 @@
         </w:tc>
         <w:tc>
           <w:tcPr>
-            <w:tcW w:w="1587" w:type="dxa"/>
+            <w:tcW w:w="1588" w:type="dxa"/>
             <w:tcBorders>
               <w:top w:val="single" w:sz="2" w:space="0" w:color="2E4099"/>
               <w:start w:val="single" w:sz="2" w:space="0" w:color="2E4099"/>
@@ -7743,7 +8778,7 @@
         </w:tc>
         <w:tc>
           <w:tcPr>
-            <w:tcW w:w="1590" w:type="dxa"/>
+            <w:tcW w:w="1589" w:type="dxa"/>
             <w:tcBorders>
               <w:top w:val="single" w:sz="2" w:space="0" w:color="2E4099"/>
               <w:start w:val="single" w:sz="2" w:space="0" w:color="2E4099"/>
@@ -7773,7 +8808,7 @@
         </w:tc>
         <w:tc>
           <w:tcPr>
-            <w:tcW w:w="1587" w:type="dxa"/>
+            <w:tcW w:w="1588" w:type="dxa"/>
             <w:tcBorders>
               <w:top w:val="single" w:sz="2" w:space="0" w:color="2E4099"/>
               <w:start w:val="single" w:sz="2" w:space="0" w:color="2E4099"/>
@@ -7803,7 +8838,7 @@
         </w:tc>
         <w:tc>
           <w:tcPr>
-            <w:tcW w:w="1999" w:type="dxa"/>
+            <w:tcW w:w="1998" w:type="dxa"/>
             <w:tcBorders>
               <w:top w:val="single" w:sz="2" w:space="0" w:color="2E4099"/>
               <w:start w:val="single" w:sz="2" w:space="0" w:color="2E4099"/>
@@ -7871,7 +8906,7 @@
         </w:tc>
         <w:tc>
           <w:tcPr>
-            <w:tcW w:w="1587" w:type="dxa"/>
+            <w:tcW w:w="1588" w:type="dxa"/>
             <w:tcBorders>
               <w:top w:val="single" w:sz="2" w:space="0" w:color="CCCCCC"/>
               <w:start w:val="single" w:sz="2" w:space="0" w:color="CCCCCC"/>
@@ -7906,7 +8941,7 @@
         </w:tc>
         <w:tc>
           <w:tcPr>
-            <w:tcW w:w="1590" w:type="dxa"/>
+            <w:tcW w:w="1589" w:type="dxa"/>
             <w:tcBorders>
               <w:top w:val="single" w:sz="2" w:space="0" w:color="CCCCCC"/>
               <w:start w:val="single" w:sz="2" w:space="0" w:color="CCCCCC"/>
@@ -7941,7 +8976,7 @@
         </w:tc>
         <w:tc>
           <w:tcPr>
-            <w:tcW w:w="1587" w:type="dxa"/>
+            <w:tcW w:w="1588" w:type="dxa"/>
             <w:tcBorders>
               <w:top w:val="single" w:sz="2" w:space="0" w:color="CCCCCC"/>
               <w:start w:val="single" w:sz="2" w:space="0" w:color="CCCCCC"/>
@@ -7976,7 +9011,7 @@
         </w:tc>
         <w:tc>
           <w:tcPr>
-            <w:tcW w:w="1999" w:type="dxa"/>
+            <w:tcW w:w="1998" w:type="dxa"/>
             <w:tcBorders>
               <w:top w:val="single" w:sz="2" w:space="0" w:color="CCCCCC"/>
               <w:start w:val="single" w:sz="2" w:space="0" w:color="CCCCCC"/>
@@ -8049,7 +9084,7 @@
         </w:tc>
         <w:tc>
           <w:tcPr>
-            <w:tcW w:w="1587" w:type="dxa"/>
+            <w:tcW w:w="1588" w:type="dxa"/>
             <w:tcBorders>
               <w:top w:val="single" w:sz="2" w:space="0" w:color="CCCCCC"/>
               <w:start w:val="single" w:sz="2" w:space="0" w:color="CCCCCC"/>
@@ -8084,7 +9119,7 @@
         </w:tc>
         <w:tc>
           <w:tcPr>
-            <w:tcW w:w="1590" w:type="dxa"/>
+            <w:tcW w:w="1589" w:type="dxa"/>
             <w:tcBorders>
               <w:top w:val="single" w:sz="2" w:space="0" w:color="CCCCCC"/>
               <w:start w:val="single" w:sz="2" w:space="0" w:color="CCCCCC"/>
@@ -8119,7 +9154,7 @@
         </w:tc>
         <w:tc>
           <w:tcPr>
-            <w:tcW w:w="1587" w:type="dxa"/>
+            <w:tcW w:w="1588" w:type="dxa"/>
             <w:tcBorders>
               <w:top w:val="single" w:sz="2" w:space="0" w:color="CCCCCC"/>
               <w:start w:val="single" w:sz="2" w:space="0" w:color="CCCCCC"/>
@@ -8154,7 +9189,7 @@
         </w:tc>
         <w:tc>
           <w:tcPr>
-            <w:tcW w:w="1999" w:type="dxa"/>
+            <w:tcW w:w="1998" w:type="dxa"/>
             <w:tcBorders>
               <w:top w:val="single" w:sz="2" w:space="0" w:color="CCCCCC"/>
               <w:start w:val="single" w:sz="2" w:space="0" w:color="CCCCCC"/>
@@ -8183,7 +9218,7 @@
                 <w:sz w:val="18"/>
                 <w:szCs w:val="18"/>
               </w:rPr>
-              <w:t>Inconclusive</w:t>
+              <w:t>Inconclusive — see §B8</w:t>
             </w:r>
           </w:p>
         </w:tc>
@@ -8227,7 +9262,7 @@
         </w:tc>
         <w:tc>
           <w:tcPr>
-            <w:tcW w:w="1587" w:type="dxa"/>
+            <w:tcW w:w="1588" w:type="dxa"/>
             <w:tcBorders>
               <w:top w:val="single" w:sz="2" w:space="0" w:color="CCCCCC"/>
               <w:start w:val="single" w:sz="2" w:space="0" w:color="CCCCCC"/>
@@ -8262,7 +9297,7 @@
         </w:tc>
         <w:tc>
           <w:tcPr>
-            <w:tcW w:w="1590" w:type="dxa"/>
+            <w:tcW w:w="1589" w:type="dxa"/>
             <w:tcBorders>
               <w:top w:val="single" w:sz="2" w:space="0" w:color="CCCCCC"/>
               <w:start w:val="single" w:sz="2" w:space="0" w:color="CCCCCC"/>
@@ -8297,7 +9332,7 @@
         </w:tc>
         <w:tc>
           <w:tcPr>
-            <w:tcW w:w="1587" w:type="dxa"/>
+            <w:tcW w:w="1588" w:type="dxa"/>
             <w:tcBorders>
               <w:top w:val="single" w:sz="2" w:space="0" w:color="CCCCCC"/>
               <w:start w:val="single" w:sz="2" w:space="0" w:color="CCCCCC"/>
@@ -8332,7 +9367,7 @@
         </w:tc>
         <w:tc>
           <w:tcPr>
-            <w:tcW w:w="1999" w:type="dxa"/>
+            <w:tcW w:w="1998" w:type="dxa"/>
             <w:tcBorders>
               <w:top w:val="single" w:sz="2" w:space="0" w:color="CCCCCC"/>
               <w:start w:val="single" w:sz="2" w:space="0" w:color="CCCCCC"/>
@@ -8383,7 +9418,7 @@
           <w:sz w:val="18"/>
           <w:szCs w:val="18"/>
         </w:rPr>
-        <w:t>Table B6. Bonferroni-corrected α=0.0167.</w:t>
+        <w:t>Table B7. Bonferroni-corrected α=0.0167.</w:t>
       </w:r>
     </w:p>
     <w:p>
@@ -8409,7 +9444,7 @@
           <w:sz w:val="21"/>
           <w:szCs w:val="21"/>
         </w:rPr>
-        <w:t>Minimum detectable effect analysis (CRAG vs Vanilla), as computed by the supervisor's own audit script (Block V1c): observed mean delta=0.0202, SD=0.1271, achieved power=0.4436 at n=200. 413 pairs would be required for 80% power. The result is inconclusive due to insufficient sample size, not evidence of no effect.</w:t>
+        <w:t>Minimum detectable effect analysis (CRAG vs Vanilla), as computed by the supervisor's own audit script (Block V1c) and independently reproduced in the Null Clearance Certificate (§B8, C3): observed mean delta=0.0202, SD=0.1271, achieved power=0.4436 at n=200. 413 pairs would be required for 80% power.</w:t>
       </w:r>
     </w:p>
     <w:p>
@@ -8427,7 +9462,7 @@
           <w:sz w:val="22"/>
           <w:szCs w:val="22"/>
         </w:rPr>
-        <w:t>B9. 5-Fold Cross-Validation and Fairness by Course</w:t>
+        <w:t>B10. 5-Fold Cross-Validation and Fairness by Course</w:t>
       </w:r>
     </w:p>
     <w:tbl>
@@ -8444,12 +9479,12 @@
         </w:tblCellMar>
       </w:tblPr>
       <w:tblGrid>
-        <w:gridCol w:w="3398"/>
-        <w:gridCol w:w="1002"/>
+        <w:gridCol w:w="3399"/>
+        <w:gridCol w:w="1001"/>
         <w:gridCol w:w="1240"/>
-        <w:gridCol w:w="1238"/>
+        <w:gridCol w:w="1239"/>
         <w:gridCol w:w="1240"/>
-        <w:gridCol w:w="1242"/>
+        <w:gridCol w:w="1241"/>
       </w:tblGrid>
       <w:tr>
         <w:trPr>
@@ -8457,7 +9492,7 @@
         </w:trPr>
         <w:tc>
           <w:tcPr>
-            <w:tcW w:w="3398" w:type="dxa"/>
+            <w:tcW w:w="3399" w:type="dxa"/>
             <w:tcBorders>
               <w:top w:val="single" w:sz="2" w:space="0" w:color="2E4099"/>
               <w:start w:val="single" w:sz="2" w:space="0" w:color="2E4099"/>
@@ -8487,7 +9522,7 @@
         </w:tc>
         <w:tc>
           <w:tcPr>
-            <w:tcW w:w="1002" w:type="dxa"/>
+            <w:tcW w:w="1001" w:type="dxa"/>
             <w:tcBorders>
               <w:top w:val="single" w:sz="2" w:space="0" w:color="2E4099"/>
               <w:start w:val="single" w:sz="2" w:space="0" w:color="2E4099"/>
@@ -8547,7 +9582,7 @@
         </w:tc>
         <w:tc>
           <w:tcPr>
-            <w:tcW w:w="1238" w:type="dxa"/>
+            <w:tcW w:w="1239" w:type="dxa"/>
             <w:tcBorders>
               <w:top w:val="single" w:sz="2" w:space="0" w:color="2E4099"/>
               <w:start w:val="single" w:sz="2" w:space="0" w:color="2E4099"/>
@@ -8607,7 +9642,7 @@
         </w:tc>
         <w:tc>
           <w:tcPr>
-            <w:tcW w:w="1242" w:type="dxa"/>
+            <w:tcW w:w="1241" w:type="dxa"/>
             <w:tcBorders>
               <w:top w:val="single" w:sz="2" w:space="0" w:color="2E4099"/>
               <w:start w:val="single" w:sz="2" w:space="0" w:color="2E4099"/>
@@ -8640,7 +9675,7 @@
         <w:trPr/>
         <w:tc>
           <w:tcPr>
-            <w:tcW w:w="3398" w:type="dxa"/>
+            <w:tcW w:w="3399" w:type="dxa"/>
             <w:tcBorders>
               <w:top w:val="single" w:sz="2" w:space="0" w:color="CCCCCC"/>
               <w:start w:val="single" w:sz="2" w:space="0" w:color="CCCCCC"/>
@@ -8675,7 +9710,7 @@
         </w:tc>
         <w:tc>
           <w:tcPr>
-            <w:tcW w:w="1002" w:type="dxa"/>
+            <w:tcW w:w="1001" w:type="dxa"/>
             <w:tcBorders>
               <w:top w:val="single" w:sz="2" w:space="0" w:color="CCCCCC"/>
               <w:start w:val="single" w:sz="2" w:space="0" w:color="CCCCCC"/>
@@ -8745,7 +9780,7 @@
         </w:tc>
         <w:tc>
           <w:tcPr>
-            <w:tcW w:w="1238" w:type="dxa"/>
+            <w:tcW w:w="1239" w:type="dxa"/>
             <w:tcBorders>
               <w:top w:val="single" w:sz="2" w:space="0" w:color="CCCCCC"/>
               <w:start w:val="single" w:sz="2" w:space="0" w:color="CCCCCC"/>
@@ -8815,7 +9850,7 @@
         </w:tc>
         <w:tc>
           <w:tcPr>
-            <w:tcW w:w="1242" w:type="dxa"/>
+            <w:tcW w:w="1241" w:type="dxa"/>
             <w:tcBorders>
               <w:top w:val="single" w:sz="2" w:space="0" w:color="CCCCCC"/>
               <w:start w:val="single" w:sz="2" w:space="0" w:color="CCCCCC"/>
@@ -8853,7 +9888,7 @@
         <w:trPr/>
         <w:tc>
           <w:tcPr>
-            <w:tcW w:w="3398" w:type="dxa"/>
+            <w:tcW w:w="3399" w:type="dxa"/>
             <w:tcBorders>
               <w:top w:val="single" w:sz="2" w:space="0" w:color="CCCCCC"/>
               <w:start w:val="single" w:sz="2" w:space="0" w:color="CCCCCC"/>
@@ -8888,7 +9923,7 @@
         </w:tc>
         <w:tc>
           <w:tcPr>
-            <w:tcW w:w="1002" w:type="dxa"/>
+            <w:tcW w:w="1001" w:type="dxa"/>
             <w:tcBorders>
               <w:top w:val="single" w:sz="2" w:space="0" w:color="CCCCCC"/>
               <w:start w:val="single" w:sz="2" w:space="0" w:color="CCCCCC"/>
@@ -8958,7 +9993,7 @@
         </w:tc>
         <w:tc>
           <w:tcPr>
-            <w:tcW w:w="1238" w:type="dxa"/>
+            <w:tcW w:w="1239" w:type="dxa"/>
             <w:tcBorders>
               <w:top w:val="single" w:sz="2" w:space="0" w:color="CCCCCC"/>
               <w:start w:val="single" w:sz="2" w:space="0" w:color="CCCCCC"/>
@@ -9028,7 +10063,7 @@
         </w:tc>
         <w:tc>
           <w:tcPr>
-            <w:tcW w:w="1242" w:type="dxa"/>
+            <w:tcW w:w="1241" w:type="dxa"/>
             <w:tcBorders>
               <w:top w:val="single" w:sz="2" w:space="0" w:color="CCCCCC"/>
               <w:start w:val="single" w:sz="2" w:space="0" w:color="CCCCCC"/>
@@ -9066,7 +10101,7 @@
         <w:trPr/>
         <w:tc>
           <w:tcPr>
-            <w:tcW w:w="3398" w:type="dxa"/>
+            <w:tcW w:w="3399" w:type="dxa"/>
             <w:tcBorders>
               <w:top w:val="single" w:sz="2" w:space="0" w:color="CCCCCC"/>
               <w:start w:val="single" w:sz="2" w:space="0" w:color="CCCCCC"/>
@@ -9101,7 +10136,7 @@
         </w:tc>
         <w:tc>
           <w:tcPr>
-            <w:tcW w:w="1002" w:type="dxa"/>
+            <w:tcW w:w="1001" w:type="dxa"/>
             <w:tcBorders>
               <w:top w:val="single" w:sz="2" w:space="0" w:color="CCCCCC"/>
               <w:start w:val="single" w:sz="2" w:space="0" w:color="CCCCCC"/>
@@ -9171,7 +10206,7 @@
         </w:tc>
         <w:tc>
           <w:tcPr>
-            <w:tcW w:w="1238" w:type="dxa"/>
+            <w:tcW w:w="1239" w:type="dxa"/>
             <w:tcBorders>
               <w:top w:val="single" w:sz="2" w:space="0" w:color="CCCCCC"/>
               <w:start w:val="single" w:sz="2" w:space="0" w:color="CCCCCC"/>
@@ -9241,7 +10276,7 @@
         </w:tc>
         <w:tc>
           <w:tcPr>
-            <w:tcW w:w="1242" w:type="dxa"/>
+            <w:tcW w:w="1241" w:type="dxa"/>
             <w:tcBorders>
               <w:top w:val="single" w:sz="2" w:space="0" w:color="CCCCCC"/>
               <w:start w:val="single" w:sz="2" w:space="0" w:color="CCCCCC"/>
@@ -9279,7 +10314,7 @@
         <w:trPr/>
         <w:tc>
           <w:tcPr>
-            <w:tcW w:w="3398" w:type="dxa"/>
+            <w:tcW w:w="3399" w:type="dxa"/>
             <w:tcBorders>
               <w:top w:val="single" w:sz="2" w:space="0" w:color="CCCCCC"/>
               <w:start w:val="single" w:sz="2" w:space="0" w:color="CCCCCC"/>
@@ -9314,7 +10349,7 @@
         </w:tc>
         <w:tc>
           <w:tcPr>
-            <w:tcW w:w="1002" w:type="dxa"/>
+            <w:tcW w:w="1001" w:type="dxa"/>
             <w:tcBorders>
               <w:top w:val="single" w:sz="2" w:space="0" w:color="CCCCCC"/>
               <w:start w:val="single" w:sz="2" w:space="0" w:color="CCCCCC"/>
@@ -9384,7 +10419,7 @@
         </w:tc>
         <w:tc>
           <w:tcPr>
-            <w:tcW w:w="1238" w:type="dxa"/>
+            <w:tcW w:w="1239" w:type="dxa"/>
             <w:tcBorders>
               <w:top w:val="single" w:sz="2" w:space="0" w:color="CCCCCC"/>
               <w:start w:val="single" w:sz="2" w:space="0" w:color="CCCCCC"/>
@@ -9454,7 +10489,7 @@
         </w:tc>
         <w:tc>
           <w:tcPr>
-            <w:tcW w:w="1242" w:type="dxa"/>
+            <w:tcW w:w="1241" w:type="dxa"/>
             <w:tcBorders>
               <w:top w:val="single" w:sz="2" w:space="0" w:color="CCCCCC"/>
               <w:start w:val="single" w:sz="2" w:space="0" w:color="CCCCCC"/>
@@ -9492,7 +10527,7 @@
         <w:trPr/>
         <w:tc>
           <w:tcPr>
-            <w:tcW w:w="3398" w:type="dxa"/>
+            <w:tcW w:w="3399" w:type="dxa"/>
             <w:tcBorders>
               <w:top w:val="single" w:sz="2" w:space="0" w:color="CCCCCC"/>
               <w:start w:val="single" w:sz="2" w:space="0" w:color="CCCCCC"/>
@@ -9527,7 +10562,7 @@
         </w:tc>
         <w:tc>
           <w:tcPr>
-            <w:tcW w:w="1002" w:type="dxa"/>
+            <w:tcW w:w="1001" w:type="dxa"/>
             <w:tcBorders>
               <w:top w:val="single" w:sz="2" w:space="0" w:color="CCCCCC"/>
               <w:start w:val="single" w:sz="2" w:space="0" w:color="CCCCCC"/>
@@ -9597,7 +10632,7 @@
         </w:tc>
         <w:tc>
           <w:tcPr>
-            <w:tcW w:w="1238" w:type="dxa"/>
+            <w:tcW w:w="1239" w:type="dxa"/>
             <w:tcBorders>
               <w:top w:val="single" w:sz="2" w:space="0" w:color="CCCCCC"/>
               <w:start w:val="single" w:sz="2" w:space="0" w:color="CCCCCC"/>
@@ -9667,7 +10702,7 @@
         </w:tc>
         <w:tc>
           <w:tcPr>
-            <w:tcW w:w="1242" w:type="dxa"/>
+            <w:tcW w:w="1241" w:type="dxa"/>
             <w:tcBorders>
               <w:top w:val="single" w:sz="2" w:space="0" w:color="CCCCCC"/>
               <w:start w:val="single" w:sz="2" w:space="0" w:color="CCCCCC"/>
@@ -9718,7 +10753,7 @@
           <w:sz w:val="18"/>
           <w:szCs w:val="18"/>
         </w:rPr>
-        <w:t>Table B7. CRAG is not top-scoring in 3 of 5 courses — reported directly.</w:t>
+        <w:t>Table B8. CRAG is not top-scoring in 3 of 5 courses — reported directly.</w:t>
       </w:r>
     </w:p>
     <w:p>
@@ -9736,7 +10771,7 @@
           <w:sz w:val="22"/>
           <w:szCs w:val="22"/>
         </w:rPr>
-        <w:t>B10. Deployment Latency</w:t>
+        <w:t>B11. Deployment Latency</w:t>
       </w:r>
     </w:p>
     <w:tbl>
@@ -9754,8 +10789,8 @@
       </w:tblPr>
       <w:tblGrid>
         <w:gridCol w:w="3200"/>
-        <w:gridCol w:w="3078"/>
-        <w:gridCol w:w="3082"/>
+        <w:gridCol w:w="3079"/>
+        <w:gridCol w:w="3081"/>
       </w:tblGrid>
       <w:tr>
         <w:trPr>
@@ -9793,7 +10828,7 @@
         </w:tc>
         <w:tc>
           <w:tcPr>
-            <w:tcW w:w="3078" w:type="dxa"/>
+            <w:tcW w:w="3079" w:type="dxa"/>
             <w:tcBorders>
               <w:top w:val="single" w:sz="2" w:space="0" w:color="2E4099"/>
               <w:start w:val="single" w:sz="2" w:space="0" w:color="2E4099"/>
@@ -9823,7 +10858,7 @@
         </w:tc>
         <w:tc>
           <w:tcPr>
-            <w:tcW w:w="3082" w:type="dxa"/>
+            <w:tcW w:w="3081" w:type="dxa"/>
             <w:tcBorders>
               <w:top w:val="single" w:sz="2" w:space="0" w:color="2E4099"/>
               <w:start w:val="single" w:sz="2" w:space="0" w:color="2E4099"/>
@@ -9891,7 +10926,7 @@
         </w:tc>
         <w:tc>
           <w:tcPr>
-            <w:tcW w:w="3078" w:type="dxa"/>
+            <w:tcW w:w="3079" w:type="dxa"/>
             <w:tcBorders>
               <w:top w:val="single" w:sz="2" w:space="0" w:color="CCCCCC"/>
               <w:start w:val="single" w:sz="2" w:space="0" w:color="CCCCCC"/>
@@ -9926,7 +10961,7 @@
         </w:tc>
         <w:tc>
           <w:tcPr>
-            <w:tcW w:w="3082" w:type="dxa"/>
+            <w:tcW w:w="3081" w:type="dxa"/>
             <w:tcBorders>
               <w:top w:val="single" w:sz="2" w:space="0" w:color="CCCCCC"/>
               <w:start w:val="single" w:sz="2" w:space="0" w:color="CCCCCC"/>
@@ -9999,7 +11034,7 @@
         </w:tc>
         <w:tc>
           <w:tcPr>
-            <w:tcW w:w="3078" w:type="dxa"/>
+            <w:tcW w:w="3079" w:type="dxa"/>
             <w:tcBorders>
               <w:top w:val="single" w:sz="2" w:space="0" w:color="CCCCCC"/>
               <w:start w:val="single" w:sz="2" w:space="0" w:color="CCCCCC"/>
@@ -10034,7 +11069,7 @@
         </w:tc>
         <w:tc>
           <w:tcPr>
-            <w:tcW w:w="3082" w:type="dxa"/>
+            <w:tcW w:w="3081" w:type="dxa"/>
             <w:tcBorders>
               <w:top w:val="single" w:sz="2" w:space="0" w:color="CCCCCC"/>
               <w:start w:val="single" w:sz="2" w:space="0" w:color="CCCCCC"/>
@@ -10085,7 +11120,7 @@
           <w:sz w:val="18"/>
           <w:szCs w:val="18"/>
         </w:rPr>
-        <w:t>Table B8. Offline mode is 2.93× faster and free — source: offline/nyansapo_offline.py, committed.</w:t>
+        <w:t>Table B9. Offline mode is 2.93× faster and free.</w:t>
       </w:r>
     </w:p>
     <w:p>
@@ -10103,7 +11138,7 @@
           <w:sz w:val="22"/>
           <w:szCs w:val="22"/>
         </w:rPr>
-        <w:t>B11. User Trust Study</w:t>
+        <w:t>B12. User Trust Study</w:t>
       </w:r>
     </w:p>
     <w:p>
@@ -10119,7 +11154,7 @@
           <w:sz w:val="21"/>
           <w:szCs w:val="21"/>
         </w:rPr>
-        <w:t>n=298 KNUST students (219 CS, 79 non-CS; 152 male, 144 female, 2 gender field blank). Overall trust: 4.1795 ± 0.8343, significantly above the 3.0 midpoint (t=24.3252, p&lt;0.000001). NASA-TLX cognitive load: 1.8761 ± 0.9051. CS vs non-CS: 4.2492 vs 3.9814 (Mann-Whitney U=10145.0, p=0.005008). Gender: Male 4.2199 vs Female 4.1369 (U=11492.5, p=0.430662, not significant).</w:t>
+        <w:t>n=298 KNUST students (219 CS, 79 non-CS; 152 male, 144 female, 2 gender field blank). Overall trust: 4.1795 ± 0.8343, significantly above the 3.0 midpoint (t=24.3252, p&lt;0.000001). NASA-TLX cognitive load: 1.8761 ± 0.9051. CS vs non-CS: 4.2492 vs 3.9814 (Mann-Whitney U=10145.0, p=0.005008). Gender: Male 4.2199 vs Female 4.1369 (U=11492.5, p=0.430662, not significant). These numbers are reproduced from the committed notebook cell executed against data/user_study_anonymized.csv, verified end-to-end following the column-rename fix (§Corrections Ledger).</w:t>
       </w:r>
     </w:p>
     <w:p>
@@ -10137,7 +11172,7 @@
           <w:sz w:val="22"/>
           <w:szCs w:val="22"/>
         </w:rPr>
-        <w:t>B12. Non-Confirmatory Results</w:t>
+        <w:t>B13. Non-Confirmatory Results</w:t>
       </w:r>
     </w:p>
     <w:p>
@@ -10189,7 +11224,7 @@
           <w:sz w:val="21"/>
           <w:szCs w:val="21"/>
         </w:rPr>
-        <w:t>Not significant at n=200 (p=0.056). Achieved power 0.4436 per the audit script's Block V1c; n≥413 required for 80% power. Inconclusive, not absence of effect.</w:t>
+        <w:t>Inconclusive per the Null Clearance Certificate (§B8) — five of six structural conditions pass, only statistical power fails (achieved power=0.4436, n≥413 required).</w:t>
       </w:r>
     </w:p>
     <w:p>
@@ -10215,7 +11250,7 @@
           <w:sz w:val="21"/>
           <w:szCs w:val="21"/>
         </w:rPr>
-        <w:t>CRAG not top-performing in 3 of 5 courses (Table B7).</w:t>
+        <w:t>CRAG not top-performing in 3 of 5 courses (Table B8).</w:t>
       </w:r>
     </w:p>
     <w:p>
@@ -10268,6 +11303,32 @@
           <w:szCs w:val="21"/>
         </w:rPr>
         <w:t>Post-hoc, test-outcome-based — the test set is not a held-out estimate for the deployed model (§A6).</w:t>
+      </w:r>
+    </w:p>
+    <w:p>
+      <w:pPr>
+        <w:pStyle w:val="Normal"/>
+        <w:spacing w:lineRule="auto" w:line="300" w:before="80" w:after="80"/>
+        <w:jc w:val="both"/>
+        <w:rPr/>
+      </w:pPr>
+      <w:r>
+        <w:rPr>
+          <w:rFonts w:eastAsia="Arial" w:cs="Arial"/>
+          <w:b/>
+          <w:bCs/>
+          <w:sz w:val="21"/>
+          <w:szCs w:val="21"/>
+        </w:rPr>
+        <w:t xml:space="preserve">BM25-only generation quality: </w:t>
+      </w:r>
+      <w:r>
+        <w:rPr>
+          <w:rFonts w:eastAsia="Arial" w:cs="Arial"/>
+          <w:sz w:val="21"/>
+          <w:szCs w:val="21"/>
+        </w:rPr>
+        <w:t>27 of 200 non-empty answers score zero ROUGE-L, predominantly truncated list fragments (§B7).</w:t>
       </w:r>
     </w:p>
     <w:p>
@@ -10426,12 +11487,11 @@
       </w:pPr>
     </w:pPrDefault>
   </w:docDefaults>
-  <w:style w:type="paragraph" w:styleId="Normal">
+  <w:style w:type="paragraph" w:styleId="Normal" w:default="1">
     <w:name w:val="Normal"/>
     <w:qFormat/>
     <w:pPr>
       <w:widowControl/>
-      <w:suppressAutoHyphens w:val="true"/>
       <w:bidi w:val="0"/>
       <w:spacing w:before="0" w:after="0"/>
       <w:jc w:val="start"/>
@@ -10447,7 +11507,8 @@
   </w:style>
   <w:style w:type="paragraph" w:styleId="Heading1">
     <w:name w:val="heading 1"/>
-    <w:basedOn w:val="Heading"/>
+    <w:basedOn w:val="Normal"/>
+    <w:next w:val="Normal"/>
     <w:qFormat/>
     <w:pPr>
       <w:spacing w:before="300" w:after="100"/>
@@ -10464,7 +11525,8 @@
   </w:style>
   <w:style w:type="paragraph" w:styleId="Heading2">
     <w:name w:val="heading 2"/>
-    <w:basedOn w:val="Heading"/>
+    <w:basedOn w:val="Normal"/>
+    <w:next w:val="Normal"/>
     <w:qFormat/>
     <w:pPr>
       <w:spacing w:before="200" w:after="80"/>
@@ -10481,7 +11543,8 @@
   </w:style>
   <w:style w:type="paragraph" w:styleId="Heading3">
     <w:name w:val="heading 3"/>
-    <w:basedOn w:val="Heading"/>
+    <w:basedOn w:val="Normal"/>
+    <w:next w:val="Normal"/>
     <w:qFormat/>
     <w:pPr/>
     <w:rPr>
@@ -10492,7 +11555,8 @@
   </w:style>
   <w:style w:type="paragraph" w:styleId="Heading4">
     <w:name w:val="heading 4"/>
-    <w:basedOn w:val="Heading"/>
+    <w:basedOn w:val="Normal"/>
+    <w:next w:val="Normal"/>
     <w:qFormat/>
     <w:pPr/>
     <w:rPr>
@@ -10503,7 +11567,8 @@
   </w:style>
   <w:style w:type="paragraph" w:styleId="Heading5">
     <w:name w:val="heading 5"/>
-    <w:basedOn w:val="Heading"/>
+    <w:basedOn w:val="Normal"/>
+    <w:next w:val="Normal"/>
     <w:qFormat/>
     <w:pPr/>
     <w:rPr>
@@ -10512,7 +11577,8 @@
   </w:style>
   <w:style w:type="paragraph" w:styleId="Heading6">
     <w:name w:val="heading 6"/>
-    <w:basedOn w:val="Heading"/>
+    <w:basedOn w:val="Normal"/>
+    <w:next w:val="Normal"/>
     <w:qFormat/>
     <w:pPr/>
     <w:rPr>
@@ -10528,18 +11594,11 @@
       <w:u w:val="single"/>
     </w:rPr>
   </w:style>
-  <w:style w:type="character" w:styleId="FootnoteCharactersuser">
-    <w:name w:val="Footnote Characters (user)"/>
+  <w:style w:type="character" w:styleId="FootnoteCharacters">
+    <w:name w:val="Footnote Characters"/>
     <w:uiPriority w:val="99"/>
     <w:semiHidden/>
     <w:unhideWhenUsed/>
-    <w:qFormat/>
-    <w:rPr>
-      <w:vertAlign w:val="superscript"/>
-    </w:rPr>
-  </w:style>
-  <w:style w:type="character" w:styleId="FootnoteCharacters">
-    <w:name w:val="Footnote Characters"/>
     <w:qFormat/>
     <w:rPr>
       <w:vertAlign w:val="superscript"/>
@@ -10563,18 +11622,11 @@
       <w:szCs w:val="20"/>
     </w:rPr>
   </w:style>
-  <w:style w:type="character" w:styleId="EndnoteCharactersuser">
-    <w:name w:val="Endnote Characters (user)"/>
+  <w:style w:type="character" w:styleId="EndnoteCharacters">
+    <w:name w:val="Endnote Characters"/>
     <w:uiPriority w:val="99"/>
     <w:semiHidden/>
     <w:unhideWhenUsed/>
-    <w:qFormat/>
-    <w:rPr>
-      <w:vertAlign w:val="superscript"/>
-    </w:rPr>
-  </w:style>
-  <w:style w:type="character" w:styleId="EndnoteCharacters">
-    <w:name w:val="Endnote Characters"/>
     <w:qFormat/>
     <w:rPr>
       <w:vertAlign w:val="superscript"/>
@@ -10658,7 +11710,8 @@
   </w:style>
   <w:style w:type="paragraph" w:styleId="Title">
     <w:name w:val="Title"/>
-    <w:basedOn w:val="Heading"/>
+    <w:basedOn w:val="Normal"/>
+    <w:next w:val="Normal"/>
     <w:qFormat/>
     <w:pPr/>
     <w:rPr>
@@ -10668,43 +11721,21 @@
   </w:style>
   <w:style w:type="paragraph" w:styleId="StrongEmphasis">
     <w:name w:val="Strong Emphasis"/>
+    <w:basedOn w:val="Normal"/>
+    <w:next w:val="Normal"/>
     <w:qFormat/>
-    <w:pPr>
-      <w:widowControl/>
-      <w:suppressAutoHyphens w:val="true"/>
-      <w:bidi w:val="0"/>
-      <w:spacing w:before="0" w:after="0"/>
-      <w:jc w:val="start"/>
-    </w:pPr>
+    <w:pPr/>
     <w:rPr>
-      <w:rFonts w:ascii="Arial" w:hAnsi="Arial" w:eastAsia="Arial" w:cs="Arial"/>
       <w:b/>
       <w:bCs/>
-      <w:color w:val="auto"/>
-      <w:kern w:val="0"/>
-      <w:sz w:val="21"/>
-      <w:szCs w:val="21"/>
-      <w:lang w:val="en-GH" w:eastAsia="zh-CN" w:bidi="hi-IN"/>
     </w:rPr>
   </w:style>
   <w:style w:type="paragraph" w:styleId="ListParagraph">
     <w:name w:val="List Paragraph"/>
+    <w:basedOn w:val="Normal"/>
     <w:qFormat/>
-    <w:pPr>
-      <w:widowControl/>
-      <w:suppressAutoHyphens w:val="true"/>
-      <w:bidi w:val="0"/>
-      <w:spacing w:before="0" w:after="0"/>
-      <w:jc w:val="start"/>
-    </w:pPr>
-    <w:rPr>
-      <w:rFonts w:ascii="Arial" w:hAnsi="Arial" w:eastAsia="Arial" w:cs="Arial"/>
-      <w:color w:val="auto"/>
-      <w:kern w:val="0"/>
-      <w:sz w:val="21"/>
-      <w:szCs w:val="21"/>
-      <w:lang w:val="en-GH" w:eastAsia="zh-CN" w:bidi="hi-IN"/>
-    </w:rPr>
+    <w:pPr/>
+    <w:rPr/>
   </w:style>
   <w:style w:type="paragraph" w:styleId="FootnoteText">
     <w:name w:val="footnote text"/>
@@ -10740,9 +11771,9 @@
 </file>
 
 <file path=word/theme/theme1.xml><?xml version="1.0" encoding="utf-8"?>
-<a:theme xmlns:a="http://schemas.openxmlformats.org/drawingml/2006/main" xmlns:r="http://schemas.openxmlformats.org/officeDocument/2006/relationships" name="Office">
+<a:theme xmlns:a="http://schemas.openxmlformats.org/drawingml/2006/main" xmlns:r="http://schemas.openxmlformats.org/officeDocument/2006/relationships" name="Office Theme">
   <a:themeElements>
-    <a:clrScheme name="LibreOffice">
+    <a:clrScheme name="Office">
       <a:dk1>
         <a:srgbClr val="000000"/>
       </a:dk1>
@@ -10750,46 +11781,46 @@
         <a:srgbClr val="FFFFFF"/>
       </a:lt1>
       <a:dk2>
-        <a:srgbClr val="000000"/>
+        <a:srgbClr val="44546A"/>
       </a:dk2>
       <a:lt2>
-        <a:srgbClr val="FFFFFF"/>
+        <a:srgbClr val="E7E6E6"/>
       </a:lt2>
       <a:accent1>
-        <a:srgbClr val="18A303"/>
+        <a:srgbClr val="4472C4"/>
       </a:accent1>
       <a:accent2>
-        <a:srgbClr val="0369A3"/>
+        <a:srgbClr val="ED7D31"/>
       </a:accent2>
       <a:accent3>
-        <a:srgbClr val="A33E03"/>
+        <a:srgbClr val="A5A5A5"/>
       </a:accent3>
       <a:accent4>
-        <a:srgbClr val="8E03A3"/>
+        <a:srgbClr val="FFC000"/>
       </a:accent4>
       <a:accent5>
-        <a:srgbClr val="C99C00"/>
+        <a:srgbClr val="5B9BD5"/>
       </a:accent5>
       <a:accent6>
-        <a:srgbClr val="C9211E"/>
+        <a:srgbClr val="70AD47"/>
       </a:accent6>
       <a:hlink>
-        <a:srgbClr val="0000EE"/>
+        <a:srgbClr val="0563C1"/>
       </a:hlink>
       <a:folHlink>
-        <a:srgbClr val="551A8B"/>
+        <a:srgbClr val="954F72"/>
       </a:folHlink>
     </a:clrScheme>
     <a:fontScheme name="Office">
       <a:majorFont>
-        <a:latin typeface="Arial" pitchFamily="0" charset="1"/>
-        <a:ea typeface="DejaVu Sans" pitchFamily="0" charset="1"/>
-        <a:cs typeface="DejaVu Sans" pitchFamily="0" charset="1"/>
+        <a:latin typeface="Calibri Light" panose="020F0302020204030204" pitchFamily="0" charset="1"/>
+        <a:ea typeface=""/>
+        <a:cs typeface=""/>
       </a:majorFont>
       <a:minorFont>
-        <a:latin typeface="Arial" pitchFamily="0" charset="1"/>
-        <a:ea typeface="DejaVu Sans" pitchFamily="0" charset="1"/>
-        <a:cs typeface="DejaVu Sans" pitchFamily="0" charset="1"/>
+        <a:latin typeface="Calibri" panose="020F0502020204030204" pitchFamily="0" charset="1"/>
+        <a:ea typeface=""/>
+        <a:cs typeface=""/>
       </a:minorFont>
     </a:fontScheme>
     <a:fmtScheme>
@@ -10797,25 +11828,67 @@
         <a:solidFill>
           <a:schemeClr val="phClr"/>
         </a:solidFill>
-        <a:solidFill>
-          <a:schemeClr val="phClr"/>
-        </a:solidFill>
-        <a:solidFill>
-          <a:schemeClr val="phClr"/>
-        </a:solidFill>
+        <a:gradFill>
+          <a:gsLst>
+            <a:gs pos="0">
+              <a:schemeClr val="phClr">
+                <a:lumMod val="110000"/>
+                <a:tint val="67000"/>
+              </a:schemeClr>
+            </a:gs>
+            <a:gs pos="50000">
+              <a:schemeClr val="phClr">
+                <a:lumMod val="105000"/>
+                <a:tint val="73000"/>
+              </a:schemeClr>
+            </a:gs>
+            <a:gs pos="100000">
+              <a:schemeClr val="phClr">
+                <a:lumMod val="105000"/>
+                <a:tint val="81000"/>
+              </a:schemeClr>
+            </a:gs>
+          </a:gsLst>
+          <a:lin ang="5400000" scaled="0"/>
+          <a:tileRect l="0" t="0" r="0" b="0"/>
+        </a:gradFill>
+        <a:gradFill>
+          <a:gsLst>
+            <a:gs pos="0">
+              <a:schemeClr val="phClr">
+                <a:lumMod val="102000"/>
+                <a:tint val="94000"/>
+              </a:schemeClr>
+            </a:gs>
+            <a:gs pos="50000">
+              <a:schemeClr val="phClr">
+                <a:lumMod val="100000"/>
+                <a:shade val="100000"/>
+              </a:schemeClr>
+            </a:gs>
+            <a:gs pos="100000">
+              <a:schemeClr val="phClr">
+                <a:lumMod val="99000"/>
+                <a:shade val="78000"/>
+              </a:schemeClr>
+            </a:gs>
+          </a:gsLst>
+          <a:lin ang="5400000" scaled="0"/>
+          <a:tileRect l="0" t="0" r="0" b="0"/>
+        </a:gradFill>
       </a:fillStyleLst>
       <a:lnStyleLst>
         <a:ln w="6350" cap="flat" cmpd="sng" algn="ctr">
           <a:prstDash val="solid"/>
-          <a:miter/>
+          <a:miter lim="800000"/>
         </a:ln>
-        <a:ln w="6350" cap="flat" cmpd="sng" algn="ctr">
+        <a:ln w="12700" cap="flat" cmpd="sng" algn="ctr">
           <a:prstDash val="solid"/>
-          <a:miter/>
+          <a:miter lim="800000"/>
         </a:ln>
-        <a:ln w="6350" cap="flat" cmpd="sng" algn="ctr">
+        <a:ln w="19050" cap="flat" cmpd="sng" algn="ctr">
           <a:prstDash val="solid"/>
-          <a:miter/>
+          <a:miter lim="800000"/>
         </a:ln>
       </a:lnStyleLst>
       <a:effectStyleLst>
@@ -10834,11 +11907,35 @@
           <a:schemeClr val="phClr"/>
         </a:solidFill>
         <a:solidFill>
-          <a:schemeClr val="phClr"/>
+          <a:schemeClr val="phClr">
+            <a:tint val="95000"/>
+          </a:schemeClr>
         </a:solidFill>
-        <a:solidFill>
-          <a:schemeClr val="phClr"/>
-        </a:solidFill>
+        <a:gradFill>
+          <a:gsLst>
+            <a:gs pos="0">
+              <a:schemeClr val="phClr">
+                <a:tint val="93000"/>
+                <a:shade val="98000"/>
+                <a:lumMod val="102000"/>
+              </a:schemeClr>
+            </a:gs>
+            <a:gs pos="50000">
+              <a:schemeClr val="phClr">
+                <a:tint val="98000"/>
+                <a:shade val="90000"/>
+                <a:lumMod val="103000"/>
+              </a:schemeClr>
+            </a:gs>
+            <a:gs pos="100000">
+              <a:schemeClr val="phClr">
+                <a:shade val="63000"/>
+              </a:schemeClr>
+            </a:gs>
+          </a:gsLst>
+          <a:lin ang="5400000" scaled="0"/>
+          <a:tileRect l="0" t="0" r="0" b="0"/>
+        </a:gradFill>
       </a:bgFillStyleLst>
     </a:fmtScheme>
   </a:themeElements>

--- a/docs/Group1_Method_and_Results.docx
+++ b/docs/Group1_Method_and_Results.docx
@@ -541,7 +541,7 @@
                 <w:sz w:val="18"/>
                 <w:szCs w:val="18"/>
               </w:rPr>
-              <w:t>Same-environment isolation experiment: leaked-fit reproduced deliberately and run in the current environment alongside the fixed version, same 20 seeds. Isolated code-fix-only effect: +0.0081 (p=0.642, d=0.058) — not significant. The +0.086 historical gap is attributable primarily to the concurrent scikit-learn 1.3.0→1.6.1 / torch 2.1.2→2.11.0 change, not the C1 methodological fix. Saved at data/x5_isolation_v3.json</w:t>
+              <w:t>Same-environment isolation experiment: leaked-fit reproduced deliberately and run in the current environment alongside the fixed version, same 20 seeds. Isolated code-fix-only effect: +0.0081 (p=0.642, d=0.058) — not significant. The +0.086 historical gap is consistent with being attributable primarily to the concurrent scikit-learn 1.3.0→1.6.1 / torch 2.1.2→2.11.0 change, not the C1 methodological fix. Saved at data/x5_isolation_v3.json</w:t>
             </w:r>
           </w:p>
         </w:tc>
@@ -1502,7 +1502,7 @@
           <w:sz w:val="21"/>
           <w:szCs w:val="21"/>
         </w:rPr>
-        <w:t>A baseline Nyansapo-QIC trained with standard cross-entropy achieved a mean Macro F1 of 0.1976 (±0.0836) across 20 seeded runs, with per-class recall collapsing to 0.00 on Explanation and Identification at seed 42 despite the classifier defaulting to the majority Definition class (83/145 training examples, 57.2%). This class-collapse behaviour is the empirical diagnostic motivating the weighted cross-entropy intervention.</w:t>
+        <w:t>A baseline Nyansapo-QIC trained with standard cross-entropy achieved a mean Macro F1 of 0.1976 (±0.0836) across 20 seeded runs, with per-class recall collapsing to 0.00 on every non-majority class (Explanation, Identification, Procedural, Out-of-scope) at seed 42: the classifier predicted the majority Definition class (83/145 examples, 57.2%) for all 22 test queries (Definition recall 1.00, accuracy 0.59, Macro F1 0.1486). This class-collapse behaviour is the empirical diagnostic motivating the weighted cross-entropy intervention.</w:t>
       </w:r>
     </w:p>
     <w:p>
@@ -1691,6 +1691,22 @@
     </w:p>
     <w:p>
       <w:pPr>
+        <w:pStyle w:val="Normal"/>
+        <w:spacing w:lineRule="auto" w:line="300" w:before="80" w:after="80"/>
+        <w:jc w:val="both"/>
+        <w:rPr/>
+      </w:pPr>
+      <w:r>
+        <w:rPr>
+          <w:rFonts w:eastAsia="Arial" w:cs="Arial"/>
+          <w:sz w:val="21"/>
+          <w:szCs w:val="21"/>
+        </w:rPr>
+        <w:t>Static scan of the committed notebook. A regular-expression scan of the notebook's code cells (counting from 0, as the supervisor's audit script does) lists two pre-split fits besides the production fit. Both are diagnostic only and neither is passed into any reported model: (1) full_vec.fit(questions) in cell 9, used solely to build the full-dataset vocabulary for the self-test above; and (2) train_model_v2_LEAKED_REPRO in cell 12, a deliberate reproduction of the original leak used solely to produce the "Leaked" row of Table A1. The production path, train_model_v2, contains only the inside-fold fit vec.fit_transform(q_train) (cell 7), and every reported classifier number is produced through it.</w:t>
+      </w:r>
+    </w:p>
+    <w:p>
+      <w:pPr>
         <w:pStyle w:val="Heading3"/>
         <w:spacing w:before="160" w:after="60"/>
         <w:rPr/>
@@ -2105,7 +2121,7 @@
           <w:sz w:val="21"/>
           <w:szCs w:val="21"/>
         </w:rPr>
-        <w:t>The isolated effect of the C1 code fix alone is +0.0081 Macro F1 (Wilcoxon p=0.642, Cohen's d=0.058) — not statistically significant. This confirms the previously reported +0.086 historical shift is attributable primarily to the concurrent library version change, not to the C1 methodological correction itself. The C1 fix remains methodologically necessary regardless of its numerical effect, since it closes a genuine test-set leak. The primary baseline-vs-engineered result reported in §B1 (0.1976 vs 0.7074, p=0.000088, d=3.0005) is unaffected by this finding, as both conditions were computed within the same fixed pipeline and the same environment.</w:t>
+        <w:t>The isolated effect of the C1 code fix alone is +0.0081 Macro F1 (Wilcoxon p=0.642, Cohen's d=0.058) — not statistically significant. This suggests the previously reported +0.086 historical shift is consistent with being attributable primarily to the concurrent library version change, not to the C1 methodological correction itself. The C1 fix remains methodologically necessary regardless of its numerical effect, since it closes a genuine test-set leak. The primary baseline-vs-engineered result reported in §B1 (0.1976 vs 0.7074, p=0.000088, d=3.0005) is unaffected by this finding, as both conditions were computed within the same fixed pipeline and the same environment.</w:t>
       </w:r>
     </w:p>
     <w:p>
@@ -2280,7 +2296,7 @@
           <w:sz w:val="21"/>
           <w:szCs w:val="21"/>
         </w:rPr>
-        <w:t>200 gold-standard QA pairs were curated from KNUST course exam materials, answer keys, and lecture slides across five courses (40 pairs each): CSM 478 Computer Networks, MCS 472 Fundamentals of Entrepreneurship, Computer Security and Penetration Testing, Expert Systems, Introduction to Compilers. Two team members independently reviewed 20% of pairs against source documents (93.3% raw agreement).</w:t>
+        <w:t>200 gold-standard QA pairs were curated from KNUST course exam materials, answer keys, and lecture slides across five courses (40 pairs each): CSM 478 Computer Networks, MCS 472 Fundamentals of Entrepreneurship, Computer Security and Penetration Testing, Expert Systems, Introduction to Compilers. Two team members independently reviewed 20% of the pairs (n=40) against source documents.</w:t>
       </w:r>
     </w:p>
     <w:p>
@@ -2408,7 +2424,7 @@
           <w:sz w:val="21"/>
           <w:szCs w:val="21"/>
         </w:rPr>
-        <w:t>Framework versions at the time of the reported run: Python 3.13, NumPy 2.1.3, pandas 2.2.3, SciPy 1.16.3, scikit-learn 1.6.1, PyTorch 2.11.0+cu130. The originally pinned scikit-learn 1.3.0 and torch 2.1.2 could not be reproduced on the current Colab runtime (no compatible pre-built wheel); this version drift is disclosed as a finding, and its effect on the headline classifier result is isolated and quantified in §A3.4 rather than left as an unattributed confound.</w:t>
+        <w:t>Framework versions at the time of the reported run: Python 3.13, NumPy 2.1.3, pandas 2.2.3, SciPy 1.16.3, scikit-learn 1.6.1, PyTorch 2.11.0 (CUDA build +cu128 in the audit-script run, +cu130 in the final same-environment re-run; the version guard compares the base version 2.11.0 only). The originally pinned scikit-learn 1.3.0 and torch 2.1.2 could not be reproduced on the current Colab runtime (no compatible pre-built wheel); this version drift is disclosed as a finding, and its effect on the headline classifier result is isolated and quantified in §A3.4 rather than left as an unattributed confound.</w:t>
       </w:r>
     </w:p>
     <w:p>
@@ -2568,7 +2584,7 @@
           <w:sz w:val="21"/>
           <w:szCs w:val="21"/>
         </w:rPr>
-        <w:t>All results below are computed under the single canonical pipeline. No causal or interpretive language is used; the ablation table demonstrates the engineered component's contribution directly rather than through prose assertion.</w:t>
+        <w:t>All results below are computed under the single canonical pipeline. Interpretive statements are confined to clearly labelled sentences; the ablation table demonstrates the engineered component's contribution directly rather than through prose assertion.</w:t>
       </w:r>
     </w:p>
     <w:p>
@@ -3856,6 +3872,7 @@
         <w:gridCol w:w="1640"/>
         <w:gridCol w:w="1640"/>
         <w:gridCol w:w="1640"/>
+        <w:gridCol w:w="1640"/>
       </w:tblGrid>
       <w:tr>
         <w:trPr>
@@ -3977,7 +3994,7 @@
                 <w:sz w:val="18"/>
                 <w:szCs w:val="18"/>
               </w:rPr>
-              <w:t>Recall (seed 42)</w:t>
+              <w:t>Recall, baseline (seed 42)</w:t>
             </w:r>
           </w:p>
         </w:tc>
@@ -4007,6 +4024,36 @@
                 <w:sz w:val="18"/>
                 <w:szCs w:val="18"/>
               </w:rPr>
+              <w:t>Recall, engineered (seed 42)</w:t>
+            </w:r>
+          </w:p>
+        </w:tc>
+        <w:tc>
+          <w:tcPr>
+            <w:tcW w:w="1640" w:type="dxa"/>
+            <w:tcBorders>
+              <w:top w:val="single" w:sz="2" w:space="0" w:color="2E4099"/>
+              <w:start w:val="single" w:sz="2" w:space="0" w:color="2E4099"/>
+              <w:bottom w:val="single" w:sz="2" w:space="0" w:color="2E4099"/>
+              <w:end w:val="single" w:sz="2" w:space="0" w:color="2E4099"/>
+            </w:tcBorders>
+            <w:shd w:fill="2E4099" w:val="clear"/>
+          </w:tcPr>
+          <w:p>
+            <w:pPr>
+              <w:pStyle w:val="Normal"/>
+              <w:jc w:val="center"/>
+              <w:rPr/>
+            </w:pPr>
+            <w:r>
+              <w:rPr>
+                <w:rFonts w:eastAsia="Arial" w:cs="Arial"/>
+                <w:b/>
+                <w:bCs/>
+                <w:color w:val="FFFFFF"/>
+                <w:sz w:val="18"/>
+                <w:szCs w:val="18"/>
+              </w:rPr>
               <w:t>Support (test)</w:t>
             </w:r>
           </w:p>
@@ -4150,7 +4197,42 @@
                 <w:sz w:val="18"/>
                 <w:szCs w:val="18"/>
               </w:rPr>
-              <w:t>0.6923</w:t>
+              <w:t>1.0000</w:t>
+            </w:r>
+          </w:p>
+        </w:tc>
+        <w:tc>
+          <w:tcPr>
+            <w:tcW w:w="1640" w:type="dxa"/>
+            <w:tcBorders>
+              <w:top w:val="single" w:sz="2" w:space="0" w:color="CCCCCC"/>
+              <w:start w:val="single" w:sz="2" w:space="0" w:color="CCCCCC"/>
+              <w:bottom w:val="single" w:sz="2" w:space="0" w:color="CCCCCC"/>
+              <w:end w:val="single" w:sz="2" w:space="0" w:color="CCCCCC"/>
+            </w:tcBorders>
+            <w:shd w:fill="FFFFFF" w:val="clear"/>
+            <w:tcMar>
+              <w:top w:w="60" w:type="dxa"/>
+              <w:bottom w:w="60" w:type="dxa"/>
+            </w:tcMar>
+            <w:vAlign w:val="center"/>
+          </w:tcPr>
+          <w:p>
+            <w:pPr>
+              <w:pStyle w:val="Normal"/>
+              <w:spacing w:before="30" w:after="30"/>
+              <w:jc w:val="center"/>
+              <w:rPr/>
+            </w:pPr>
+            <w:r>
+              <w:rPr>
+                <w:rFonts w:eastAsia="Arial" w:cs="Arial"/>
+                <w:b w:val="false"/>
+                <w:bCs w:val="false"/>
+                <w:sz w:val="18"/>
+                <w:szCs w:val="18"/>
+              </w:rPr>
+              <w:t>0.7692</w:t>
             </w:r>
           </w:p>
         </w:tc>
@@ -4363,6 +4445,41 @@
                 <w:sz w:val="18"/>
                 <w:szCs w:val="18"/>
               </w:rPr>
+              <w:t>0.7500</w:t>
+            </w:r>
+          </w:p>
+        </w:tc>
+        <w:tc>
+          <w:tcPr>
+            <w:tcW w:w="1640" w:type="dxa"/>
+            <w:tcBorders>
+              <w:top w:val="single" w:sz="2" w:space="0" w:color="CCCCCC"/>
+              <w:start w:val="single" w:sz="2" w:space="0" w:color="CCCCCC"/>
+              <w:bottom w:val="single" w:sz="2" w:space="0" w:color="CCCCCC"/>
+              <w:end w:val="single" w:sz="2" w:space="0" w:color="CCCCCC"/>
+            </w:tcBorders>
+            <w:shd w:fill="FADBD8" w:val="clear"/>
+            <w:tcMar>
+              <w:top w:w="60" w:type="dxa"/>
+              <w:bottom w:w="60" w:type="dxa"/>
+            </w:tcMar>
+            <w:vAlign w:val="center"/>
+          </w:tcPr>
+          <w:p>
+            <w:pPr>
+              <w:pStyle w:val="Normal"/>
+              <w:spacing w:before="30" w:after="30"/>
+              <w:jc w:val="center"/>
+              <w:rPr/>
+            </w:pPr>
+            <w:r>
+              <w:rPr>
+                <w:rFonts w:eastAsia="Arial" w:cs="Arial"/>
+                <w:b w:val="false"/>
+                <w:bCs w:val="false"/>
+                <w:sz w:val="18"/>
+                <w:szCs w:val="18"/>
+              </w:rPr>
               <w:t>4</w:t>
             </w:r>
           </w:p>
@@ -4541,6 +4658,41 @@
                 <w:sz w:val="18"/>
                 <w:szCs w:val="18"/>
               </w:rPr>
+              <w:t>1.0000</w:t>
+            </w:r>
+          </w:p>
+        </w:tc>
+        <w:tc>
+          <w:tcPr>
+            <w:tcW w:w="1640" w:type="dxa"/>
+            <w:tcBorders>
+              <w:top w:val="single" w:sz="2" w:space="0" w:color="CCCCCC"/>
+              <w:start w:val="single" w:sz="2" w:space="0" w:color="CCCCCC"/>
+              <w:bottom w:val="single" w:sz="2" w:space="0" w:color="CCCCCC"/>
+              <w:end w:val="single" w:sz="2" w:space="0" w:color="CCCCCC"/>
+            </w:tcBorders>
+            <w:shd w:fill="FADBD8" w:val="clear"/>
+            <w:tcMar>
+              <w:top w:w="60" w:type="dxa"/>
+              <w:bottom w:w="60" w:type="dxa"/>
+            </w:tcMar>
+            <w:vAlign w:val="center"/>
+          </w:tcPr>
+          <w:p>
+            <w:pPr>
+              <w:pStyle w:val="Normal"/>
+              <w:spacing w:before="30" w:after="30"/>
+              <w:jc w:val="center"/>
+              <w:rPr/>
+            </w:pPr>
+            <w:r>
+              <w:rPr>
+                <w:rFonts w:eastAsia="Arial" w:cs="Arial"/>
+                <w:b w:val="false"/>
+                <w:bCs w:val="false"/>
+                <w:sz w:val="18"/>
+                <w:szCs w:val="18"/>
+              </w:rPr>
               <w:t>1</w:t>
             </w:r>
           </w:p>
@@ -4557,7 +4709,7 @@
               <w:bottom w:val="single" w:sz="2" w:space="0" w:color="CCCCCC"/>
               <w:end w:val="single" w:sz="2" w:space="0" w:color="CCCCCC"/>
             </w:tcBorders>
-            <w:shd w:fill="EEF2FF" w:val="clear"/>
+            <w:shd w:fill="FADBD8" w:val="clear"/>
             <w:tcMar>
               <w:top w:w="60" w:type="dxa"/>
               <w:bottom w:w="60" w:type="dxa"/>
@@ -4592,7 +4744,7 @@
               <w:bottom w:val="single" w:sz="2" w:space="0" w:color="CCCCCC"/>
               <w:end w:val="single" w:sz="2" w:space="0" w:color="CCCCCC"/>
             </w:tcBorders>
-            <w:shd w:fill="EEF2FF" w:val="clear"/>
+            <w:shd w:fill="FADBD8" w:val="clear"/>
             <w:tcMar>
               <w:top w:w="60" w:type="dxa"/>
               <w:bottom w:w="60" w:type="dxa"/>
@@ -4627,7 +4779,7 @@
               <w:bottom w:val="single" w:sz="2" w:space="0" w:color="CCCCCC"/>
               <w:end w:val="single" w:sz="2" w:space="0" w:color="CCCCCC"/>
             </w:tcBorders>
-            <w:shd w:fill="EEF2FF" w:val="clear"/>
+            <w:shd w:fill="FADBD8" w:val="clear"/>
             <w:tcMar>
               <w:top w:w="60" w:type="dxa"/>
               <w:bottom w:w="60" w:type="dxa"/>
@@ -4662,7 +4814,42 @@
               <w:bottom w:val="single" w:sz="2" w:space="0" w:color="CCCCCC"/>
               <w:end w:val="single" w:sz="2" w:space="0" w:color="CCCCCC"/>
             </w:tcBorders>
-            <w:shd w:fill="EEF2FF" w:val="clear"/>
+            <w:shd w:fill="FADBD8" w:val="clear"/>
+            <w:tcMar>
+              <w:top w:w="60" w:type="dxa"/>
+              <w:bottom w:w="60" w:type="dxa"/>
+            </w:tcMar>
+            <w:vAlign w:val="center"/>
+          </w:tcPr>
+          <w:p>
+            <w:pPr>
+              <w:pStyle w:val="Normal"/>
+              <w:spacing w:before="30" w:after="30"/>
+              <w:jc w:val="center"/>
+              <w:rPr/>
+            </w:pPr>
+            <w:r>
+              <w:rPr>
+                <w:rFonts w:eastAsia="Arial" w:cs="Arial"/>
+                <w:b w:val="false"/>
+                <w:bCs w:val="false"/>
+                <w:sz w:val="18"/>
+                <w:szCs w:val="18"/>
+              </w:rPr>
+              <w:t>0.0000</w:t>
+            </w:r>
+          </w:p>
+        </w:tc>
+        <w:tc>
+          <w:tcPr>
+            <w:tcW w:w="1640" w:type="dxa"/>
+            <w:tcBorders>
+              <w:top w:val="single" w:sz="2" w:space="0" w:color="CCCCCC"/>
+              <w:start w:val="single" w:sz="2" w:space="0" w:color="CCCCCC"/>
+              <w:bottom w:val="single" w:sz="2" w:space="0" w:color="CCCCCC"/>
+              <w:end w:val="single" w:sz="2" w:space="0" w:color="CCCCCC"/>
+            </w:tcBorders>
+            <w:shd w:fill="FADBD8" w:val="clear"/>
             <w:tcMar>
               <w:top w:w="60" w:type="dxa"/>
               <w:bottom w:w="60" w:type="dxa"/>
@@ -4697,7 +4884,7 @@
               <w:bottom w:val="single" w:sz="2" w:space="0" w:color="CCCCCC"/>
               <w:end w:val="single" w:sz="2" w:space="0" w:color="CCCCCC"/>
             </w:tcBorders>
-            <w:shd w:fill="EEF2FF" w:val="clear"/>
+            <w:shd w:fill="FADBD8" w:val="clear"/>
             <w:tcMar>
               <w:top w:w="60" w:type="dxa"/>
               <w:bottom w:w="60" w:type="dxa"/>
@@ -4735,7 +4922,7 @@
               <w:bottom w:val="single" w:sz="2" w:space="0" w:color="CCCCCC"/>
               <w:end w:val="single" w:sz="2" w:space="0" w:color="CCCCCC"/>
             </w:tcBorders>
-            <w:shd w:fill="FFFFFF" w:val="clear"/>
+            <w:shd w:fill="FADBD8" w:val="clear"/>
             <w:tcMar>
               <w:top w:w="60" w:type="dxa"/>
               <w:bottom w:w="60" w:type="dxa"/>
@@ -4770,7 +4957,7 @@
               <w:bottom w:val="single" w:sz="2" w:space="0" w:color="CCCCCC"/>
               <w:end w:val="single" w:sz="2" w:space="0" w:color="CCCCCC"/>
             </w:tcBorders>
-            <w:shd w:fill="FFFFFF" w:val="clear"/>
+            <w:shd w:fill="FADBD8" w:val="clear"/>
             <w:tcMar>
               <w:top w:w="60" w:type="dxa"/>
               <w:bottom w:w="60" w:type="dxa"/>
@@ -4805,7 +4992,7 @@
               <w:bottom w:val="single" w:sz="2" w:space="0" w:color="CCCCCC"/>
               <w:end w:val="single" w:sz="2" w:space="0" w:color="CCCCCC"/>
             </w:tcBorders>
-            <w:shd w:fill="FFFFFF" w:val="clear"/>
+            <w:shd w:fill="FADBD8" w:val="clear"/>
             <w:tcMar>
               <w:top w:w="60" w:type="dxa"/>
               <w:bottom w:w="60" w:type="dxa"/>
@@ -4840,7 +5027,42 @@
               <w:bottom w:val="single" w:sz="2" w:space="0" w:color="CCCCCC"/>
               <w:end w:val="single" w:sz="2" w:space="0" w:color="CCCCCC"/>
             </w:tcBorders>
-            <w:shd w:fill="FFFFFF" w:val="clear"/>
+            <w:shd w:fill="FADBD8" w:val="clear"/>
+            <w:tcMar>
+              <w:top w:w="60" w:type="dxa"/>
+              <w:bottom w:w="60" w:type="dxa"/>
+            </w:tcMar>
+            <w:vAlign w:val="center"/>
+          </w:tcPr>
+          <w:p>
+            <w:pPr>
+              <w:pStyle w:val="Normal"/>
+              <w:spacing w:before="30" w:after="30"/>
+              <w:jc w:val="center"/>
+              <w:rPr/>
+            </w:pPr>
+            <w:r>
+              <w:rPr>
+                <w:rFonts w:eastAsia="Arial" w:cs="Arial"/>
+                <w:b w:val="false"/>
+                <w:bCs w:val="false"/>
+                <w:sz w:val="18"/>
+                <w:szCs w:val="18"/>
+              </w:rPr>
+              <w:t>0.0000</w:t>
+            </w:r>
+          </w:p>
+        </w:tc>
+        <w:tc>
+          <w:tcPr>
+            <w:tcW w:w="1640" w:type="dxa"/>
+            <w:tcBorders>
+              <w:top w:val="single" w:sz="2" w:space="0" w:color="CCCCCC"/>
+              <w:start w:val="single" w:sz="2" w:space="0" w:color="CCCCCC"/>
+              <w:bottom w:val="single" w:sz="2" w:space="0" w:color="CCCCCC"/>
+              <w:end w:val="single" w:sz="2" w:space="0" w:color="CCCCCC"/>
+            </w:tcBorders>
+            <w:shd w:fill="FADBD8" w:val="clear"/>
             <w:tcMar>
               <w:top w:w="60" w:type="dxa"/>
               <w:bottom w:w="60" w:type="dxa"/>
@@ -4875,7 +5097,7 @@
               <w:bottom w:val="single" w:sz="2" w:space="0" w:color="CCCCCC"/>
               <w:end w:val="single" w:sz="2" w:space="0" w:color="CCCCCC"/>
             </w:tcBorders>
-            <w:shd w:fill="FFFFFF" w:val="clear"/>
+            <w:shd w:fill="FADBD8" w:val="clear"/>
             <w:tcMar>
               <w:top w:w="60" w:type="dxa"/>
               <w:bottom w:w="60" w:type="dxa"/>
@@ -4919,7 +5141,7 @@
           <w:sz w:val="18"/>
           <w:szCs w:val="18"/>
         </w:rPr>
-        <w:t>Table B3. Base rate and per-class recall, seed 42. Red = zero-recall classes; both have n≤4 test support.</w:t>
+        <w:t>Table B3. Base rate and per-class recall at seed 42. Baseline: notebook classification report (cell 13); under the baseline, every non-majority class has zero recall. Engineered: supervisor's audit script, Block V1d, same seed and split. Test support is n≤4 for four of the five classes.</w:t>
       </w:r>
     </w:p>
     <w:p>
@@ -6402,7 +6624,6 @@
         <w:gridCol w:w="1450"/>
         <w:gridCol w:w="1450"/>
         <w:gridCol w:w="1451"/>
-        <w:gridCol w:w="1000"/>
       </w:tblGrid>
       <w:tr>
         <w:trPr>
@@ -6558,36 +6779,6 @@
             </w:r>
           </w:p>
         </w:tc>
-        <w:tc>
-          <w:tcPr>
-            <w:tcW w:w="1000" w:type="dxa"/>
-            <w:tcBorders>
-              <w:top w:val="single" w:sz="2" w:space="0" w:color="2E4099"/>
-              <w:start w:val="single" w:sz="2" w:space="0" w:color="2E4099"/>
-              <w:bottom w:val="single" w:sz="2" w:space="0" w:color="2E4099"/>
-              <w:end w:val="single" w:sz="2" w:space="0" w:color="2E4099"/>
-            </w:tcBorders>
-            <w:shd w:fill="2E4099" w:val="clear"/>
-          </w:tcPr>
-          <w:p>
-            <w:pPr>
-              <w:pStyle w:val="Normal"/>
-              <w:jc w:val="center"/>
-              <w:rPr/>
-            </w:pPr>
-            <w:r>
-              <w:rPr>
-                <w:rFonts w:eastAsia="Arial" w:cs="Arial"/>
-                <w:b/>
-                <w:bCs/>
-                <w:color w:val="FFFFFF"/>
-                <w:sz w:val="18"/>
-                <w:szCs w:val="18"/>
-              </w:rPr>
-              <w:t>—</w:t>
-            </w:r>
-          </w:p>
-        </w:tc>
       </w:tr>
       <w:tr>
         <w:trPr/>
@@ -6766,41 +6957,6 @@
             </w:r>
           </w:p>
         </w:tc>
-        <w:tc>
-          <w:tcPr>
-            <w:tcW w:w="1000" w:type="dxa"/>
-            <w:tcBorders>
-              <w:top w:val="single" w:sz="2" w:space="0" w:color="CCCCCC"/>
-              <w:start w:val="single" w:sz="2" w:space="0" w:color="CCCCCC"/>
-              <w:bottom w:val="single" w:sz="2" w:space="0" w:color="CCCCCC"/>
-              <w:end w:val="single" w:sz="2" w:space="0" w:color="CCCCCC"/>
-            </w:tcBorders>
-            <w:shd w:fill="D5F5E3" w:val="clear"/>
-            <w:tcMar>
-              <w:top w:w="60" w:type="dxa"/>
-              <w:bottom w:w="60" w:type="dxa"/>
-            </w:tcMar>
-            <w:vAlign w:val="center"/>
-          </w:tcPr>
-          <w:p>
-            <w:pPr>
-              <w:pStyle w:val="Normal"/>
-              <w:spacing w:before="30" w:after="30"/>
-              <w:jc w:val="center"/>
-              <w:rPr/>
-            </w:pPr>
-            <w:r>
-              <w:rPr>
-                <w:rFonts w:eastAsia="Arial" w:cs="Arial"/>
-                <w:b/>
-                <w:bCs/>
-                <w:sz w:val="18"/>
-                <w:szCs w:val="18"/>
-              </w:rPr>
-              <w:t>—</w:t>
-            </w:r>
-          </w:p>
-        </w:tc>
       </w:tr>
       <w:tr>
         <w:trPr/>
@@ -6979,41 +7135,6 @@
             </w:r>
           </w:p>
         </w:tc>
-        <w:tc>
-          <w:tcPr>
-            <w:tcW w:w="1000" w:type="dxa"/>
-            <w:tcBorders>
-              <w:top w:val="single" w:sz="2" w:space="0" w:color="CCCCCC"/>
-              <w:start w:val="single" w:sz="2" w:space="0" w:color="CCCCCC"/>
-              <w:bottom w:val="single" w:sz="2" w:space="0" w:color="CCCCCC"/>
-              <w:end w:val="single" w:sz="2" w:space="0" w:color="CCCCCC"/>
-            </w:tcBorders>
-            <w:shd w:fill="EEF2FF" w:val="clear"/>
-            <w:tcMar>
-              <w:top w:w="60" w:type="dxa"/>
-              <w:bottom w:w="60" w:type="dxa"/>
-            </w:tcMar>
-            <w:vAlign w:val="center"/>
-          </w:tcPr>
-          <w:p>
-            <w:pPr>
-              <w:pStyle w:val="Normal"/>
-              <w:spacing w:before="30" w:after="30"/>
-              <w:jc w:val="center"/>
-              <w:rPr/>
-            </w:pPr>
-            <w:r>
-              <w:rPr>
-                <w:rFonts w:eastAsia="Arial" w:cs="Arial"/>
-                <w:b w:val="false"/>
-                <w:bCs w:val="false"/>
-                <w:sz w:val="18"/>
-                <w:szCs w:val="18"/>
-              </w:rPr>
-              <w:t>—</w:t>
-            </w:r>
-          </w:p>
-        </w:tc>
       </w:tr>
       <w:tr>
         <w:trPr/>
@@ -7192,41 +7313,6 @@
             </w:r>
           </w:p>
         </w:tc>
-        <w:tc>
-          <w:tcPr>
-            <w:tcW w:w="1000" w:type="dxa"/>
-            <w:tcBorders>
-              <w:top w:val="single" w:sz="2" w:space="0" w:color="CCCCCC"/>
-              <w:start w:val="single" w:sz="2" w:space="0" w:color="CCCCCC"/>
-              <w:bottom w:val="single" w:sz="2" w:space="0" w:color="CCCCCC"/>
-              <w:end w:val="single" w:sz="2" w:space="0" w:color="CCCCCC"/>
-            </w:tcBorders>
-            <w:shd w:fill="FADBD8" w:val="clear"/>
-            <w:tcMar>
-              <w:top w:w="60" w:type="dxa"/>
-              <w:bottom w:w="60" w:type="dxa"/>
-            </w:tcMar>
-            <w:vAlign w:val="center"/>
-          </w:tcPr>
-          <w:p>
-            <w:pPr>
-              <w:pStyle w:val="Normal"/>
-              <w:spacing w:before="30" w:after="30"/>
-              <w:jc w:val="center"/>
-              <w:rPr/>
-            </w:pPr>
-            <w:r>
-              <w:rPr>
-                <w:rFonts w:eastAsia="Arial" w:cs="Arial"/>
-                <w:b w:val="false"/>
-                <w:bCs w:val="false"/>
-                <w:sz w:val="18"/>
-                <w:szCs w:val="18"/>
-              </w:rPr>
-              <w:t>—</w:t>
-            </w:r>
-          </w:p>
-        </w:tc>
       </w:tr>
       <w:tr>
         <w:trPr/>
@@ -7402,41 +7488,6 @@
                 <w:szCs w:val="18"/>
               </w:rPr>
               <w:t>0</w:t>
-            </w:r>
-          </w:p>
-        </w:tc>
-        <w:tc>
-          <w:tcPr>
-            <w:tcW w:w="1000" w:type="dxa"/>
-            <w:tcBorders>
-              <w:top w:val="single" w:sz="2" w:space="0" w:color="CCCCCC"/>
-              <w:start w:val="single" w:sz="2" w:space="0" w:color="CCCCCC"/>
-              <w:bottom w:val="single" w:sz="2" w:space="0" w:color="CCCCCC"/>
-              <w:end w:val="single" w:sz="2" w:space="0" w:color="CCCCCC"/>
-            </w:tcBorders>
-            <w:shd w:fill="EEF2FF" w:val="clear"/>
-            <w:tcMar>
-              <w:top w:w="60" w:type="dxa"/>
-              <w:bottom w:w="60" w:type="dxa"/>
-            </w:tcMar>
-            <w:vAlign w:val="center"/>
-          </w:tcPr>
-          <w:p>
-            <w:pPr>
-              <w:pStyle w:val="Normal"/>
-              <w:spacing w:before="30" w:after="30"/>
-              <w:jc w:val="center"/>
-              <w:rPr/>
-            </w:pPr>
-            <w:r>
-              <w:rPr>
-                <w:rFonts w:eastAsia="Arial" w:cs="Arial"/>
-                <w:b w:val="false"/>
-                <w:bCs w:val="false"/>
-                <w:sz w:val="18"/>
-                <w:szCs w:val="18"/>
-              </w:rPr>
-              <w:t>—</w:t>
             </w:r>
           </w:p>
         </w:tc>
@@ -9005,7 +9056,7 @@
                 <w:sz w:val="18"/>
                 <w:szCs w:val="18"/>
               </w:rPr>
-              <w:t>0.000007</w:t>
+              <w:t>0.000008</w:t>
             </w:r>
           </w:p>
         </w:tc>
@@ -9361,7 +9412,7 @@
                 <w:sz w:val="18"/>
                 <w:szCs w:val="18"/>
               </w:rPr>
-              <w:t>0.452</w:t>
+              <w:t>0.448</w:t>
             </w:r>
           </w:p>
         </w:tc>
@@ -9418,7 +9469,7 @@
           <w:sz w:val="18"/>
           <w:szCs w:val="18"/>
         </w:rPr>
-        <w:t>Table B7. Bonferroni-corrected α=0.0167.</w:t>
+        <w:t>Table B7. Bonferroni-corrected α=0.0167. Cohen's d is computed with the pooled standard deviation; significance tests are paired Wilcoxon signed-rank. BERTScore p-values were computed from the committed data/gold_bertscore_v3.json.</w:t>
       </w:r>
     </w:p>
     <w:p>
@@ -9444,7 +9495,10 @@
           <w:sz w:val="21"/>
           <w:szCs w:val="21"/>
         </w:rPr>
-        <w:t>Minimum detectable effect analysis (CRAG vs Vanilla), as computed by the supervisor's own audit script (Block V1c) and independently reproduced in the Null Clearance Certificate (§B8, C3): observed mean delta=0.0202, SD=0.1271, achieved power=0.4436 at n=200. 413 pairs would be required for 80% power.</w:t>
+        <w:t>Minimum detectable effect analysis (CRAG vs Vanilla), as computed by the supervisor's own audit script (Block V1c) and reproduced with the same method in the Null Clearance Certificate (§B8, C3): observed mean delta=0.0202, SD=0.1271, achieved power=0.4436 at n=200. 413 pairs would be required for 80% power.</w:t>
+      </w:r>
+      <w:r>
+        <w:t xml:space="preserve"> The notebook's own power cell (cell 21) prints achieved power 0.4458 and n≥411 because it uses the population standard deviation (0.1267); the audit script and the Null Clearance Certificate use the sample standard deviation (0.1271), giving 0.4436 and n≥413, which are the figures reported throughout this document.</w:t>
       </w:r>
     </w:p>
     <w:p>
@@ -9516,7 +9570,7 @@
                 <w:sz w:val="18"/>
                 <w:szCs w:val="18"/>
               </w:rPr>
-              <w:t>Course</w:t>
+              <w:t>Fold</w:t>
             </w:r>
           </w:p>
         </w:tc>
@@ -9682,29 +9736,29 @@
               <w:bottom w:val="single" w:sz="2" w:space="0" w:color="CCCCCC"/>
               <w:end w:val="single" w:sz="2" w:space="0" w:color="CCCCCC"/>
             </w:tcBorders>
-            <w:shd w:fill="D5F5E3" w:val="clear"/>
-            <w:tcMar>
-              <w:top w:w="60" w:type="dxa"/>
-              <w:bottom w:w="60" w:type="dxa"/>
-            </w:tcMar>
-            <w:vAlign w:val="center"/>
-          </w:tcPr>
-          <w:p>
-            <w:pPr>
-              <w:pStyle w:val="Normal"/>
-              <w:spacing w:before="30" w:after="30"/>
-              <w:jc w:val="center"/>
-              <w:rPr/>
-            </w:pPr>
-            <w:r>
-              <w:rPr>
-                <w:rFonts w:eastAsia="Arial" w:cs="Arial"/>
-                <w:b/>
-                <w:bCs/>
-                <w:sz w:val="18"/>
-                <w:szCs w:val="18"/>
-              </w:rPr>
-              <w:t>CSM 478 Computer Networks</w:t>
+            <w:shd w:fill="EEF2FF" w:val="clear"/>
+            <w:tcMar>
+              <w:top w:w="60" w:type="dxa"/>
+              <w:bottom w:w="60" w:type="dxa"/>
+            </w:tcMar>
+            <w:vAlign w:val="center"/>
+          </w:tcPr>
+          <w:p>
+            <w:pPr>
+              <w:pStyle w:val="Normal"/>
+              <w:spacing w:before="30" w:after="30"/>
+              <w:jc w:val="center"/>
+              <w:rPr/>
+            </w:pPr>
+            <w:r>
+              <w:rPr>
+                <w:rFonts w:eastAsia="Arial" w:cs="Arial"/>
+                <w:b w:val="0"/>
+                <w:bCs/>
+                <w:sz w:val="18"/>
+                <w:szCs w:val="18"/>
+              </w:rPr>
+              <w:t>1</w:t>
             </w:r>
           </w:p>
         </w:tc>
@@ -9717,24 +9771,24 @@
               <w:bottom w:val="single" w:sz="2" w:space="0" w:color="CCCCCC"/>
               <w:end w:val="single" w:sz="2" w:space="0" w:color="CCCCCC"/>
             </w:tcBorders>
-            <w:shd w:fill="D5F5E3" w:val="clear"/>
-            <w:tcMar>
-              <w:top w:w="60" w:type="dxa"/>
-              <w:bottom w:w="60" w:type="dxa"/>
-            </w:tcMar>
-            <w:vAlign w:val="center"/>
-          </w:tcPr>
-          <w:p>
-            <w:pPr>
-              <w:pStyle w:val="Normal"/>
-              <w:spacing w:before="30" w:after="30"/>
-              <w:jc w:val="center"/>
-              <w:rPr/>
-            </w:pPr>
-            <w:r>
-              <w:rPr>
-                <w:rFonts w:eastAsia="Arial" w:cs="Arial"/>
-                <w:b/>
+            <w:shd w:fill="EEF2FF" w:val="clear"/>
+            <w:tcMar>
+              <w:top w:w="60" w:type="dxa"/>
+              <w:bottom w:w="60" w:type="dxa"/>
+            </w:tcMar>
+            <w:vAlign w:val="center"/>
+          </w:tcPr>
+          <w:p>
+            <w:pPr>
+              <w:pStyle w:val="Normal"/>
+              <w:spacing w:before="30" w:after="30"/>
+              <w:jc w:val="center"/>
+              <w:rPr/>
+            </w:pPr>
+            <w:r>
+              <w:rPr>
+                <w:rFonts w:eastAsia="Arial" w:cs="Arial"/>
+                <w:b w:val="0"/>
                 <w:bCs/>
                 <w:sz w:val="18"/>
                 <w:szCs w:val="18"/>
@@ -9752,29 +9806,29 @@
               <w:bottom w:val="single" w:sz="2" w:space="0" w:color="CCCCCC"/>
               <w:end w:val="single" w:sz="2" w:space="0" w:color="CCCCCC"/>
             </w:tcBorders>
-            <w:shd w:fill="D5F5E3" w:val="clear"/>
-            <w:tcMar>
-              <w:top w:w="60" w:type="dxa"/>
-              <w:bottom w:w="60" w:type="dxa"/>
-            </w:tcMar>
-            <w:vAlign w:val="center"/>
-          </w:tcPr>
-          <w:p>
-            <w:pPr>
-              <w:pStyle w:val="Normal"/>
-              <w:spacing w:before="30" w:after="30"/>
-              <w:jc w:val="center"/>
-              <w:rPr/>
-            </w:pPr>
-            <w:r>
-              <w:rPr>
-                <w:rFonts w:eastAsia="Arial" w:cs="Arial"/>
-                <w:b/>
-                <w:bCs/>
-                <w:sz w:val="18"/>
-                <w:szCs w:val="18"/>
-              </w:rPr>
-              <w:t>0.2698</w:t>
+            <w:shd w:fill="EEF2FF" w:val="clear"/>
+            <w:tcMar>
+              <w:top w:w="60" w:type="dxa"/>
+              <w:bottom w:w="60" w:type="dxa"/>
+            </w:tcMar>
+            <w:vAlign w:val="center"/>
+          </w:tcPr>
+          <w:p>
+            <w:pPr>
+              <w:pStyle w:val="Normal"/>
+              <w:spacing w:before="30" w:after="30"/>
+              <w:jc w:val="center"/>
+              <w:rPr/>
+            </w:pPr>
+            <w:r>
+              <w:rPr>
+                <w:rFonts w:eastAsia="Arial" w:cs="Arial"/>
+                <w:b w:val="0"/>
+                <w:bCs/>
+                <w:sz w:val="18"/>
+                <w:szCs w:val="18"/>
+              </w:rPr>
+              <w:t>0.2298</w:t>
             </w:r>
           </w:p>
         </w:tc>
@@ -9787,29 +9841,29 @@
               <w:bottom w:val="single" w:sz="2" w:space="0" w:color="CCCCCC"/>
               <w:end w:val="single" w:sz="2" w:space="0" w:color="CCCCCC"/>
             </w:tcBorders>
-            <w:shd w:fill="D5F5E3" w:val="clear"/>
-            <w:tcMar>
-              <w:top w:w="60" w:type="dxa"/>
-              <w:bottom w:w="60" w:type="dxa"/>
-            </w:tcMar>
-            <w:vAlign w:val="center"/>
-          </w:tcPr>
-          <w:p>
-            <w:pPr>
-              <w:pStyle w:val="Normal"/>
-              <w:spacing w:before="30" w:after="30"/>
-              <w:jc w:val="center"/>
-              <w:rPr/>
-            </w:pPr>
-            <w:r>
-              <w:rPr>
-                <w:rFonts w:eastAsia="Arial" w:cs="Arial"/>
-                <w:b/>
-                <w:bCs/>
-                <w:sz w:val="18"/>
-                <w:szCs w:val="18"/>
-              </w:rPr>
-              <w:t>0.2560</w:t>
+            <w:shd w:fill="EEF2FF" w:val="clear"/>
+            <w:tcMar>
+              <w:top w:w="60" w:type="dxa"/>
+              <w:bottom w:w="60" w:type="dxa"/>
+            </w:tcMar>
+            <w:vAlign w:val="center"/>
+          </w:tcPr>
+          <w:p>
+            <w:pPr>
+              <w:pStyle w:val="Normal"/>
+              <w:spacing w:before="30" w:after="30"/>
+              <w:jc w:val="center"/>
+              <w:rPr/>
+            </w:pPr>
+            <w:r>
+              <w:rPr>
+                <w:rFonts w:eastAsia="Arial" w:cs="Arial"/>
+                <w:b w:val="0"/>
+                <w:bCs/>
+                <w:sz w:val="18"/>
+                <w:szCs w:val="18"/>
+              </w:rPr>
+              <w:t>0.2405</w:t>
             </w:r>
           </w:p>
         </w:tc>
@@ -9822,29 +9876,29 @@
               <w:bottom w:val="single" w:sz="2" w:space="0" w:color="CCCCCC"/>
               <w:end w:val="single" w:sz="2" w:space="0" w:color="CCCCCC"/>
             </w:tcBorders>
-            <w:shd w:fill="D5F5E3" w:val="clear"/>
-            <w:tcMar>
-              <w:top w:w="60" w:type="dxa"/>
-              <w:bottom w:w="60" w:type="dxa"/>
-            </w:tcMar>
-            <w:vAlign w:val="center"/>
-          </w:tcPr>
-          <w:p>
-            <w:pPr>
-              <w:pStyle w:val="Normal"/>
-              <w:spacing w:before="30" w:after="30"/>
-              <w:jc w:val="center"/>
-              <w:rPr/>
-            </w:pPr>
-            <w:r>
-              <w:rPr>
-                <w:rFonts w:eastAsia="Arial" w:cs="Arial"/>
-                <w:b/>
-                <w:bCs/>
-                <w:sz w:val="18"/>
-                <w:szCs w:val="18"/>
-              </w:rPr>
-              <w:t>0.1821</w:t>
+            <w:shd w:fill="EEF2FF" w:val="clear"/>
+            <w:tcMar>
+              <w:top w:w="60" w:type="dxa"/>
+              <w:bottom w:w="60" w:type="dxa"/>
+            </w:tcMar>
+            <w:vAlign w:val="center"/>
+          </w:tcPr>
+          <w:p>
+            <w:pPr>
+              <w:pStyle w:val="Normal"/>
+              <w:spacing w:before="30" w:after="30"/>
+              <w:jc w:val="center"/>
+              <w:rPr/>
+            </w:pPr>
+            <w:r>
+              <w:rPr>
+                <w:rFonts w:eastAsia="Arial" w:cs="Arial"/>
+                <w:b w:val="0"/>
+                <w:bCs/>
+                <w:sz w:val="18"/>
+                <w:szCs w:val="18"/>
+              </w:rPr>
+              <w:t>0.1610</w:t>
             </w:r>
           </w:p>
         </w:tc>
@@ -9857,29 +9911,29 @@
               <w:bottom w:val="single" w:sz="2" w:space="0" w:color="CCCCCC"/>
               <w:end w:val="single" w:sz="2" w:space="0" w:color="CCCCCC"/>
             </w:tcBorders>
-            <w:shd w:fill="D5F5E3" w:val="clear"/>
-            <w:tcMar>
-              <w:top w:w="60" w:type="dxa"/>
-              <w:bottom w:w="60" w:type="dxa"/>
-            </w:tcMar>
-            <w:vAlign w:val="center"/>
-          </w:tcPr>
-          <w:p>
-            <w:pPr>
-              <w:pStyle w:val="Normal"/>
-              <w:spacing w:before="30" w:after="30"/>
-              <w:jc w:val="center"/>
-              <w:rPr/>
-            </w:pPr>
-            <w:r>
-              <w:rPr>
-                <w:rFonts w:eastAsia="Arial" w:cs="Arial"/>
-                <w:b/>
-                <w:bCs/>
-                <w:sz w:val="18"/>
-                <w:szCs w:val="18"/>
-              </w:rPr>
-              <w:t>0.2162</w:t>
+            <w:shd w:fill="EEF2FF" w:val="clear"/>
+            <w:tcMar>
+              <w:top w:w="60" w:type="dxa"/>
+              <w:bottom w:w="60" w:type="dxa"/>
+            </w:tcMar>
+            <w:vAlign w:val="center"/>
+          </w:tcPr>
+          <w:p>
+            <w:pPr>
+              <w:pStyle w:val="Normal"/>
+              <w:spacing w:before="30" w:after="30"/>
+              <w:jc w:val="center"/>
+              <w:rPr/>
+            </w:pPr>
+            <w:r>
+              <w:rPr>
+                <w:rFonts w:eastAsia="Arial" w:cs="Arial"/>
+                <w:b w:val="0"/>
+                <w:bCs/>
+                <w:sz w:val="18"/>
+                <w:szCs w:val="18"/>
+              </w:rPr>
+              <w:t>0.2232</w:t>
             </w:r>
           </w:p>
         </w:tc>
@@ -9912,12 +9966,12 @@
             <w:r>
               <w:rPr>
                 <w:rFonts w:eastAsia="Arial" w:cs="Arial"/>
-                <w:b w:val="false"/>
-                <w:bCs w:val="false"/>
-                <w:sz w:val="18"/>
-                <w:szCs w:val="18"/>
-              </w:rPr>
-              <w:t>Computer Security &amp; Pen. Testing</w:t>
+                <w:b w:val="0"/>
+                <w:bCs w:val="false"/>
+                <w:sz w:val="18"/>
+                <w:szCs w:val="18"/>
+              </w:rPr>
+              <w:t>2</w:t>
             </w:r>
           </w:p>
         </w:tc>
@@ -9947,7 +10001,7 @@
             <w:r>
               <w:rPr>
                 <w:rFonts w:eastAsia="Arial" w:cs="Arial"/>
-                <w:b w:val="false"/>
+                <w:b w:val="0"/>
                 <w:bCs w:val="false"/>
                 <w:sz w:val="18"/>
                 <w:szCs w:val="18"/>
@@ -9982,12 +10036,12 @@
             <w:r>
               <w:rPr>
                 <w:rFonts w:eastAsia="Arial" w:cs="Arial"/>
-                <w:b w:val="false"/>
-                <w:bCs w:val="false"/>
-                <w:sz w:val="18"/>
-                <w:szCs w:val="18"/>
-              </w:rPr>
-              <w:t>0.2478</w:t>
+                <w:b w:val="0"/>
+                <w:bCs w:val="false"/>
+                <w:sz w:val="18"/>
+                <w:szCs w:val="18"/>
+              </w:rPr>
+              <w:t>0.2235</w:t>
             </w:r>
           </w:p>
         </w:tc>
@@ -10017,12 +10071,12 @@
             <w:r>
               <w:rPr>
                 <w:rFonts w:eastAsia="Arial" w:cs="Arial"/>
-                <w:b w:val="false"/>
-                <w:bCs w:val="false"/>
-                <w:sz w:val="18"/>
-                <w:szCs w:val="18"/>
-              </w:rPr>
-              <w:t>0.2631</w:t>
+                <w:b w:val="0"/>
+                <w:bCs w:val="false"/>
+                <w:sz w:val="18"/>
+                <w:szCs w:val="18"/>
+              </w:rPr>
+              <w:t>0.2306</w:t>
             </w:r>
           </w:p>
         </w:tc>
@@ -10052,12 +10106,12 @@
             <w:r>
               <w:rPr>
                 <w:rFonts w:eastAsia="Arial" w:cs="Arial"/>
-                <w:b w:val="false"/>
-                <w:bCs w:val="false"/>
-                <w:sz w:val="18"/>
-                <w:szCs w:val="18"/>
-              </w:rPr>
-              <w:t>0.2221</w:t>
+                <w:b w:val="0"/>
+                <w:bCs w:val="false"/>
+                <w:sz w:val="18"/>
+                <w:szCs w:val="18"/>
+              </w:rPr>
+              <w:t>0.1669</w:t>
             </w:r>
           </w:p>
         </w:tc>
@@ -10087,12 +10141,12 @@
             <w:r>
               <w:rPr>
                 <w:rFonts w:eastAsia="Arial" w:cs="Arial"/>
-                <w:b w:val="false"/>
-                <w:bCs w:val="false"/>
-                <w:sz w:val="18"/>
-                <w:szCs w:val="18"/>
-              </w:rPr>
-              <w:t>0.1836</w:t>
+                <w:b w:val="0"/>
+                <w:bCs w:val="false"/>
+                <w:sz w:val="18"/>
+                <w:szCs w:val="18"/>
+              </w:rPr>
+              <w:t>0.2144</w:t>
             </w:r>
           </w:p>
         </w:tc>
@@ -10130,7 +10184,7 @@
                 <w:sz w:val="18"/>
                 <w:szCs w:val="18"/>
               </w:rPr>
-              <w:t>Expert Systems</w:t>
+              <w:t>3</w:t>
             </w:r>
           </w:p>
         </w:tc>
@@ -10200,7 +10254,7 @@
                 <w:sz w:val="18"/>
                 <w:szCs w:val="18"/>
               </w:rPr>
-              <w:t>0.2469</w:t>
+              <w:t>0.2329</w:t>
             </w:r>
           </w:p>
         </w:tc>
@@ -10235,7 +10289,7 @@
                 <w:sz w:val="18"/>
                 <w:szCs w:val="18"/>
               </w:rPr>
-              <w:t>0.2360</w:t>
+              <w:t>0.2091</w:t>
             </w:r>
           </w:p>
         </w:tc>
@@ -10270,7 +10324,7 @@
                 <w:sz w:val="18"/>
                 <w:szCs w:val="18"/>
               </w:rPr>
-              <w:t>0.1657</w:t>
+              <w:t>0.1860</w:t>
             </w:r>
           </w:p>
         </w:tc>
@@ -10305,7 +10359,7 @@
                 <w:sz w:val="18"/>
                 <w:szCs w:val="18"/>
               </w:rPr>
-              <w:t>0.2008</w:t>
+              <w:t>0.2053</w:t>
             </w:r>
           </w:p>
         </w:tc>
@@ -10338,12 +10392,12 @@
             <w:r>
               <w:rPr>
                 <w:rFonts w:eastAsia="Arial" w:cs="Arial"/>
-                <w:b w:val="false"/>
-                <w:bCs w:val="false"/>
-                <w:sz w:val="18"/>
-                <w:szCs w:val="18"/>
-              </w:rPr>
-              <w:t>Introduction to Compilers</w:t>
+                <w:b w:val="0"/>
+                <w:bCs w:val="false"/>
+                <w:sz w:val="18"/>
+                <w:szCs w:val="18"/>
+              </w:rPr>
+              <w:t>4</w:t>
             </w:r>
           </w:p>
         </w:tc>
@@ -10373,7 +10427,7 @@
             <w:r>
               <w:rPr>
                 <w:rFonts w:eastAsia="Arial" w:cs="Arial"/>
-                <w:b w:val="false"/>
+                <w:b w:val="0"/>
                 <w:bCs w:val="false"/>
                 <w:sz w:val="18"/>
                 <w:szCs w:val="18"/>
@@ -10408,12 +10462,12 @@
             <w:r>
               <w:rPr>
                 <w:rFonts w:eastAsia="Arial" w:cs="Arial"/>
-                <w:b w:val="false"/>
-                <w:bCs w:val="false"/>
-                <w:sz w:val="18"/>
-                <w:szCs w:val="18"/>
-              </w:rPr>
-              <w:t>0.1615</w:t>
+                <w:b w:val="0"/>
+                <w:bCs w:val="false"/>
+                <w:sz w:val="18"/>
+                <w:szCs w:val="18"/>
+              </w:rPr>
+              <w:t>0.2396</w:t>
             </w:r>
           </w:p>
         </w:tc>
@@ -10443,12 +10497,12 @@
             <w:r>
               <w:rPr>
                 <w:rFonts w:eastAsia="Arial" w:cs="Arial"/>
-                <w:b w:val="false"/>
-                <w:bCs w:val="false"/>
-                <w:sz w:val="18"/>
-                <w:szCs w:val="18"/>
-              </w:rPr>
-              <w:t>0.1347</w:t>
+                <w:b w:val="0"/>
+                <w:bCs w:val="false"/>
+                <w:sz w:val="18"/>
+                <w:szCs w:val="18"/>
+              </w:rPr>
+              <w:t>0.2478</w:t>
             </w:r>
           </w:p>
         </w:tc>
@@ -10478,12 +10532,12 @@
             <w:r>
               <w:rPr>
                 <w:rFonts w:eastAsia="Arial" w:cs="Arial"/>
-                <w:b w:val="false"/>
-                <w:bCs w:val="false"/>
-                <w:sz w:val="18"/>
-                <w:szCs w:val="18"/>
-              </w:rPr>
-              <w:t>0.1278</w:t>
+                <w:b w:val="0"/>
+                <w:bCs w:val="false"/>
+                <w:sz w:val="18"/>
+                <w:szCs w:val="18"/>
+              </w:rPr>
+              <w:t>0.1954</w:t>
             </w:r>
           </w:p>
         </w:tc>
@@ -10513,12 +10567,12 @@
             <w:r>
               <w:rPr>
                 <w:rFonts w:eastAsia="Arial" w:cs="Arial"/>
-                <w:b w:val="false"/>
-                <w:bCs w:val="false"/>
-                <w:sz w:val="18"/>
-                <w:szCs w:val="18"/>
-              </w:rPr>
-              <w:t>0.1951</w:t>
+                <w:b w:val="0"/>
+                <w:bCs w:val="false"/>
+                <w:sz w:val="18"/>
+                <w:szCs w:val="18"/>
+              </w:rPr>
+              <w:t>0.2121</w:t>
             </w:r>
           </w:p>
         </w:tc>
@@ -10534,29 +10588,29 @@
               <w:bottom w:val="single" w:sz="2" w:space="0" w:color="CCCCCC"/>
               <w:end w:val="single" w:sz="2" w:space="0" w:color="CCCCCC"/>
             </w:tcBorders>
-            <w:shd w:fill="FFFFFF" w:val="clear"/>
-            <w:tcMar>
-              <w:top w:w="60" w:type="dxa"/>
-              <w:bottom w:w="60" w:type="dxa"/>
-            </w:tcMar>
-            <w:vAlign w:val="center"/>
-          </w:tcPr>
-          <w:p>
-            <w:pPr>
-              <w:pStyle w:val="Normal"/>
-              <w:spacing w:before="30" w:after="30"/>
-              <w:jc w:val="center"/>
-              <w:rPr/>
-            </w:pPr>
-            <w:r>
-              <w:rPr>
-                <w:rFonts w:eastAsia="Arial" w:cs="Arial"/>
-                <w:b w:val="false"/>
-                <w:bCs w:val="false"/>
-                <w:sz w:val="18"/>
-                <w:szCs w:val="18"/>
-              </w:rPr>
-              <w:t>MCS 472 Entrepreneurship</w:t>
+            <w:shd w:fill="D5F5E3" w:val="clear"/>
+            <w:tcMar>
+              <w:top w:w="60" w:type="dxa"/>
+              <w:bottom w:w="60" w:type="dxa"/>
+            </w:tcMar>
+            <w:vAlign w:val="center"/>
+          </w:tcPr>
+          <w:p>
+            <w:pPr>
+              <w:pStyle w:val="Normal"/>
+              <w:spacing w:before="30" w:after="30"/>
+              <w:jc w:val="center"/>
+              <w:rPr/>
+            </w:pPr>
+            <w:r>
+              <w:rPr>
+                <w:rFonts w:eastAsia="Arial" w:cs="Arial"/>
+                <w:b/>
+                <w:bCs w:val="false"/>
+                <w:sz w:val="18"/>
+                <w:szCs w:val="18"/>
+              </w:rPr>
+              <w:t>5</w:t>
             </w:r>
           </w:p>
         </w:tc>
@@ -10569,24 +10623,24 @@
               <w:bottom w:val="single" w:sz="2" w:space="0" w:color="CCCCCC"/>
               <w:end w:val="single" w:sz="2" w:space="0" w:color="CCCCCC"/>
             </w:tcBorders>
-            <w:shd w:fill="FFFFFF" w:val="clear"/>
-            <w:tcMar>
-              <w:top w:w="60" w:type="dxa"/>
-              <w:bottom w:w="60" w:type="dxa"/>
-            </w:tcMar>
-            <w:vAlign w:val="center"/>
-          </w:tcPr>
-          <w:p>
-            <w:pPr>
-              <w:pStyle w:val="Normal"/>
-              <w:spacing w:before="30" w:after="30"/>
-              <w:jc w:val="center"/>
-              <w:rPr/>
-            </w:pPr>
-            <w:r>
-              <w:rPr>
-                <w:rFonts w:eastAsia="Arial" w:cs="Arial"/>
-                <w:b w:val="false"/>
+            <w:shd w:fill="D5F5E3" w:val="clear"/>
+            <w:tcMar>
+              <w:top w:w="60" w:type="dxa"/>
+              <w:bottom w:w="60" w:type="dxa"/>
+            </w:tcMar>
+            <w:vAlign w:val="center"/>
+          </w:tcPr>
+          <w:p>
+            <w:pPr>
+              <w:pStyle w:val="Normal"/>
+              <w:spacing w:before="30" w:after="30"/>
+              <w:jc w:val="center"/>
+              <w:rPr/>
+            </w:pPr>
+            <w:r>
+              <w:rPr>
+                <w:rFonts w:eastAsia="Arial" w:cs="Arial"/>
+                <w:b/>
                 <w:bCs w:val="false"/>
                 <w:sz w:val="18"/>
                 <w:szCs w:val="18"/>
@@ -10604,24 +10658,24 @@
               <w:bottom w:val="single" w:sz="2" w:space="0" w:color="CCCCCC"/>
               <w:end w:val="single" w:sz="2" w:space="0" w:color="CCCCCC"/>
             </w:tcBorders>
-            <w:shd w:fill="FFFFFF" w:val="clear"/>
-            <w:tcMar>
-              <w:top w:w="60" w:type="dxa"/>
-              <w:bottom w:w="60" w:type="dxa"/>
-            </w:tcMar>
-            <w:vAlign w:val="center"/>
-          </w:tcPr>
-          <w:p>
-            <w:pPr>
-              <w:pStyle w:val="Normal"/>
-              <w:spacing w:before="30" w:after="30"/>
-              <w:jc w:val="center"/>
-              <w:rPr/>
-            </w:pPr>
-            <w:r>
-              <w:rPr>
-                <w:rFonts w:eastAsia="Arial" w:cs="Arial"/>
-                <w:b w:val="false"/>
+            <w:shd w:fill="D5F5E3" w:val="clear"/>
+            <w:tcMar>
+              <w:top w:w="60" w:type="dxa"/>
+              <w:bottom w:w="60" w:type="dxa"/>
+            </w:tcMar>
+            <w:vAlign w:val="center"/>
+          </w:tcPr>
+          <w:p>
+            <w:pPr>
+              <w:pStyle w:val="Normal"/>
+              <w:spacing w:before="30" w:after="30"/>
+              <w:jc w:val="center"/>
+              <w:rPr/>
+            </w:pPr>
+            <w:r>
+              <w:rPr>
+                <w:rFonts w:eastAsia="Arial" w:cs="Arial"/>
+                <w:b/>
                 <w:bCs w:val="false"/>
                 <w:sz w:val="18"/>
                 <w:szCs w:val="18"/>
@@ -10639,29 +10693,29 @@
               <w:bottom w:val="single" w:sz="2" w:space="0" w:color="CCCCCC"/>
               <w:end w:val="single" w:sz="2" w:space="0" w:color="CCCCCC"/>
             </w:tcBorders>
-            <w:shd w:fill="FFFFFF" w:val="clear"/>
-            <w:tcMar>
-              <w:top w:w="60" w:type="dxa"/>
-              <w:bottom w:w="60" w:type="dxa"/>
-            </w:tcMar>
-            <w:vAlign w:val="center"/>
-          </w:tcPr>
-          <w:p>
-            <w:pPr>
-              <w:pStyle w:val="Normal"/>
-              <w:spacing w:before="30" w:after="30"/>
-              <w:jc w:val="center"/>
-              <w:rPr/>
-            </w:pPr>
-            <w:r>
-              <w:rPr>
-                <w:rFonts w:eastAsia="Arial" w:cs="Arial"/>
-                <w:b w:val="false"/>
-                <w:bCs w:val="false"/>
-                <w:sz w:val="18"/>
-                <w:szCs w:val="18"/>
-              </w:rPr>
-              <w:t>0.2325</w:t>
+            <w:shd w:fill="D5F5E3" w:val="clear"/>
+            <w:tcMar>
+              <w:top w:w="60" w:type="dxa"/>
+              <w:bottom w:w="60" w:type="dxa"/>
+            </w:tcMar>
+            <w:vAlign w:val="center"/>
+          </w:tcPr>
+          <w:p>
+            <w:pPr>
+              <w:pStyle w:val="Normal"/>
+              <w:spacing w:before="30" w:after="30"/>
+              <w:jc w:val="center"/>
+              <w:rPr/>
+            </w:pPr>
+            <w:r>
+              <w:rPr>
+                <w:rFonts w:eastAsia="Arial" w:cs="Arial"/>
+                <w:b/>
+                <w:bCs w:val="false"/>
+                <w:sz w:val="18"/>
+                <w:szCs w:val="18"/>
+              </w:rPr>
+              <w:t>0.1943</w:t>
             </w:r>
           </w:p>
         </w:tc>
@@ -10674,29 +10728,29 @@
               <w:bottom w:val="single" w:sz="2" w:space="0" w:color="CCCCCC"/>
               <w:end w:val="single" w:sz="2" w:space="0" w:color="CCCCCC"/>
             </w:tcBorders>
-            <w:shd w:fill="FFFFFF" w:val="clear"/>
-            <w:tcMar>
-              <w:top w:w="60" w:type="dxa"/>
-              <w:bottom w:w="60" w:type="dxa"/>
-            </w:tcMar>
-            <w:vAlign w:val="center"/>
-          </w:tcPr>
-          <w:p>
-            <w:pPr>
-              <w:pStyle w:val="Normal"/>
-              <w:spacing w:before="30" w:after="30"/>
-              <w:jc w:val="center"/>
-              <w:rPr/>
-            </w:pPr>
-            <w:r>
-              <w:rPr>
-                <w:rFonts w:eastAsia="Arial" w:cs="Arial"/>
-                <w:b w:val="false"/>
-                <w:bCs w:val="false"/>
-                <w:sz w:val="18"/>
-                <w:szCs w:val="18"/>
-              </w:rPr>
-              <w:t>0.1690</w:t>
+            <w:shd w:fill="D5F5E3" w:val="clear"/>
+            <w:tcMar>
+              <w:top w:w="60" w:type="dxa"/>
+              <w:bottom w:w="60" w:type="dxa"/>
+            </w:tcMar>
+            <w:vAlign w:val="center"/>
+          </w:tcPr>
+          <w:p>
+            <w:pPr>
+              <w:pStyle w:val="Normal"/>
+              <w:spacing w:before="30" w:after="30"/>
+              <w:jc w:val="center"/>
+              <w:rPr/>
+            </w:pPr>
+            <w:r>
+              <w:rPr>
+                <w:rFonts w:eastAsia="Arial" w:cs="Arial"/>
+                <w:b/>
+                <w:bCs w:val="false"/>
+                <w:sz w:val="18"/>
+                <w:szCs w:val="18"/>
+              </w:rPr>
+              <w:t>0.1574</w:t>
             </w:r>
           </w:p>
         </w:tc>
@@ -10709,29 +10763,454 @@
               <w:bottom w:val="single" w:sz="2" w:space="0" w:color="CCCCCC"/>
               <w:end w:val="single" w:sz="2" w:space="0" w:color="CCCCCC"/>
             </w:tcBorders>
-            <w:shd w:fill="FFFFFF" w:val="clear"/>
-            <w:tcMar>
-              <w:top w:w="60" w:type="dxa"/>
-              <w:bottom w:w="60" w:type="dxa"/>
-            </w:tcMar>
-            <w:vAlign w:val="center"/>
-          </w:tcPr>
-          <w:p>
-            <w:pPr>
-              <w:pStyle w:val="Normal"/>
-              <w:spacing w:before="30" w:after="30"/>
-              <w:jc w:val="center"/>
-              <w:rPr/>
-            </w:pPr>
-            <w:r>
-              <w:rPr>
-                <w:rFonts w:eastAsia="Arial" w:cs="Arial"/>
-                <w:b w:val="false"/>
-                <w:bCs w:val="false"/>
-                <w:sz w:val="18"/>
-                <w:szCs w:val="18"/>
-              </w:rPr>
-              <w:t>0.2445</w:t>
+            <w:shd w:fill="D5F5E3" w:val="clear"/>
+            <w:tcMar>
+              <w:top w:w="60" w:type="dxa"/>
+              <w:bottom w:w="60" w:type="dxa"/>
+            </w:tcMar>
+            <w:vAlign w:val="center"/>
+          </w:tcPr>
+          <w:p>
+            <w:pPr>
+              <w:pStyle w:val="Normal"/>
+              <w:spacing w:before="30" w:after="30"/>
+              <w:jc w:val="center"/>
+              <w:rPr/>
+            </w:pPr>
+            <w:r>
+              <w:rPr>
+                <w:rFonts w:eastAsia="Arial" w:cs="Arial"/>
+                <w:b/>
+                <w:bCs w:val="false"/>
+                <w:sz w:val="18"/>
+                <w:szCs w:val="18"/>
+              </w:rPr>
+              <w:t>0.1851</w:t>
+            </w:r>
+          </w:p>
+        </w:tc>
+      </w:tr>
+      <w:tr>
+        <w:trPr/>
+        <w:tc>
+          <w:tcPr>
+            <w:tcW w:w="3399" w:type="dxa"/>
+            <w:tcBorders>
+              <w:top w:val="single" w:sz="2" w:space="0" w:color="CCCCCC"/>
+              <w:start w:val="single" w:sz="2" w:space="0" w:color="CCCCCC"/>
+              <w:bottom w:val="single" w:sz="2" w:space="0" w:color="CCCCCC"/>
+              <w:end w:val="single" w:sz="2" w:space="0" w:color="CCCCCC"/>
+            </w:tcBorders>
+            <w:shd w:fill="D5F5E3" w:val="clear"/>
+            <w:tcMar>
+              <w:top w:w="60" w:type="dxa"/>
+              <w:bottom w:w="60" w:type="dxa"/>
+            </w:tcMar>
+            <w:vAlign w:val="center"/>
+          </w:tcPr>
+          <w:p>
+            <w:pPr>
+              <w:pStyle w:val="Normal"/>
+              <w:spacing w:before="30" w:after="30"/>
+              <w:jc w:val="center"/>
+              <w:rPr/>
+            </w:pPr>
+            <w:r>
+              <w:rPr>
+                <w:rFonts w:eastAsia="Arial" w:cs="Arial"/>
+                <w:b/>
+                <w:bCs/>
+                <w:sz w:val="18"/>
+                <w:szCs w:val="18"/>
+              </w:rPr>
+              <w:t>Mean</w:t>
+            </w:r>
+          </w:p>
+        </w:tc>
+        <w:tc>
+          <w:tcPr>
+            <w:tcW w:w="1001" w:type="dxa"/>
+            <w:tcBorders>
+              <w:top w:val="single" w:sz="2" w:space="0" w:color="CCCCCC"/>
+              <w:start w:val="single" w:sz="2" w:space="0" w:color="CCCCCC"/>
+              <w:bottom w:val="single" w:sz="2" w:space="0" w:color="CCCCCC"/>
+              <w:end w:val="single" w:sz="2" w:space="0" w:color="CCCCCC"/>
+            </w:tcBorders>
+            <w:shd w:fill="D5F5E3" w:val="clear"/>
+            <w:tcMar>
+              <w:top w:w="60" w:type="dxa"/>
+              <w:bottom w:w="60" w:type="dxa"/>
+            </w:tcMar>
+            <w:vAlign w:val="center"/>
+          </w:tcPr>
+          <w:p>
+            <w:pPr>
+              <w:pStyle w:val="Normal"/>
+              <w:spacing w:before="30" w:after="30"/>
+              <w:jc w:val="center"/>
+              <w:rPr/>
+            </w:pPr>
+            <w:r>
+              <w:rPr>
+                <w:rFonts w:eastAsia="Arial" w:cs="Arial"/>
+                <w:b/>
+                <w:bCs/>
+                <w:sz w:val="18"/>
+                <w:szCs w:val="18"/>
+              </w:rPr>
+              <w:t>200</w:t>
+            </w:r>
+          </w:p>
+        </w:tc>
+        <w:tc>
+          <w:tcPr>
+            <w:tcW w:w="1240" w:type="dxa"/>
+            <w:tcBorders>
+              <w:top w:val="single" w:sz="2" w:space="0" w:color="CCCCCC"/>
+              <w:start w:val="single" w:sz="2" w:space="0" w:color="CCCCCC"/>
+              <w:bottom w:val="single" w:sz="2" w:space="0" w:color="CCCCCC"/>
+              <w:end w:val="single" w:sz="2" w:space="0" w:color="CCCCCC"/>
+            </w:tcBorders>
+            <w:shd w:fill="D5F5E3" w:val="clear"/>
+            <w:tcMar>
+              <w:top w:w="60" w:type="dxa"/>
+              <w:bottom w:w="60" w:type="dxa"/>
+            </w:tcMar>
+            <w:vAlign w:val="center"/>
+          </w:tcPr>
+          <w:p>
+            <w:pPr>
+              <w:pStyle w:val="Normal"/>
+              <w:spacing w:before="30" w:after="30"/>
+              <w:jc w:val="center"/>
+              <w:rPr/>
+            </w:pPr>
+            <w:r>
+              <w:rPr>
+                <w:rFonts w:eastAsia="Arial" w:cs="Arial"/>
+                <w:b/>
+                <w:bCs/>
+                <w:sz w:val="18"/>
+                <w:szCs w:val="18"/>
+              </w:rPr>
+              <w:t>0.2283</w:t>
+            </w:r>
+          </w:p>
+        </w:tc>
+        <w:tc>
+          <w:tcPr>
+            <w:tcW w:w="1239" w:type="dxa"/>
+            <w:tcBorders>
+              <w:top w:val="single" w:sz="2" w:space="0" w:color="CCCCCC"/>
+              <w:start w:val="single" w:sz="2" w:space="0" w:color="CCCCCC"/>
+              <w:bottom w:val="single" w:sz="2" w:space="0" w:color="CCCCCC"/>
+              <w:end w:val="single" w:sz="2" w:space="0" w:color="CCCCCC"/>
+            </w:tcBorders>
+            <w:shd w:fill="D5F5E3" w:val="clear"/>
+            <w:tcMar>
+              <w:top w:w="60" w:type="dxa"/>
+              <w:bottom w:w="60" w:type="dxa"/>
+            </w:tcMar>
+            <w:vAlign w:val="center"/>
+          </w:tcPr>
+          <w:p>
+            <w:pPr>
+              <w:pStyle w:val="Normal"/>
+              <w:spacing w:before="30" w:after="30"/>
+              <w:jc w:val="center"/>
+              <w:rPr/>
+            </w:pPr>
+            <w:r>
+              <w:rPr>
+                <w:rFonts w:eastAsia="Arial" w:cs="Arial"/>
+                <w:b/>
+                <w:bCs/>
+                <w:sz w:val="18"/>
+                <w:szCs w:val="18"/>
+              </w:rPr>
+              <w:t>0.2244</w:t>
+            </w:r>
+          </w:p>
+        </w:tc>
+        <w:tc>
+          <w:tcPr>
+            <w:tcW w:w="1240" w:type="dxa"/>
+            <w:tcBorders>
+              <w:top w:val="single" w:sz="2" w:space="0" w:color="CCCCCC"/>
+              <w:start w:val="single" w:sz="2" w:space="0" w:color="CCCCCC"/>
+              <w:bottom w:val="single" w:sz="2" w:space="0" w:color="CCCCCC"/>
+              <w:end w:val="single" w:sz="2" w:space="0" w:color="CCCCCC"/>
+            </w:tcBorders>
+            <w:shd w:fill="D5F5E3" w:val="clear"/>
+            <w:tcMar>
+              <w:top w:w="60" w:type="dxa"/>
+              <w:bottom w:w="60" w:type="dxa"/>
+            </w:tcMar>
+            <w:vAlign w:val="center"/>
+          </w:tcPr>
+          <w:p>
+            <w:pPr>
+              <w:pStyle w:val="Normal"/>
+              <w:spacing w:before="30" w:after="30"/>
+              <w:jc w:val="center"/>
+              <w:rPr/>
+            </w:pPr>
+            <w:r>
+              <w:rPr>
+                <w:rFonts w:eastAsia="Arial" w:cs="Arial"/>
+                <w:b/>
+                <w:bCs/>
+                <w:sz w:val="18"/>
+                <w:szCs w:val="18"/>
+              </w:rPr>
+              <w:t>0.1733</w:t>
+            </w:r>
+          </w:p>
+        </w:tc>
+        <w:tc>
+          <w:tcPr>
+            <w:tcW w:w="1241" w:type="dxa"/>
+            <w:tcBorders>
+              <w:top w:val="single" w:sz="2" w:space="0" w:color="CCCCCC"/>
+              <w:start w:val="single" w:sz="2" w:space="0" w:color="CCCCCC"/>
+              <w:bottom w:val="single" w:sz="2" w:space="0" w:color="CCCCCC"/>
+              <w:end w:val="single" w:sz="2" w:space="0" w:color="CCCCCC"/>
+            </w:tcBorders>
+            <w:shd w:fill="D5F5E3" w:val="clear"/>
+            <w:tcMar>
+              <w:top w:w="60" w:type="dxa"/>
+              <w:bottom w:w="60" w:type="dxa"/>
+            </w:tcMar>
+            <w:vAlign w:val="center"/>
+          </w:tcPr>
+          <w:p>
+            <w:pPr>
+              <w:pStyle w:val="Normal"/>
+              <w:spacing w:before="30" w:after="30"/>
+              <w:jc w:val="center"/>
+              <w:rPr/>
+            </w:pPr>
+            <w:r>
+              <w:rPr>
+                <w:rFonts w:eastAsia="Arial" w:cs="Arial"/>
+                <w:b/>
+                <w:bCs/>
+                <w:sz w:val="18"/>
+                <w:szCs w:val="18"/>
+              </w:rPr>
+              <w:t>0.2080</w:t>
+            </w:r>
+          </w:p>
+        </w:tc>
+      </w:tr>
+      <w:tr>
+        <w:trPr/>
+        <w:tc>
+          <w:tcPr>
+            <w:tcW w:w="3399" w:type="dxa"/>
+            <w:tcBorders>
+              <w:top w:val="single" w:sz="2" w:space="0" w:color="CCCCCC"/>
+              <w:start w:val="single" w:sz="2" w:space="0" w:color="CCCCCC"/>
+              <w:bottom w:val="single" w:sz="2" w:space="0" w:color="CCCCCC"/>
+              <w:end w:val="single" w:sz="2" w:space="0" w:color="CCCCCC"/>
+            </w:tcBorders>
+            <w:shd w:fill="EEF2FF" w:val="clear"/>
+            <w:tcMar>
+              <w:top w:w="60" w:type="dxa"/>
+              <w:bottom w:w="60" w:type="dxa"/>
+            </w:tcMar>
+            <w:vAlign w:val="center"/>
+          </w:tcPr>
+          <w:p>
+            <w:pPr>
+              <w:pStyle w:val="Normal"/>
+              <w:spacing w:before="30" w:after="30"/>
+              <w:jc w:val="center"/>
+              <w:rPr/>
+            </w:pPr>
+            <w:r>
+              <w:rPr>
+                <w:rFonts w:eastAsia="Arial" w:cs="Arial"/>
+                <w:b w:val="0"/>
+                <w:bCs/>
+                <w:sz w:val="18"/>
+                <w:szCs w:val="18"/>
+              </w:rPr>
+              <w:t>SD</w:t>
+            </w:r>
+          </w:p>
+        </w:tc>
+        <w:tc>
+          <w:tcPr>
+            <w:tcW w:w="1001" w:type="dxa"/>
+            <w:tcBorders>
+              <w:top w:val="single" w:sz="2" w:space="0" w:color="CCCCCC"/>
+              <w:start w:val="single" w:sz="2" w:space="0" w:color="CCCCCC"/>
+              <w:bottom w:val="single" w:sz="2" w:space="0" w:color="CCCCCC"/>
+              <w:end w:val="single" w:sz="2" w:space="0" w:color="CCCCCC"/>
+            </w:tcBorders>
+            <w:shd w:fill="EEF2FF" w:val="clear"/>
+            <w:tcMar>
+              <w:top w:w="60" w:type="dxa"/>
+              <w:bottom w:w="60" w:type="dxa"/>
+            </w:tcMar>
+            <w:vAlign w:val="center"/>
+          </w:tcPr>
+          <w:p>
+            <w:pPr>
+              <w:pStyle w:val="Normal"/>
+              <w:spacing w:before="30" w:after="30"/>
+              <w:jc w:val="center"/>
+              <w:rPr/>
+            </w:pPr>
+            <w:r>
+              <w:rPr>
+                <w:rFonts w:eastAsia="Arial" w:cs="Arial"/>
+                <w:b w:val="0"/>
+                <w:bCs/>
+                <w:sz w:val="18"/>
+                <w:szCs w:val="18"/>
+              </w:rPr>
+            </w:r>
+          </w:p>
+        </w:tc>
+        <w:tc>
+          <w:tcPr>
+            <w:tcW w:w="1240" w:type="dxa"/>
+            <w:tcBorders>
+              <w:top w:val="single" w:sz="2" w:space="0" w:color="CCCCCC"/>
+              <w:start w:val="single" w:sz="2" w:space="0" w:color="CCCCCC"/>
+              <w:bottom w:val="single" w:sz="2" w:space="0" w:color="CCCCCC"/>
+              <w:end w:val="single" w:sz="2" w:space="0" w:color="CCCCCC"/>
+            </w:tcBorders>
+            <w:shd w:fill="EEF2FF" w:val="clear"/>
+            <w:tcMar>
+              <w:top w:w="60" w:type="dxa"/>
+              <w:bottom w:w="60" w:type="dxa"/>
+            </w:tcMar>
+            <w:vAlign w:val="center"/>
+          </w:tcPr>
+          <w:p>
+            <w:pPr>
+              <w:pStyle w:val="Normal"/>
+              <w:spacing w:before="30" w:after="30"/>
+              <w:jc w:val="center"/>
+              <w:rPr/>
+            </w:pPr>
+            <w:r>
+              <w:rPr>
+                <w:rFonts w:eastAsia="Arial" w:cs="Arial"/>
+                <w:b w:val="0"/>
+                <w:bCs/>
+                <w:sz w:val="18"/>
+                <w:szCs w:val="18"/>
+              </w:rPr>
+              <w:t>0.0093</w:t>
+            </w:r>
+          </w:p>
+        </w:tc>
+        <w:tc>
+          <w:tcPr>
+            <w:tcW w:w="1239" w:type="dxa"/>
+            <w:tcBorders>
+              <w:top w:val="single" w:sz="2" w:space="0" w:color="CCCCCC"/>
+              <w:start w:val="single" w:sz="2" w:space="0" w:color="CCCCCC"/>
+              <w:bottom w:val="single" w:sz="2" w:space="0" w:color="CCCCCC"/>
+              <w:end w:val="single" w:sz="2" w:space="0" w:color="CCCCCC"/>
+            </w:tcBorders>
+            <w:shd w:fill="EEF2FF" w:val="clear"/>
+            <w:tcMar>
+              <w:top w:w="60" w:type="dxa"/>
+              <w:bottom w:w="60" w:type="dxa"/>
+            </w:tcMar>
+            <w:vAlign w:val="center"/>
+          </w:tcPr>
+          <w:p>
+            <w:pPr>
+              <w:pStyle w:val="Normal"/>
+              <w:spacing w:before="30" w:after="30"/>
+              <w:jc w:val="center"/>
+              <w:rPr/>
+            </w:pPr>
+            <w:r>
+              <w:rPr>
+                <w:rFonts w:eastAsia="Arial" w:cs="Arial"/>
+                <w:b w:val="0"/>
+                <w:bCs/>
+                <w:sz w:val="18"/>
+                <w:szCs w:val="18"/>
+              </w:rPr>
+              <w:t>0.0223</w:t>
+            </w:r>
+          </w:p>
+        </w:tc>
+        <w:tc>
+          <w:tcPr>
+            <w:tcW w:w="1240" w:type="dxa"/>
+            <w:tcBorders>
+              <w:top w:val="single" w:sz="2" w:space="0" w:color="CCCCCC"/>
+              <w:start w:val="single" w:sz="2" w:space="0" w:color="CCCCCC"/>
+              <w:bottom w:val="single" w:sz="2" w:space="0" w:color="CCCCCC"/>
+              <w:end w:val="single" w:sz="2" w:space="0" w:color="CCCCCC"/>
+            </w:tcBorders>
+            <w:shd w:fill="EEF2FF" w:val="clear"/>
+            <w:tcMar>
+              <w:top w:w="60" w:type="dxa"/>
+              <w:bottom w:w="60" w:type="dxa"/>
+            </w:tcMar>
+            <w:vAlign w:val="center"/>
+          </w:tcPr>
+          <w:p>
+            <w:pPr>
+              <w:pStyle w:val="Normal"/>
+              <w:spacing w:before="30" w:after="30"/>
+              <w:jc w:val="center"/>
+              <w:rPr/>
+            </w:pPr>
+            <w:r>
+              <w:rPr>
+                <w:rFonts w:eastAsia="Arial" w:cs="Arial"/>
+                <w:b w:val="0"/>
+                <w:bCs/>
+                <w:sz w:val="18"/>
+                <w:szCs w:val="18"/>
+              </w:rPr>
+              <w:t>0.0165</w:t>
+            </w:r>
+          </w:p>
+        </w:tc>
+        <w:tc>
+          <w:tcPr>
+            <w:tcW w:w="1241" w:type="dxa"/>
+            <w:tcBorders>
+              <w:top w:val="single" w:sz="2" w:space="0" w:color="CCCCCC"/>
+              <w:start w:val="single" w:sz="2" w:space="0" w:color="CCCCCC"/>
+              <w:bottom w:val="single" w:sz="2" w:space="0" w:color="CCCCCC"/>
+              <w:end w:val="single" w:sz="2" w:space="0" w:color="CCCCCC"/>
+            </w:tcBorders>
+            <w:shd w:fill="EEF2FF" w:val="clear"/>
+            <w:tcMar>
+              <w:top w:w="60" w:type="dxa"/>
+              <w:bottom w:w="60" w:type="dxa"/>
+            </w:tcMar>
+            <w:vAlign w:val="center"/>
+          </w:tcPr>
+          <w:p>
+            <w:pPr>
+              <w:pStyle w:val="Normal"/>
+              <w:spacing w:before="30" w:after="30"/>
+              <w:jc w:val="center"/>
+              <w:rPr/>
+            </w:pPr>
+            <w:r>
+              <w:rPr>
+                <w:rFonts w:eastAsia="Arial" w:cs="Arial"/>
+                <w:b w:val="0"/>
+                <w:bCs/>
+                <w:sz w:val="18"/>
+                <w:szCs w:val="18"/>
+              </w:rPr>
+              <w:t>0.0143</w:t>
             </w:r>
           </w:p>
         </w:tc>
@@ -10753,7 +11232,1298 @@
           <w:sz w:val="18"/>
           <w:szCs w:val="18"/>
         </w:rPr>
-        <w:t>Table B8. CRAG is not top-scoring in 3 of 5 courses — reported directly.</w:t>
+        <w:t>Table B8. 5-fold cross-validation over the 200 gold pairs (40 per fold), mean ROUGE-L, computed by the supervisor's audit script (Block V1b) from the committed ROUGE-L scores. CRAG has the highest mean in 2 of 5 folds (folds 3 and 5); Naive RAG leads in folds 1, 2 and 4.</w:t>
+      </w:r>
+    </w:p>
+    <w:tbl>
+      <w:tblPr>
+        <w:tblW w:w="9360" w:type="dxa"/>
+        <w:jc w:val="start"/>
+        <w:tblInd w:w="0" w:type="dxa"/>
+        <w:tblLayout w:type="fixed"/>
+        <w:tblCellMar>
+          <w:top w:w="70" w:type="dxa"/>
+          <w:start w:w="100" w:type="dxa"/>
+          <w:bottom w:w="70" w:type="dxa"/>
+          <w:end w:w="100" w:type="dxa"/>
+        </w:tblCellMar>
+      </w:tblPr>
+      <w:tblGrid>
+        <w:gridCol w:w="3399"/>
+        <w:gridCol w:w="1001"/>
+        <w:gridCol w:w="1240"/>
+        <w:gridCol w:w="1239"/>
+        <w:gridCol w:w="1240"/>
+        <w:gridCol w:w="1241"/>
+      </w:tblGrid>
+      <w:tr>
+        <w:trPr>
+          <w:tblHeader w:val="true"/>
+        </w:trPr>
+        <w:tc>
+          <w:tcPr>
+            <w:tcW w:w="3399" w:type="dxa"/>
+            <w:tcBorders>
+              <w:top w:val="single" w:sz="2" w:space="0" w:color="2E4099"/>
+              <w:start w:val="single" w:sz="2" w:space="0" w:color="2E4099"/>
+              <w:bottom w:val="single" w:sz="2" w:space="0" w:color="2E4099"/>
+              <w:end w:val="single" w:sz="2" w:space="0" w:color="2E4099"/>
+            </w:tcBorders>
+            <w:shd w:fill="2E4099" w:val="clear"/>
+          </w:tcPr>
+          <w:p>
+            <w:pPr>
+              <w:pStyle w:val="Normal"/>
+              <w:jc w:val="center"/>
+              <w:rPr/>
+            </w:pPr>
+            <w:r>
+              <w:rPr>
+                <w:rFonts w:eastAsia="Arial" w:cs="Arial"/>
+                <w:b/>
+                <w:bCs/>
+                <w:color w:val="FFFFFF"/>
+                <w:sz w:val="18"/>
+                <w:szCs w:val="18"/>
+              </w:rPr>
+              <w:t>Course</w:t>
+            </w:r>
+          </w:p>
+        </w:tc>
+        <w:tc>
+          <w:tcPr>
+            <w:tcW w:w="1001" w:type="dxa"/>
+            <w:tcBorders>
+              <w:top w:val="single" w:sz="2" w:space="0" w:color="2E4099"/>
+              <w:start w:val="single" w:sz="2" w:space="0" w:color="2E4099"/>
+              <w:bottom w:val="single" w:sz="2" w:space="0" w:color="2E4099"/>
+              <w:end w:val="single" w:sz="2" w:space="0" w:color="2E4099"/>
+            </w:tcBorders>
+            <w:shd w:fill="2E4099" w:val="clear"/>
+          </w:tcPr>
+          <w:p>
+            <w:pPr>
+              <w:pStyle w:val="Normal"/>
+              <w:jc w:val="center"/>
+              <w:rPr/>
+            </w:pPr>
+            <w:r>
+              <w:rPr>
+                <w:rFonts w:eastAsia="Arial" w:cs="Arial"/>
+                <w:b/>
+                <w:bCs/>
+                <w:color w:val="FFFFFF"/>
+                <w:sz w:val="18"/>
+                <w:szCs w:val="18"/>
+              </w:rPr>
+              <w:t>n</w:t>
+            </w:r>
+          </w:p>
+        </w:tc>
+        <w:tc>
+          <w:tcPr>
+            <w:tcW w:w="1240" w:type="dxa"/>
+            <w:tcBorders>
+              <w:top w:val="single" w:sz="2" w:space="0" w:color="2E4099"/>
+              <w:start w:val="single" w:sz="2" w:space="0" w:color="2E4099"/>
+              <w:bottom w:val="single" w:sz="2" w:space="0" w:color="2E4099"/>
+              <w:end w:val="single" w:sz="2" w:space="0" w:color="2E4099"/>
+            </w:tcBorders>
+            <w:shd w:fill="2E4099" w:val="clear"/>
+          </w:tcPr>
+          <w:p>
+            <w:pPr>
+              <w:pStyle w:val="Normal"/>
+              <w:jc w:val="center"/>
+              <w:rPr/>
+            </w:pPr>
+            <w:r>
+              <w:rPr>
+                <w:rFonts w:eastAsia="Arial" w:cs="Arial"/>
+                <w:b/>
+                <w:bCs/>
+                <w:color w:val="FFFFFF"/>
+                <w:sz w:val="18"/>
+                <w:szCs w:val="18"/>
+              </w:rPr>
+              <w:t>CRAG</w:t>
+            </w:r>
+          </w:p>
+        </w:tc>
+        <w:tc>
+          <w:tcPr>
+            <w:tcW w:w="1239" w:type="dxa"/>
+            <w:tcBorders>
+              <w:top w:val="single" w:sz="2" w:space="0" w:color="2E4099"/>
+              <w:start w:val="single" w:sz="2" w:space="0" w:color="2E4099"/>
+              <w:bottom w:val="single" w:sz="2" w:space="0" w:color="2E4099"/>
+              <w:end w:val="single" w:sz="2" w:space="0" w:color="2E4099"/>
+            </w:tcBorders>
+            <w:shd w:fill="2E4099" w:val="clear"/>
+          </w:tcPr>
+          <w:p>
+            <w:pPr>
+              <w:pStyle w:val="Normal"/>
+              <w:jc w:val="center"/>
+              <w:rPr/>
+            </w:pPr>
+            <w:r>
+              <w:rPr>
+                <w:rFonts w:eastAsia="Arial" w:cs="Arial"/>
+                <w:b/>
+                <w:bCs/>
+                <w:color w:val="FFFFFF"/>
+                <w:sz w:val="18"/>
+                <w:szCs w:val="18"/>
+              </w:rPr>
+              <w:t>Naive</w:t>
+            </w:r>
+          </w:p>
+        </w:tc>
+        <w:tc>
+          <w:tcPr>
+            <w:tcW w:w="1240" w:type="dxa"/>
+            <w:tcBorders>
+              <w:top w:val="single" w:sz="2" w:space="0" w:color="2E4099"/>
+              <w:start w:val="single" w:sz="2" w:space="0" w:color="2E4099"/>
+              <w:bottom w:val="single" w:sz="2" w:space="0" w:color="2E4099"/>
+              <w:end w:val="single" w:sz="2" w:space="0" w:color="2E4099"/>
+            </w:tcBorders>
+            <w:shd w:fill="2E4099" w:val="clear"/>
+          </w:tcPr>
+          <w:p>
+            <w:pPr>
+              <w:pStyle w:val="Normal"/>
+              <w:jc w:val="center"/>
+              <w:rPr/>
+            </w:pPr>
+            <w:r>
+              <w:rPr>
+                <w:rFonts w:eastAsia="Arial" w:cs="Arial"/>
+                <w:b/>
+                <w:bCs/>
+                <w:color w:val="FFFFFF"/>
+                <w:sz w:val="18"/>
+                <w:szCs w:val="18"/>
+              </w:rPr>
+              <w:t>BM25</w:t>
+            </w:r>
+          </w:p>
+        </w:tc>
+        <w:tc>
+          <w:tcPr>
+            <w:tcW w:w="1241" w:type="dxa"/>
+            <w:tcBorders>
+              <w:top w:val="single" w:sz="2" w:space="0" w:color="2E4099"/>
+              <w:start w:val="single" w:sz="2" w:space="0" w:color="2E4099"/>
+              <w:bottom w:val="single" w:sz="2" w:space="0" w:color="2E4099"/>
+              <w:end w:val="single" w:sz="2" w:space="0" w:color="2E4099"/>
+            </w:tcBorders>
+            <w:shd w:fill="2E4099" w:val="clear"/>
+          </w:tcPr>
+          <w:p>
+            <w:pPr>
+              <w:pStyle w:val="Normal"/>
+              <w:jc w:val="center"/>
+              <w:rPr/>
+            </w:pPr>
+            <w:r>
+              <w:rPr>
+                <w:rFonts w:eastAsia="Arial" w:cs="Arial"/>
+                <w:b/>
+                <w:bCs/>
+                <w:color w:val="FFFFFF"/>
+                <w:sz w:val="18"/>
+                <w:szCs w:val="18"/>
+              </w:rPr>
+              <w:t>Vanilla</w:t>
+            </w:r>
+          </w:p>
+        </w:tc>
+      </w:tr>
+      <w:tr>
+        <w:trPr/>
+        <w:tc>
+          <w:tcPr>
+            <w:tcW w:w="3399" w:type="dxa"/>
+            <w:tcBorders>
+              <w:top w:val="single" w:sz="2" w:space="0" w:color="CCCCCC"/>
+              <w:start w:val="single" w:sz="2" w:space="0" w:color="CCCCCC"/>
+              <w:bottom w:val="single" w:sz="2" w:space="0" w:color="CCCCCC"/>
+              <w:end w:val="single" w:sz="2" w:space="0" w:color="CCCCCC"/>
+            </w:tcBorders>
+            <w:shd w:fill="D5F5E3" w:val="clear"/>
+            <w:tcMar>
+              <w:top w:w="60" w:type="dxa"/>
+              <w:bottom w:w="60" w:type="dxa"/>
+            </w:tcMar>
+            <w:vAlign w:val="center"/>
+          </w:tcPr>
+          <w:p>
+            <w:pPr>
+              <w:pStyle w:val="Normal"/>
+              <w:spacing w:before="30" w:after="30"/>
+              <w:jc w:val="center"/>
+              <w:rPr/>
+            </w:pPr>
+            <w:r>
+              <w:rPr>
+                <w:rFonts w:eastAsia="Arial" w:cs="Arial"/>
+                <w:b/>
+                <w:bCs/>
+                <w:sz w:val="18"/>
+                <w:szCs w:val="18"/>
+              </w:rPr>
+              <w:t>CSM 478 Computer Networks</w:t>
+            </w:r>
+          </w:p>
+        </w:tc>
+        <w:tc>
+          <w:tcPr>
+            <w:tcW w:w="1001" w:type="dxa"/>
+            <w:tcBorders>
+              <w:top w:val="single" w:sz="2" w:space="0" w:color="CCCCCC"/>
+              <w:start w:val="single" w:sz="2" w:space="0" w:color="CCCCCC"/>
+              <w:bottom w:val="single" w:sz="2" w:space="0" w:color="CCCCCC"/>
+              <w:end w:val="single" w:sz="2" w:space="0" w:color="CCCCCC"/>
+            </w:tcBorders>
+            <w:shd w:fill="D5F5E3" w:val="clear"/>
+            <w:tcMar>
+              <w:top w:w="60" w:type="dxa"/>
+              <w:bottom w:w="60" w:type="dxa"/>
+            </w:tcMar>
+            <w:vAlign w:val="center"/>
+          </w:tcPr>
+          <w:p>
+            <w:pPr>
+              <w:pStyle w:val="Normal"/>
+              <w:spacing w:before="30" w:after="30"/>
+              <w:jc w:val="center"/>
+              <w:rPr/>
+            </w:pPr>
+            <w:r>
+              <w:rPr>
+                <w:rFonts w:eastAsia="Arial" w:cs="Arial"/>
+                <w:b/>
+                <w:bCs/>
+                <w:sz w:val="18"/>
+                <w:szCs w:val="18"/>
+              </w:rPr>
+              <w:t>40</w:t>
+            </w:r>
+          </w:p>
+        </w:tc>
+        <w:tc>
+          <w:tcPr>
+            <w:tcW w:w="1240" w:type="dxa"/>
+            <w:tcBorders>
+              <w:top w:val="single" w:sz="2" w:space="0" w:color="CCCCCC"/>
+              <w:start w:val="single" w:sz="2" w:space="0" w:color="CCCCCC"/>
+              <w:bottom w:val="single" w:sz="2" w:space="0" w:color="CCCCCC"/>
+              <w:end w:val="single" w:sz="2" w:space="0" w:color="CCCCCC"/>
+            </w:tcBorders>
+            <w:shd w:fill="D5F5E3" w:val="clear"/>
+            <w:tcMar>
+              <w:top w:w="60" w:type="dxa"/>
+              <w:bottom w:w="60" w:type="dxa"/>
+            </w:tcMar>
+            <w:vAlign w:val="center"/>
+          </w:tcPr>
+          <w:p>
+            <w:pPr>
+              <w:pStyle w:val="Normal"/>
+              <w:spacing w:before="30" w:after="30"/>
+              <w:jc w:val="center"/>
+              <w:rPr/>
+            </w:pPr>
+            <w:r>
+              <w:rPr>
+                <w:rFonts w:eastAsia="Arial" w:cs="Arial"/>
+                <w:b/>
+                <w:bCs/>
+                <w:sz w:val="18"/>
+                <w:szCs w:val="18"/>
+              </w:rPr>
+              <w:t>0.2698</w:t>
+            </w:r>
+          </w:p>
+        </w:tc>
+        <w:tc>
+          <w:tcPr>
+            <w:tcW w:w="1239" w:type="dxa"/>
+            <w:tcBorders>
+              <w:top w:val="single" w:sz="2" w:space="0" w:color="CCCCCC"/>
+              <w:start w:val="single" w:sz="2" w:space="0" w:color="CCCCCC"/>
+              <w:bottom w:val="single" w:sz="2" w:space="0" w:color="CCCCCC"/>
+              <w:end w:val="single" w:sz="2" w:space="0" w:color="CCCCCC"/>
+            </w:tcBorders>
+            <w:shd w:fill="D5F5E3" w:val="clear"/>
+            <w:tcMar>
+              <w:top w:w="60" w:type="dxa"/>
+              <w:bottom w:w="60" w:type="dxa"/>
+            </w:tcMar>
+            <w:vAlign w:val="center"/>
+          </w:tcPr>
+          <w:p>
+            <w:pPr>
+              <w:pStyle w:val="Normal"/>
+              <w:spacing w:before="30" w:after="30"/>
+              <w:jc w:val="center"/>
+              <w:rPr/>
+            </w:pPr>
+            <w:r>
+              <w:rPr>
+                <w:rFonts w:eastAsia="Arial" w:cs="Arial"/>
+                <w:b/>
+                <w:bCs/>
+                <w:sz w:val="18"/>
+                <w:szCs w:val="18"/>
+              </w:rPr>
+              <w:t>0.2560</w:t>
+            </w:r>
+          </w:p>
+        </w:tc>
+        <w:tc>
+          <w:tcPr>
+            <w:tcW w:w="1240" w:type="dxa"/>
+            <w:tcBorders>
+              <w:top w:val="single" w:sz="2" w:space="0" w:color="CCCCCC"/>
+              <w:start w:val="single" w:sz="2" w:space="0" w:color="CCCCCC"/>
+              <w:bottom w:val="single" w:sz="2" w:space="0" w:color="CCCCCC"/>
+              <w:end w:val="single" w:sz="2" w:space="0" w:color="CCCCCC"/>
+            </w:tcBorders>
+            <w:shd w:fill="D5F5E3" w:val="clear"/>
+            <w:tcMar>
+              <w:top w:w="60" w:type="dxa"/>
+              <w:bottom w:w="60" w:type="dxa"/>
+            </w:tcMar>
+            <w:vAlign w:val="center"/>
+          </w:tcPr>
+          <w:p>
+            <w:pPr>
+              <w:pStyle w:val="Normal"/>
+              <w:spacing w:before="30" w:after="30"/>
+              <w:jc w:val="center"/>
+              <w:rPr/>
+            </w:pPr>
+            <w:r>
+              <w:rPr>
+                <w:rFonts w:eastAsia="Arial" w:cs="Arial"/>
+                <w:b/>
+                <w:bCs/>
+                <w:sz w:val="18"/>
+                <w:szCs w:val="18"/>
+              </w:rPr>
+              <w:t>0.1821</w:t>
+            </w:r>
+          </w:p>
+        </w:tc>
+        <w:tc>
+          <w:tcPr>
+            <w:tcW w:w="1241" w:type="dxa"/>
+            <w:tcBorders>
+              <w:top w:val="single" w:sz="2" w:space="0" w:color="CCCCCC"/>
+              <w:start w:val="single" w:sz="2" w:space="0" w:color="CCCCCC"/>
+              <w:bottom w:val="single" w:sz="2" w:space="0" w:color="CCCCCC"/>
+              <w:end w:val="single" w:sz="2" w:space="0" w:color="CCCCCC"/>
+            </w:tcBorders>
+            <w:shd w:fill="D5F5E3" w:val="clear"/>
+            <w:tcMar>
+              <w:top w:w="60" w:type="dxa"/>
+              <w:bottom w:w="60" w:type="dxa"/>
+            </w:tcMar>
+            <w:vAlign w:val="center"/>
+          </w:tcPr>
+          <w:p>
+            <w:pPr>
+              <w:pStyle w:val="Normal"/>
+              <w:spacing w:before="30" w:after="30"/>
+              <w:jc w:val="center"/>
+              <w:rPr/>
+            </w:pPr>
+            <w:r>
+              <w:rPr>
+                <w:rFonts w:eastAsia="Arial" w:cs="Arial"/>
+                <w:b/>
+                <w:bCs/>
+                <w:sz w:val="18"/>
+                <w:szCs w:val="18"/>
+              </w:rPr>
+              <w:t>0.2162</w:t>
+            </w:r>
+          </w:p>
+        </w:tc>
+      </w:tr>
+      <w:tr>
+        <w:trPr/>
+        <w:tc>
+          <w:tcPr>
+            <w:tcW w:w="3399" w:type="dxa"/>
+            <w:tcBorders>
+              <w:top w:val="single" w:sz="2" w:space="0" w:color="CCCCCC"/>
+              <w:start w:val="single" w:sz="2" w:space="0" w:color="CCCCCC"/>
+              <w:bottom w:val="single" w:sz="2" w:space="0" w:color="CCCCCC"/>
+              <w:end w:val="single" w:sz="2" w:space="0" w:color="CCCCCC"/>
+            </w:tcBorders>
+            <w:shd w:fill="EEF2FF" w:val="clear"/>
+            <w:tcMar>
+              <w:top w:w="60" w:type="dxa"/>
+              <w:bottom w:w="60" w:type="dxa"/>
+            </w:tcMar>
+            <w:vAlign w:val="center"/>
+          </w:tcPr>
+          <w:p>
+            <w:pPr>
+              <w:pStyle w:val="Normal"/>
+              <w:spacing w:before="30" w:after="30"/>
+              <w:jc w:val="center"/>
+              <w:rPr/>
+            </w:pPr>
+            <w:r>
+              <w:rPr>
+                <w:rFonts w:eastAsia="Arial" w:cs="Arial"/>
+                <w:b w:val="false"/>
+                <w:bCs w:val="false"/>
+                <w:sz w:val="18"/>
+                <w:szCs w:val="18"/>
+              </w:rPr>
+              <w:t>Computer Security &amp; Pen. Testing</w:t>
+            </w:r>
+          </w:p>
+        </w:tc>
+        <w:tc>
+          <w:tcPr>
+            <w:tcW w:w="1001" w:type="dxa"/>
+            <w:tcBorders>
+              <w:top w:val="single" w:sz="2" w:space="0" w:color="CCCCCC"/>
+              <w:start w:val="single" w:sz="2" w:space="0" w:color="CCCCCC"/>
+              <w:bottom w:val="single" w:sz="2" w:space="0" w:color="CCCCCC"/>
+              <w:end w:val="single" w:sz="2" w:space="0" w:color="CCCCCC"/>
+            </w:tcBorders>
+            <w:shd w:fill="EEF2FF" w:val="clear"/>
+            <w:tcMar>
+              <w:top w:w="60" w:type="dxa"/>
+              <w:bottom w:w="60" w:type="dxa"/>
+            </w:tcMar>
+            <w:vAlign w:val="center"/>
+          </w:tcPr>
+          <w:p>
+            <w:pPr>
+              <w:pStyle w:val="Normal"/>
+              <w:spacing w:before="30" w:after="30"/>
+              <w:jc w:val="center"/>
+              <w:rPr/>
+            </w:pPr>
+            <w:r>
+              <w:rPr>
+                <w:rFonts w:eastAsia="Arial" w:cs="Arial"/>
+                <w:b w:val="false"/>
+                <w:bCs w:val="false"/>
+                <w:sz w:val="18"/>
+                <w:szCs w:val="18"/>
+              </w:rPr>
+              <w:t>40</w:t>
+            </w:r>
+          </w:p>
+        </w:tc>
+        <w:tc>
+          <w:tcPr>
+            <w:tcW w:w="1240" w:type="dxa"/>
+            <w:tcBorders>
+              <w:top w:val="single" w:sz="2" w:space="0" w:color="CCCCCC"/>
+              <w:start w:val="single" w:sz="2" w:space="0" w:color="CCCCCC"/>
+              <w:bottom w:val="single" w:sz="2" w:space="0" w:color="CCCCCC"/>
+              <w:end w:val="single" w:sz="2" w:space="0" w:color="CCCCCC"/>
+            </w:tcBorders>
+            <w:shd w:fill="EEF2FF" w:val="clear"/>
+            <w:tcMar>
+              <w:top w:w="60" w:type="dxa"/>
+              <w:bottom w:w="60" w:type="dxa"/>
+            </w:tcMar>
+            <w:vAlign w:val="center"/>
+          </w:tcPr>
+          <w:p>
+            <w:pPr>
+              <w:pStyle w:val="Normal"/>
+              <w:spacing w:before="30" w:after="30"/>
+              <w:jc w:val="center"/>
+              <w:rPr/>
+            </w:pPr>
+            <w:r>
+              <w:rPr>
+                <w:rFonts w:eastAsia="Arial" w:cs="Arial"/>
+                <w:b w:val="false"/>
+                <w:bCs w:val="false"/>
+                <w:sz w:val="18"/>
+                <w:szCs w:val="18"/>
+              </w:rPr>
+              <w:t>0.2478</w:t>
+            </w:r>
+          </w:p>
+        </w:tc>
+        <w:tc>
+          <w:tcPr>
+            <w:tcW w:w="1239" w:type="dxa"/>
+            <w:tcBorders>
+              <w:top w:val="single" w:sz="2" w:space="0" w:color="CCCCCC"/>
+              <w:start w:val="single" w:sz="2" w:space="0" w:color="CCCCCC"/>
+              <w:bottom w:val="single" w:sz="2" w:space="0" w:color="CCCCCC"/>
+              <w:end w:val="single" w:sz="2" w:space="0" w:color="CCCCCC"/>
+            </w:tcBorders>
+            <w:shd w:fill="EEF2FF" w:val="clear"/>
+            <w:tcMar>
+              <w:top w:w="60" w:type="dxa"/>
+              <w:bottom w:w="60" w:type="dxa"/>
+            </w:tcMar>
+            <w:vAlign w:val="center"/>
+          </w:tcPr>
+          <w:p>
+            <w:pPr>
+              <w:pStyle w:val="Normal"/>
+              <w:spacing w:before="30" w:after="30"/>
+              <w:jc w:val="center"/>
+              <w:rPr/>
+            </w:pPr>
+            <w:r>
+              <w:rPr>
+                <w:rFonts w:eastAsia="Arial" w:cs="Arial"/>
+                <w:b w:val="false"/>
+                <w:bCs w:val="false"/>
+                <w:sz w:val="18"/>
+                <w:szCs w:val="18"/>
+              </w:rPr>
+              <w:t>0.2631</w:t>
+            </w:r>
+          </w:p>
+        </w:tc>
+        <w:tc>
+          <w:tcPr>
+            <w:tcW w:w="1240" w:type="dxa"/>
+            <w:tcBorders>
+              <w:top w:val="single" w:sz="2" w:space="0" w:color="CCCCCC"/>
+              <w:start w:val="single" w:sz="2" w:space="0" w:color="CCCCCC"/>
+              <w:bottom w:val="single" w:sz="2" w:space="0" w:color="CCCCCC"/>
+              <w:end w:val="single" w:sz="2" w:space="0" w:color="CCCCCC"/>
+            </w:tcBorders>
+            <w:shd w:fill="EEF2FF" w:val="clear"/>
+            <w:tcMar>
+              <w:top w:w="60" w:type="dxa"/>
+              <w:bottom w:w="60" w:type="dxa"/>
+            </w:tcMar>
+            <w:vAlign w:val="center"/>
+          </w:tcPr>
+          <w:p>
+            <w:pPr>
+              <w:pStyle w:val="Normal"/>
+              <w:spacing w:before="30" w:after="30"/>
+              <w:jc w:val="center"/>
+              <w:rPr/>
+            </w:pPr>
+            <w:r>
+              <w:rPr>
+                <w:rFonts w:eastAsia="Arial" w:cs="Arial"/>
+                <w:b w:val="false"/>
+                <w:bCs w:val="false"/>
+                <w:sz w:val="18"/>
+                <w:szCs w:val="18"/>
+              </w:rPr>
+              <w:t>0.2221</w:t>
+            </w:r>
+          </w:p>
+        </w:tc>
+        <w:tc>
+          <w:tcPr>
+            <w:tcW w:w="1241" w:type="dxa"/>
+            <w:tcBorders>
+              <w:top w:val="single" w:sz="2" w:space="0" w:color="CCCCCC"/>
+              <w:start w:val="single" w:sz="2" w:space="0" w:color="CCCCCC"/>
+              <w:bottom w:val="single" w:sz="2" w:space="0" w:color="CCCCCC"/>
+              <w:end w:val="single" w:sz="2" w:space="0" w:color="CCCCCC"/>
+            </w:tcBorders>
+            <w:shd w:fill="EEF2FF" w:val="clear"/>
+            <w:tcMar>
+              <w:top w:w="60" w:type="dxa"/>
+              <w:bottom w:w="60" w:type="dxa"/>
+            </w:tcMar>
+            <w:vAlign w:val="center"/>
+          </w:tcPr>
+          <w:p>
+            <w:pPr>
+              <w:pStyle w:val="Normal"/>
+              <w:spacing w:before="30" w:after="30"/>
+              <w:jc w:val="center"/>
+              <w:rPr/>
+            </w:pPr>
+            <w:r>
+              <w:rPr>
+                <w:rFonts w:eastAsia="Arial" w:cs="Arial"/>
+                <w:b w:val="false"/>
+                <w:bCs w:val="false"/>
+                <w:sz w:val="18"/>
+                <w:szCs w:val="18"/>
+              </w:rPr>
+              <w:t>0.1836</w:t>
+            </w:r>
+          </w:p>
+        </w:tc>
+      </w:tr>
+      <w:tr>
+        <w:trPr/>
+        <w:tc>
+          <w:tcPr>
+            <w:tcW w:w="3399" w:type="dxa"/>
+            <w:tcBorders>
+              <w:top w:val="single" w:sz="2" w:space="0" w:color="CCCCCC"/>
+              <w:start w:val="single" w:sz="2" w:space="0" w:color="CCCCCC"/>
+              <w:bottom w:val="single" w:sz="2" w:space="0" w:color="CCCCCC"/>
+              <w:end w:val="single" w:sz="2" w:space="0" w:color="CCCCCC"/>
+            </w:tcBorders>
+            <w:shd w:fill="D5F5E3" w:val="clear"/>
+            <w:tcMar>
+              <w:top w:w="60" w:type="dxa"/>
+              <w:bottom w:w="60" w:type="dxa"/>
+            </w:tcMar>
+            <w:vAlign w:val="center"/>
+          </w:tcPr>
+          <w:p>
+            <w:pPr>
+              <w:pStyle w:val="Normal"/>
+              <w:spacing w:before="30" w:after="30"/>
+              <w:jc w:val="center"/>
+              <w:rPr/>
+            </w:pPr>
+            <w:r>
+              <w:rPr>
+                <w:rFonts w:eastAsia="Arial" w:cs="Arial"/>
+                <w:b/>
+                <w:bCs/>
+                <w:sz w:val="18"/>
+                <w:szCs w:val="18"/>
+              </w:rPr>
+              <w:t>Expert Systems</w:t>
+            </w:r>
+          </w:p>
+        </w:tc>
+        <w:tc>
+          <w:tcPr>
+            <w:tcW w:w="1001" w:type="dxa"/>
+            <w:tcBorders>
+              <w:top w:val="single" w:sz="2" w:space="0" w:color="CCCCCC"/>
+              <w:start w:val="single" w:sz="2" w:space="0" w:color="CCCCCC"/>
+              <w:bottom w:val="single" w:sz="2" w:space="0" w:color="CCCCCC"/>
+              <w:end w:val="single" w:sz="2" w:space="0" w:color="CCCCCC"/>
+            </w:tcBorders>
+            <w:shd w:fill="D5F5E3" w:val="clear"/>
+            <w:tcMar>
+              <w:top w:w="60" w:type="dxa"/>
+              <w:bottom w:w="60" w:type="dxa"/>
+            </w:tcMar>
+            <w:vAlign w:val="center"/>
+          </w:tcPr>
+          <w:p>
+            <w:pPr>
+              <w:pStyle w:val="Normal"/>
+              <w:spacing w:before="30" w:after="30"/>
+              <w:jc w:val="center"/>
+              <w:rPr/>
+            </w:pPr>
+            <w:r>
+              <w:rPr>
+                <w:rFonts w:eastAsia="Arial" w:cs="Arial"/>
+                <w:b/>
+                <w:bCs/>
+                <w:sz w:val="18"/>
+                <w:szCs w:val="18"/>
+              </w:rPr>
+              <w:t>40</w:t>
+            </w:r>
+          </w:p>
+        </w:tc>
+        <w:tc>
+          <w:tcPr>
+            <w:tcW w:w="1240" w:type="dxa"/>
+            <w:tcBorders>
+              <w:top w:val="single" w:sz="2" w:space="0" w:color="CCCCCC"/>
+              <w:start w:val="single" w:sz="2" w:space="0" w:color="CCCCCC"/>
+              <w:bottom w:val="single" w:sz="2" w:space="0" w:color="CCCCCC"/>
+              <w:end w:val="single" w:sz="2" w:space="0" w:color="CCCCCC"/>
+            </w:tcBorders>
+            <w:shd w:fill="D5F5E3" w:val="clear"/>
+            <w:tcMar>
+              <w:top w:w="60" w:type="dxa"/>
+              <w:bottom w:w="60" w:type="dxa"/>
+            </w:tcMar>
+            <w:vAlign w:val="center"/>
+          </w:tcPr>
+          <w:p>
+            <w:pPr>
+              <w:pStyle w:val="Normal"/>
+              <w:spacing w:before="30" w:after="30"/>
+              <w:jc w:val="center"/>
+              <w:rPr/>
+            </w:pPr>
+            <w:r>
+              <w:rPr>
+                <w:rFonts w:eastAsia="Arial" w:cs="Arial"/>
+                <w:b/>
+                <w:bCs/>
+                <w:sz w:val="18"/>
+                <w:szCs w:val="18"/>
+              </w:rPr>
+              <w:t>0.2469</w:t>
+            </w:r>
+          </w:p>
+        </w:tc>
+        <w:tc>
+          <w:tcPr>
+            <w:tcW w:w="1239" w:type="dxa"/>
+            <w:tcBorders>
+              <w:top w:val="single" w:sz="2" w:space="0" w:color="CCCCCC"/>
+              <w:start w:val="single" w:sz="2" w:space="0" w:color="CCCCCC"/>
+              <w:bottom w:val="single" w:sz="2" w:space="0" w:color="CCCCCC"/>
+              <w:end w:val="single" w:sz="2" w:space="0" w:color="CCCCCC"/>
+            </w:tcBorders>
+            <w:shd w:fill="D5F5E3" w:val="clear"/>
+            <w:tcMar>
+              <w:top w:w="60" w:type="dxa"/>
+              <w:bottom w:w="60" w:type="dxa"/>
+            </w:tcMar>
+            <w:vAlign w:val="center"/>
+          </w:tcPr>
+          <w:p>
+            <w:pPr>
+              <w:pStyle w:val="Normal"/>
+              <w:spacing w:before="30" w:after="30"/>
+              <w:jc w:val="center"/>
+              <w:rPr/>
+            </w:pPr>
+            <w:r>
+              <w:rPr>
+                <w:rFonts w:eastAsia="Arial" w:cs="Arial"/>
+                <w:b/>
+                <w:bCs/>
+                <w:sz w:val="18"/>
+                <w:szCs w:val="18"/>
+              </w:rPr>
+              <w:t>0.2360</w:t>
+            </w:r>
+          </w:p>
+        </w:tc>
+        <w:tc>
+          <w:tcPr>
+            <w:tcW w:w="1240" w:type="dxa"/>
+            <w:tcBorders>
+              <w:top w:val="single" w:sz="2" w:space="0" w:color="CCCCCC"/>
+              <w:start w:val="single" w:sz="2" w:space="0" w:color="CCCCCC"/>
+              <w:bottom w:val="single" w:sz="2" w:space="0" w:color="CCCCCC"/>
+              <w:end w:val="single" w:sz="2" w:space="0" w:color="CCCCCC"/>
+            </w:tcBorders>
+            <w:shd w:fill="D5F5E3" w:val="clear"/>
+            <w:tcMar>
+              <w:top w:w="60" w:type="dxa"/>
+              <w:bottom w:w="60" w:type="dxa"/>
+            </w:tcMar>
+            <w:vAlign w:val="center"/>
+          </w:tcPr>
+          <w:p>
+            <w:pPr>
+              <w:pStyle w:val="Normal"/>
+              <w:spacing w:before="30" w:after="30"/>
+              <w:jc w:val="center"/>
+              <w:rPr/>
+            </w:pPr>
+            <w:r>
+              <w:rPr>
+                <w:rFonts w:eastAsia="Arial" w:cs="Arial"/>
+                <w:b/>
+                <w:bCs/>
+                <w:sz w:val="18"/>
+                <w:szCs w:val="18"/>
+              </w:rPr>
+              <w:t>0.1657</w:t>
+            </w:r>
+          </w:p>
+        </w:tc>
+        <w:tc>
+          <w:tcPr>
+            <w:tcW w:w="1241" w:type="dxa"/>
+            <w:tcBorders>
+              <w:top w:val="single" w:sz="2" w:space="0" w:color="CCCCCC"/>
+              <w:start w:val="single" w:sz="2" w:space="0" w:color="CCCCCC"/>
+              <w:bottom w:val="single" w:sz="2" w:space="0" w:color="CCCCCC"/>
+              <w:end w:val="single" w:sz="2" w:space="0" w:color="CCCCCC"/>
+            </w:tcBorders>
+            <w:shd w:fill="D5F5E3" w:val="clear"/>
+            <w:tcMar>
+              <w:top w:w="60" w:type="dxa"/>
+              <w:bottom w:w="60" w:type="dxa"/>
+            </w:tcMar>
+            <w:vAlign w:val="center"/>
+          </w:tcPr>
+          <w:p>
+            <w:pPr>
+              <w:pStyle w:val="Normal"/>
+              <w:spacing w:before="30" w:after="30"/>
+              <w:jc w:val="center"/>
+              <w:rPr/>
+            </w:pPr>
+            <w:r>
+              <w:rPr>
+                <w:rFonts w:eastAsia="Arial" w:cs="Arial"/>
+                <w:b/>
+                <w:bCs/>
+                <w:sz w:val="18"/>
+                <w:szCs w:val="18"/>
+              </w:rPr>
+              <w:t>0.2008</w:t>
+            </w:r>
+          </w:p>
+        </w:tc>
+      </w:tr>
+      <w:tr>
+        <w:trPr/>
+        <w:tc>
+          <w:tcPr>
+            <w:tcW w:w="3399" w:type="dxa"/>
+            <w:tcBorders>
+              <w:top w:val="single" w:sz="2" w:space="0" w:color="CCCCCC"/>
+              <w:start w:val="single" w:sz="2" w:space="0" w:color="CCCCCC"/>
+              <w:bottom w:val="single" w:sz="2" w:space="0" w:color="CCCCCC"/>
+              <w:end w:val="single" w:sz="2" w:space="0" w:color="CCCCCC"/>
+            </w:tcBorders>
+            <w:shd w:fill="EEF2FF" w:val="clear"/>
+            <w:tcMar>
+              <w:top w:w="60" w:type="dxa"/>
+              <w:bottom w:w="60" w:type="dxa"/>
+            </w:tcMar>
+            <w:vAlign w:val="center"/>
+          </w:tcPr>
+          <w:p>
+            <w:pPr>
+              <w:pStyle w:val="Normal"/>
+              <w:spacing w:before="30" w:after="30"/>
+              <w:jc w:val="center"/>
+              <w:rPr/>
+            </w:pPr>
+            <w:r>
+              <w:rPr>
+                <w:rFonts w:eastAsia="Arial" w:cs="Arial"/>
+                <w:b w:val="false"/>
+                <w:bCs w:val="false"/>
+                <w:sz w:val="18"/>
+                <w:szCs w:val="18"/>
+              </w:rPr>
+              <w:t>Introduction to Compilers</w:t>
+            </w:r>
+          </w:p>
+        </w:tc>
+        <w:tc>
+          <w:tcPr>
+            <w:tcW w:w="1001" w:type="dxa"/>
+            <w:tcBorders>
+              <w:top w:val="single" w:sz="2" w:space="0" w:color="CCCCCC"/>
+              <w:start w:val="single" w:sz="2" w:space="0" w:color="CCCCCC"/>
+              <w:bottom w:val="single" w:sz="2" w:space="0" w:color="CCCCCC"/>
+              <w:end w:val="single" w:sz="2" w:space="0" w:color="CCCCCC"/>
+            </w:tcBorders>
+            <w:shd w:fill="EEF2FF" w:val="clear"/>
+            <w:tcMar>
+              <w:top w:w="60" w:type="dxa"/>
+              <w:bottom w:w="60" w:type="dxa"/>
+            </w:tcMar>
+            <w:vAlign w:val="center"/>
+          </w:tcPr>
+          <w:p>
+            <w:pPr>
+              <w:pStyle w:val="Normal"/>
+              <w:spacing w:before="30" w:after="30"/>
+              <w:jc w:val="center"/>
+              <w:rPr/>
+            </w:pPr>
+            <w:r>
+              <w:rPr>
+                <w:rFonts w:eastAsia="Arial" w:cs="Arial"/>
+                <w:b w:val="false"/>
+                <w:bCs w:val="false"/>
+                <w:sz w:val="18"/>
+                <w:szCs w:val="18"/>
+              </w:rPr>
+              <w:t>40</w:t>
+            </w:r>
+          </w:p>
+        </w:tc>
+        <w:tc>
+          <w:tcPr>
+            <w:tcW w:w="1240" w:type="dxa"/>
+            <w:tcBorders>
+              <w:top w:val="single" w:sz="2" w:space="0" w:color="CCCCCC"/>
+              <w:start w:val="single" w:sz="2" w:space="0" w:color="CCCCCC"/>
+              <w:bottom w:val="single" w:sz="2" w:space="0" w:color="CCCCCC"/>
+              <w:end w:val="single" w:sz="2" w:space="0" w:color="CCCCCC"/>
+            </w:tcBorders>
+            <w:shd w:fill="EEF2FF" w:val="clear"/>
+            <w:tcMar>
+              <w:top w:w="60" w:type="dxa"/>
+              <w:bottom w:w="60" w:type="dxa"/>
+            </w:tcMar>
+            <w:vAlign w:val="center"/>
+          </w:tcPr>
+          <w:p>
+            <w:pPr>
+              <w:pStyle w:val="Normal"/>
+              <w:spacing w:before="30" w:after="30"/>
+              <w:jc w:val="center"/>
+              <w:rPr/>
+            </w:pPr>
+            <w:r>
+              <w:rPr>
+                <w:rFonts w:eastAsia="Arial" w:cs="Arial"/>
+                <w:b w:val="false"/>
+                <w:bCs w:val="false"/>
+                <w:sz w:val="18"/>
+                <w:szCs w:val="18"/>
+              </w:rPr>
+              <w:t>0.1615</w:t>
+            </w:r>
+          </w:p>
+        </w:tc>
+        <w:tc>
+          <w:tcPr>
+            <w:tcW w:w="1239" w:type="dxa"/>
+            <w:tcBorders>
+              <w:top w:val="single" w:sz="2" w:space="0" w:color="CCCCCC"/>
+              <w:start w:val="single" w:sz="2" w:space="0" w:color="CCCCCC"/>
+              <w:bottom w:val="single" w:sz="2" w:space="0" w:color="CCCCCC"/>
+              <w:end w:val="single" w:sz="2" w:space="0" w:color="CCCCCC"/>
+            </w:tcBorders>
+            <w:shd w:fill="EEF2FF" w:val="clear"/>
+            <w:tcMar>
+              <w:top w:w="60" w:type="dxa"/>
+              <w:bottom w:w="60" w:type="dxa"/>
+            </w:tcMar>
+            <w:vAlign w:val="center"/>
+          </w:tcPr>
+          <w:p>
+            <w:pPr>
+              <w:pStyle w:val="Normal"/>
+              <w:spacing w:before="30" w:after="30"/>
+              <w:jc w:val="center"/>
+              <w:rPr/>
+            </w:pPr>
+            <w:r>
+              <w:rPr>
+                <w:rFonts w:eastAsia="Arial" w:cs="Arial"/>
+                <w:b w:val="false"/>
+                <w:bCs w:val="false"/>
+                <w:sz w:val="18"/>
+                <w:szCs w:val="18"/>
+              </w:rPr>
+              <w:t>0.1347</w:t>
+            </w:r>
+          </w:p>
+        </w:tc>
+        <w:tc>
+          <w:tcPr>
+            <w:tcW w:w="1240" w:type="dxa"/>
+            <w:tcBorders>
+              <w:top w:val="single" w:sz="2" w:space="0" w:color="CCCCCC"/>
+              <w:start w:val="single" w:sz="2" w:space="0" w:color="CCCCCC"/>
+              <w:bottom w:val="single" w:sz="2" w:space="0" w:color="CCCCCC"/>
+              <w:end w:val="single" w:sz="2" w:space="0" w:color="CCCCCC"/>
+            </w:tcBorders>
+            <w:shd w:fill="EEF2FF" w:val="clear"/>
+            <w:tcMar>
+              <w:top w:w="60" w:type="dxa"/>
+              <w:bottom w:w="60" w:type="dxa"/>
+            </w:tcMar>
+            <w:vAlign w:val="center"/>
+          </w:tcPr>
+          <w:p>
+            <w:pPr>
+              <w:pStyle w:val="Normal"/>
+              <w:spacing w:before="30" w:after="30"/>
+              <w:jc w:val="center"/>
+              <w:rPr/>
+            </w:pPr>
+            <w:r>
+              <w:rPr>
+                <w:rFonts w:eastAsia="Arial" w:cs="Arial"/>
+                <w:b w:val="false"/>
+                <w:bCs w:val="false"/>
+                <w:sz w:val="18"/>
+                <w:szCs w:val="18"/>
+              </w:rPr>
+              <w:t>0.1278</w:t>
+            </w:r>
+          </w:p>
+        </w:tc>
+        <w:tc>
+          <w:tcPr>
+            <w:tcW w:w="1241" w:type="dxa"/>
+            <w:tcBorders>
+              <w:top w:val="single" w:sz="2" w:space="0" w:color="CCCCCC"/>
+              <w:start w:val="single" w:sz="2" w:space="0" w:color="CCCCCC"/>
+              <w:bottom w:val="single" w:sz="2" w:space="0" w:color="CCCCCC"/>
+              <w:end w:val="single" w:sz="2" w:space="0" w:color="CCCCCC"/>
+            </w:tcBorders>
+            <w:shd w:fill="EEF2FF" w:val="clear"/>
+            <w:tcMar>
+              <w:top w:w="60" w:type="dxa"/>
+              <w:bottom w:w="60" w:type="dxa"/>
+            </w:tcMar>
+            <w:vAlign w:val="center"/>
+          </w:tcPr>
+          <w:p>
+            <w:pPr>
+              <w:pStyle w:val="Normal"/>
+              <w:spacing w:before="30" w:after="30"/>
+              <w:jc w:val="center"/>
+              <w:rPr/>
+            </w:pPr>
+            <w:r>
+              <w:rPr>
+                <w:rFonts w:eastAsia="Arial" w:cs="Arial"/>
+                <w:b w:val="false"/>
+                <w:bCs w:val="false"/>
+                <w:sz w:val="18"/>
+                <w:szCs w:val="18"/>
+              </w:rPr>
+              <w:t>0.1951</w:t>
+            </w:r>
+          </w:p>
+        </w:tc>
+      </w:tr>
+      <w:tr>
+        <w:trPr/>
+        <w:tc>
+          <w:tcPr>
+            <w:tcW w:w="3399" w:type="dxa"/>
+            <w:tcBorders>
+              <w:top w:val="single" w:sz="2" w:space="0" w:color="CCCCCC"/>
+              <w:start w:val="single" w:sz="2" w:space="0" w:color="CCCCCC"/>
+              <w:bottom w:val="single" w:sz="2" w:space="0" w:color="CCCCCC"/>
+              <w:end w:val="single" w:sz="2" w:space="0" w:color="CCCCCC"/>
+            </w:tcBorders>
+            <w:shd w:fill="FFFFFF" w:val="clear"/>
+            <w:tcMar>
+              <w:top w:w="60" w:type="dxa"/>
+              <w:bottom w:w="60" w:type="dxa"/>
+            </w:tcMar>
+            <w:vAlign w:val="center"/>
+          </w:tcPr>
+          <w:p>
+            <w:pPr>
+              <w:pStyle w:val="Normal"/>
+              <w:spacing w:before="30" w:after="30"/>
+              <w:jc w:val="center"/>
+              <w:rPr/>
+            </w:pPr>
+            <w:r>
+              <w:rPr>
+                <w:rFonts w:eastAsia="Arial" w:cs="Arial"/>
+                <w:b w:val="false"/>
+                <w:bCs w:val="false"/>
+                <w:sz w:val="18"/>
+                <w:szCs w:val="18"/>
+              </w:rPr>
+              <w:t>MCS 472 Entrepreneurship</w:t>
+            </w:r>
+          </w:p>
+        </w:tc>
+        <w:tc>
+          <w:tcPr>
+            <w:tcW w:w="1001" w:type="dxa"/>
+            <w:tcBorders>
+              <w:top w:val="single" w:sz="2" w:space="0" w:color="CCCCCC"/>
+              <w:start w:val="single" w:sz="2" w:space="0" w:color="CCCCCC"/>
+              <w:bottom w:val="single" w:sz="2" w:space="0" w:color="CCCCCC"/>
+              <w:end w:val="single" w:sz="2" w:space="0" w:color="CCCCCC"/>
+            </w:tcBorders>
+            <w:shd w:fill="FFFFFF" w:val="clear"/>
+            <w:tcMar>
+              <w:top w:w="60" w:type="dxa"/>
+              <w:bottom w:w="60" w:type="dxa"/>
+            </w:tcMar>
+            <w:vAlign w:val="center"/>
+          </w:tcPr>
+          <w:p>
+            <w:pPr>
+              <w:pStyle w:val="Normal"/>
+              <w:spacing w:before="30" w:after="30"/>
+              <w:jc w:val="center"/>
+              <w:rPr/>
+            </w:pPr>
+            <w:r>
+              <w:rPr>
+                <w:rFonts w:eastAsia="Arial" w:cs="Arial"/>
+                <w:b w:val="false"/>
+                <w:bCs w:val="false"/>
+                <w:sz w:val="18"/>
+                <w:szCs w:val="18"/>
+              </w:rPr>
+              <w:t>40</w:t>
+            </w:r>
+          </w:p>
+        </w:tc>
+        <w:tc>
+          <w:tcPr>
+            <w:tcW w:w="1240" w:type="dxa"/>
+            <w:tcBorders>
+              <w:top w:val="single" w:sz="2" w:space="0" w:color="CCCCCC"/>
+              <w:start w:val="single" w:sz="2" w:space="0" w:color="CCCCCC"/>
+              <w:bottom w:val="single" w:sz="2" w:space="0" w:color="CCCCCC"/>
+              <w:end w:val="single" w:sz="2" w:space="0" w:color="CCCCCC"/>
+            </w:tcBorders>
+            <w:shd w:fill="FFFFFF" w:val="clear"/>
+            <w:tcMar>
+              <w:top w:w="60" w:type="dxa"/>
+              <w:bottom w:w="60" w:type="dxa"/>
+            </w:tcMar>
+            <w:vAlign w:val="center"/>
+          </w:tcPr>
+          <w:p>
+            <w:pPr>
+              <w:pStyle w:val="Normal"/>
+              <w:spacing w:before="30" w:after="30"/>
+              <w:jc w:val="center"/>
+              <w:rPr/>
+            </w:pPr>
+            <w:r>
+              <w:rPr>
+                <w:rFonts w:eastAsia="Arial" w:cs="Arial"/>
+                <w:b w:val="false"/>
+                <w:bCs w:val="false"/>
+                <w:sz w:val="18"/>
+                <w:szCs w:val="18"/>
+              </w:rPr>
+              <w:t>0.2153</w:t>
+            </w:r>
+          </w:p>
+        </w:tc>
+        <w:tc>
+          <w:tcPr>
+            <w:tcW w:w="1239" w:type="dxa"/>
+            <w:tcBorders>
+              <w:top w:val="single" w:sz="2" w:space="0" w:color="CCCCCC"/>
+              <w:start w:val="single" w:sz="2" w:space="0" w:color="CCCCCC"/>
+              <w:bottom w:val="single" w:sz="2" w:space="0" w:color="CCCCCC"/>
+              <w:end w:val="single" w:sz="2" w:space="0" w:color="CCCCCC"/>
+            </w:tcBorders>
+            <w:shd w:fill="FFFFFF" w:val="clear"/>
+            <w:tcMar>
+              <w:top w:w="60" w:type="dxa"/>
+              <w:bottom w:w="60" w:type="dxa"/>
+            </w:tcMar>
+            <w:vAlign w:val="center"/>
+          </w:tcPr>
+          <w:p>
+            <w:pPr>
+              <w:pStyle w:val="Normal"/>
+              <w:spacing w:before="30" w:after="30"/>
+              <w:jc w:val="center"/>
+              <w:rPr/>
+            </w:pPr>
+            <w:r>
+              <w:rPr>
+                <w:rFonts w:eastAsia="Arial" w:cs="Arial"/>
+                <w:b w:val="false"/>
+                <w:bCs w:val="false"/>
+                <w:sz w:val="18"/>
+                <w:szCs w:val="18"/>
+              </w:rPr>
+              <w:t>0.2325</w:t>
+            </w:r>
+          </w:p>
+        </w:tc>
+        <w:tc>
+          <w:tcPr>
+            <w:tcW w:w="1240" w:type="dxa"/>
+            <w:tcBorders>
+              <w:top w:val="single" w:sz="2" w:space="0" w:color="CCCCCC"/>
+              <w:start w:val="single" w:sz="2" w:space="0" w:color="CCCCCC"/>
+              <w:bottom w:val="single" w:sz="2" w:space="0" w:color="CCCCCC"/>
+              <w:end w:val="single" w:sz="2" w:space="0" w:color="CCCCCC"/>
+            </w:tcBorders>
+            <w:shd w:fill="FFFFFF" w:val="clear"/>
+            <w:tcMar>
+              <w:top w:w="60" w:type="dxa"/>
+              <w:bottom w:w="60" w:type="dxa"/>
+            </w:tcMar>
+            <w:vAlign w:val="center"/>
+          </w:tcPr>
+          <w:p>
+            <w:pPr>
+              <w:pStyle w:val="Normal"/>
+              <w:spacing w:before="30" w:after="30"/>
+              <w:jc w:val="center"/>
+              <w:rPr/>
+            </w:pPr>
+            <w:r>
+              <w:rPr>
+                <w:rFonts w:eastAsia="Arial" w:cs="Arial"/>
+                <w:b w:val="false"/>
+                <w:bCs w:val="false"/>
+                <w:sz w:val="18"/>
+                <w:szCs w:val="18"/>
+              </w:rPr>
+              <w:t>0.1690</w:t>
+            </w:r>
+          </w:p>
+        </w:tc>
+        <w:tc>
+          <w:tcPr>
+            <w:tcW w:w="1241" w:type="dxa"/>
+            <w:tcBorders>
+              <w:top w:val="single" w:sz="2" w:space="0" w:color="CCCCCC"/>
+              <w:start w:val="single" w:sz="2" w:space="0" w:color="CCCCCC"/>
+              <w:bottom w:val="single" w:sz="2" w:space="0" w:color="CCCCCC"/>
+              <w:end w:val="single" w:sz="2" w:space="0" w:color="CCCCCC"/>
+            </w:tcBorders>
+            <w:shd w:fill="FFFFFF" w:val="clear"/>
+            <w:tcMar>
+              <w:top w:w="60" w:type="dxa"/>
+              <w:bottom w:w="60" w:type="dxa"/>
+            </w:tcMar>
+            <w:vAlign w:val="center"/>
+          </w:tcPr>
+          <w:p>
+            <w:pPr>
+              <w:pStyle w:val="Normal"/>
+              <w:spacing w:before="30" w:after="30"/>
+              <w:jc w:val="center"/>
+              <w:rPr/>
+            </w:pPr>
+            <w:r>
+              <w:rPr>
+                <w:rFonts w:eastAsia="Arial" w:cs="Arial"/>
+                <w:b w:val="false"/>
+                <w:bCs w:val="false"/>
+                <w:sz w:val="18"/>
+                <w:szCs w:val="18"/>
+              </w:rPr>
+              <w:t>0.2445</w:t>
+            </w:r>
+          </w:p>
+        </w:tc>
+      </w:tr>
+    </w:tbl>
+    <w:p>
+      <w:pPr>
+        <w:pStyle w:val="Normal"/>
+        <w:spacing w:before="40" w:after="80"/>
+        <w:jc w:val="center"/>
+        <w:rPr/>
+      </w:pPr>
+      <w:r>
+        <w:rPr>
+          <w:rFonts w:eastAsia="Arial" w:cs="Arial"/>
+          <w:i/>
+          <w:iCs/>
+          <w:color w:val="666666"/>
+          <w:sz w:val="18"/>
+          <w:szCs w:val="18"/>
+        </w:rPr>
+        <w:t>Table B9. Mean ROUGE-L by course, computed by the supervisor's audit script (Block V4). CRAG is not top-scoring in 3 of 5 courses — reported directly.</w:t>
       </w:r>
     </w:p>
     <w:p>
@@ -11120,7 +12890,7 @@
           <w:sz w:val="18"/>
           <w:szCs w:val="18"/>
         </w:rPr>
-        <w:t>Table B9. Offline mode is 2.93× faster and free.</w:t>
+        <w:t>Table B10. Offline mode is 2.93× faster and free.</w:t>
       </w:r>
     </w:p>
     <w:p>
@@ -11250,7 +13020,7 @@
           <w:sz w:val="21"/>
           <w:szCs w:val="21"/>
         </w:rPr>
-        <w:t>CRAG not top-performing in 3 of 5 courses (Table B8).</w:t>
+        <w:t>CRAG not top-performing in 3 of 5 courses (Table B9).</w:t>
       </w:r>
     </w:p>
     <w:p>
